--- a/docs/EC FAN OS 통합 검증서 20260417(간소화)/3. 기본동작/기본동작 No. 01 - 통신 인터페이스 기반 Software Reset 동작 및 구동 중 강제 리셋 예외복구 통합 검증.docx
+++ b/docs/EC FAN OS 통합 검증서 20260417(간소화)/3. 기본동작/기본동작 No. 01 - 통신 인터페이스 기반 Software Reset 동작 및 구동 중 강제 리셋 예외복구 통합 검증.docx
@@ -17,10 +17,10 @@
         <w:tblLook w:val="04A0" w:firstRow="1" w:lastRow="0" w:firstColumn="1" w:lastColumn="0" w:noHBand="0" w:noVBand="1"/>
       </w:tblPr>
       <w:tblGrid>
-        <w:gridCol w:w="1489"/>
-        <w:gridCol w:w="4394"/>
-        <w:gridCol w:w="1417"/>
-        <w:gridCol w:w="2196"/>
+        <w:gridCol w:w="616"/>
+        <w:gridCol w:w="5230"/>
+        <w:gridCol w:w="1791"/>
+        <w:gridCol w:w="2404"/>
       </w:tblGrid>
       <w:tr>
         <w:trPr>
@@ -715,42 +715,22 @@
                 <w:bCs/>
                 <w:szCs w:val="20"/>
               </w:rPr>
-              <w:t xml:space="preserve">485 통신 </w:t>
-            </w:r>
-            <w:proofErr w:type="gramStart"/>
-            <w:r>
-              <w:rPr>
-                <w:rFonts w:asciiTheme="majorHAnsi" w:eastAsiaTheme="majorHAnsi" w:hAnsiTheme="majorHAnsi" w:hint="eastAsia"/>
-                <w:b/>
-                <w:bCs/>
+              <w:t>485 통신 초기설정</w:t>
+            </w:r>
+            <w:r>
+              <w:rPr>
+                <w:rFonts w:asciiTheme="majorHAnsi" w:eastAsiaTheme="majorHAnsi" w:hAnsiTheme="majorHAnsi" w:hint="eastAsia"/>
                 <w:szCs w:val="20"/>
               </w:rPr>
-              <w:t>초기설정</w:t>
-            </w:r>
-            <w:r>
-              <w:rPr>
-                <w:rFonts w:asciiTheme="majorHAnsi" w:eastAsiaTheme="majorHAnsi" w:hAnsiTheme="majorHAnsi" w:hint="eastAsia"/>
+              <w:t xml:space="preserve"> : (</w:t>
+            </w:r>
+            <w:r>
+              <w:rPr>
+                <w:rFonts w:asciiTheme="majorHAnsi" w:eastAsiaTheme="majorHAnsi" w:hAnsiTheme="majorHAnsi"/>
                 <w:szCs w:val="20"/>
               </w:rPr>
-              <w:t xml:space="preserve"> :</w:t>
-            </w:r>
-            <w:proofErr w:type="gramEnd"/>
-            <w:r>
-              <w:rPr>
-                <w:rFonts w:asciiTheme="majorHAnsi" w:eastAsiaTheme="majorHAnsi" w:hAnsiTheme="majorHAnsi" w:hint="eastAsia"/>
-                <w:szCs w:val="20"/>
-              </w:rPr>
-              <w:t xml:space="preserve"> (</w:t>
-            </w:r>
-            <w:proofErr w:type="spellStart"/>
-            <w:r>
-              <w:rPr>
-                <w:rFonts w:asciiTheme="majorHAnsi" w:eastAsiaTheme="majorHAnsi" w:hAnsiTheme="majorHAnsi"/>
-                <w:szCs w:val="20"/>
-              </w:rPr>
               <w:t>Baudrate</w:t>
             </w:r>
-            <w:proofErr w:type="spellEnd"/>
             <w:r>
               <w:rPr>
                 <w:rFonts w:asciiTheme="majorHAnsi" w:eastAsiaTheme="majorHAnsi" w:hAnsiTheme="majorHAnsi" w:hint="eastAsia"/>
@@ -921,15 +901,7 @@
               </w:numPr>
             </w:pPr>
             <w:r>
-              <w:t xml:space="preserve">Software Reset을 </w:t>
-            </w:r>
-            <w:proofErr w:type="spellStart"/>
-            <w:r>
-              <w:t>트리거하는</w:t>
-            </w:r>
-            <w:proofErr w:type="spellEnd"/>
-            <w:r>
-              <w:t> 0x000</w:t>
+              <w:t>Software Reset을 트리거하는 0x000</w:t>
             </w:r>
             <w:r>
               <w:rPr>
@@ -1018,21 +990,7 @@
               <w:rPr>
                 <w:rFonts w:hint="eastAsia"/>
               </w:rPr>
-              <w:t xml:space="preserve">구동 중, Software Reset 명령은 무시하고, 모터는 계속 </w:t>
-            </w:r>
-            <w:proofErr w:type="spellStart"/>
-            <w:r>
-              <w:rPr>
-                <w:rFonts w:hint="eastAsia"/>
-              </w:rPr>
-              <w:t>동작중인지</w:t>
-            </w:r>
-            <w:proofErr w:type="spellEnd"/>
-            <w:r>
-              <w:rPr>
-                <w:rFonts w:hint="eastAsia"/>
-              </w:rPr>
-              <w:t xml:space="preserve"> 확인한다.</w:t>
+              <w:t>구동 중, Software Reset 명령은 무시하고, 모터는 계속 동작중인지 확인한다.</w:t>
             </w:r>
           </w:p>
           <w:p>
@@ -1042,9 +1000,6 @@
                 <w:ilvl w:val="0"/>
                 <w:numId w:val="0"/>
               </w:numPr>
-              <w:rPr>
-                <w:rFonts w:hint="eastAsia"/>
-              </w:rPr>
             </w:pPr>
           </w:p>
         </w:tc>
@@ -1075,7 +1030,6 @@
               <w:rPr>
                 <w:rFonts w:asciiTheme="majorHAnsi" w:eastAsiaTheme="majorHAnsi" w:hAnsiTheme="majorHAnsi" w:hint="eastAsia"/>
               </w:rPr>
-              <w:lastRenderedPageBreak/>
               <w:t>판정기준</w:t>
             </w:r>
           </w:p>
@@ -1137,7 +1091,14 @@
               <w:rPr>
                 <w:rFonts w:asciiTheme="majorHAnsi" w:eastAsiaTheme="majorHAnsi" w:hAnsiTheme="majorHAnsi"/>
               </w:rPr>
-              <w:t>Reset 명령 수신 후, 펌웨어가 정상적으로 재부팅 시퀀스(Watchdog 또는 Soft Reset)를 수행하여 일시적인 통신 단절 상태로 진입해야 한다.</w:t>
+              <w:t>Reset 명령 수신 후, 펌웨어가 정상적으로 재부팅 시퀀스(Watchdog 또는 Soft Reset)를 수행하</w:t>
+            </w:r>
+            <w:r>
+              <w:rPr>
+                <w:rFonts w:asciiTheme="majorHAnsi" w:eastAsiaTheme="majorHAnsi" w:hAnsiTheme="majorHAnsi"/>
+              </w:rPr>
+              <w:lastRenderedPageBreak/>
+              <w:t>여 일시적인 통신 단절 상태로 진입해야 한다.</w:t>
             </w:r>
           </w:p>
           <w:p>
@@ -1180,7 +1141,7 @@
                 <w:numId w:val="0"/>
               </w:numPr>
               <w:rPr>
-                <w:rFonts w:asciiTheme="majorHAnsi" w:eastAsiaTheme="majorHAnsi" w:hAnsiTheme="majorHAnsi" w:hint="eastAsia"/>
+                <w:rFonts w:asciiTheme="majorHAnsi" w:eastAsiaTheme="majorHAnsi" w:hAnsiTheme="majorHAnsi"/>
               </w:rPr>
             </w:pPr>
           </w:p>
@@ -1253,21 +1214,7 @@
               <w:rPr>
                 <w:rFonts w:asciiTheme="majorHAnsi" w:eastAsiaTheme="majorHAnsi" w:hAnsiTheme="majorHAnsi"/>
               </w:rPr>
-              <w:t xml:space="preserve"> 판정한다. (해당 명령으로 인해 시스템이 </w:t>
-            </w:r>
-            <w:proofErr w:type="spellStart"/>
-            <w:r>
-              <w:rPr>
-                <w:rFonts w:asciiTheme="majorHAnsi" w:eastAsiaTheme="majorHAnsi" w:hAnsiTheme="majorHAnsi"/>
-              </w:rPr>
-              <w:t>리셋될</w:t>
-            </w:r>
-            <w:proofErr w:type="spellEnd"/>
-            <w:r>
-              <w:rPr>
-                <w:rFonts w:asciiTheme="majorHAnsi" w:eastAsiaTheme="majorHAnsi" w:hAnsiTheme="majorHAnsi"/>
-              </w:rPr>
-              <w:t xml:space="preserve"> 경우 Fail 판정)</w:t>
+              <w:t> 판정한다. (해당 명령으로 인해 시스템이 리셋될 경우 Fail 판정)</w:t>
             </w:r>
           </w:p>
           <w:p>
@@ -1278,7 +1225,7 @@
                 <w:numId w:val="0"/>
               </w:numPr>
               <w:rPr>
-                <w:rFonts w:asciiTheme="majorHAnsi" w:eastAsiaTheme="majorHAnsi" w:hAnsiTheme="majorHAnsi" w:hint="eastAsia"/>
+                <w:rFonts w:asciiTheme="majorHAnsi" w:eastAsiaTheme="majorHAnsi" w:hAnsiTheme="majorHAnsi"/>
               </w:rPr>
             </w:pPr>
           </w:p>
@@ -1351,21 +1298,7 @@
               <w:rPr>
                 <w:rFonts w:asciiTheme="majorHAnsi" w:eastAsiaTheme="majorHAnsi" w:hAnsiTheme="majorHAnsi"/>
               </w:rPr>
-              <w:t xml:space="preserve">명령이 무시됨과 동시에 모터의 PWM 출력이 차단되지 않고, 현재 </w:t>
-            </w:r>
-            <w:proofErr w:type="spellStart"/>
-            <w:r>
-              <w:rPr>
-                <w:rFonts w:asciiTheme="majorHAnsi" w:eastAsiaTheme="majorHAnsi" w:hAnsiTheme="majorHAnsi"/>
-              </w:rPr>
-              <w:t>지령된</w:t>
-            </w:r>
-            <w:proofErr w:type="spellEnd"/>
-            <w:r>
-              <w:rPr>
-                <w:rFonts w:asciiTheme="majorHAnsi" w:eastAsiaTheme="majorHAnsi" w:hAnsiTheme="majorHAnsi"/>
-              </w:rPr>
-              <w:t xml:space="preserve"> 속도와 회전 상태를 흔들림 없이 정상 유지해야 </w:t>
+              <w:t>명령이 무시됨과 동시에 모터의 PWM 출력이 차단되지 않고, 현재 지령된 속도와 회전 상태를 흔들림 없이 정상 유지해야 </w:t>
             </w:r>
             <w:r>
               <w:rPr>
@@ -1422,7 +1355,7 @@
                 <w:numId w:val="0"/>
               </w:numPr>
               <w:rPr>
-                <w:rFonts w:asciiTheme="majorHAnsi" w:eastAsiaTheme="majorHAnsi" w:hAnsiTheme="majorHAnsi" w:hint="eastAsia"/>
+                <w:rFonts w:asciiTheme="majorHAnsi" w:eastAsiaTheme="majorHAnsi" w:hAnsiTheme="majorHAnsi"/>
               </w:rPr>
             </w:pPr>
           </w:p>
@@ -1454,6 +1387,7 @@
               <w:rPr>
                 <w:rFonts w:asciiTheme="majorHAnsi" w:eastAsiaTheme="majorHAnsi" w:hAnsiTheme="majorHAnsi" w:hint="eastAsia"/>
               </w:rPr>
+              <w:lastRenderedPageBreak/>
               <w:t>시험결과</w:t>
             </w:r>
           </w:p>
@@ -1477,6 +1411,8166 @@
                 <w:bCs/>
               </w:rPr>
             </w:pPr>
+            <w:r>
+              <w:rPr>
+                <w:rFonts w:asciiTheme="majorHAnsi" w:eastAsiaTheme="majorHAnsi" w:hAnsiTheme="majorHAnsi"/>
+                <w:b/>
+                <w:bCs/>
+              </w:rPr>
+              <w:drawing>
+                <wp:inline distT="0" distB="0" distL="0" distR="0" wp14:anchorId="4B88B88C" wp14:editId="571CAC3F">
+                  <wp:extent cx="5731510" cy="6422390"/>
+                  <wp:effectExtent l="0" t="0" r="2540" b="0"/>
+                  <wp:docPr id="1" name="그림 1"/>
+                  <wp:cNvGraphicFramePr>
+                    <a:graphicFrameLocks xmlns:a="http://schemas.openxmlformats.org/drawingml/2006/main" noChangeAspect="1"/>
+                  </wp:cNvGraphicFramePr>
+                  <a:graphic xmlns:a="http://schemas.openxmlformats.org/drawingml/2006/main">
+                    <a:graphicData uri="http://schemas.openxmlformats.org/drawingml/2006/picture">
+                      <pic:pic xmlns:pic="http://schemas.openxmlformats.org/drawingml/2006/picture">
+                        <pic:nvPicPr>
+                          <pic:cNvPr id="1" name=""/>
+                          <pic:cNvPicPr/>
+                        </pic:nvPicPr>
+                        <pic:blipFill>
+                          <a:blip r:embed="rId8"/>
+                          <a:stretch>
+                            <a:fillRect/>
+                          </a:stretch>
+                        </pic:blipFill>
+                        <pic:spPr>
+                          <a:xfrm>
+                            <a:off x="0" y="0"/>
+                            <a:ext cx="5731510" cy="6422390"/>
+                          </a:xfrm>
+                          <a:prstGeom prst="rect">
+                            <a:avLst/>
+                          </a:prstGeom>
+                        </pic:spPr>
+                      </pic:pic>
+                    </a:graphicData>
+                  </a:graphic>
+                </wp:inline>
+              </w:drawing>
+            </w:r>
+          </w:p>
+          <w:p>
+            <w:pPr>
+              <w:pStyle w:val="1-0"/>
+              <w:rPr>
+                <w:rFonts w:asciiTheme="majorHAnsi" w:eastAsiaTheme="majorHAnsi" w:hAnsiTheme="majorHAnsi"/>
+              </w:rPr>
+            </w:pPr>
+            <w:r>
+              <w:rPr>
+                <w:rFonts w:asciiTheme="majorHAnsi" w:eastAsiaTheme="majorHAnsi" w:hAnsiTheme="majorHAnsi"/>
+              </w:rPr>
+              <w:t>============================================================</w:t>
+            </w:r>
+          </w:p>
+          <w:p>
+            <w:pPr>
+              <w:pStyle w:val="1-0"/>
+              <w:rPr>
+                <w:rFonts w:asciiTheme="majorHAnsi" w:eastAsiaTheme="majorHAnsi" w:hAnsiTheme="majorHAnsi" w:hint="eastAsia"/>
+              </w:rPr>
+            </w:pPr>
+            <w:r>
+              <w:rPr>
+                <w:rFonts w:asciiTheme="majorHAnsi" w:eastAsiaTheme="majorHAnsi" w:hAnsiTheme="majorHAnsi" w:hint="eastAsia"/>
+              </w:rPr>
+              <w:t>테스트 항목  : [3-1] 통신 인터페이스 기반 Software Reset 동작 및 구동 중 강제 리셋 예외/복구 통합 검증</w:t>
+            </w:r>
+          </w:p>
+          <w:p>
+            <w:pPr>
+              <w:pStyle w:val="1-0"/>
+              <w:rPr>
+                <w:rFonts w:asciiTheme="majorHAnsi" w:eastAsiaTheme="majorHAnsi" w:hAnsiTheme="majorHAnsi" w:hint="eastAsia"/>
+              </w:rPr>
+            </w:pPr>
+            <w:r>
+              <w:rPr>
+                <w:rFonts w:asciiTheme="majorHAnsi" w:eastAsiaTheme="majorHAnsi" w:hAnsiTheme="majorHAnsi" w:hint="eastAsia"/>
+              </w:rPr>
+              <w:t>시작 시각    : 2026. 4. 18. 오후 7:58:21</w:t>
+            </w:r>
+          </w:p>
+          <w:p>
+            <w:pPr>
+              <w:pStyle w:val="1-0"/>
+              <w:rPr>
+                <w:rFonts w:asciiTheme="majorHAnsi" w:eastAsiaTheme="majorHAnsi" w:hAnsiTheme="majorHAnsi" w:hint="eastAsia"/>
+              </w:rPr>
+            </w:pPr>
+            <w:r>
+              <w:rPr>
+                <w:rFonts w:asciiTheme="majorHAnsi" w:eastAsiaTheme="majorHAnsi" w:hAnsiTheme="majorHAnsi" w:hint="eastAsia"/>
+              </w:rPr>
+              <w:t>종료 시각    : 2026. 4. 18. 오후 7:58:50</w:t>
+            </w:r>
+          </w:p>
+          <w:p>
+            <w:pPr>
+              <w:pStyle w:val="1-0"/>
+              <w:rPr>
+                <w:rFonts w:asciiTheme="majorHAnsi" w:eastAsiaTheme="majorHAnsi" w:hAnsiTheme="majorHAnsi" w:hint="eastAsia"/>
+              </w:rPr>
+            </w:pPr>
+            <w:r>
+              <w:rPr>
+                <w:rFonts w:asciiTheme="majorHAnsi" w:eastAsiaTheme="majorHAnsi" w:hAnsiTheme="majorHAnsi" w:hint="eastAsia"/>
+              </w:rPr>
+              <w:t>저장 시각    : 2026. 4. 18. 오후 7:59:42</w:t>
+            </w:r>
+          </w:p>
+          <w:p>
+            <w:pPr>
+              <w:pStyle w:val="1-0"/>
+              <w:rPr>
+                <w:rFonts w:asciiTheme="majorHAnsi" w:eastAsiaTheme="majorHAnsi" w:hAnsiTheme="majorHAnsi"/>
+              </w:rPr>
+            </w:pPr>
+            <w:r>
+              <w:rPr>
+                <w:rFonts w:asciiTheme="majorHAnsi" w:eastAsiaTheme="majorHAnsi" w:hAnsiTheme="majorHAnsi"/>
+              </w:rPr>
+              <w:t>============================================================</w:t>
+            </w:r>
+          </w:p>
+          <w:p>
+            <w:pPr>
+              <w:pStyle w:val="1-0"/>
+              <w:rPr>
+                <w:rFonts w:asciiTheme="majorHAnsi" w:eastAsiaTheme="majorHAnsi" w:hAnsiTheme="majorHAnsi"/>
+              </w:rPr>
+            </w:pPr>
+          </w:p>
+          <w:p>
+            <w:pPr>
+              <w:pStyle w:val="1-0"/>
+              <w:rPr>
+                <w:rFonts w:asciiTheme="majorHAnsi" w:eastAsiaTheme="majorHAnsi" w:hAnsiTheme="majorHAnsi" w:hint="eastAsia"/>
+              </w:rPr>
+            </w:pPr>
+            <w:r>
+              <w:rPr>
+                <w:rFonts w:asciiTheme="majorHAnsi" w:eastAsiaTheme="majorHAnsi" w:hAnsiTheme="majorHAnsi" w:hint="eastAsia"/>
+              </w:rPr>
+              <w:lastRenderedPageBreak/>
+              <w:t>[실행 로그]</w:t>
+            </w:r>
+          </w:p>
+          <w:p>
+            <w:pPr>
+              <w:pStyle w:val="1-0"/>
+              <w:rPr>
+                <w:rFonts w:asciiTheme="majorHAnsi" w:eastAsiaTheme="majorHAnsi" w:hAnsiTheme="majorHAnsi"/>
+              </w:rPr>
+            </w:pPr>
+            <w:r>
+              <w:rPr>
+                <w:rFonts w:asciiTheme="majorHAnsi" w:eastAsiaTheme="majorHAnsi" w:hAnsiTheme="majorHAnsi"/>
+              </w:rPr>
+              <w:t>------------------------------------------------------------</w:t>
+            </w:r>
+          </w:p>
+          <w:p>
+            <w:pPr>
+              <w:pStyle w:val="1-0"/>
+              <w:rPr>
+                <w:rFonts w:asciiTheme="majorHAnsi" w:eastAsiaTheme="majorHAnsi" w:hAnsiTheme="majorHAnsi" w:hint="eastAsia"/>
+              </w:rPr>
+            </w:pPr>
+            <w:r>
+              <w:rPr>
+                <w:rFonts w:asciiTheme="majorHAnsi" w:eastAsiaTheme="majorHAnsi" w:hAnsiTheme="majorHAnsi" w:hint="eastAsia"/>
+              </w:rPr>
+              <w:t>[19시 58분 21초] [INFO] 테스트 시작: 통신 인터페이스 기반 Software Reset 동작 및 구동 중 강제 리셋 예외/복구 통합 검증</w:t>
+            </w:r>
+          </w:p>
+          <w:p>
+            <w:pPr>
+              <w:pStyle w:val="1-0"/>
+              <w:rPr>
+                <w:rFonts w:asciiTheme="majorHAnsi" w:eastAsiaTheme="majorHAnsi" w:hAnsiTheme="majorHAnsi" w:hint="eastAsia"/>
+              </w:rPr>
+            </w:pPr>
+            <w:r>
+              <w:rPr>
+                <w:rFonts w:asciiTheme="majorHAnsi" w:eastAsiaTheme="majorHAnsi" w:hAnsiTheme="majorHAnsi" w:hint="eastAsia"/>
+              </w:rPr>
+              <w:t>[19시 58분 21초] [INFO] ▶ Phase 2 시작 — SW Reset 명령 인가 및 부팅 시간 측정</w:t>
+            </w:r>
+          </w:p>
+          <w:p>
+            <w:pPr>
+              <w:pStyle w:val="1-0"/>
+              <w:rPr>
+                <w:rFonts w:asciiTheme="majorHAnsi" w:eastAsiaTheme="majorHAnsi" w:hAnsiTheme="majorHAnsi" w:hint="eastAsia"/>
+              </w:rPr>
+            </w:pPr>
+            <w:r>
+              <w:rPr>
+                <w:rFonts w:asciiTheme="majorHAnsi" w:eastAsiaTheme="majorHAnsi" w:hAnsiTheme="majorHAnsi" w:hint="eastAsia"/>
+              </w:rPr>
+              <w:t>[19시 58분 21초] [INFO] 리셋 전 Motor Status [0xD011] = 0x0000</w:t>
+            </w:r>
+          </w:p>
+          <w:p>
+            <w:pPr>
+              <w:pStyle w:val="1-0"/>
+              <w:rPr>
+                <w:rFonts w:asciiTheme="majorHAnsi" w:eastAsiaTheme="majorHAnsi" w:hAnsiTheme="majorHAnsi" w:hint="eastAsia"/>
+              </w:rPr>
+            </w:pPr>
+            <w:r>
+              <w:rPr>
+                <w:rFonts w:asciiTheme="majorHAnsi" w:eastAsiaTheme="majorHAnsi" w:hAnsiTheme="majorHAnsi" w:hint="eastAsia"/>
+              </w:rPr>
+              <w:t>[19시 58분 21초] [STEP] SW Reset 명령 전송 (0xD000 ← 0x0008)</w:t>
+            </w:r>
+          </w:p>
+          <w:p>
+            <w:pPr>
+              <w:pStyle w:val="1-0"/>
+              <w:rPr>
+                <w:rFonts w:asciiTheme="majorHAnsi" w:eastAsiaTheme="majorHAnsi" w:hAnsiTheme="majorHAnsi" w:hint="eastAsia"/>
+              </w:rPr>
+            </w:pPr>
+            <w:r>
+              <w:rPr>
+                <w:rFonts w:asciiTheme="majorHAnsi" w:eastAsiaTheme="majorHAnsi" w:hAnsiTheme="majorHAnsi" w:hint="eastAsia"/>
+              </w:rPr>
+              <w:t>[19시 58분 21초] [INFO] 응답 수신 — 디바이스 재부팅 시작</w:t>
+            </w:r>
+          </w:p>
+          <w:p>
+            <w:pPr>
+              <w:pStyle w:val="1-0"/>
+              <w:rPr>
+                <w:rFonts w:asciiTheme="majorHAnsi" w:eastAsiaTheme="majorHAnsi" w:hAnsiTheme="majorHAnsi" w:hint="eastAsia"/>
+              </w:rPr>
+            </w:pPr>
+            <w:r>
+              <w:rPr>
+                <w:rFonts w:asciiTheme="majorHAnsi" w:eastAsiaTheme="majorHAnsi" w:hAnsiTheme="majorHAnsi" w:hint="eastAsia"/>
+              </w:rPr>
+              <w:t>[19시 58분 21초] [INFO] 100ms 주기 폴링으로 통신 복구 대기 중...</w:t>
+            </w:r>
+          </w:p>
+          <w:p>
+            <w:pPr>
+              <w:pStyle w:val="1-0"/>
+              <w:rPr>
+                <w:rFonts w:asciiTheme="majorHAnsi" w:eastAsiaTheme="majorHAnsi" w:hAnsiTheme="majorHAnsi"/>
+              </w:rPr>
+            </w:pPr>
+            <w:r>
+              <w:rPr>
+                <w:rFonts w:asciiTheme="majorHAnsi" w:eastAsiaTheme="majorHAnsi" w:hAnsiTheme="majorHAnsi"/>
+              </w:rPr>
+              <w:t>[19</w:t>
+            </w:r>
+            <w:r>
+              <w:rPr>
+                <w:rFonts w:asciiTheme="majorHAnsi" w:eastAsiaTheme="majorHAnsi" w:hAnsiTheme="majorHAnsi" w:hint="eastAsia"/>
+              </w:rPr>
+              <w:t>시</w:t>
+            </w:r>
+            <w:r>
+              <w:rPr>
+                <w:rFonts w:asciiTheme="majorHAnsi" w:eastAsiaTheme="majorHAnsi" w:hAnsiTheme="majorHAnsi"/>
+              </w:rPr>
+              <w:t xml:space="preserve"> 58</w:t>
+            </w:r>
+            <w:r>
+              <w:rPr>
+                <w:rFonts w:asciiTheme="majorHAnsi" w:eastAsiaTheme="majorHAnsi" w:hAnsiTheme="majorHAnsi" w:hint="eastAsia"/>
+              </w:rPr>
+              <w:t>분</w:t>
+            </w:r>
+            <w:r>
+              <w:rPr>
+                <w:rFonts w:asciiTheme="majorHAnsi" w:eastAsiaTheme="majorHAnsi" w:hAnsiTheme="majorHAnsi"/>
+              </w:rPr>
+              <w:t xml:space="preserve"> 22</w:t>
+            </w:r>
+            <w:r>
+              <w:rPr>
+                <w:rFonts w:asciiTheme="majorHAnsi" w:eastAsiaTheme="majorHAnsi" w:hAnsiTheme="majorHAnsi" w:hint="eastAsia"/>
+              </w:rPr>
+              <w:t>초</w:t>
+            </w:r>
+            <w:r>
+              <w:rPr>
+                <w:rFonts w:asciiTheme="majorHAnsi" w:eastAsiaTheme="majorHAnsi" w:hAnsiTheme="majorHAnsi"/>
+              </w:rPr>
+              <w:t xml:space="preserve">] [SUCCESS] </w:t>
+            </w:r>
+            <w:r>
+              <w:rPr>
+                <w:rFonts w:ascii="MS Gothic" w:eastAsia="MS Gothic" w:hAnsi="MS Gothic" w:cs="MS Gothic" w:hint="eastAsia"/>
+              </w:rPr>
+              <w:t>✓</w:t>
+            </w:r>
+            <w:r>
+              <w:rPr>
+                <w:rFonts w:asciiTheme="majorHAnsi" w:eastAsiaTheme="majorHAnsi" w:hAnsiTheme="majorHAnsi"/>
+              </w:rPr>
+              <w:t xml:space="preserve"> </w:t>
+            </w:r>
+            <w:r>
+              <w:rPr>
+                <w:rFonts w:asciiTheme="majorHAnsi" w:eastAsiaTheme="majorHAnsi" w:hAnsiTheme="majorHAnsi" w:hint="eastAsia"/>
+              </w:rPr>
+              <w:t>통신</w:t>
+            </w:r>
+            <w:r>
+              <w:rPr>
+                <w:rFonts w:asciiTheme="majorHAnsi" w:eastAsiaTheme="majorHAnsi" w:hAnsiTheme="majorHAnsi"/>
+              </w:rPr>
+              <w:t xml:space="preserve"> </w:t>
+            </w:r>
+            <w:r>
+              <w:rPr>
+                <w:rFonts w:asciiTheme="majorHAnsi" w:eastAsiaTheme="majorHAnsi" w:hAnsiTheme="majorHAnsi" w:hint="eastAsia"/>
+              </w:rPr>
+              <w:t>복구</w:t>
+            </w:r>
+            <w:r>
+              <w:rPr>
+                <w:rFonts w:asciiTheme="majorHAnsi" w:eastAsiaTheme="majorHAnsi" w:hAnsiTheme="majorHAnsi"/>
+              </w:rPr>
+              <w:t xml:space="preserve"> — [0xD011] = 0x0000  </w:t>
+            </w:r>
+            <w:r>
+              <w:rPr>
+                <w:rFonts w:asciiTheme="majorHAnsi" w:eastAsiaTheme="majorHAnsi" w:hAnsiTheme="majorHAnsi" w:hint="eastAsia"/>
+              </w:rPr>
+              <w:t>경과</w:t>
+            </w:r>
+            <w:r>
+              <w:rPr>
+                <w:rFonts w:asciiTheme="majorHAnsi" w:eastAsiaTheme="majorHAnsi" w:hAnsiTheme="majorHAnsi"/>
+              </w:rPr>
+              <w:t>: 351ms</w:t>
+            </w:r>
+          </w:p>
+          <w:p>
+            <w:pPr>
+              <w:pStyle w:val="1-0"/>
+              <w:rPr>
+                <w:rFonts w:asciiTheme="majorHAnsi" w:eastAsiaTheme="majorHAnsi" w:hAnsiTheme="majorHAnsi"/>
+              </w:rPr>
+            </w:pPr>
+            <w:r>
+              <w:rPr>
+                <w:rFonts w:asciiTheme="majorHAnsi" w:eastAsiaTheme="majorHAnsi" w:hAnsiTheme="majorHAnsi"/>
+              </w:rPr>
+              <w:t>[19</w:t>
+            </w:r>
+            <w:r>
+              <w:rPr>
+                <w:rFonts w:asciiTheme="majorHAnsi" w:eastAsiaTheme="majorHAnsi" w:hAnsiTheme="majorHAnsi" w:hint="eastAsia"/>
+              </w:rPr>
+              <w:t>시</w:t>
+            </w:r>
+            <w:r>
+              <w:rPr>
+                <w:rFonts w:asciiTheme="majorHAnsi" w:eastAsiaTheme="majorHAnsi" w:hAnsiTheme="majorHAnsi"/>
+              </w:rPr>
+              <w:t xml:space="preserve"> 58</w:t>
+            </w:r>
+            <w:r>
+              <w:rPr>
+                <w:rFonts w:asciiTheme="majorHAnsi" w:eastAsiaTheme="majorHAnsi" w:hAnsiTheme="majorHAnsi" w:hint="eastAsia"/>
+              </w:rPr>
+              <w:t>분</w:t>
+            </w:r>
+            <w:r>
+              <w:rPr>
+                <w:rFonts w:asciiTheme="majorHAnsi" w:eastAsiaTheme="majorHAnsi" w:hAnsiTheme="majorHAnsi"/>
+              </w:rPr>
+              <w:t xml:space="preserve"> 22</w:t>
+            </w:r>
+            <w:r>
+              <w:rPr>
+                <w:rFonts w:asciiTheme="majorHAnsi" w:eastAsiaTheme="majorHAnsi" w:hAnsiTheme="majorHAnsi" w:hint="eastAsia"/>
+              </w:rPr>
+              <w:t>초</w:t>
+            </w:r>
+            <w:r>
+              <w:rPr>
+                <w:rFonts w:asciiTheme="majorHAnsi" w:eastAsiaTheme="majorHAnsi" w:hAnsiTheme="majorHAnsi"/>
+              </w:rPr>
+              <w:t xml:space="preserve">] [SUCCESS] </w:t>
+            </w:r>
+            <w:r>
+              <w:rPr>
+                <w:rFonts w:ascii="MS Gothic" w:eastAsia="MS Gothic" w:hAnsi="MS Gothic" w:cs="MS Gothic" w:hint="eastAsia"/>
+              </w:rPr>
+              <w:t>✓</w:t>
+            </w:r>
+            <w:r>
+              <w:rPr>
+                <w:rFonts w:asciiTheme="majorHAnsi" w:eastAsiaTheme="majorHAnsi" w:hAnsiTheme="majorHAnsi"/>
+              </w:rPr>
+              <w:t xml:space="preserve"> </w:t>
+            </w:r>
+            <w:r>
+              <w:rPr>
+                <w:rFonts w:asciiTheme="majorHAnsi" w:eastAsiaTheme="majorHAnsi" w:hAnsiTheme="majorHAnsi" w:hint="eastAsia"/>
+              </w:rPr>
+              <w:t>부팅</w:t>
+            </w:r>
+            <w:r>
+              <w:rPr>
+                <w:rFonts w:asciiTheme="majorHAnsi" w:eastAsiaTheme="majorHAnsi" w:hAnsiTheme="majorHAnsi"/>
+              </w:rPr>
+              <w:t xml:space="preserve"> </w:t>
+            </w:r>
+            <w:r>
+              <w:rPr>
+                <w:rFonts w:asciiTheme="majorHAnsi" w:eastAsiaTheme="majorHAnsi" w:hAnsiTheme="majorHAnsi" w:hint="eastAsia"/>
+              </w:rPr>
+              <w:t>소요</w:t>
+            </w:r>
+            <w:r>
+              <w:rPr>
+                <w:rFonts w:asciiTheme="majorHAnsi" w:eastAsiaTheme="majorHAnsi" w:hAnsiTheme="majorHAnsi"/>
+              </w:rPr>
+              <w:t xml:space="preserve"> </w:t>
+            </w:r>
+            <w:r>
+              <w:rPr>
+                <w:rFonts w:asciiTheme="majorHAnsi" w:eastAsiaTheme="majorHAnsi" w:hAnsiTheme="majorHAnsi" w:hint="eastAsia"/>
+              </w:rPr>
+              <w:t>시간</w:t>
+            </w:r>
+            <w:r>
+              <w:rPr>
+                <w:rFonts w:asciiTheme="majorHAnsi" w:eastAsiaTheme="majorHAnsi" w:hAnsiTheme="majorHAnsi"/>
+              </w:rPr>
+              <w:t xml:space="preserve">: 351ms </w:t>
+            </w:r>
+            <w:r>
+              <w:rPr>
+                <w:rFonts w:asciiTheme="majorHAnsi" w:eastAsiaTheme="majorHAnsi" w:hAnsiTheme="majorHAnsi" w:hint="eastAsia"/>
+              </w:rPr>
+              <w:t>≤</w:t>
+            </w:r>
+            <w:r>
+              <w:rPr>
+                <w:rFonts w:asciiTheme="majorHAnsi" w:eastAsiaTheme="majorHAnsi" w:hAnsiTheme="majorHAnsi"/>
+              </w:rPr>
+              <w:t xml:space="preserve"> 5000ms — PASS</w:t>
+            </w:r>
+          </w:p>
+          <w:p>
+            <w:pPr>
+              <w:pStyle w:val="1-0"/>
+              <w:rPr>
+                <w:rFonts w:asciiTheme="majorHAnsi" w:eastAsiaTheme="majorHAnsi" w:hAnsiTheme="majorHAnsi"/>
+              </w:rPr>
+            </w:pPr>
+            <w:r>
+              <w:rPr>
+                <w:rFonts w:asciiTheme="majorHAnsi" w:eastAsiaTheme="majorHAnsi" w:hAnsiTheme="majorHAnsi"/>
+              </w:rPr>
+              <w:t>[19</w:t>
+            </w:r>
+            <w:r>
+              <w:rPr>
+                <w:rFonts w:asciiTheme="majorHAnsi" w:eastAsiaTheme="majorHAnsi" w:hAnsiTheme="majorHAnsi" w:hint="eastAsia"/>
+              </w:rPr>
+              <w:t>시</w:t>
+            </w:r>
+            <w:r>
+              <w:rPr>
+                <w:rFonts w:asciiTheme="majorHAnsi" w:eastAsiaTheme="majorHAnsi" w:hAnsiTheme="majorHAnsi"/>
+              </w:rPr>
+              <w:t xml:space="preserve"> 58</w:t>
+            </w:r>
+            <w:r>
+              <w:rPr>
+                <w:rFonts w:asciiTheme="majorHAnsi" w:eastAsiaTheme="majorHAnsi" w:hAnsiTheme="majorHAnsi" w:hint="eastAsia"/>
+              </w:rPr>
+              <w:t>분</w:t>
+            </w:r>
+            <w:r>
+              <w:rPr>
+                <w:rFonts w:asciiTheme="majorHAnsi" w:eastAsiaTheme="majorHAnsi" w:hAnsiTheme="majorHAnsi"/>
+              </w:rPr>
+              <w:t xml:space="preserve"> 22</w:t>
+            </w:r>
+            <w:r>
+              <w:rPr>
+                <w:rFonts w:asciiTheme="majorHAnsi" w:eastAsiaTheme="majorHAnsi" w:hAnsiTheme="majorHAnsi" w:hint="eastAsia"/>
+              </w:rPr>
+              <w:t>초</w:t>
+            </w:r>
+            <w:r>
+              <w:rPr>
+                <w:rFonts w:asciiTheme="majorHAnsi" w:eastAsiaTheme="majorHAnsi" w:hAnsiTheme="majorHAnsi"/>
+              </w:rPr>
+              <w:t xml:space="preserve">] [SUCCESS] </w:t>
+            </w:r>
+            <w:r>
+              <w:rPr>
+                <w:rFonts w:ascii="MS Gothic" w:eastAsia="MS Gothic" w:hAnsi="MS Gothic" w:cs="MS Gothic" w:hint="eastAsia"/>
+              </w:rPr>
+              <w:t>✓</w:t>
+            </w:r>
+            <w:r>
+              <w:rPr>
+                <w:rFonts w:asciiTheme="majorHAnsi" w:eastAsiaTheme="majorHAnsi" w:hAnsiTheme="majorHAnsi"/>
+              </w:rPr>
+              <w:t xml:space="preserve"> Phase 2 </w:t>
+            </w:r>
+            <w:r>
+              <w:rPr>
+                <w:rFonts w:asciiTheme="majorHAnsi" w:eastAsiaTheme="majorHAnsi" w:hAnsiTheme="majorHAnsi" w:hint="eastAsia"/>
+              </w:rPr>
+              <w:t>합격</w:t>
+            </w:r>
+          </w:p>
+          <w:p>
+            <w:pPr>
+              <w:pStyle w:val="1-0"/>
+              <w:rPr>
+                <w:rFonts w:asciiTheme="majorHAnsi" w:eastAsiaTheme="majorHAnsi" w:hAnsiTheme="majorHAnsi" w:hint="eastAsia"/>
+              </w:rPr>
+            </w:pPr>
+            <w:r>
+              <w:rPr>
+                <w:rFonts w:asciiTheme="majorHAnsi" w:eastAsiaTheme="majorHAnsi" w:hAnsiTheme="majorHAnsi" w:hint="eastAsia"/>
+              </w:rPr>
+              <w:t>[19시 58분 22초] [INFO] ▶ Phase 3 시작 — 정의되지 않은 비정상 리셋 코드 예외 검증</w:t>
+            </w:r>
+          </w:p>
+          <w:p>
+            <w:pPr>
+              <w:pStyle w:val="1-0"/>
+              <w:rPr>
+                <w:rFonts w:asciiTheme="majorHAnsi" w:eastAsiaTheme="majorHAnsi" w:hAnsiTheme="majorHAnsi" w:hint="eastAsia"/>
+              </w:rPr>
+            </w:pPr>
+            <w:r>
+              <w:rPr>
+                <w:rFonts w:asciiTheme="majorHAnsi" w:eastAsiaTheme="majorHAnsi" w:hAnsiTheme="majorHAnsi" w:hint="eastAsia"/>
+              </w:rPr>
+              <w:t>[19시 58분 22초] [INFO] ※ 0xD000은 비트 필드 레지스터 — SW Reset 비트 = 0x0008</w:t>
+            </w:r>
+          </w:p>
+          <w:p>
+            <w:pPr>
+              <w:pStyle w:val="1-0"/>
+              <w:rPr>
+                <w:rFonts w:asciiTheme="majorHAnsi" w:eastAsiaTheme="majorHAnsi" w:hAnsiTheme="majorHAnsi" w:hint="eastAsia"/>
+              </w:rPr>
+            </w:pPr>
+            <w:r>
+              <w:rPr>
+                <w:rFonts w:asciiTheme="majorHAnsi" w:eastAsiaTheme="majorHAnsi" w:hAnsiTheme="majorHAnsi" w:hint="eastAsia"/>
+              </w:rPr>
+              <w:t>[19시 58분 22초] [INFO] ※ 비트 필드 Write는 정상 응답이 오는 것이 맞음 (Exception 미발생이 정상)</w:t>
+            </w:r>
+          </w:p>
+          <w:p>
+            <w:pPr>
+              <w:pStyle w:val="1-0"/>
+              <w:rPr>
+                <w:rFonts w:asciiTheme="majorHAnsi" w:eastAsiaTheme="majorHAnsi" w:hAnsiTheme="majorHAnsi" w:hint="eastAsia"/>
+              </w:rPr>
+            </w:pPr>
+            <w:r>
+              <w:rPr>
+                <w:rFonts w:asciiTheme="majorHAnsi" w:eastAsiaTheme="majorHAnsi" w:hAnsiTheme="majorHAnsi" w:hint="eastAsia"/>
+              </w:rPr>
+              <w:t>[19시 58분 22초] [INFO] ※ SW Reset 미발생 판별: 5초간 통신 단절 없음으로 확인</w:t>
+            </w:r>
+          </w:p>
+          <w:p>
+            <w:pPr>
+              <w:pStyle w:val="1-0"/>
+              <w:rPr>
+                <w:rFonts w:asciiTheme="majorHAnsi" w:eastAsiaTheme="majorHAnsi" w:hAnsiTheme="majorHAnsi" w:hint="eastAsia"/>
+              </w:rPr>
+            </w:pPr>
+            <w:r>
+              <w:rPr>
+                <w:rFonts w:asciiTheme="majorHAnsi" w:eastAsiaTheme="majorHAnsi" w:hAnsiTheme="majorHAnsi" w:hint="eastAsia"/>
+              </w:rPr>
+              <w:t>[19시 58분 22초] [STEP] [0xD000] ← 0x0001 Write (SW Reset 비트 0x0008 미포함)</w:t>
+            </w:r>
+          </w:p>
+          <w:p>
+            <w:pPr>
+              <w:pStyle w:val="1-0"/>
+              <w:rPr>
+                <w:rFonts w:asciiTheme="majorHAnsi" w:eastAsiaTheme="majorHAnsi" w:hAnsiTheme="majorHAnsi"/>
+              </w:rPr>
+            </w:pPr>
+            <w:r>
+              <w:rPr>
+                <w:rFonts w:asciiTheme="majorHAnsi" w:eastAsiaTheme="majorHAnsi" w:hAnsiTheme="majorHAnsi"/>
+              </w:rPr>
+              <w:t>[19</w:t>
+            </w:r>
+            <w:r>
+              <w:rPr>
+                <w:rFonts w:asciiTheme="majorHAnsi" w:eastAsiaTheme="majorHAnsi" w:hAnsiTheme="majorHAnsi" w:hint="eastAsia"/>
+              </w:rPr>
+              <w:t>시</w:t>
+            </w:r>
+            <w:r>
+              <w:rPr>
+                <w:rFonts w:asciiTheme="majorHAnsi" w:eastAsiaTheme="majorHAnsi" w:hAnsiTheme="majorHAnsi"/>
+              </w:rPr>
+              <w:t xml:space="preserve"> 58</w:t>
+            </w:r>
+            <w:r>
+              <w:rPr>
+                <w:rFonts w:asciiTheme="majorHAnsi" w:eastAsiaTheme="majorHAnsi" w:hAnsiTheme="majorHAnsi" w:hint="eastAsia"/>
+              </w:rPr>
+              <w:t>분</w:t>
+            </w:r>
+            <w:r>
+              <w:rPr>
+                <w:rFonts w:asciiTheme="majorHAnsi" w:eastAsiaTheme="majorHAnsi" w:hAnsiTheme="majorHAnsi"/>
+              </w:rPr>
+              <w:t xml:space="preserve"> 22</w:t>
+            </w:r>
+            <w:r>
+              <w:rPr>
+                <w:rFonts w:asciiTheme="majorHAnsi" w:eastAsiaTheme="majorHAnsi" w:hAnsiTheme="majorHAnsi" w:hint="eastAsia"/>
+              </w:rPr>
+              <w:t>초</w:t>
+            </w:r>
+            <w:r>
+              <w:rPr>
+                <w:rFonts w:asciiTheme="majorHAnsi" w:eastAsiaTheme="majorHAnsi" w:hAnsiTheme="majorHAnsi"/>
+              </w:rPr>
+              <w:t xml:space="preserve">] [SUCCESS] </w:t>
+            </w:r>
+            <w:r>
+              <w:rPr>
+                <w:rFonts w:ascii="MS Gothic" w:eastAsia="MS Gothic" w:hAnsi="MS Gothic" w:cs="MS Gothic" w:hint="eastAsia"/>
+              </w:rPr>
+              <w:t>✓</w:t>
+            </w:r>
+            <w:r>
+              <w:rPr>
+                <w:rFonts w:asciiTheme="majorHAnsi" w:eastAsiaTheme="majorHAnsi" w:hAnsiTheme="majorHAnsi"/>
+              </w:rPr>
+              <w:t xml:space="preserve"> 0x0001: </w:t>
+            </w:r>
+            <w:r>
+              <w:rPr>
+                <w:rFonts w:asciiTheme="majorHAnsi" w:eastAsiaTheme="majorHAnsi" w:hAnsiTheme="majorHAnsi" w:hint="eastAsia"/>
+              </w:rPr>
+              <w:t>정상</w:t>
+            </w:r>
+            <w:r>
+              <w:rPr>
+                <w:rFonts w:asciiTheme="majorHAnsi" w:eastAsiaTheme="majorHAnsi" w:hAnsiTheme="majorHAnsi"/>
+              </w:rPr>
+              <w:t xml:space="preserve"> Write </w:t>
+            </w:r>
+            <w:r>
+              <w:rPr>
+                <w:rFonts w:asciiTheme="majorHAnsi" w:eastAsiaTheme="majorHAnsi" w:hAnsiTheme="majorHAnsi" w:hint="eastAsia"/>
+              </w:rPr>
+              <w:t>응답</w:t>
+            </w:r>
+            <w:r>
+              <w:rPr>
+                <w:rFonts w:asciiTheme="majorHAnsi" w:eastAsiaTheme="majorHAnsi" w:hAnsiTheme="majorHAnsi"/>
+              </w:rPr>
+              <w:t xml:space="preserve"> </w:t>
+            </w:r>
+            <w:r>
+              <w:rPr>
+                <w:rFonts w:asciiTheme="majorHAnsi" w:eastAsiaTheme="majorHAnsi" w:hAnsiTheme="majorHAnsi" w:hint="eastAsia"/>
+              </w:rPr>
+              <w:t>수신</w:t>
+            </w:r>
+            <w:r>
+              <w:rPr>
+                <w:rFonts w:asciiTheme="majorHAnsi" w:eastAsiaTheme="majorHAnsi" w:hAnsiTheme="majorHAnsi"/>
+              </w:rPr>
+              <w:t xml:space="preserve"> — </w:t>
+            </w:r>
+            <w:r>
+              <w:rPr>
+                <w:rFonts w:asciiTheme="majorHAnsi" w:eastAsiaTheme="majorHAnsi" w:hAnsiTheme="majorHAnsi" w:hint="eastAsia"/>
+              </w:rPr>
+              <w:t>비트</w:t>
+            </w:r>
+            <w:r>
+              <w:rPr>
+                <w:rFonts w:asciiTheme="majorHAnsi" w:eastAsiaTheme="majorHAnsi" w:hAnsiTheme="majorHAnsi"/>
+              </w:rPr>
+              <w:t xml:space="preserve"> </w:t>
+            </w:r>
+            <w:r>
+              <w:rPr>
+                <w:rFonts w:asciiTheme="majorHAnsi" w:eastAsiaTheme="majorHAnsi" w:hAnsiTheme="majorHAnsi" w:hint="eastAsia"/>
+              </w:rPr>
+              <w:t>필드</w:t>
+            </w:r>
+            <w:r>
+              <w:rPr>
+                <w:rFonts w:asciiTheme="majorHAnsi" w:eastAsiaTheme="majorHAnsi" w:hAnsiTheme="majorHAnsi"/>
+              </w:rPr>
+              <w:t xml:space="preserve"> </w:t>
+            </w:r>
+            <w:r>
+              <w:rPr>
+                <w:rFonts w:asciiTheme="majorHAnsi" w:eastAsiaTheme="majorHAnsi" w:hAnsiTheme="majorHAnsi" w:hint="eastAsia"/>
+              </w:rPr>
+              <w:t>기록</w:t>
+            </w:r>
+          </w:p>
+          <w:p>
+            <w:pPr>
+              <w:pStyle w:val="1-0"/>
+              <w:rPr>
+                <w:rFonts w:asciiTheme="majorHAnsi" w:eastAsiaTheme="majorHAnsi" w:hAnsiTheme="majorHAnsi" w:hint="eastAsia"/>
+              </w:rPr>
+            </w:pPr>
+            <w:r>
+              <w:rPr>
+                <w:rFonts w:asciiTheme="majorHAnsi" w:eastAsiaTheme="majorHAnsi" w:hAnsiTheme="majorHAnsi" w:hint="eastAsia"/>
+              </w:rPr>
+              <w:t>[19시 58분 22초] [INFO] 5초간 100ms 주기 폴링 (0xD02D 실제 속도) — SW Reset(통신 단절) 발생 여부 감시 (0x0001)</w:t>
+            </w:r>
+          </w:p>
+          <w:p>
+            <w:pPr>
+              <w:pStyle w:val="1-0"/>
+              <w:rPr>
+                <w:rFonts w:asciiTheme="majorHAnsi" w:eastAsiaTheme="majorHAnsi" w:hAnsiTheme="majorHAnsi"/>
+              </w:rPr>
+            </w:pPr>
+            <w:r>
+              <w:rPr>
+                <w:rFonts w:asciiTheme="majorHAnsi" w:eastAsiaTheme="majorHAnsi" w:hAnsiTheme="majorHAnsi"/>
+              </w:rPr>
+              <w:t>[19</w:t>
+            </w:r>
+            <w:r>
+              <w:rPr>
+                <w:rFonts w:asciiTheme="majorHAnsi" w:eastAsiaTheme="majorHAnsi" w:hAnsiTheme="majorHAnsi" w:hint="eastAsia"/>
+              </w:rPr>
+              <w:t>시</w:t>
+            </w:r>
+            <w:r>
+              <w:rPr>
+                <w:rFonts w:asciiTheme="majorHAnsi" w:eastAsiaTheme="majorHAnsi" w:hAnsiTheme="majorHAnsi"/>
+              </w:rPr>
+              <w:t xml:space="preserve"> 58</w:t>
+            </w:r>
+            <w:r>
+              <w:rPr>
+                <w:rFonts w:asciiTheme="majorHAnsi" w:eastAsiaTheme="majorHAnsi" w:hAnsiTheme="majorHAnsi" w:hint="eastAsia"/>
+              </w:rPr>
+              <w:t>분</w:t>
+            </w:r>
+            <w:r>
+              <w:rPr>
+                <w:rFonts w:asciiTheme="majorHAnsi" w:eastAsiaTheme="majorHAnsi" w:hAnsiTheme="majorHAnsi"/>
+              </w:rPr>
+              <w:t xml:space="preserve"> 28</w:t>
+            </w:r>
+            <w:r>
+              <w:rPr>
+                <w:rFonts w:asciiTheme="majorHAnsi" w:eastAsiaTheme="majorHAnsi" w:hAnsiTheme="majorHAnsi" w:hint="eastAsia"/>
+              </w:rPr>
+              <w:t>초</w:t>
+            </w:r>
+            <w:r>
+              <w:rPr>
+                <w:rFonts w:asciiTheme="majorHAnsi" w:eastAsiaTheme="majorHAnsi" w:hAnsiTheme="majorHAnsi"/>
+              </w:rPr>
+              <w:t xml:space="preserve">] [SUCCESS] </w:t>
+            </w:r>
+            <w:r>
+              <w:rPr>
+                <w:rFonts w:ascii="MS Gothic" w:eastAsia="MS Gothic" w:hAnsi="MS Gothic" w:cs="MS Gothic" w:hint="eastAsia"/>
+              </w:rPr>
+              <w:t>✓</w:t>
+            </w:r>
+            <w:r>
+              <w:rPr>
+                <w:rFonts w:asciiTheme="majorHAnsi" w:eastAsiaTheme="majorHAnsi" w:hAnsiTheme="majorHAnsi"/>
+              </w:rPr>
+              <w:t xml:space="preserve"> 0x0001: 5</w:t>
+            </w:r>
+            <w:r>
+              <w:rPr>
+                <w:rFonts w:asciiTheme="majorHAnsi" w:eastAsiaTheme="majorHAnsi" w:hAnsiTheme="majorHAnsi" w:hint="eastAsia"/>
+              </w:rPr>
+              <w:t>초</w:t>
+            </w:r>
+            <w:r>
+              <w:rPr>
+                <w:rFonts w:asciiTheme="majorHAnsi" w:eastAsiaTheme="majorHAnsi" w:hAnsiTheme="majorHAnsi"/>
+              </w:rPr>
+              <w:t xml:space="preserve"> </w:t>
+            </w:r>
+            <w:r>
+              <w:rPr>
+                <w:rFonts w:asciiTheme="majorHAnsi" w:eastAsiaTheme="majorHAnsi" w:hAnsiTheme="majorHAnsi" w:hint="eastAsia"/>
+              </w:rPr>
+              <w:t>정상</w:t>
+            </w:r>
+            <w:r>
+              <w:rPr>
+                <w:rFonts w:asciiTheme="majorHAnsi" w:eastAsiaTheme="majorHAnsi" w:hAnsiTheme="majorHAnsi"/>
+              </w:rPr>
+              <w:t xml:space="preserve"> </w:t>
+            </w:r>
+            <w:r>
+              <w:rPr>
+                <w:rFonts w:asciiTheme="majorHAnsi" w:eastAsiaTheme="majorHAnsi" w:hAnsiTheme="majorHAnsi" w:hint="eastAsia"/>
+              </w:rPr>
+              <w:t>통신</w:t>
+            </w:r>
+            <w:r>
+              <w:rPr>
+                <w:rFonts w:asciiTheme="majorHAnsi" w:eastAsiaTheme="majorHAnsi" w:hAnsiTheme="majorHAnsi"/>
+              </w:rPr>
+              <w:t xml:space="preserve"> </w:t>
+            </w:r>
+            <w:r>
+              <w:rPr>
+                <w:rFonts w:asciiTheme="majorHAnsi" w:eastAsiaTheme="majorHAnsi" w:hAnsiTheme="majorHAnsi" w:hint="eastAsia"/>
+              </w:rPr>
+              <w:t>유지</w:t>
+            </w:r>
+            <w:r>
+              <w:rPr>
+                <w:rFonts w:asciiTheme="majorHAnsi" w:eastAsiaTheme="majorHAnsi" w:hAnsiTheme="majorHAnsi"/>
+              </w:rPr>
+              <w:t xml:space="preserve"> (</w:t>
+            </w:r>
+            <w:r>
+              <w:rPr>
+                <w:rFonts w:asciiTheme="majorHAnsi" w:eastAsiaTheme="majorHAnsi" w:hAnsiTheme="majorHAnsi" w:hint="eastAsia"/>
+              </w:rPr>
+              <w:t>재부팅</w:t>
+            </w:r>
+            <w:r>
+              <w:rPr>
+                <w:rFonts w:asciiTheme="majorHAnsi" w:eastAsiaTheme="majorHAnsi" w:hAnsiTheme="majorHAnsi"/>
+              </w:rPr>
+              <w:t xml:space="preserve"> </w:t>
+            </w:r>
+            <w:r>
+              <w:rPr>
+                <w:rFonts w:asciiTheme="majorHAnsi" w:eastAsiaTheme="majorHAnsi" w:hAnsiTheme="majorHAnsi" w:hint="eastAsia"/>
+              </w:rPr>
+              <w:t>없음</w:t>
+            </w:r>
+            <w:r>
+              <w:rPr>
+                <w:rFonts w:asciiTheme="majorHAnsi" w:eastAsiaTheme="majorHAnsi" w:hAnsiTheme="majorHAnsi"/>
+              </w:rPr>
+              <w:t>) — PASS</w:t>
+            </w:r>
+          </w:p>
+          <w:p>
+            <w:pPr>
+              <w:pStyle w:val="1-0"/>
+              <w:rPr>
+                <w:rFonts w:asciiTheme="majorHAnsi" w:eastAsiaTheme="majorHAnsi" w:hAnsiTheme="majorHAnsi" w:hint="eastAsia"/>
+              </w:rPr>
+            </w:pPr>
+            <w:r>
+              <w:rPr>
+                <w:rFonts w:asciiTheme="majorHAnsi" w:eastAsiaTheme="majorHAnsi" w:hAnsiTheme="majorHAnsi" w:hint="eastAsia"/>
+              </w:rPr>
+              <w:t>[19시 58분 28초] [STEP] [0xD000] ← 0x0002 Write (SW Reset 비트 0x0008 미포함)</w:t>
+            </w:r>
+          </w:p>
+          <w:p>
+            <w:pPr>
+              <w:pStyle w:val="1-0"/>
+              <w:rPr>
+                <w:rFonts w:asciiTheme="majorHAnsi" w:eastAsiaTheme="majorHAnsi" w:hAnsiTheme="majorHAnsi"/>
+              </w:rPr>
+            </w:pPr>
+            <w:r>
+              <w:rPr>
+                <w:rFonts w:asciiTheme="majorHAnsi" w:eastAsiaTheme="majorHAnsi" w:hAnsiTheme="majorHAnsi"/>
+              </w:rPr>
+              <w:t>[19</w:t>
+            </w:r>
+            <w:r>
+              <w:rPr>
+                <w:rFonts w:asciiTheme="majorHAnsi" w:eastAsiaTheme="majorHAnsi" w:hAnsiTheme="majorHAnsi" w:hint="eastAsia"/>
+              </w:rPr>
+              <w:t>시</w:t>
+            </w:r>
+            <w:r>
+              <w:rPr>
+                <w:rFonts w:asciiTheme="majorHAnsi" w:eastAsiaTheme="majorHAnsi" w:hAnsiTheme="majorHAnsi"/>
+              </w:rPr>
+              <w:t xml:space="preserve"> 58</w:t>
+            </w:r>
+            <w:r>
+              <w:rPr>
+                <w:rFonts w:asciiTheme="majorHAnsi" w:eastAsiaTheme="majorHAnsi" w:hAnsiTheme="majorHAnsi" w:hint="eastAsia"/>
+              </w:rPr>
+              <w:t>분</w:t>
+            </w:r>
+            <w:r>
+              <w:rPr>
+                <w:rFonts w:asciiTheme="majorHAnsi" w:eastAsiaTheme="majorHAnsi" w:hAnsiTheme="majorHAnsi"/>
+              </w:rPr>
+              <w:t xml:space="preserve"> 28</w:t>
+            </w:r>
+            <w:r>
+              <w:rPr>
+                <w:rFonts w:asciiTheme="majorHAnsi" w:eastAsiaTheme="majorHAnsi" w:hAnsiTheme="majorHAnsi" w:hint="eastAsia"/>
+              </w:rPr>
+              <w:t>초</w:t>
+            </w:r>
+            <w:r>
+              <w:rPr>
+                <w:rFonts w:asciiTheme="majorHAnsi" w:eastAsiaTheme="majorHAnsi" w:hAnsiTheme="majorHAnsi"/>
+              </w:rPr>
+              <w:t xml:space="preserve">] [SUCCESS] </w:t>
+            </w:r>
+            <w:r>
+              <w:rPr>
+                <w:rFonts w:ascii="MS Gothic" w:eastAsia="MS Gothic" w:hAnsi="MS Gothic" w:cs="MS Gothic" w:hint="eastAsia"/>
+              </w:rPr>
+              <w:t>✓</w:t>
+            </w:r>
+            <w:r>
+              <w:rPr>
+                <w:rFonts w:asciiTheme="majorHAnsi" w:eastAsiaTheme="majorHAnsi" w:hAnsiTheme="majorHAnsi"/>
+              </w:rPr>
+              <w:t xml:space="preserve"> 0x0002: </w:t>
+            </w:r>
+            <w:r>
+              <w:rPr>
+                <w:rFonts w:asciiTheme="majorHAnsi" w:eastAsiaTheme="majorHAnsi" w:hAnsiTheme="majorHAnsi" w:hint="eastAsia"/>
+              </w:rPr>
+              <w:t>정상</w:t>
+            </w:r>
+            <w:r>
+              <w:rPr>
+                <w:rFonts w:asciiTheme="majorHAnsi" w:eastAsiaTheme="majorHAnsi" w:hAnsiTheme="majorHAnsi"/>
+              </w:rPr>
+              <w:t xml:space="preserve"> Write </w:t>
+            </w:r>
+            <w:r>
+              <w:rPr>
+                <w:rFonts w:asciiTheme="majorHAnsi" w:eastAsiaTheme="majorHAnsi" w:hAnsiTheme="majorHAnsi" w:hint="eastAsia"/>
+              </w:rPr>
+              <w:t>응답</w:t>
+            </w:r>
+            <w:r>
+              <w:rPr>
+                <w:rFonts w:asciiTheme="majorHAnsi" w:eastAsiaTheme="majorHAnsi" w:hAnsiTheme="majorHAnsi"/>
+              </w:rPr>
+              <w:t xml:space="preserve"> </w:t>
+            </w:r>
+            <w:r>
+              <w:rPr>
+                <w:rFonts w:asciiTheme="majorHAnsi" w:eastAsiaTheme="majorHAnsi" w:hAnsiTheme="majorHAnsi" w:hint="eastAsia"/>
+              </w:rPr>
+              <w:t>수신</w:t>
+            </w:r>
+            <w:r>
+              <w:rPr>
+                <w:rFonts w:asciiTheme="majorHAnsi" w:eastAsiaTheme="majorHAnsi" w:hAnsiTheme="majorHAnsi"/>
+              </w:rPr>
+              <w:t xml:space="preserve"> — </w:t>
+            </w:r>
+            <w:r>
+              <w:rPr>
+                <w:rFonts w:asciiTheme="majorHAnsi" w:eastAsiaTheme="majorHAnsi" w:hAnsiTheme="majorHAnsi" w:hint="eastAsia"/>
+              </w:rPr>
+              <w:t>비트</w:t>
+            </w:r>
+            <w:r>
+              <w:rPr>
+                <w:rFonts w:asciiTheme="majorHAnsi" w:eastAsiaTheme="majorHAnsi" w:hAnsiTheme="majorHAnsi"/>
+              </w:rPr>
+              <w:t xml:space="preserve"> </w:t>
+            </w:r>
+            <w:r>
+              <w:rPr>
+                <w:rFonts w:asciiTheme="majorHAnsi" w:eastAsiaTheme="majorHAnsi" w:hAnsiTheme="majorHAnsi" w:hint="eastAsia"/>
+              </w:rPr>
+              <w:t>필드</w:t>
+            </w:r>
+            <w:r>
+              <w:rPr>
+                <w:rFonts w:asciiTheme="majorHAnsi" w:eastAsiaTheme="majorHAnsi" w:hAnsiTheme="majorHAnsi"/>
+              </w:rPr>
+              <w:t xml:space="preserve"> </w:t>
+            </w:r>
+            <w:r>
+              <w:rPr>
+                <w:rFonts w:asciiTheme="majorHAnsi" w:eastAsiaTheme="majorHAnsi" w:hAnsiTheme="majorHAnsi" w:hint="eastAsia"/>
+              </w:rPr>
+              <w:t>기록</w:t>
+            </w:r>
+          </w:p>
+          <w:p>
+            <w:pPr>
+              <w:pStyle w:val="1-0"/>
+              <w:rPr>
+                <w:rFonts w:asciiTheme="majorHAnsi" w:eastAsiaTheme="majorHAnsi" w:hAnsiTheme="majorHAnsi" w:hint="eastAsia"/>
+              </w:rPr>
+            </w:pPr>
+            <w:r>
+              <w:rPr>
+                <w:rFonts w:asciiTheme="majorHAnsi" w:eastAsiaTheme="majorHAnsi" w:hAnsiTheme="majorHAnsi" w:hint="eastAsia"/>
+              </w:rPr>
+              <w:t>[19시 58분 28초] [INFO] 5초간 100ms 주기 폴링 (0xD02D 실제 속도) — SW Reset(통신 단절) 발생 여부 감시 (0x0002)</w:t>
+            </w:r>
+          </w:p>
+          <w:p>
+            <w:pPr>
+              <w:pStyle w:val="1-0"/>
+              <w:rPr>
+                <w:rFonts w:asciiTheme="majorHAnsi" w:eastAsiaTheme="majorHAnsi" w:hAnsiTheme="majorHAnsi"/>
+              </w:rPr>
+            </w:pPr>
+            <w:r>
+              <w:rPr>
+                <w:rFonts w:asciiTheme="majorHAnsi" w:eastAsiaTheme="majorHAnsi" w:hAnsiTheme="majorHAnsi"/>
+              </w:rPr>
+              <w:t>[19</w:t>
+            </w:r>
+            <w:r>
+              <w:rPr>
+                <w:rFonts w:asciiTheme="majorHAnsi" w:eastAsiaTheme="majorHAnsi" w:hAnsiTheme="majorHAnsi" w:hint="eastAsia"/>
+              </w:rPr>
+              <w:t>시</w:t>
+            </w:r>
+            <w:r>
+              <w:rPr>
+                <w:rFonts w:asciiTheme="majorHAnsi" w:eastAsiaTheme="majorHAnsi" w:hAnsiTheme="majorHAnsi"/>
+              </w:rPr>
+              <w:t xml:space="preserve"> 58</w:t>
+            </w:r>
+            <w:r>
+              <w:rPr>
+                <w:rFonts w:asciiTheme="majorHAnsi" w:eastAsiaTheme="majorHAnsi" w:hAnsiTheme="majorHAnsi" w:hint="eastAsia"/>
+              </w:rPr>
+              <w:t>분</w:t>
+            </w:r>
+            <w:r>
+              <w:rPr>
+                <w:rFonts w:asciiTheme="majorHAnsi" w:eastAsiaTheme="majorHAnsi" w:hAnsiTheme="majorHAnsi"/>
+              </w:rPr>
+              <w:t xml:space="preserve"> 34</w:t>
+            </w:r>
+            <w:r>
+              <w:rPr>
+                <w:rFonts w:asciiTheme="majorHAnsi" w:eastAsiaTheme="majorHAnsi" w:hAnsiTheme="majorHAnsi" w:hint="eastAsia"/>
+              </w:rPr>
+              <w:t>초</w:t>
+            </w:r>
+            <w:r>
+              <w:rPr>
+                <w:rFonts w:asciiTheme="majorHAnsi" w:eastAsiaTheme="majorHAnsi" w:hAnsiTheme="majorHAnsi"/>
+              </w:rPr>
+              <w:t xml:space="preserve">] [SUCCESS] </w:t>
+            </w:r>
+            <w:r>
+              <w:rPr>
+                <w:rFonts w:ascii="MS Gothic" w:eastAsia="MS Gothic" w:hAnsi="MS Gothic" w:cs="MS Gothic" w:hint="eastAsia"/>
+              </w:rPr>
+              <w:t>✓</w:t>
+            </w:r>
+            <w:r>
+              <w:rPr>
+                <w:rFonts w:asciiTheme="majorHAnsi" w:eastAsiaTheme="majorHAnsi" w:hAnsiTheme="majorHAnsi"/>
+              </w:rPr>
+              <w:t xml:space="preserve"> 0x0002: 5</w:t>
+            </w:r>
+            <w:r>
+              <w:rPr>
+                <w:rFonts w:asciiTheme="majorHAnsi" w:eastAsiaTheme="majorHAnsi" w:hAnsiTheme="majorHAnsi" w:hint="eastAsia"/>
+              </w:rPr>
+              <w:t>초</w:t>
+            </w:r>
+            <w:r>
+              <w:rPr>
+                <w:rFonts w:asciiTheme="majorHAnsi" w:eastAsiaTheme="majorHAnsi" w:hAnsiTheme="majorHAnsi"/>
+              </w:rPr>
+              <w:t xml:space="preserve"> </w:t>
+            </w:r>
+            <w:r>
+              <w:rPr>
+                <w:rFonts w:asciiTheme="majorHAnsi" w:eastAsiaTheme="majorHAnsi" w:hAnsiTheme="majorHAnsi" w:hint="eastAsia"/>
+              </w:rPr>
+              <w:t>정상</w:t>
+            </w:r>
+            <w:r>
+              <w:rPr>
+                <w:rFonts w:asciiTheme="majorHAnsi" w:eastAsiaTheme="majorHAnsi" w:hAnsiTheme="majorHAnsi"/>
+              </w:rPr>
+              <w:t xml:space="preserve"> </w:t>
+            </w:r>
+            <w:r>
+              <w:rPr>
+                <w:rFonts w:asciiTheme="majorHAnsi" w:eastAsiaTheme="majorHAnsi" w:hAnsiTheme="majorHAnsi" w:hint="eastAsia"/>
+              </w:rPr>
+              <w:t>통신</w:t>
+            </w:r>
+            <w:r>
+              <w:rPr>
+                <w:rFonts w:asciiTheme="majorHAnsi" w:eastAsiaTheme="majorHAnsi" w:hAnsiTheme="majorHAnsi"/>
+              </w:rPr>
+              <w:t xml:space="preserve"> </w:t>
+            </w:r>
+            <w:r>
+              <w:rPr>
+                <w:rFonts w:asciiTheme="majorHAnsi" w:eastAsiaTheme="majorHAnsi" w:hAnsiTheme="majorHAnsi" w:hint="eastAsia"/>
+              </w:rPr>
+              <w:t>유지</w:t>
+            </w:r>
+            <w:r>
+              <w:rPr>
+                <w:rFonts w:asciiTheme="majorHAnsi" w:eastAsiaTheme="majorHAnsi" w:hAnsiTheme="majorHAnsi"/>
+              </w:rPr>
+              <w:t xml:space="preserve"> (</w:t>
+            </w:r>
+            <w:r>
+              <w:rPr>
+                <w:rFonts w:asciiTheme="majorHAnsi" w:eastAsiaTheme="majorHAnsi" w:hAnsiTheme="majorHAnsi" w:hint="eastAsia"/>
+              </w:rPr>
+              <w:t>재부팅</w:t>
+            </w:r>
+            <w:r>
+              <w:rPr>
+                <w:rFonts w:asciiTheme="majorHAnsi" w:eastAsiaTheme="majorHAnsi" w:hAnsiTheme="majorHAnsi"/>
+              </w:rPr>
+              <w:t xml:space="preserve"> </w:t>
+            </w:r>
+            <w:r>
+              <w:rPr>
+                <w:rFonts w:asciiTheme="majorHAnsi" w:eastAsiaTheme="majorHAnsi" w:hAnsiTheme="majorHAnsi" w:hint="eastAsia"/>
+              </w:rPr>
+              <w:t>없음</w:t>
+            </w:r>
+            <w:r>
+              <w:rPr>
+                <w:rFonts w:asciiTheme="majorHAnsi" w:eastAsiaTheme="majorHAnsi" w:hAnsiTheme="majorHAnsi"/>
+              </w:rPr>
+              <w:t>) — PASS</w:t>
+            </w:r>
+          </w:p>
+          <w:p>
+            <w:pPr>
+              <w:pStyle w:val="1-0"/>
+              <w:rPr>
+                <w:rFonts w:asciiTheme="majorHAnsi" w:eastAsiaTheme="majorHAnsi" w:hAnsiTheme="majorHAnsi" w:hint="eastAsia"/>
+              </w:rPr>
+            </w:pPr>
+            <w:r>
+              <w:rPr>
+                <w:rFonts w:asciiTheme="majorHAnsi" w:eastAsiaTheme="majorHAnsi" w:hAnsiTheme="majorHAnsi" w:hint="eastAsia"/>
+              </w:rPr>
+              <w:lastRenderedPageBreak/>
+              <w:t>[19시 58분 34초] [STEP] [0xD000] ← 0x0004 Write (SW Reset 비트 0x0008 미포함)</w:t>
+            </w:r>
+          </w:p>
+          <w:p>
+            <w:pPr>
+              <w:pStyle w:val="1-0"/>
+              <w:rPr>
+                <w:rFonts w:asciiTheme="majorHAnsi" w:eastAsiaTheme="majorHAnsi" w:hAnsiTheme="majorHAnsi"/>
+              </w:rPr>
+            </w:pPr>
+            <w:r>
+              <w:rPr>
+                <w:rFonts w:asciiTheme="majorHAnsi" w:eastAsiaTheme="majorHAnsi" w:hAnsiTheme="majorHAnsi"/>
+              </w:rPr>
+              <w:t>[19</w:t>
+            </w:r>
+            <w:r>
+              <w:rPr>
+                <w:rFonts w:asciiTheme="majorHAnsi" w:eastAsiaTheme="majorHAnsi" w:hAnsiTheme="majorHAnsi" w:hint="eastAsia"/>
+              </w:rPr>
+              <w:t>시</w:t>
+            </w:r>
+            <w:r>
+              <w:rPr>
+                <w:rFonts w:asciiTheme="majorHAnsi" w:eastAsiaTheme="majorHAnsi" w:hAnsiTheme="majorHAnsi"/>
+              </w:rPr>
+              <w:t xml:space="preserve"> 58</w:t>
+            </w:r>
+            <w:r>
+              <w:rPr>
+                <w:rFonts w:asciiTheme="majorHAnsi" w:eastAsiaTheme="majorHAnsi" w:hAnsiTheme="majorHAnsi" w:hint="eastAsia"/>
+              </w:rPr>
+              <w:t>분</w:t>
+            </w:r>
+            <w:r>
+              <w:rPr>
+                <w:rFonts w:asciiTheme="majorHAnsi" w:eastAsiaTheme="majorHAnsi" w:hAnsiTheme="majorHAnsi"/>
+              </w:rPr>
+              <w:t xml:space="preserve"> 34</w:t>
+            </w:r>
+            <w:r>
+              <w:rPr>
+                <w:rFonts w:asciiTheme="majorHAnsi" w:eastAsiaTheme="majorHAnsi" w:hAnsiTheme="majorHAnsi" w:hint="eastAsia"/>
+              </w:rPr>
+              <w:t>초</w:t>
+            </w:r>
+            <w:r>
+              <w:rPr>
+                <w:rFonts w:asciiTheme="majorHAnsi" w:eastAsiaTheme="majorHAnsi" w:hAnsiTheme="majorHAnsi"/>
+              </w:rPr>
+              <w:t xml:space="preserve">] [SUCCESS] </w:t>
+            </w:r>
+            <w:r>
+              <w:rPr>
+                <w:rFonts w:ascii="MS Gothic" w:eastAsia="MS Gothic" w:hAnsi="MS Gothic" w:cs="MS Gothic" w:hint="eastAsia"/>
+              </w:rPr>
+              <w:t>✓</w:t>
+            </w:r>
+            <w:r>
+              <w:rPr>
+                <w:rFonts w:asciiTheme="majorHAnsi" w:eastAsiaTheme="majorHAnsi" w:hAnsiTheme="majorHAnsi"/>
+              </w:rPr>
+              <w:t xml:space="preserve"> 0x0004: </w:t>
+            </w:r>
+            <w:r>
+              <w:rPr>
+                <w:rFonts w:asciiTheme="majorHAnsi" w:eastAsiaTheme="majorHAnsi" w:hAnsiTheme="majorHAnsi" w:hint="eastAsia"/>
+              </w:rPr>
+              <w:t>정상</w:t>
+            </w:r>
+            <w:r>
+              <w:rPr>
+                <w:rFonts w:asciiTheme="majorHAnsi" w:eastAsiaTheme="majorHAnsi" w:hAnsiTheme="majorHAnsi"/>
+              </w:rPr>
+              <w:t xml:space="preserve"> Write </w:t>
+            </w:r>
+            <w:r>
+              <w:rPr>
+                <w:rFonts w:asciiTheme="majorHAnsi" w:eastAsiaTheme="majorHAnsi" w:hAnsiTheme="majorHAnsi" w:hint="eastAsia"/>
+              </w:rPr>
+              <w:t>응답</w:t>
+            </w:r>
+            <w:r>
+              <w:rPr>
+                <w:rFonts w:asciiTheme="majorHAnsi" w:eastAsiaTheme="majorHAnsi" w:hAnsiTheme="majorHAnsi"/>
+              </w:rPr>
+              <w:t xml:space="preserve"> </w:t>
+            </w:r>
+            <w:r>
+              <w:rPr>
+                <w:rFonts w:asciiTheme="majorHAnsi" w:eastAsiaTheme="majorHAnsi" w:hAnsiTheme="majorHAnsi" w:hint="eastAsia"/>
+              </w:rPr>
+              <w:t>수신</w:t>
+            </w:r>
+            <w:r>
+              <w:rPr>
+                <w:rFonts w:asciiTheme="majorHAnsi" w:eastAsiaTheme="majorHAnsi" w:hAnsiTheme="majorHAnsi"/>
+              </w:rPr>
+              <w:t xml:space="preserve"> — </w:t>
+            </w:r>
+            <w:r>
+              <w:rPr>
+                <w:rFonts w:asciiTheme="majorHAnsi" w:eastAsiaTheme="majorHAnsi" w:hAnsiTheme="majorHAnsi" w:hint="eastAsia"/>
+              </w:rPr>
+              <w:t>비트</w:t>
+            </w:r>
+            <w:r>
+              <w:rPr>
+                <w:rFonts w:asciiTheme="majorHAnsi" w:eastAsiaTheme="majorHAnsi" w:hAnsiTheme="majorHAnsi"/>
+              </w:rPr>
+              <w:t xml:space="preserve"> </w:t>
+            </w:r>
+            <w:r>
+              <w:rPr>
+                <w:rFonts w:asciiTheme="majorHAnsi" w:eastAsiaTheme="majorHAnsi" w:hAnsiTheme="majorHAnsi" w:hint="eastAsia"/>
+              </w:rPr>
+              <w:t>필드</w:t>
+            </w:r>
+            <w:r>
+              <w:rPr>
+                <w:rFonts w:asciiTheme="majorHAnsi" w:eastAsiaTheme="majorHAnsi" w:hAnsiTheme="majorHAnsi"/>
+              </w:rPr>
+              <w:t xml:space="preserve"> </w:t>
+            </w:r>
+            <w:r>
+              <w:rPr>
+                <w:rFonts w:asciiTheme="majorHAnsi" w:eastAsiaTheme="majorHAnsi" w:hAnsiTheme="majorHAnsi" w:hint="eastAsia"/>
+              </w:rPr>
+              <w:t>기록</w:t>
+            </w:r>
+          </w:p>
+          <w:p>
+            <w:pPr>
+              <w:pStyle w:val="1-0"/>
+              <w:rPr>
+                <w:rFonts w:asciiTheme="majorHAnsi" w:eastAsiaTheme="majorHAnsi" w:hAnsiTheme="majorHAnsi" w:hint="eastAsia"/>
+              </w:rPr>
+            </w:pPr>
+            <w:r>
+              <w:rPr>
+                <w:rFonts w:asciiTheme="majorHAnsi" w:eastAsiaTheme="majorHAnsi" w:hAnsiTheme="majorHAnsi" w:hint="eastAsia"/>
+              </w:rPr>
+              <w:t>[19시 58분 34초] [INFO] 5초간 100ms 주기 폴링 (0xD02D 실제 속도) — SW Reset(통신 단절) 발생 여부 감시 (0x0004)</w:t>
+            </w:r>
+          </w:p>
+          <w:p>
+            <w:pPr>
+              <w:pStyle w:val="1-0"/>
+              <w:rPr>
+                <w:rFonts w:asciiTheme="majorHAnsi" w:eastAsiaTheme="majorHAnsi" w:hAnsiTheme="majorHAnsi"/>
+              </w:rPr>
+            </w:pPr>
+            <w:r>
+              <w:rPr>
+                <w:rFonts w:asciiTheme="majorHAnsi" w:eastAsiaTheme="majorHAnsi" w:hAnsiTheme="majorHAnsi"/>
+              </w:rPr>
+              <w:t>[19</w:t>
+            </w:r>
+            <w:r>
+              <w:rPr>
+                <w:rFonts w:asciiTheme="majorHAnsi" w:eastAsiaTheme="majorHAnsi" w:hAnsiTheme="majorHAnsi" w:hint="eastAsia"/>
+              </w:rPr>
+              <w:t>시</w:t>
+            </w:r>
+            <w:r>
+              <w:rPr>
+                <w:rFonts w:asciiTheme="majorHAnsi" w:eastAsiaTheme="majorHAnsi" w:hAnsiTheme="majorHAnsi"/>
+              </w:rPr>
+              <w:t xml:space="preserve"> 58</w:t>
+            </w:r>
+            <w:r>
+              <w:rPr>
+                <w:rFonts w:asciiTheme="majorHAnsi" w:eastAsiaTheme="majorHAnsi" w:hAnsiTheme="majorHAnsi" w:hint="eastAsia"/>
+              </w:rPr>
+              <w:t>분</w:t>
+            </w:r>
+            <w:r>
+              <w:rPr>
+                <w:rFonts w:asciiTheme="majorHAnsi" w:eastAsiaTheme="majorHAnsi" w:hAnsiTheme="majorHAnsi"/>
+              </w:rPr>
+              <w:t xml:space="preserve"> 41</w:t>
+            </w:r>
+            <w:r>
+              <w:rPr>
+                <w:rFonts w:asciiTheme="majorHAnsi" w:eastAsiaTheme="majorHAnsi" w:hAnsiTheme="majorHAnsi" w:hint="eastAsia"/>
+              </w:rPr>
+              <w:t>초</w:t>
+            </w:r>
+            <w:r>
+              <w:rPr>
+                <w:rFonts w:asciiTheme="majorHAnsi" w:eastAsiaTheme="majorHAnsi" w:hAnsiTheme="majorHAnsi"/>
+              </w:rPr>
+              <w:t xml:space="preserve">] [SUCCESS] </w:t>
+            </w:r>
+            <w:r>
+              <w:rPr>
+                <w:rFonts w:ascii="MS Gothic" w:eastAsia="MS Gothic" w:hAnsi="MS Gothic" w:cs="MS Gothic" w:hint="eastAsia"/>
+              </w:rPr>
+              <w:t>✓</w:t>
+            </w:r>
+            <w:r>
+              <w:rPr>
+                <w:rFonts w:asciiTheme="majorHAnsi" w:eastAsiaTheme="majorHAnsi" w:hAnsiTheme="majorHAnsi"/>
+              </w:rPr>
+              <w:t xml:space="preserve"> 0x0004: 5</w:t>
+            </w:r>
+            <w:r>
+              <w:rPr>
+                <w:rFonts w:asciiTheme="majorHAnsi" w:eastAsiaTheme="majorHAnsi" w:hAnsiTheme="majorHAnsi" w:hint="eastAsia"/>
+              </w:rPr>
+              <w:t>초</w:t>
+            </w:r>
+            <w:r>
+              <w:rPr>
+                <w:rFonts w:asciiTheme="majorHAnsi" w:eastAsiaTheme="majorHAnsi" w:hAnsiTheme="majorHAnsi"/>
+              </w:rPr>
+              <w:t xml:space="preserve"> </w:t>
+            </w:r>
+            <w:r>
+              <w:rPr>
+                <w:rFonts w:asciiTheme="majorHAnsi" w:eastAsiaTheme="majorHAnsi" w:hAnsiTheme="majorHAnsi" w:hint="eastAsia"/>
+              </w:rPr>
+              <w:t>정상</w:t>
+            </w:r>
+            <w:r>
+              <w:rPr>
+                <w:rFonts w:asciiTheme="majorHAnsi" w:eastAsiaTheme="majorHAnsi" w:hAnsiTheme="majorHAnsi"/>
+              </w:rPr>
+              <w:t xml:space="preserve"> </w:t>
+            </w:r>
+            <w:r>
+              <w:rPr>
+                <w:rFonts w:asciiTheme="majorHAnsi" w:eastAsiaTheme="majorHAnsi" w:hAnsiTheme="majorHAnsi" w:hint="eastAsia"/>
+              </w:rPr>
+              <w:t>통신</w:t>
+            </w:r>
+            <w:r>
+              <w:rPr>
+                <w:rFonts w:asciiTheme="majorHAnsi" w:eastAsiaTheme="majorHAnsi" w:hAnsiTheme="majorHAnsi"/>
+              </w:rPr>
+              <w:t xml:space="preserve"> </w:t>
+            </w:r>
+            <w:r>
+              <w:rPr>
+                <w:rFonts w:asciiTheme="majorHAnsi" w:eastAsiaTheme="majorHAnsi" w:hAnsiTheme="majorHAnsi" w:hint="eastAsia"/>
+              </w:rPr>
+              <w:t>유지</w:t>
+            </w:r>
+            <w:r>
+              <w:rPr>
+                <w:rFonts w:asciiTheme="majorHAnsi" w:eastAsiaTheme="majorHAnsi" w:hAnsiTheme="majorHAnsi"/>
+              </w:rPr>
+              <w:t xml:space="preserve"> (</w:t>
+            </w:r>
+            <w:r>
+              <w:rPr>
+                <w:rFonts w:asciiTheme="majorHAnsi" w:eastAsiaTheme="majorHAnsi" w:hAnsiTheme="majorHAnsi" w:hint="eastAsia"/>
+              </w:rPr>
+              <w:t>재부팅</w:t>
+            </w:r>
+            <w:r>
+              <w:rPr>
+                <w:rFonts w:asciiTheme="majorHAnsi" w:eastAsiaTheme="majorHAnsi" w:hAnsiTheme="majorHAnsi"/>
+              </w:rPr>
+              <w:t xml:space="preserve"> </w:t>
+            </w:r>
+            <w:r>
+              <w:rPr>
+                <w:rFonts w:asciiTheme="majorHAnsi" w:eastAsiaTheme="majorHAnsi" w:hAnsiTheme="majorHAnsi" w:hint="eastAsia"/>
+              </w:rPr>
+              <w:t>없음</w:t>
+            </w:r>
+            <w:r>
+              <w:rPr>
+                <w:rFonts w:asciiTheme="majorHAnsi" w:eastAsiaTheme="majorHAnsi" w:hAnsiTheme="majorHAnsi"/>
+              </w:rPr>
+              <w:t>) — PASS</w:t>
+            </w:r>
+          </w:p>
+          <w:p>
+            <w:pPr>
+              <w:pStyle w:val="1-0"/>
+              <w:rPr>
+                <w:rFonts w:asciiTheme="majorHAnsi" w:eastAsiaTheme="majorHAnsi" w:hAnsiTheme="majorHAnsi"/>
+              </w:rPr>
+            </w:pPr>
+            <w:r>
+              <w:rPr>
+                <w:rFonts w:asciiTheme="majorHAnsi" w:eastAsiaTheme="majorHAnsi" w:hAnsiTheme="majorHAnsi"/>
+              </w:rPr>
+              <w:t>[19</w:t>
+            </w:r>
+            <w:r>
+              <w:rPr>
+                <w:rFonts w:asciiTheme="majorHAnsi" w:eastAsiaTheme="majorHAnsi" w:hAnsiTheme="majorHAnsi" w:hint="eastAsia"/>
+              </w:rPr>
+              <w:t>시</w:t>
+            </w:r>
+            <w:r>
+              <w:rPr>
+                <w:rFonts w:asciiTheme="majorHAnsi" w:eastAsiaTheme="majorHAnsi" w:hAnsiTheme="majorHAnsi"/>
+              </w:rPr>
+              <w:t xml:space="preserve"> 58</w:t>
+            </w:r>
+            <w:r>
+              <w:rPr>
+                <w:rFonts w:asciiTheme="majorHAnsi" w:eastAsiaTheme="majorHAnsi" w:hAnsiTheme="majorHAnsi" w:hint="eastAsia"/>
+              </w:rPr>
+              <w:t>분</w:t>
+            </w:r>
+            <w:r>
+              <w:rPr>
+                <w:rFonts w:asciiTheme="majorHAnsi" w:eastAsiaTheme="majorHAnsi" w:hAnsiTheme="majorHAnsi"/>
+              </w:rPr>
+              <w:t xml:space="preserve"> 41</w:t>
+            </w:r>
+            <w:r>
+              <w:rPr>
+                <w:rFonts w:asciiTheme="majorHAnsi" w:eastAsiaTheme="majorHAnsi" w:hAnsiTheme="majorHAnsi" w:hint="eastAsia"/>
+              </w:rPr>
+              <w:t>초</w:t>
+            </w:r>
+            <w:r>
+              <w:rPr>
+                <w:rFonts w:asciiTheme="majorHAnsi" w:eastAsiaTheme="majorHAnsi" w:hAnsiTheme="majorHAnsi"/>
+              </w:rPr>
+              <w:t xml:space="preserve">] [SUCCESS] </w:t>
+            </w:r>
+            <w:r>
+              <w:rPr>
+                <w:rFonts w:ascii="MS Gothic" w:eastAsia="MS Gothic" w:hAnsi="MS Gothic" w:cs="MS Gothic" w:hint="eastAsia"/>
+              </w:rPr>
+              <w:t>✓</w:t>
+            </w:r>
+            <w:r>
+              <w:rPr>
+                <w:rFonts w:asciiTheme="majorHAnsi" w:eastAsiaTheme="majorHAnsi" w:hAnsiTheme="majorHAnsi"/>
+              </w:rPr>
+              <w:t xml:space="preserve"> Phase 3 </w:t>
+            </w:r>
+            <w:r>
+              <w:rPr>
+                <w:rFonts w:asciiTheme="majorHAnsi" w:eastAsiaTheme="majorHAnsi" w:hAnsiTheme="majorHAnsi" w:hint="eastAsia"/>
+              </w:rPr>
+              <w:t>합격</w:t>
+            </w:r>
+          </w:p>
+          <w:p>
+            <w:pPr>
+              <w:pStyle w:val="1-0"/>
+              <w:rPr>
+                <w:rFonts w:asciiTheme="majorHAnsi" w:eastAsiaTheme="majorHAnsi" w:hAnsiTheme="majorHAnsi" w:hint="eastAsia"/>
+              </w:rPr>
+            </w:pPr>
+            <w:r>
+              <w:rPr>
+                <w:rFonts w:asciiTheme="majorHAnsi" w:eastAsiaTheme="majorHAnsi" w:hAnsiTheme="majorHAnsi" w:hint="eastAsia"/>
+              </w:rPr>
+              <w:t>[19시 58분 41초] [INFO] ▶ Phase 4 시작 — 모터 구동 중 SW Reset Safety Interlock 검증</w:t>
+            </w:r>
+          </w:p>
+          <w:p>
+            <w:pPr>
+              <w:pStyle w:val="1-0"/>
+              <w:rPr>
+                <w:rFonts w:asciiTheme="majorHAnsi" w:eastAsiaTheme="majorHAnsi" w:hAnsiTheme="majorHAnsi" w:hint="eastAsia"/>
+              </w:rPr>
+            </w:pPr>
+            <w:r>
+              <w:rPr>
+                <w:rFonts w:asciiTheme="majorHAnsi" w:eastAsiaTheme="majorHAnsi" w:hAnsiTheme="majorHAnsi" w:hint="eastAsia"/>
+              </w:rPr>
+              <w:t>[19시 58분 41초] [INFO] 판정: 리셋 무시 + 모터 구동 지속 → PASS / 재부팅 발생 → 즉시 FAIL</w:t>
+            </w:r>
+          </w:p>
+          <w:p>
+            <w:pPr>
+              <w:pStyle w:val="1-0"/>
+              <w:rPr>
+                <w:rFonts w:asciiTheme="majorHAnsi" w:eastAsiaTheme="majorHAnsi" w:hAnsiTheme="majorHAnsi" w:hint="eastAsia"/>
+              </w:rPr>
+            </w:pPr>
+            <w:r>
+              <w:rPr>
+                <w:rFonts w:asciiTheme="majorHAnsi" w:eastAsiaTheme="majorHAnsi" w:hAnsiTheme="majorHAnsi" w:hint="eastAsia"/>
+              </w:rPr>
+              <w:t>[19시 58분 41초] [STEP] Run 명령 전송 (Setpoint = 8000, Run = 1)</w:t>
+            </w:r>
+          </w:p>
+          <w:p>
+            <w:pPr>
+              <w:pStyle w:val="1-0"/>
+              <w:rPr>
+                <w:rFonts w:asciiTheme="majorHAnsi" w:eastAsiaTheme="majorHAnsi" w:hAnsiTheme="majorHAnsi" w:hint="eastAsia"/>
+              </w:rPr>
+            </w:pPr>
+            <w:r>
+              <w:rPr>
+                <w:rFonts w:asciiTheme="majorHAnsi" w:eastAsiaTheme="majorHAnsi" w:hAnsiTheme="majorHAnsi" w:hint="eastAsia"/>
+              </w:rPr>
+              <w:t>[19시 58분 41초] [INFO] 모터 가속 대기 (3초)...</w:t>
+            </w:r>
+          </w:p>
+          <w:p>
+            <w:pPr>
+              <w:pStyle w:val="1-0"/>
+              <w:rPr>
+                <w:rFonts w:asciiTheme="majorHAnsi" w:eastAsiaTheme="majorHAnsi" w:hAnsiTheme="majorHAnsi" w:hint="eastAsia"/>
+              </w:rPr>
+            </w:pPr>
+            <w:r>
+              <w:rPr>
+                <w:rFonts w:asciiTheme="majorHAnsi" w:eastAsiaTheme="majorHAnsi" w:hAnsiTheme="majorHAnsi" w:hint="eastAsia"/>
+              </w:rPr>
+              <w:t>[19시 58분 44초] [INFO] SW Reset 전 실제 속도 [0xD02D] = 222</w:t>
+            </w:r>
+          </w:p>
+          <w:p>
+            <w:pPr>
+              <w:pStyle w:val="1-0"/>
+              <w:rPr>
+                <w:rFonts w:asciiTheme="majorHAnsi" w:eastAsiaTheme="majorHAnsi" w:hAnsiTheme="majorHAnsi" w:hint="eastAsia"/>
+              </w:rPr>
+            </w:pPr>
+            <w:r>
+              <w:rPr>
+                <w:rFonts w:asciiTheme="majorHAnsi" w:eastAsiaTheme="majorHAnsi" w:hAnsiTheme="majorHAnsi" w:hint="eastAsia"/>
+              </w:rPr>
+              <w:t>[19시 58분 44초] [STEP] ★ 구동 중 SW Reset 명령 전송 (0xD000 ← 0x0008)</w:t>
+            </w:r>
+          </w:p>
+          <w:p>
+            <w:pPr>
+              <w:pStyle w:val="1-0"/>
+              <w:rPr>
+                <w:rFonts w:asciiTheme="majorHAnsi" w:eastAsiaTheme="majorHAnsi" w:hAnsiTheme="majorHAnsi" w:hint="eastAsia"/>
+              </w:rPr>
+            </w:pPr>
+            <w:r>
+              <w:rPr>
+                <w:rFonts w:asciiTheme="majorHAnsi" w:eastAsiaTheme="majorHAnsi" w:hAnsiTheme="majorHAnsi" w:hint="eastAsia"/>
+              </w:rPr>
+              <w:t>[19시 58분 44초] [INFO] 펌웨어가 명령을 무시하면 통신이 끊기지 않고 모터가 계속 동작해야 함</w:t>
+            </w:r>
+          </w:p>
+          <w:p>
+            <w:pPr>
+              <w:pStyle w:val="1-0"/>
+              <w:rPr>
+                <w:rFonts w:asciiTheme="majorHAnsi" w:eastAsiaTheme="majorHAnsi" w:hAnsiTheme="majorHAnsi" w:hint="eastAsia"/>
+              </w:rPr>
+            </w:pPr>
+            <w:r>
+              <w:rPr>
+                <w:rFonts w:asciiTheme="majorHAnsi" w:eastAsiaTheme="majorHAnsi" w:hAnsiTheme="majorHAnsi" w:hint="eastAsia"/>
+              </w:rPr>
+              <w:t>[19시 58분 44초] [INFO] SW Reset 명령에 응답 수신 (Echo 또는 거부 응답)</w:t>
+            </w:r>
+          </w:p>
+          <w:p>
+            <w:pPr>
+              <w:pStyle w:val="1-0"/>
+              <w:rPr>
+                <w:rFonts w:asciiTheme="majorHAnsi" w:eastAsiaTheme="majorHAnsi" w:hAnsiTheme="majorHAnsi" w:hint="eastAsia"/>
+              </w:rPr>
+            </w:pPr>
+            <w:r>
+              <w:rPr>
+                <w:rFonts w:asciiTheme="majorHAnsi" w:eastAsiaTheme="majorHAnsi" w:hAnsiTheme="majorHAnsi" w:hint="eastAsia"/>
+              </w:rPr>
+              <w:t>[19시 58분 44초] [INFO] 5초간 100ms 주기 폴링 — 통신 단절(재부팅) 여부 감시</w:t>
+            </w:r>
+          </w:p>
+          <w:p>
+            <w:pPr>
+              <w:pStyle w:val="1-0"/>
+              <w:rPr>
+                <w:rFonts w:asciiTheme="majorHAnsi" w:eastAsiaTheme="majorHAnsi" w:hAnsiTheme="majorHAnsi" w:hint="eastAsia"/>
+              </w:rPr>
+            </w:pPr>
+            <w:r>
+              <w:rPr>
+                <w:rFonts w:asciiTheme="majorHAnsi" w:eastAsiaTheme="majorHAnsi" w:hAnsiTheme="majorHAnsi" w:hint="eastAsia"/>
+              </w:rPr>
+              <w:t>[19시 58분 50초] [INFO] 5초 경과 후 실제 속도 [0xD02D] = 231</w:t>
+            </w:r>
+          </w:p>
+          <w:p>
+            <w:pPr>
+              <w:pStyle w:val="1-0"/>
+              <w:rPr>
+                <w:rFonts w:asciiTheme="majorHAnsi" w:eastAsiaTheme="majorHAnsi" w:hAnsiTheme="majorHAnsi"/>
+              </w:rPr>
+            </w:pPr>
+            <w:r>
+              <w:rPr>
+                <w:rFonts w:asciiTheme="majorHAnsi" w:eastAsiaTheme="majorHAnsi" w:hAnsiTheme="majorHAnsi"/>
+              </w:rPr>
+              <w:t>[19</w:t>
+            </w:r>
+            <w:r>
+              <w:rPr>
+                <w:rFonts w:asciiTheme="majorHAnsi" w:eastAsiaTheme="majorHAnsi" w:hAnsiTheme="majorHAnsi" w:hint="eastAsia"/>
+              </w:rPr>
+              <w:t>시</w:t>
+            </w:r>
+            <w:r>
+              <w:rPr>
+                <w:rFonts w:asciiTheme="majorHAnsi" w:eastAsiaTheme="majorHAnsi" w:hAnsiTheme="majorHAnsi"/>
+              </w:rPr>
+              <w:t xml:space="preserve"> 58</w:t>
+            </w:r>
+            <w:r>
+              <w:rPr>
+                <w:rFonts w:asciiTheme="majorHAnsi" w:eastAsiaTheme="majorHAnsi" w:hAnsiTheme="majorHAnsi" w:hint="eastAsia"/>
+              </w:rPr>
+              <w:t>분</w:t>
+            </w:r>
+            <w:r>
+              <w:rPr>
+                <w:rFonts w:asciiTheme="majorHAnsi" w:eastAsiaTheme="majorHAnsi" w:hAnsiTheme="majorHAnsi"/>
+              </w:rPr>
+              <w:t xml:space="preserve"> 50</w:t>
+            </w:r>
+            <w:r>
+              <w:rPr>
+                <w:rFonts w:asciiTheme="majorHAnsi" w:eastAsiaTheme="majorHAnsi" w:hAnsiTheme="majorHAnsi" w:hint="eastAsia"/>
+              </w:rPr>
+              <w:t>초</w:t>
+            </w:r>
+            <w:r>
+              <w:rPr>
+                <w:rFonts w:asciiTheme="majorHAnsi" w:eastAsiaTheme="majorHAnsi" w:hAnsiTheme="majorHAnsi"/>
+              </w:rPr>
+              <w:t xml:space="preserve">] [SUCCESS] </w:t>
+            </w:r>
+            <w:r>
+              <w:rPr>
+                <w:rFonts w:ascii="MS Gothic" w:eastAsia="MS Gothic" w:hAnsi="MS Gothic" w:cs="MS Gothic" w:hint="eastAsia"/>
+              </w:rPr>
+              <w:t>✓</w:t>
+            </w:r>
+            <w:r>
+              <w:rPr>
+                <w:rFonts w:asciiTheme="majorHAnsi" w:eastAsiaTheme="majorHAnsi" w:hAnsiTheme="majorHAnsi"/>
+              </w:rPr>
+              <w:t xml:space="preserve"> 5</w:t>
+            </w:r>
+            <w:r>
+              <w:rPr>
+                <w:rFonts w:asciiTheme="majorHAnsi" w:eastAsiaTheme="majorHAnsi" w:hAnsiTheme="majorHAnsi" w:hint="eastAsia"/>
+              </w:rPr>
+              <w:t>초간</w:t>
+            </w:r>
+            <w:r>
+              <w:rPr>
+                <w:rFonts w:asciiTheme="majorHAnsi" w:eastAsiaTheme="majorHAnsi" w:hAnsiTheme="majorHAnsi"/>
+              </w:rPr>
+              <w:t xml:space="preserve"> </w:t>
+            </w:r>
+            <w:r>
+              <w:rPr>
+                <w:rFonts w:asciiTheme="majorHAnsi" w:eastAsiaTheme="majorHAnsi" w:hAnsiTheme="majorHAnsi" w:hint="eastAsia"/>
+              </w:rPr>
+              <w:t>통신</w:t>
+            </w:r>
+            <w:r>
+              <w:rPr>
+                <w:rFonts w:asciiTheme="majorHAnsi" w:eastAsiaTheme="majorHAnsi" w:hAnsiTheme="majorHAnsi"/>
+              </w:rPr>
+              <w:t xml:space="preserve"> </w:t>
+            </w:r>
+            <w:r>
+              <w:rPr>
+                <w:rFonts w:asciiTheme="majorHAnsi" w:eastAsiaTheme="majorHAnsi" w:hAnsiTheme="majorHAnsi" w:hint="eastAsia"/>
+              </w:rPr>
+              <w:t>단절</w:t>
+            </w:r>
+            <w:r>
+              <w:rPr>
+                <w:rFonts w:asciiTheme="majorHAnsi" w:eastAsiaTheme="majorHAnsi" w:hAnsiTheme="majorHAnsi"/>
+              </w:rPr>
+              <w:t xml:space="preserve"> </w:t>
+            </w:r>
+            <w:r>
+              <w:rPr>
+                <w:rFonts w:asciiTheme="majorHAnsi" w:eastAsiaTheme="majorHAnsi" w:hAnsiTheme="majorHAnsi" w:hint="eastAsia"/>
+              </w:rPr>
+              <w:t>없음</w:t>
+            </w:r>
+            <w:r>
+              <w:rPr>
+                <w:rFonts w:asciiTheme="majorHAnsi" w:eastAsiaTheme="majorHAnsi" w:hAnsiTheme="majorHAnsi"/>
+              </w:rPr>
+              <w:t xml:space="preserve"> — </w:t>
+            </w:r>
+            <w:r>
+              <w:rPr>
+                <w:rFonts w:asciiTheme="majorHAnsi" w:eastAsiaTheme="majorHAnsi" w:hAnsiTheme="majorHAnsi" w:hint="eastAsia"/>
+              </w:rPr>
+              <w:t>리셋</w:t>
+            </w:r>
+            <w:r>
+              <w:rPr>
+                <w:rFonts w:asciiTheme="majorHAnsi" w:eastAsiaTheme="majorHAnsi" w:hAnsiTheme="majorHAnsi"/>
+              </w:rPr>
+              <w:t xml:space="preserve"> </w:t>
+            </w:r>
+            <w:r>
+              <w:rPr>
+                <w:rFonts w:asciiTheme="majorHAnsi" w:eastAsiaTheme="majorHAnsi" w:hAnsiTheme="majorHAnsi" w:hint="eastAsia"/>
+              </w:rPr>
+              <w:t>명령</w:t>
+            </w:r>
+            <w:r>
+              <w:rPr>
+                <w:rFonts w:asciiTheme="majorHAnsi" w:eastAsiaTheme="majorHAnsi" w:hAnsiTheme="majorHAnsi"/>
+              </w:rPr>
+              <w:t xml:space="preserve"> </w:t>
+            </w:r>
+            <w:r>
+              <w:rPr>
+                <w:rFonts w:asciiTheme="majorHAnsi" w:eastAsiaTheme="majorHAnsi" w:hAnsiTheme="majorHAnsi" w:hint="eastAsia"/>
+              </w:rPr>
+              <w:t>무시</w:t>
+            </w:r>
+            <w:r>
+              <w:rPr>
+                <w:rFonts w:asciiTheme="majorHAnsi" w:eastAsiaTheme="majorHAnsi" w:hAnsiTheme="majorHAnsi"/>
+              </w:rPr>
+              <w:t xml:space="preserve"> </w:t>
+            </w:r>
+            <w:r>
+              <w:rPr>
+                <w:rFonts w:asciiTheme="majorHAnsi" w:eastAsiaTheme="majorHAnsi" w:hAnsiTheme="majorHAnsi" w:hint="eastAsia"/>
+              </w:rPr>
+              <w:t>확인</w:t>
+            </w:r>
+          </w:p>
+          <w:p>
+            <w:pPr>
+              <w:pStyle w:val="1-0"/>
+              <w:rPr>
+                <w:rFonts w:asciiTheme="majorHAnsi" w:eastAsiaTheme="majorHAnsi" w:hAnsiTheme="majorHAnsi"/>
+              </w:rPr>
+            </w:pPr>
+            <w:r>
+              <w:rPr>
+                <w:rFonts w:asciiTheme="majorHAnsi" w:eastAsiaTheme="majorHAnsi" w:hAnsiTheme="majorHAnsi"/>
+              </w:rPr>
+              <w:t>[19</w:t>
+            </w:r>
+            <w:r>
+              <w:rPr>
+                <w:rFonts w:asciiTheme="majorHAnsi" w:eastAsiaTheme="majorHAnsi" w:hAnsiTheme="majorHAnsi" w:hint="eastAsia"/>
+              </w:rPr>
+              <w:t>시</w:t>
+            </w:r>
+            <w:r>
+              <w:rPr>
+                <w:rFonts w:asciiTheme="majorHAnsi" w:eastAsiaTheme="majorHAnsi" w:hAnsiTheme="majorHAnsi"/>
+              </w:rPr>
+              <w:t xml:space="preserve"> 58</w:t>
+            </w:r>
+            <w:r>
+              <w:rPr>
+                <w:rFonts w:asciiTheme="majorHAnsi" w:eastAsiaTheme="majorHAnsi" w:hAnsiTheme="majorHAnsi" w:hint="eastAsia"/>
+              </w:rPr>
+              <w:t>분</w:t>
+            </w:r>
+            <w:r>
+              <w:rPr>
+                <w:rFonts w:asciiTheme="majorHAnsi" w:eastAsiaTheme="majorHAnsi" w:hAnsiTheme="majorHAnsi"/>
+              </w:rPr>
+              <w:t xml:space="preserve"> 50</w:t>
+            </w:r>
+            <w:r>
+              <w:rPr>
+                <w:rFonts w:asciiTheme="majorHAnsi" w:eastAsiaTheme="majorHAnsi" w:hAnsiTheme="majorHAnsi" w:hint="eastAsia"/>
+              </w:rPr>
+              <w:t>초</w:t>
+            </w:r>
+            <w:r>
+              <w:rPr>
+                <w:rFonts w:asciiTheme="majorHAnsi" w:eastAsiaTheme="majorHAnsi" w:hAnsiTheme="majorHAnsi"/>
+              </w:rPr>
+              <w:t xml:space="preserve">] [SUCCESS] </w:t>
+            </w:r>
+            <w:r>
+              <w:rPr>
+                <w:rFonts w:ascii="MS Gothic" w:eastAsia="MS Gothic" w:hAnsi="MS Gothic" w:cs="MS Gothic" w:hint="eastAsia"/>
+              </w:rPr>
+              <w:t>✓</w:t>
+            </w:r>
+            <w:r>
+              <w:rPr>
+                <w:rFonts w:asciiTheme="majorHAnsi" w:eastAsiaTheme="majorHAnsi" w:hAnsiTheme="majorHAnsi"/>
+              </w:rPr>
+              <w:t xml:space="preserve"> </w:t>
+            </w:r>
+            <w:r>
+              <w:rPr>
+                <w:rFonts w:asciiTheme="majorHAnsi" w:eastAsiaTheme="majorHAnsi" w:hAnsiTheme="majorHAnsi" w:hint="eastAsia"/>
+              </w:rPr>
+              <w:t>속도</w:t>
+            </w:r>
+            <w:r>
+              <w:rPr>
+                <w:rFonts w:asciiTheme="majorHAnsi" w:eastAsiaTheme="majorHAnsi" w:hAnsiTheme="majorHAnsi"/>
+              </w:rPr>
+              <w:t xml:space="preserve"> </w:t>
+            </w:r>
+            <w:r>
+              <w:rPr>
+                <w:rFonts w:asciiTheme="majorHAnsi" w:eastAsiaTheme="majorHAnsi" w:hAnsiTheme="majorHAnsi" w:hint="eastAsia"/>
+              </w:rPr>
+              <w:t>정상</w:t>
+            </w:r>
+            <w:r>
+              <w:rPr>
+                <w:rFonts w:asciiTheme="majorHAnsi" w:eastAsiaTheme="majorHAnsi" w:hAnsiTheme="majorHAnsi"/>
+              </w:rPr>
+              <w:t xml:space="preserve"> </w:t>
+            </w:r>
+            <w:r>
+              <w:rPr>
+                <w:rFonts w:asciiTheme="majorHAnsi" w:eastAsiaTheme="majorHAnsi" w:hAnsiTheme="majorHAnsi" w:hint="eastAsia"/>
+              </w:rPr>
+              <w:t>유지</w:t>
+            </w:r>
+            <w:r>
+              <w:rPr>
+                <w:rFonts w:asciiTheme="majorHAnsi" w:eastAsiaTheme="majorHAnsi" w:hAnsiTheme="majorHAnsi"/>
+              </w:rPr>
+              <w:t xml:space="preserve"> (</w:t>
+            </w:r>
+            <w:r>
+              <w:rPr>
+                <w:rFonts w:asciiTheme="majorHAnsi" w:eastAsiaTheme="majorHAnsi" w:hAnsiTheme="majorHAnsi" w:hint="eastAsia"/>
+              </w:rPr>
+              <w:t>전</w:t>
+            </w:r>
+            <w:r>
+              <w:rPr>
+                <w:rFonts w:asciiTheme="majorHAnsi" w:eastAsiaTheme="majorHAnsi" w:hAnsiTheme="majorHAnsi"/>
+              </w:rPr>
+              <w:t xml:space="preserve">: 222 </w:t>
+            </w:r>
+            <w:r>
+              <w:rPr>
+                <w:rFonts w:asciiTheme="majorHAnsi" w:eastAsiaTheme="majorHAnsi" w:hAnsiTheme="majorHAnsi" w:hint="eastAsia"/>
+              </w:rPr>
+              <w:t>→</w:t>
+            </w:r>
+            <w:r>
+              <w:rPr>
+                <w:rFonts w:asciiTheme="majorHAnsi" w:eastAsiaTheme="majorHAnsi" w:hAnsiTheme="majorHAnsi"/>
+              </w:rPr>
+              <w:t xml:space="preserve"> </w:t>
+            </w:r>
+            <w:r>
+              <w:rPr>
+                <w:rFonts w:asciiTheme="majorHAnsi" w:eastAsiaTheme="majorHAnsi" w:hAnsiTheme="majorHAnsi" w:hint="eastAsia"/>
+              </w:rPr>
+              <w:t>후</w:t>
+            </w:r>
+            <w:r>
+              <w:rPr>
+                <w:rFonts w:asciiTheme="majorHAnsi" w:eastAsiaTheme="majorHAnsi" w:hAnsiTheme="majorHAnsi"/>
+              </w:rPr>
+              <w:t xml:space="preserve">: 231) — PWM </w:t>
+            </w:r>
+            <w:r>
+              <w:rPr>
+                <w:rFonts w:asciiTheme="majorHAnsi" w:eastAsiaTheme="majorHAnsi" w:hAnsiTheme="majorHAnsi" w:hint="eastAsia"/>
+              </w:rPr>
+              <w:t>출력</w:t>
+            </w:r>
+            <w:r>
+              <w:rPr>
+                <w:rFonts w:asciiTheme="majorHAnsi" w:eastAsiaTheme="majorHAnsi" w:hAnsiTheme="majorHAnsi"/>
+              </w:rPr>
+              <w:t xml:space="preserve"> </w:t>
+            </w:r>
+            <w:r>
+              <w:rPr>
+                <w:rFonts w:asciiTheme="majorHAnsi" w:eastAsiaTheme="majorHAnsi" w:hAnsiTheme="majorHAnsi" w:hint="eastAsia"/>
+              </w:rPr>
+              <w:t>차단</w:t>
+            </w:r>
+            <w:r>
+              <w:rPr>
+                <w:rFonts w:asciiTheme="majorHAnsi" w:eastAsiaTheme="majorHAnsi" w:hAnsiTheme="majorHAnsi"/>
+              </w:rPr>
+              <w:t xml:space="preserve"> </w:t>
+            </w:r>
+            <w:r>
+              <w:rPr>
+                <w:rFonts w:asciiTheme="majorHAnsi" w:eastAsiaTheme="majorHAnsi" w:hAnsiTheme="majorHAnsi" w:hint="eastAsia"/>
+              </w:rPr>
+              <w:t>없음</w:t>
+            </w:r>
+          </w:p>
+          <w:p>
+            <w:pPr>
+              <w:pStyle w:val="1-0"/>
+              <w:rPr>
+                <w:rFonts w:asciiTheme="majorHAnsi" w:eastAsiaTheme="majorHAnsi" w:hAnsiTheme="majorHAnsi" w:hint="eastAsia"/>
+              </w:rPr>
+            </w:pPr>
+            <w:r>
+              <w:rPr>
+                <w:rFonts w:asciiTheme="majorHAnsi" w:eastAsiaTheme="majorHAnsi" w:hAnsiTheme="majorHAnsi" w:hint="eastAsia"/>
+              </w:rPr>
+              <w:t>[19시 58분 50초] [STEP] 모터 Stop 명령 전송 (정리)</w:t>
+            </w:r>
+          </w:p>
+          <w:p>
+            <w:pPr>
+              <w:pStyle w:val="1-0"/>
+              <w:rPr>
+                <w:rFonts w:asciiTheme="majorHAnsi" w:eastAsiaTheme="majorHAnsi" w:hAnsiTheme="majorHAnsi"/>
+              </w:rPr>
+            </w:pPr>
+            <w:r>
+              <w:rPr>
+                <w:rFonts w:asciiTheme="majorHAnsi" w:eastAsiaTheme="majorHAnsi" w:hAnsiTheme="majorHAnsi"/>
+              </w:rPr>
+              <w:t>[19</w:t>
+            </w:r>
+            <w:r>
+              <w:rPr>
+                <w:rFonts w:asciiTheme="majorHAnsi" w:eastAsiaTheme="majorHAnsi" w:hAnsiTheme="majorHAnsi" w:hint="eastAsia"/>
+              </w:rPr>
+              <w:t>시</w:t>
+            </w:r>
+            <w:r>
+              <w:rPr>
+                <w:rFonts w:asciiTheme="majorHAnsi" w:eastAsiaTheme="majorHAnsi" w:hAnsiTheme="majorHAnsi"/>
+              </w:rPr>
+              <w:t xml:space="preserve"> 58</w:t>
+            </w:r>
+            <w:r>
+              <w:rPr>
+                <w:rFonts w:asciiTheme="majorHAnsi" w:eastAsiaTheme="majorHAnsi" w:hAnsiTheme="majorHAnsi" w:hint="eastAsia"/>
+              </w:rPr>
+              <w:t>분</w:t>
+            </w:r>
+            <w:r>
+              <w:rPr>
+                <w:rFonts w:asciiTheme="majorHAnsi" w:eastAsiaTheme="majorHAnsi" w:hAnsiTheme="majorHAnsi"/>
+              </w:rPr>
+              <w:t xml:space="preserve"> 50</w:t>
+            </w:r>
+            <w:r>
+              <w:rPr>
+                <w:rFonts w:asciiTheme="majorHAnsi" w:eastAsiaTheme="majorHAnsi" w:hAnsiTheme="majorHAnsi" w:hint="eastAsia"/>
+              </w:rPr>
+              <w:t>초</w:t>
+            </w:r>
+            <w:r>
+              <w:rPr>
+                <w:rFonts w:asciiTheme="majorHAnsi" w:eastAsiaTheme="majorHAnsi" w:hAnsiTheme="majorHAnsi"/>
+              </w:rPr>
+              <w:t xml:space="preserve">] [SUCCESS] </w:t>
+            </w:r>
+            <w:r>
+              <w:rPr>
+                <w:rFonts w:ascii="MS Gothic" w:eastAsia="MS Gothic" w:hAnsi="MS Gothic" w:cs="MS Gothic" w:hint="eastAsia"/>
+              </w:rPr>
+              <w:t>✓</w:t>
+            </w:r>
+            <w:r>
+              <w:rPr>
+                <w:rFonts w:asciiTheme="majorHAnsi" w:eastAsiaTheme="majorHAnsi" w:hAnsiTheme="majorHAnsi"/>
+              </w:rPr>
+              <w:t xml:space="preserve"> Phase 4 </w:t>
+            </w:r>
+            <w:r>
+              <w:rPr>
+                <w:rFonts w:asciiTheme="majorHAnsi" w:eastAsiaTheme="majorHAnsi" w:hAnsiTheme="majorHAnsi" w:hint="eastAsia"/>
+              </w:rPr>
+              <w:t>합격</w:t>
+            </w:r>
+            <w:r>
+              <w:rPr>
+                <w:rFonts w:asciiTheme="majorHAnsi" w:eastAsiaTheme="majorHAnsi" w:hAnsiTheme="majorHAnsi"/>
+              </w:rPr>
+              <w:t xml:space="preserve"> — Safety Interlock </w:t>
+            </w:r>
+            <w:r>
+              <w:rPr>
+                <w:rFonts w:asciiTheme="majorHAnsi" w:eastAsiaTheme="majorHAnsi" w:hAnsiTheme="majorHAnsi" w:hint="eastAsia"/>
+              </w:rPr>
+              <w:t>정상</w:t>
+            </w:r>
+            <w:r>
+              <w:rPr>
+                <w:rFonts w:asciiTheme="majorHAnsi" w:eastAsiaTheme="majorHAnsi" w:hAnsiTheme="majorHAnsi"/>
+              </w:rPr>
+              <w:t xml:space="preserve"> </w:t>
+            </w:r>
+            <w:r>
+              <w:rPr>
+                <w:rFonts w:asciiTheme="majorHAnsi" w:eastAsiaTheme="majorHAnsi" w:hAnsiTheme="majorHAnsi" w:hint="eastAsia"/>
+              </w:rPr>
+              <w:t>동작</w:t>
+            </w:r>
+            <w:r>
+              <w:rPr>
+                <w:rFonts w:asciiTheme="majorHAnsi" w:eastAsiaTheme="majorHAnsi" w:hAnsiTheme="majorHAnsi"/>
+              </w:rPr>
+              <w:t xml:space="preserve"> </w:t>
+            </w:r>
+            <w:r>
+              <w:rPr>
+                <w:rFonts w:asciiTheme="majorHAnsi" w:eastAsiaTheme="majorHAnsi" w:hAnsiTheme="majorHAnsi" w:hint="eastAsia"/>
+              </w:rPr>
+              <w:t>확인</w:t>
+            </w:r>
+          </w:p>
+          <w:p>
+            <w:pPr>
+              <w:pStyle w:val="1-0"/>
+              <w:rPr>
+                <w:rFonts w:asciiTheme="majorHAnsi" w:eastAsiaTheme="majorHAnsi" w:hAnsiTheme="majorHAnsi" w:hint="eastAsia"/>
+              </w:rPr>
+            </w:pPr>
+            <w:r>
+              <w:rPr>
+                <w:rFonts w:asciiTheme="majorHAnsi" w:eastAsiaTheme="majorHAnsi" w:hAnsiTheme="majorHAnsi" w:hint="eastAsia"/>
+              </w:rPr>
+              <w:t>[19시 58분 50초] [STEP] 결과 요약</w:t>
+            </w:r>
+          </w:p>
+          <w:p>
+            <w:pPr>
+              <w:pStyle w:val="1-0"/>
+              <w:rPr>
+                <w:rFonts w:asciiTheme="majorHAnsi" w:eastAsiaTheme="majorHAnsi" w:hAnsiTheme="majorHAnsi" w:hint="eastAsia"/>
+              </w:rPr>
+            </w:pPr>
+            <w:r>
+              <w:rPr>
+                <w:rFonts w:asciiTheme="majorHAnsi" w:eastAsiaTheme="majorHAnsi" w:hAnsiTheme="majorHAnsi" w:hint="eastAsia"/>
+              </w:rPr>
+              <w:t>[19시 58분 50초] [SUCCESS] 합격: Phase 2, Phase 3, Phase 4</w:t>
+            </w:r>
+          </w:p>
+          <w:p>
+            <w:pPr>
+              <w:pStyle w:val="1-0"/>
+              <w:rPr>
+                <w:rFonts w:asciiTheme="majorHAnsi" w:eastAsiaTheme="majorHAnsi" w:hAnsiTheme="majorHAnsi" w:hint="eastAsia"/>
+              </w:rPr>
+            </w:pPr>
+            <w:r>
+              <w:rPr>
+                <w:rFonts w:asciiTheme="majorHAnsi" w:eastAsiaTheme="majorHAnsi" w:hAnsiTheme="majorHAnsi" w:hint="eastAsia"/>
+              </w:rPr>
+              <w:t>[19시 58분 50초] [INFO] 불합격: 없음</w:t>
+            </w:r>
+          </w:p>
+          <w:p>
+            <w:pPr>
+              <w:pStyle w:val="1-0"/>
+              <w:rPr>
+                <w:rFonts w:asciiTheme="majorHAnsi" w:eastAsiaTheme="majorHAnsi" w:hAnsiTheme="majorHAnsi" w:hint="eastAsia"/>
+              </w:rPr>
+            </w:pPr>
+            <w:r>
+              <w:rPr>
+                <w:rFonts w:asciiTheme="majorHAnsi" w:eastAsiaTheme="majorHAnsi" w:hAnsiTheme="majorHAnsi" w:hint="eastAsia"/>
+              </w:rPr>
+              <w:t>[19시 58분 50초] [SUCCESS] 테스트 완료: 합격</w:t>
+            </w:r>
+          </w:p>
+          <w:p>
+            <w:pPr>
+              <w:pStyle w:val="1-0"/>
+              <w:rPr>
+                <w:rFonts w:asciiTheme="majorHAnsi" w:eastAsiaTheme="majorHAnsi" w:hAnsiTheme="majorHAnsi"/>
+              </w:rPr>
+            </w:pPr>
+          </w:p>
+          <w:p>
+            <w:pPr>
+              <w:pStyle w:val="1-0"/>
+              <w:rPr>
+                <w:rFonts w:asciiTheme="majorHAnsi" w:eastAsiaTheme="majorHAnsi" w:hAnsiTheme="majorHAnsi" w:hint="eastAsia"/>
+              </w:rPr>
+            </w:pPr>
+            <w:r>
+              <w:rPr>
+                <w:rFonts w:asciiTheme="majorHAnsi" w:eastAsiaTheme="majorHAnsi" w:hAnsiTheme="majorHAnsi" w:hint="eastAsia"/>
+              </w:rPr>
+              <w:t>[패킷 로그]</w:t>
+            </w:r>
+          </w:p>
+          <w:p>
+            <w:pPr>
+              <w:pStyle w:val="1-0"/>
+              <w:rPr>
+                <w:rFonts w:asciiTheme="majorHAnsi" w:eastAsiaTheme="majorHAnsi" w:hAnsiTheme="majorHAnsi"/>
+              </w:rPr>
+            </w:pPr>
+            <w:r>
+              <w:rPr>
+                <w:rFonts w:asciiTheme="majorHAnsi" w:eastAsiaTheme="majorHAnsi" w:hAnsiTheme="majorHAnsi"/>
+              </w:rPr>
+              <w:t>------------------------------------------------------------</w:t>
+            </w:r>
+          </w:p>
+          <w:p>
+            <w:pPr>
+              <w:pStyle w:val="1-0"/>
+              <w:rPr>
+                <w:rFonts w:asciiTheme="majorHAnsi" w:eastAsiaTheme="majorHAnsi" w:hAnsiTheme="majorHAnsi" w:hint="eastAsia"/>
+              </w:rPr>
+            </w:pPr>
+            <w:r>
+              <w:rPr>
+                <w:rFonts w:asciiTheme="majorHAnsi" w:eastAsiaTheme="majorHAnsi" w:hAnsiTheme="majorHAnsi" w:hint="eastAsia"/>
+              </w:rPr>
+              <w:t>[오후 7:58:21.688] TX  01 04 D0 11 00 01 59 0F  (+10272ms)</w:t>
+            </w:r>
+          </w:p>
+          <w:p>
+            <w:pPr>
+              <w:pStyle w:val="1-0"/>
+              <w:rPr>
+                <w:rFonts w:asciiTheme="majorHAnsi" w:eastAsiaTheme="majorHAnsi" w:hAnsiTheme="majorHAnsi" w:hint="eastAsia"/>
+              </w:rPr>
+            </w:pPr>
+            <w:r>
+              <w:rPr>
+                <w:rFonts w:asciiTheme="majorHAnsi" w:eastAsiaTheme="majorHAnsi" w:hAnsiTheme="majorHAnsi" w:hint="eastAsia"/>
+              </w:rPr>
+              <w:lastRenderedPageBreak/>
+              <w:t>[오후 7:58:21.707] RX  01 04 02 00 00 B9 30  (+19ms)</w:t>
+            </w:r>
+          </w:p>
+          <w:p>
+            <w:pPr>
+              <w:pStyle w:val="1-0"/>
+              <w:rPr>
+                <w:rFonts w:asciiTheme="majorHAnsi" w:eastAsiaTheme="majorHAnsi" w:hAnsiTheme="majorHAnsi" w:hint="eastAsia"/>
+              </w:rPr>
+            </w:pPr>
+            <w:r>
+              <w:rPr>
+                <w:rFonts w:asciiTheme="majorHAnsi" w:eastAsiaTheme="majorHAnsi" w:hAnsiTheme="majorHAnsi" w:hint="eastAsia"/>
+              </w:rPr>
+              <w:t>[오후 7:58:21.709] TX  01 06 D0 00 00 08 B0 CC  (+2ms)</w:t>
+            </w:r>
+          </w:p>
+          <w:p>
+            <w:pPr>
+              <w:pStyle w:val="1-0"/>
+              <w:rPr>
+                <w:rFonts w:asciiTheme="majorHAnsi" w:eastAsiaTheme="majorHAnsi" w:hAnsiTheme="majorHAnsi" w:hint="eastAsia"/>
+              </w:rPr>
+            </w:pPr>
+            <w:r>
+              <w:rPr>
+                <w:rFonts w:asciiTheme="majorHAnsi" w:eastAsiaTheme="majorHAnsi" w:hAnsiTheme="majorHAnsi" w:hint="eastAsia"/>
+              </w:rPr>
+              <w:t>[오후 7:58:21.919] ER  Slave 1: Write response timeout (200ms)  (+210ms)</w:t>
+            </w:r>
+          </w:p>
+          <w:p>
+            <w:pPr>
+              <w:pStyle w:val="1-0"/>
+              <w:rPr>
+                <w:rFonts w:asciiTheme="majorHAnsi" w:eastAsiaTheme="majorHAnsi" w:hAnsiTheme="majorHAnsi" w:hint="eastAsia"/>
+              </w:rPr>
+            </w:pPr>
+            <w:r>
+              <w:rPr>
+                <w:rFonts w:asciiTheme="majorHAnsi" w:eastAsiaTheme="majorHAnsi" w:hAnsiTheme="majorHAnsi" w:hint="eastAsia"/>
+              </w:rPr>
+              <w:t>[오후 7:58:22.034] TX  01 04 D0 11 00 01 59 0F  (+115ms)</w:t>
+            </w:r>
+          </w:p>
+          <w:p>
+            <w:pPr>
+              <w:pStyle w:val="1-0"/>
+              <w:rPr>
+                <w:rFonts w:asciiTheme="majorHAnsi" w:eastAsiaTheme="majorHAnsi" w:hAnsiTheme="majorHAnsi" w:hint="eastAsia"/>
+              </w:rPr>
+            </w:pPr>
+            <w:r>
+              <w:rPr>
+                <w:rFonts w:asciiTheme="majorHAnsi" w:eastAsiaTheme="majorHAnsi" w:hAnsiTheme="majorHAnsi" w:hint="eastAsia"/>
+              </w:rPr>
+              <w:t>[오후 7:58:22.059] RX  01 04 02 00 00 B9 30  (+25ms)</w:t>
+            </w:r>
+          </w:p>
+          <w:p>
+            <w:pPr>
+              <w:pStyle w:val="1-0"/>
+              <w:rPr>
+                <w:rFonts w:asciiTheme="majorHAnsi" w:eastAsiaTheme="majorHAnsi" w:hAnsiTheme="majorHAnsi" w:hint="eastAsia"/>
+              </w:rPr>
+            </w:pPr>
+            <w:r>
+              <w:rPr>
+                <w:rFonts w:asciiTheme="majorHAnsi" w:eastAsiaTheme="majorHAnsi" w:hAnsiTheme="majorHAnsi" w:hint="eastAsia"/>
+              </w:rPr>
+              <w:t>[오후 7:58:22.063] TX  01 06 D0 00 00 01 70 CA  (+4ms)</w:t>
+            </w:r>
+          </w:p>
+          <w:p>
+            <w:pPr>
+              <w:pStyle w:val="1-0"/>
+              <w:rPr>
+                <w:rFonts w:asciiTheme="majorHAnsi" w:eastAsiaTheme="majorHAnsi" w:hAnsiTheme="majorHAnsi" w:hint="eastAsia"/>
+              </w:rPr>
+            </w:pPr>
+            <w:r>
+              <w:rPr>
+                <w:rFonts w:asciiTheme="majorHAnsi" w:eastAsiaTheme="majorHAnsi" w:hAnsiTheme="majorHAnsi" w:hint="eastAsia"/>
+              </w:rPr>
+              <w:t>[오후 7:58:22.075] RX  01 06 D0 00 00 01 70 CA  (+12ms)</w:t>
+            </w:r>
+          </w:p>
+          <w:p>
+            <w:pPr>
+              <w:pStyle w:val="1-0"/>
+              <w:rPr>
+                <w:rFonts w:asciiTheme="majorHAnsi" w:eastAsiaTheme="majorHAnsi" w:hAnsiTheme="majorHAnsi" w:hint="eastAsia"/>
+              </w:rPr>
+            </w:pPr>
+            <w:r>
+              <w:rPr>
+                <w:rFonts w:asciiTheme="majorHAnsi" w:eastAsiaTheme="majorHAnsi" w:hAnsiTheme="majorHAnsi" w:hint="eastAsia"/>
+              </w:rPr>
+              <w:t>[오후 7:58:22.181] TX  01 04 D0 2D 00 01 99 03  (+106ms)</w:t>
+            </w:r>
+          </w:p>
+          <w:p>
+            <w:pPr>
+              <w:pStyle w:val="1-0"/>
+              <w:rPr>
+                <w:rFonts w:asciiTheme="majorHAnsi" w:eastAsiaTheme="majorHAnsi" w:hAnsiTheme="majorHAnsi" w:hint="eastAsia"/>
+              </w:rPr>
+            </w:pPr>
+            <w:r>
+              <w:rPr>
+                <w:rFonts w:asciiTheme="majorHAnsi" w:eastAsiaTheme="majorHAnsi" w:hAnsiTheme="majorHAnsi" w:hint="eastAsia"/>
+              </w:rPr>
+              <w:t>[오후 7:58:22.203] RX  01 04 02 00 00 B9 30  (+22ms)</w:t>
+            </w:r>
+          </w:p>
+          <w:p>
+            <w:pPr>
+              <w:pStyle w:val="1-0"/>
+              <w:rPr>
+                <w:rFonts w:asciiTheme="majorHAnsi" w:eastAsiaTheme="majorHAnsi" w:hAnsiTheme="majorHAnsi" w:hint="eastAsia"/>
+              </w:rPr>
+            </w:pPr>
+            <w:r>
+              <w:rPr>
+                <w:rFonts w:asciiTheme="majorHAnsi" w:eastAsiaTheme="majorHAnsi" w:hAnsiTheme="majorHAnsi" w:hint="eastAsia"/>
+              </w:rPr>
+              <w:t>[오후 7:58:22.310] TX  01 04 D0 2D 00 01 99 03  (+107ms)</w:t>
+            </w:r>
+          </w:p>
+          <w:p>
+            <w:pPr>
+              <w:pStyle w:val="1-0"/>
+              <w:rPr>
+                <w:rFonts w:asciiTheme="majorHAnsi" w:eastAsiaTheme="majorHAnsi" w:hAnsiTheme="majorHAnsi" w:hint="eastAsia"/>
+              </w:rPr>
+            </w:pPr>
+            <w:r>
+              <w:rPr>
+                <w:rFonts w:asciiTheme="majorHAnsi" w:eastAsiaTheme="majorHAnsi" w:hAnsiTheme="majorHAnsi" w:hint="eastAsia"/>
+              </w:rPr>
+              <w:t>[오후 7:58:22.331] RX  01 04 02 00 00 B9 30  (+21ms)</w:t>
+            </w:r>
+          </w:p>
+          <w:p>
+            <w:pPr>
+              <w:pStyle w:val="1-0"/>
+              <w:rPr>
+                <w:rFonts w:asciiTheme="majorHAnsi" w:eastAsiaTheme="majorHAnsi" w:hAnsiTheme="majorHAnsi" w:hint="eastAsia"/>
+              </w:rPr>
+            </w:pPr>
+            <w:r>
+              <w:rPr>
+                <w:rFonts w:asciiTheme="majorHAnsi" w:eastAsiaTheme="majorHAnsi" w:hAnsiTheme="majorHAnsi" w:hint="eastAsia"/>
+              </w:rPr>
+              <w:t>[오후 7:58:22.434] TX  01 04 D0 2D 00 01 99 03  (+103ms)</w:t>
+            </w:r>
+          </w:p>
+          <w:p>
+            <w:pPr>
+              <w:pStyle w:val="1-0"/>
+              <w:rPr>
+                <w:rFonts w:asciiTheme="majorHAnsi" w:eastAsiaTheme="majorHAnsi" w:hAnsiTheme="majorHAnsi" w:hint="eastAsia"/>
+              </w:rPr>
+            </w:pPr>
+            <w:r>
+              <w:rPr>
+                <w:rFonts w:asciiTheme="majorHAnsi" w:eastAsiaTheme="majorHAnsi" w:hAnsiTheme="majorHAnsi" w:hint="eastAsia"/>
+              </w:rPr>
+              <w:t>[오후 7:58:22.460] RX  01 04 02 00 00 B9 30  (+26ms)</w:t>
+            </w:r>
+          </w:p>
+          <w:p>
+            <w:pPr>
+              <w:pStyle w:val="1-0"/>
+              <w:rPr>
+                <w:rFonts w:asciiTheme="majorHAnsi" w:eastAsiaTheme="majorHAnsi" w:hAnsiTheme="majorHAnsi" w:hint="eastAsia"/>
+              </w:rPr>
+            </w:pPr>
+            <w:r>
+              <w:rPr>
+                <w:rFonts w:asciiTheme="majorHAnsi" w:eastAsiaTheme="majorHAnsi" w:hAnsiTheme="majorHAnsi" w:hint="eastAsia"/>
+              </w:rPr>
+              <w:t>[오후 7:58:22.563] TX  01 04 D0 2D 00 01 99 03  (+103ms)</w:t>
+            </w:r>
+          </w:p>
+          <w:p>
+            <w:pPr>
+              <w:pStyle w:val="1-0"/>
+              <w:rPr>
+                <w:rFonts w:asciiTheme="majorHAnsi" w:eastAsiaTheme="majorHAnsi" w:hAnsiTheme="majorHAnsi" w:hint="eastAsia"/>
+              </w:rPr>
+            </w:pPr>
+            <w:r>
+              <w:rPr>
+                <w:rFonts w:asciiTheme="majorHAnsi" w:eastAsiaTheme="majorHAnsi" w:hAnsiTheme="majorHAnsi" w:hint="eastAsia"/>
+              </w:rPr>
+              <w:t>[오후 7:58:22.587] RX  01 04 02 00 00 B9 30  (+24ms)</w:t>
+            </w:r>
+          </w:p>
+          <w:p>
+            <w:pPr>
+              <w:pStyle w:val="1-0"/>
+              <w:rPr>
+                <w:rFonts w:asciiTheme="majorHAnsi" w:eastAsiaTheme="majorHAnsi" w:hAnsiTheme="majorHAnsi" w:hint="eastAsia"/>
+              </w:rPr>
+            </w:pPr>
+            <w:r>
+              <w:rPr>
+                <w:rFonts w:asciiTheme="majorHAnsi" w:eastAsiaTheme="majorHAnsi" w:hAnsiTheme="majorHAnsi" w:hint="eastAsia"/>
+              </w:rPr>
+              <w:t>[오후 7:58:22.689] TX  01 04 D0 2D 00 01 99 03  (+102ms)</w:t>
+            </w:r>
+          </w:p>
+          <w:p>
+            <w:pPr>
+              <w:pStyle w:val="1-0"/>
+              <w:rPr>
+                <w:rFonts w:asciiTheme="majorHAnsi" w:eastAsiaTheme="majorHAnsi" w:hAnsiTheme="majorHAnsi" w:hint="eastAsia"/>
+              </w:rPr>
+            </w:pPr>
+            <w:r>
+              <w:rPr>
+                <w:rFonts w:asciiTheme="majorHAnsi" w:eastAsiaTheme="majorHAnsi" w:hAnsiTheme="majorHAnsi" w:hint="eastAsia"/>
+              </w:rPr>
+              <w:t>[오후 7:58:22.714] RX  01 04 02 00 00 B9 30  (+25ms)</w:t>
+            </w:r>
+          </w:p>
+          <w:p>
+            <w:pPr>
+              <w:pStyle w:val="1-0"/>
+              <w:rPr>
+                <w:rFonts w:asciiTheme="majorHAnsi" w:eastAsiaTheme="majorHAnsi" w:hAnsiTheme="majorHAnsi" w:hint="eastAsia"/>
+              </w:rPr>
+            </w:pPr>
+            <w:r>
+              <w:rPr>
+                <w:rFonts w:asciiTheme="majorHAnsi" w:eastAsiaTheme="majorHAnsi" w:hAnsiTheme="majorHAnsi" w:hint="eastAsia"/>
+              </w:rPr>
+              <w:t>[오후 7:58:22.832] TX  01 04 D0 2D 00 01 99 03  (+118ms)</w:t>
+            </w:r>
+          </w:p>
+          <w:p>
+            <w:pPr>
+              <w:pStyle w:val="1-0"/>
+              <w:rPr>
+                <w:rFonts w:asciiTheme="majorHAnsi" w:eastAsiaTheme="majorHAnsi" w:hAnsiTheme="majorHAnsi" w:hint="eastAsia"/>
+              </w:rPr>
+            </w:pPr>
+            <w:r>
+              <w:rPr>
+                <w:rFonts w:asciiTheme="majorHAnsi" w:eastAsiaTheme="majorHAnsi" w:hAnsiTheme="majorHAnsi" w:hint="eastAsia"/>
+              </w:rPr>
+              <w:t>[오후 7:58:22.842] RX  01 04 02 00 00 B9 30  (+10ms)</w:t>
+            </w:r>
+          </w:p>
+          <w:p>
+            <w:pPr>
+              <w:pStyle w:val="1-0"/>
+              <w:rPr>
+                <w:rFonts w:asciiTheme="majorHAnsi" w:eastAsiaTheme="majorHAnsi" w:hAnsiTheme="majorHAnsi" w:hint="eastAsia"/>
+              </w:rPr>
+            </w:pPr>
+            <w:r>
+              <w:rPr>
+                <w:rFonts w:asciiTheme="majorHAnsi" w:eastAsiaTheme="majorHAnsi" w:hAnsiTheme="majorHAnsi" w:hint="eastAsia"/>
+              </w:rPr>
+              <w:t>[오후 7:58:22.950] TX  01 04 D0 2D 00 01 99 03  (+108ms)</w:t>
+            </w:r>
+          </w:p>
+          <w:p>
+            <w:pPr>
+              <w:pStyle w:val="1-0"/>
+              <w:rPr>
+                <w:rFonts w:asciiTheme="majorHAnsi" w:eastAsiaTheme="majorHAnsi" w:hAnsiTheme="majorHAnsi" w:hint="eastAsia"/>
+              </w:rPr>
+            </w:pPr>
+            <w:r>
+              <w:rPr>
+                <w:rFonts w:asciiTheme="majorHAnsi" w:eastAsiaTheme="majorHAnsi" w:hAnsiTheme="majorHAnsi" w:hint="eastAsia"/>
+              </w:rPr>
+              <w:t>[오후 7:58:22.972] RX  01 04 02 00 00 B9 30  (+22ms)</w:t>
+            </w:r>
+          </w:p>
+          <w:p>
+            <w:pPr>
+              <w:pStyle w:val="1-0"/>
+              <w:rPr>
+                <w:rFonts w:asciiTheme="majorHAnsi" w:eastAsiaTheme="majorHAnsi" w:hAnsiTheme="majorHAnsi" w:hint="eastAsia"/>
+              </w:rPr>
+            </w:pPr>
+            <w:r>
+              <w:rPr>
+                <w:rFonts w:asciiTheme="majorHAnsi" w:eastAsiaTheme="majorHAnsi" w:hAnsiTheme="majorHAnsi" w:hint="eastAsia"/>
+              </w:rPr>
+              <w:t>[오후 7:58:23.084] TX  01 04 D0 2D 00 01 99 03  (+112ms)</w:t>
+            </w:r>
+          </w:p>
+          <w:p>
+            <w:pPr>
+              <w:pStyle w:val="1-0"/>
+              <w:rPr>
+                <w:rFonts w:asciiTheme="majorHAnsi" w:eastAsiaTheme="majorHAnsi" w:hAnsiTheme="majorHAnsi" w:hint="eastAsia"/>
+              </w:rPr>
+            </w:pPr>
+            <w:r>
+              <w:rPr>
+                <w:rFonts w:asciiTheme="majorHAnsi" w:eastAsiaTheme="majorHAnsi" w:hAnsiTheme="majorHAnsi" w:hint="eastAsia"/>
+              </w:rPr>
+              <w:t>[오후 7:58:23.098] RX  01 04 02 00 00 B9 30  (+14ms)</w:t>
+            </w:r>
+          </w:p>
+          <w:p>
+            <w:pPr>
+              <w:pStyle w:val="1-0"/>
+              <w:rPr>
+                <w:rFonts w:asciiTheme="majorHAnsi" w:eastAsiaTheme="majorHAnsi" w:hAnsiTheme="majorHAnsi" w:hint="eastAsia"/>
+              </w:rPr>
+            </w:pPr>
+            <w:r>
+              <w:rPr>
+                <w:rFonts w:asciiTheme="majorHAnsi" w:eastAsiaTheme="majorHAnsi" w:hAnsiTheme="majorHAnsi" w:hint="eastAsia"/>
+              </w:rPr>
+              <w:t>[오후 7:58:23.215] TX  01 04 D0 2D 00 01 99 03  (+117ms)</w:t>
+            </w:r>
+          </w:p>
+          <w:p>
+            <w:pPr>
+              <w:pStyle w:val="1-0"/>
+              <w:rPr>
+                <w:rFonts w:asciiTheme="majorHAnsi" w:eastAsiaTheme="majorHAnsi" w:hAnsiTheme="majorHAnsi" w:hint="eastAsia"/>
+              </w:rPr>
+            </w:pPr>
+            <w:r>
+              <w:rPr>
+                <w:rFonts w:asciiTheme="majorHAnsi" w:eastAsiaTheme="majorHAnsi" w:hAnsiTheme="majorHAnsi" w:hint="eastAsia"/>
+              </w:rPr>
+              <w:t>[오후 7:58:23.226] RX  01 04 02 00 00 B9 30  (+11ms)</w:t>
+            </w:r>
+          </w:p>
+          <w:p>
+            <w:pPr>
+              <w:pStyle w:val="1-0"/>
+              <w:rPr>
+                <w:rFonts w:asciiTheme="majorHAnsi" w:eastAsiaTheme="majorHAnsi" w:hAnsiTheme="majorHAnsi" w:hint="eastAsia"/>
+              </w:rPr>
+            </w:pPr>
+            <w:r>
+              <w:rPr>
+                <w:rFonts w:asciiTheme="majorHAnsi" w:eastAsiaTheme="majorHAnsi" w:hAnsiTheme="majorHAnsi" w:hint="eastAsia"/>
+              </w:rPr>
+              <w:t>[오후 7:58:23.333] TX  01 04 D0 2D 00 01 99 03  (+107ms)</w:t>
+            </w:r>
+          </w:p>
+          <w:p>
+            <w:pPr>
+              <w:pStyle w:val="1-0"/>
+              <w:rPr>
+                <w:rFonts w:asciiTheme="majorHAnsi" w:eastAsiaTheme="majorHAnsi" w:hAnsiTheme="majorHAnsi" w:hint="eastAsia"/>
+              </w:rPr>
+            </w:pPr>
+            <w:r>
+              <w:rPr>
+                <w:rFonts w:asciiTheme="majorHAnsi" w:eastAsiaTheme="majorHAnsi" w:hAnsiTheme="majorHAnsi" w:hint="eastAsia"/>
+              </w:rPr>
+              <w:t>[오후 7:58:23.354] RX  01 04 02 00 00 B9 30  (+21ms)</w:t>
+            </w:r>
+          </w:p>
+          <w:p>
+            <w:pPr>
+              <w:pStyle w:val="1-0"/>
+              <w:rPr>
+                <w:rFonts w:asciiTheme="majorHAnsi" w:eastAsiaTheme="majorHAnsi" w:hAnsiTheme="majorHAnsi" w:hint="eastAsia"/>
+              </w:rPr>
+            </w:pPr>
+            <w:r>
+              <w:rPr>
+                <w:rFonts w:asciiTheme="majorHAnsi" w:eastAsiaTheme="majorHAnsi" w:hAnsiTheme="majorHAnsi" w:hint="eastAsia"/>
+              </w:rPr>
+              <w:t>[오후 7:58:23.467] TX  01 04 D0 2D 00 01 99 03  (+113ms)</w:t>
+            </w:r>
+          </w:p>
+          <w:p>
+            <w:pPr>
+              <w:pStyle w:val="1-0"/>
+              <w:rPr>
+                <w:rFonts w:asciiTheme="majorHAnsi" w:eastAsiaTheme="majorHAnsi" w:hAnsiTheme="majorHAnsi" w:hint="eastAsia"/>
+              </w:rPr>
+            </w:pPr>
+            <w:r>
+              <w:rPr>
+                <w:rFonts w:asciiTheme="majorHAnsi" w:eastAsiaTheme="majorHAnsi" w:hAnsiTheme="majorHAnsi" w:hint="eastAsia"/>
+              </w:rPr>
+              <w:t>[오후 7:58:23.482] RX  01 04 02 00 00 B9 30  (+15ms)</w:t>
+            </w:r>
+          </w:p>
+          <w:p>
+            <w:pPr>
+              <w:pStyle w:val="1-0"/>
+              <w:rPr>
+                <w:rFonts w:asciiTheme="majorHAnsi" w:eastAsiaTheme="majorHAnsi" w:hAnsiTheme="majorHAnsi" w:hint="eastAsia"/>
+              </w:rPr>
+            </w:pPr>
+            <w:r>
+              <w:rPr>
+                <w:rFonts w:asciiTheme="majorHAnsi" w:eastAsiaTheme="majorHAnsi" w:hAnsiTheme="majorHAnsi" w:hint="eastAsia"/>
+              </w:rPr>
+              <w:t>[오후 7:58:23.584] TX  01 04 D0 2D 00 01 99 03  (+102ms)</w:t>
+            </w:r>
+          </w:p>
+          <w:p>
+            <w:pPr>
+              <w:pStyle w:val="1-0"/>
+              <w:rPr>
+                <w:rFonts w:asciiTheme="majorHAnsi" w:eastAsiaTheme="majorHAnsi" w:hAnsiTheme="majorHAnsi" w:hint="eastAsia"/>
+              </w:rPr>
+            </w:pPr>
+            <w:r>
+              <w:rPr>
+                <w:rFonts w:asciiTheme="majorHAnsi" w:eastAsiaTheme="majorHAnsi" w:hAnsiTheme="majorHAnsi" w:hint="eastAsia"/>
+              </w:rPr>
+              <w:t>[오후 7:58:23.611] RX  01 04 02 00 00 B9 30  (+27ms)</w:t>
+            </w:r>
+          </w:p>
+          <w:p>
+            <w:pPr>
+              <w:pStyle w:val="1-0"/>
+              <w:rPr>
+                <w:rFonts w:asciiTheme="majorHAnsi" w:eastAsiaTheme="majorHAnsi" w:hAnsiTheme="majorHAnsi" w:hint="eastAsia"/>
+              </w:rPr>
+            </w:pPr>
+            <w:r>
+              <w:rPr>
+                <w:rFonts w:asciiTheme="majorHAnsi" w:eastAsiaTheme="majorHAnsi" w:hAnsiTheme="majorHAnsi" w:hint="eastAsia"/>
+              </w:rPr>
+              <w:t>[오후 7:58:23.718] TX  01 04 D0 2D 00 01 99 03  (+107ms)</w:t>
+            </w:r>
+          </w:p>
+          <w:p>
+            <w:pPr>
+              <w:pStyle w:val="1-0"/>
+              <w:rPr>
+                <w:rFonts w:asciiTheme="majorHAnsi" w:eastAsiaTheme="majorHAnsi" w:hAnsiTheme="majorHAnsi" w:hint="eastAsia"/>
+              </w:rPr>
+            </w:pPr>
+            <w:r>
+              <w:rPr>
+                <w:rFonts w:asciiTheme="majorHAnsi" w:eastAsiaTheme="majorHAnsi" w:hAnsiTheme="majorHAnsi" w:hint="eastAsia"/>
+              </w:rPr>
+              <w:t>[오후 7:58:23.738] RX  01 04 02 00 00 B9 30  (+20ms)</w:t>
+            </w:r>
+          </w:p>
+          <w:p>
+            <w:pPr>
+              <w:pStyle w:val="1-0"/>
+              <w:rPr>
+                <w:rFonts w:asciiTheme="majorHAnsi" w:eastAsiaTheme="majorHAnsi" w:hAnsiTheme="majorHAnsi" w:hint="eastAsia"/>
+              </w:rPr>
+            </w:pPr>
+            <w:r>
+              <w:rPr>
+                <w:rFonts w:asciiTheme="majorHAnsi" w:eastAsiaTheme="majorHAnsi" w:hAnsiTheme="majorHAnsi" w:hint="eastAsia"/>
+              </w:rPr>
+              <w:t>[오후 7:58:23.850] TX  01 04 D0 2D 00 01 99 03  (+112ms)</w:t>
+            </w:r>
+          </w:p>
+          <w:p>
+            <w:pPr>
+              <w:pStyle w:val="1-0"/>
+              <w:rPr>
+                <w:rFonts w:asciiTheme="majorHAnsi" w:eastAsiaTheme="majorHAnsi" w:hAnsiTheme="majorHAnsi" w:hint="eastAsia"/>
+              </w:rPr>
+            </w:pPr>
+            <w:r>
+              <w:rPr>
+                <w:rFonts w:asciiTheme="majorHAnsi" w:eastAsiaTheme="majorHAnsi" w:hAnsiTheme="majorHAnsi" w:hint="eastAsia"/>
+              </w:rPr>
+              <w:t>[오후 7:58:23.866] RX  01 04 02 00 00 B9 30  (+16ms)</w:t>
+            </w:r>
+          </w:p>
+          <w:p>
+            <w:pPr>
+              <w:pStyle w:val="1-0"/>
+              <w:rPr>
+                <w:rFonts w:asciiTheme="majorHAnsi" w:eastAsiaTheme="majorHAnsi" w:hAnsiTheme="majorHAnsi" w:hint="eastAsia"/>
+              </w:rPr>
+            </w:pPr>
+            <w:r>
+              <w:rPr>
+                <w:rFonts w:asciiTheme="majorHAnsi" w:eastAsiaTheme="majorHAnsi" w:hAnsiTheme="majorHAnsi" w:hint="eastAsia"/>
+              </w:rPr>
+              <w:t>[오후 7:58:23.968] TX  01 04 D0 2D 00 01 99 03  (+102ms)</w:t>
+            </w:r>
+          </w:p>
+          <w:p>
+            <w:pPr>
+              <w:pStyle w:val="1-0"/>
+              <w:rPr>
+                <w:rFonts w:asciiTheme="majorHAnsi" w:eastAsiaTheme="majorHAnsi" w:hAnsiTheme="majorHAnsi" w:hint="eastAsia"/>
+              </w:rPr>
+            </w:pPr>
+            <w:r>
+              <w:rPr>
+                <w:rFonts w:asciiTheme="majorHAnsi" w:eastAsiaTheme="majorHAnsi" w:hAnsiTheme="majorHAnsi" w:hint="eastAsia"/>
+              </w:rPr>
+              <w:t>[오후 7:58:23.978] RX  01 04 02 00 00 B9 30  (+10ms)</w:t>
+            </w:r>
+          </w:p>
+          <w:p>
+            <w:pPr>
+              <w:pStyle w:val="1-0"/>
+              <w:rPr>
+                <w:rFonts w:asciiTheme="majorHAnsi" w:eastAsiaTheme="majorHAnsi" w:hAnsiTheme="majorHAnsi" w:hint="eastAsia"/>
+              </w:rPr>
+            </w:pPr>
+            <w:r>
+              <w:rPr>
+                <w:rFonts w:asciiTheme="majorHAnsi" w:eastAsiaTheme="majorHAnsi" w:hAnsiTheme="majorHAnsi" w:hint="eastAsia"/>
+              </w:rPr>
+              <w:lastRenderedPageBreak/>
+              <w:t>[오후 7:58:24.084] TX  01 04 D0 2D 00 01 99 03  (+106ms)</w:t>
+            </w:r>
+          </w:p>
+          <w:p>
+            <w:pPr>
+              <w:pStyle w:val="1-0"/>
+              <w:rPr>
+                <w:rFonts w:asciiTheme="majorHAnsi" w:eastAsiaTheme="majorHAnsi" w:hAnsiTheme="majorHAnsi" w:hint="eastAsia"/>
+              </w:rPr>
+            </w:pPr>
+            <w:r>
+              <w:rPr>
+                <w:rFonts w:asciiTheme="majorHAnsi" w:eastAsiaTheme="majorHAnsi" w:hAnsiTheme="majorHAnsi" w:hint="eastAsia"/>
+              </w:rPr>
+              <w:t>[오후 7:58:24.106] RX  01 04 02 00 00 B9 30  (+22ms)</w:t>
+            </w:r>
+          </w:p>
+          <w:p>
+            <w:pPr>
+              <w:pStyle w:val="1-0"/>
+              <w:rPr>
+                <w:rFonts w:asciiTheme="majorHAnsi" w:eastAsiaTheme="majorHAnsi" w:hAnsiTheme="majorHAnsi" w:hint="eastAsia"/>
+              </w:rPr>
+            </w:pPr>
+            <w:r>
+              <w:rPr>
+                <w:rFonts w:asciiTheme="majorHAnsi" w:eastAsiaTheme="majorHAnsi" w:hAnsiTheme="majorHAnsi" w:hint="eastAsia"/>
+              </w:rPr>
+              <w:t>[오후 7:58:24.219] TX  01 04 D0 2D 00 01 99 03  (+113ms)</w:t>
+            </w:r>
+          </w:p>
+          <w:p>
+            <w:pPr>
+              <w:pStyle w:val="1-0"/>
+              <w:rPr>
+                <w:rFonts w:asciiTheme="majorHAnsi" w:eastAsiaTheme="majorHAnsi" w:hAnsiTheme="majorHAnsi" w:hint="eastAsia"/>
+              </w:rPr>
+            </w:pPr>
+            <w:r>
+              <w:rPr>
+                <w:rFonts w:asciiTheme="majorHAnsi" w:eastAsiaTheme="majorHAnsi" w:hAnsiTheme="majorHAnsi" w:hint="eastAsia"/>
+              </w:rPr>
+              <w:t>[오후 7:58:24.234] RX  01 04 02 00 00 B9 30  (+15ms)</w:t>
+            </w:r>
+          </w:p>
+          <w:p>
+            <w:pPr>
+              <w:pStyle w:val="1-0"/>
+              <w:rPr>
+                <w:rFonts w:asciiTheme="majorHAnsi" w:eastAsiaTheme="majorHAnsi" w:hAnsiTheme="majorHAnsi" w:hint="eastAsia"/>
+              </w:rPr>
+            </w:pPr>
+            <w:r>
+              <w:rPr>
+                <w:rFonts w:asciiTheme="majorHAnsi" w:eastAsiaTheme="majorHAnsi" w:hAnsiTheme="majorHAnsi" w:hint="eastAsia"/>
+              </w:rPr>
+              <w:t>[오후 7:58:24.339] TX  01 04 D0 2D 00 01 99 03  (+105ms)</w:t>
+            </w:r>
+          </w:p>
+          <w:p>
+            <w:pPr>
+              <w:pStyle w:val="1-0"/>
+              <w:rPr>
+                <w:rFonts w:asciiTheme="majorHAnsi" w:eastAsiaTheme="majorHAnsi" w:hAnsiTheme="majorHAnsi" w:hint="eastAsia"/>
+              </w:rPr>
+            </w:pPr>
+            <w:r>
+              <w:rPr>
+                <w:rFonts w:asciiTheme="majorHAnsi" w:eastAsiaTheme="majorHAnsi" w:hAnsiTheme="majorHAnsi" w:hint="eastAsia"/>
+              </w:rPr>
+              <w:t>[오후 7:58:24.362] RX  01 04 02 00 00 B9 30  (+23ms)</w:t>
+            </w:r>
+          </w:p>
+          <w:p>
+            <w:pPr>
+              <w:pStyle w:val="1-0"/>
+              <w:rPr>
+                <w:rFonts w:asciiTheme="majorHAnsi" w:eastAsiaTheme="majorHAnsi" w:hAnsiTheme="majorHAnsi" w:hint="eastAsia"/>
+              </w:rPr>
+            </w:pPr>
+            <w:r>
+              <w:rPr>
+                <w:rFonts w:asciiTheme="majorHAnsi" w:eastAsiaTheme="majorHAnsi" w:hAnsiTheme="majorHAnsi" w:hint="eastAsia"/>
+              </w:rPr>
+              <w:t>[오후 7:58:24.468] TX  01 04 D0 2D 00 01 99 03  (+106ms)</w:t>
+            </w:r>
+          </w:p>
+          <w:p>
+            <w:pPr>
+              <w:pStyle w:val="1-0"/>
+              <w:rPr>
+                <w:rFonts w:asciiTheme="majorHAnsi" w:eastAsiaTheme="majorHAnsi" w:hAnsiTheme="majorHAnsi" w:hint="eastAsia"/>
+              </w:rPr>
+            </w:pPr>
+            <w:r>
+              <w:rPr>
+                <w:rFonts w:asciiTheme="majorHAnsi" w:eastAsiaTheme="majorHAnsi" w:hAnsiTheme="majorHAnsi" w:hint="eastAsia"/>
+              </w:rPr>
+              <w:t>[오후 7:58:24.491] RX  01 04 02 00 00 B9 30  (+23ms)</w:t>
+            </w:r>
+          </w:p>
+          <w:p>
+            <w:pPr>
+              <w:pStyle w:val="1-0"/>
+              <w:rPr>
+                <w:rFonts w:asciiTheme="majorHAnsi" w:eastAsiaTheme="majorHAnsi" w:hAnsiTheme="majorHAnsi" w:hint="eastAsia"/>
+              </w:rPr>
+            </w:pPr>
+            <w:r>
+              <w:rPr>
+                <w:rFonts w:asciiTheme="majorHAnsi" w:eastAsiaTheme="majorHAnsi" w:hAnsiTheme="majorHAnsi" w:hint="eastAsia"/>
+              </w:rPr>
+              <w:t>[오후 7:58:24.597] TX  01 04 D0 2D 00 01 99 03  (+106ms)</w:t>
+            </w:r>
+          </w:p>
+          <w:p>
+            <w:pPr>
+              <w:pStyle w:val="1-0"/>
+              <w:rPr>
+                <w:rFonts w:asciiTheme="majorHAnsi" w:eastAsiaTheme="majorHAnsi" w:hAnsiTheme="majorHAnsi" w:hint="eastAsia"/>
+              </w:rPr>
+            </w:pPr>
+            <w:r>
+              <w:rPr>
+                <w:rFonts w:asciiTheme="majorHAnsi" w:eastAsiaTheme="majorHAnsi" w:hAnsiTheme="majorHAnsi" w:hint="eastAsia"/>
+              </w:rPr>
+              <w:t>[오후 7:58:24.618] RX  01 04 02 00 00 B9 30  (+21ms)</w:t>
+            </w:r>
+          </w:p>
+          <w:p>
+            <w:pPr>
+              <w:pStyle w:val="1-0"/>
+              <w:rPr>
+                <w:rFonts w:asciiTheme="majorHAnsi" w:eastAsiaTheme="majorHAnsi" w:hAnsiTheme="majorHAnsi" w:hint="eastAsia"/>
+              </w:rPr>
+            </w:pPr>
+            <w:r>
+              <w:rPr>
+                <w:rFonts w:asciiTheme="majorHAnsi" w:eastAsiaTheme="majorHAnsi" w:hAnsiTheme="majorHAnsi" w:hint="eastAsia"/>
+              </w:rPr>
+              <w:t>[오후 7:58:24.719] TX  01 04 D0 2D 00 01 99 03  (+101ms)</w:t>
+            </w:r>
+          </w:p>
+          <w:p>
+            <w:pPr>
+              <w:pStyle w:val="1-0"/>
+              <w:rPr>
+                <w:rFonts w:asciiTheme="majorHAnsi" w:eastAsiaTheme="majorHAnsi" w:hAnsiTheme="majorHAnsi" w:hint="eastAsia"/>
+              </w:rPr>
+            </w:pPr>
+            <w:r>
+              <w:rPr>
+                <w:rFonts w:asciiTheme="majorHAnsi" w:eastAsiaTheme="majorHAnsi" w:hAnsiTheme="majorHAnsi" w:hint="eastAsia"/>
+              </w:rPr>
+              <w:t>[오후 7:58:24.730] RX  01 04 02 00 00 B9 30  (+11ms)</w:t>
+            </w:r>
+          </w:p>
+          <w:p>
+            <w:pPr>
+              <w:pStyle w:val="1-0"/>
+              <w:rPr>
+                <w:rFonts w:asciiTheme="majorHAnsi" w:eastAsiaTheme="majorHAnsi" w:hAnsiTheme="majorHAnsi" w:hint="eastAsia"/>
+              </w:rPr>
+            </w:pPr>
+            <w:r>
+              <w:rPr>
+                <w:rFonts w:asciiTheme="majorHAnsi" w:eastAsiaTheme="majorHAnsi" w:hAnsiTheme="majorHAnsi" w:hint="eastAsia"/>
+              </w:rPr>
+              <w:t>[오후 7:58:24.832] TX  01 04 D0 2D 00 01 99 03  (+102ms)</w:t>
+            </w:r>
+          </w:p>
+          <w:p>
+            <w:pPr>
+              <w:pStyle w:val="1-0"/>
+              <w:rPr>
+                <w:rFonts w:asciiTheme="majorHAnsi" w:eastAsiaTheme="majorHAnsi" w:hAnsiTheme="majorHAnsi" w:hint="eastAsia"/>
+              </w:rPr>
+            </w:pPr>
+            <w:r>
+              <w:rPr>
+                <w:rFonts w:asciiTheme="majorHAnsi" w:eastAsiaTheme="majorHAnsi" w:hAnsiTheme="majorHAnsi" w:hint="eastAsia"/>
+              </w:rPr>
+              <w:t>[오후 7:58:24.842] RX  01 04 02 00 00 B9 30  (+10ms)</w:t>
+            </w:r>
+          </w:p>
+          <w:p>
+            <w:pPr>
+              <w:pStyle w:val="1-0"/>
+              <w:rPr>
+                <w:rFonts w:asciiTheme="majorHAnsi" w:eastAsiaTheme="majorHAnsi" w:hAnsiTheme="majorHAnsi" w:hint="eastAsia"/>
+              </w:rPr>
+            </w:pPr>
+            <w:r>
+              <w:rPr>
+                <w:rFonts w:asciiTheme="majorHAnsi" w:eastAsiaTheme="majorHAnsi" w:hAnsiTheme="majorHAnsi" w:hint="eastAsia"/>
+              </w:rPr>
+              <w:t>[오후 7:58:24.948] TX  01 04 D0 2D 00 01 99 03  (+106ms)</w:t>
+            </w:r>
+          </w:p>
+          <w:p>
+            <w:pPr>
+              <w:pStyle w:val="1-0"/>
+              <w:rPr>
+                <w:rFonts w:asciiTheme="majorHAnsi" w:eastAsiaTheme="majorHAnsi" w:hAnsiTheme="majorHAnsi" w:hint="eastAsia"/>
+              </w:rPr>
+            </w:pPr>
+            <w:r>
+              <w:rPr>
+                <w:rFonts w:asciiTheme="majorHAnsi" w:eastAsiaTheme="majorHAnsi" w:hAnsiTheme="majorHAnsi" w:hint="eastAsia"/>
+              </w:rPr>
+              <w:t>[오후 7:58:24.970] RX  01 04 02 00 00 B9 30  (+22ms)</w:t>
+            </w:r>
+          </w:p>
+          <w:p>
+            <w:pPr>
+              <w:pStyle w:val="1-0"/>
+              <w:rPr>
+                <w:rFonts w:asciiTheme="majorHAnsi" w:eastAsiaTheme="majorHAnsi" w:hAnsiTheme="majorHAnsi" w:hint="eastAsia"/>
+              </w:rPr>
+            </w:pPr>
+            <w:r>
+              <w:rPr>
+                <w:rFonts w:asciiTheme="majorHAnsi" w:eastAsiaTheme="majorHAnsi" w:hAnsiTheme="majorHAnsi" w:hint="eastAsia"/>
+              </w:rPr>
+              <w:t>[오후 7:58:25.083] TX  01 04 D0 2D 00 01 99 03  (+113ms)</w:t>
+            </w:r>
+          </w:p>
+          <w:p>
+            <w:pPr>
+              <w:pStyle w:val="1-0"/>
+              <w:rPr>
+                <w:rFonts w:asciiTheme="majorHAnsi" w:eastAsiaTheme="majorHAnsi" w:hAnsiTheme="majorHAnsi" w:hint="eastAsia"/>
+              </w:rPr>
+            </w:pPr>
+            <w:r>
+              <w:rPr>
+                <w:rFonts w:asciiTheme="majorHAnsi" w:eastAsiaTheme="majorHAnsi" w:hAnsiTheme="majorHAnsi" w:hint="eastAsia"/>
+              </w:rPr>
+              <w:t>[오후 7:58:25.098] RX  01 04 02 00 00 B9 30  (+15ms)</w:t>
+            </w:r>
+          </w:p>
+          <w:p>
+            <w:pPr>
+              <w:pStyle w:val="1-0"/>
+              <w:rPr>
+                <w:rFonts w:asciiTheme="majorHAnsi" w:eastAsiaTheme="majorHAnsi" w:hAnsiTheme="majorHAnsi" w:hint="eastAsia"/>
+              </w:rPr>
+            </w:pPr>
+            <w:r>
+              <w:rPr>
+                <w:rFonts w:asciiTheme="majorHAnsi" w:eastAsiaTheme="majorHAnsi" w:hAnsiTheme="majorHAnsi" w:hint="eastAsia"/>
+              </w:rPr>
+              <w:t>[오후 7:58:25.201] TX  01 04 D0 2D 00 01 99 03  (+103ms)</w:t>
+            </w:r>
+          </w:p>
+          <w:p>
+            <w:pPr>
+              <w:pStyle w:val="1-0"/>
+              <w:rPr>
+                <w:rFonts w:asciiTheme="majorHAnsi" w:eastAsiaTheme="majorHAnsi" w:hAnsiTheme="majorHAnsi" w:hint="eastAsia"/>
+              </w:rPr>
+            </w:pPr>
+            <w:r>
+              <w:rPr>
+                <w:rFonts w:asciiTheme="majorHAnsi" w:eastAsiaTheme="majorHAnsi" w:hAnsiTheme="majorHAnsi" w:hint="eastAsia"/>
+              </w:rPr>
+              <w:t>[오후 7:58:25.226] RX  01 04 02 00 00 B9 30  (+25ms)</w:t>
+            </w:r>
+          </w:p>
+          <w:p>
+            <w:pPr>
+              <w:pStyle w:val="1-0"/>
+              <w:rPr>
+                <w:rFonts w:asciiTheme="majorHAnsi" w:eastAsiaTheme="majorHAnsi" w:hAnsiTheme="majorHAnsi" w:hint="eastAsia"/>
+              </w:rPr>
+            </w:pPr>
+            <w:r>
+              <w:rPr>
+                <w:rFonts w:asciiTheme="majorHAnsi" w:eastAsiaTheme="majorHAnsi" w:hAnsiTheme="majorHAnsi" w:hint="eastAsia"/>
+              </w:rPr>
+              <w:t>[오후 7:58:25.334] TX  01 04 D0 2D 00 01 99 03  (+108ms)</w:t>
+            </w:r>
+          </w:p>
+          <w:p>
+            <w:pPr>
+              <w:pStyle w:val="1-0"/>
+              <w:rPr>
+                <w:rFonts w:asciiTheme="majorHAnsi" w:eastAsiaTheme="majorHAnsi" w:hAnsiTheme="majorHAnsi" w:hint="eastAsia"/>
+              </w:rPr>
+            </w:pPr>
+            <w:r>
+              <w:rPr>
+                <w:rFonts w:asciiTheme="majorHAnsi" w:eastAsiaTheme="majorHAnsi" w:hAnsiTheme="majorHAnsi" w:hint="eastAsia"/>
+              </w:rPr>
+              <w:t>[오후 7:58:25.355] RX  01 04 02 00 00 B9 30  (+21ms)</w:t>
+            </w:r>
+          </w:p>
+          <w:p>
+            <w:pPr>
+              <w:pStyle w:val="1-0"/>
+              <w:rPr>
+                <w:rFonts w:asciiTheme="majorHAnsi" w:eastAsiaTheme="majorHAnsi" w:hAnsiTheme="majorHAnsi" w:hint="eastAsia"/>
+              </w:rPr>
+            </w:pPr>
+            <w:r>
+              <w:rPr>
+                <w:rFonts w:asciiTheme="majorHAnsi" w:eastAsiaTheme="majorHAnsi" w:hAnsiTheme="majorHAnsi" w:hint="eastAsia"/>
+              </w:rPr>
+              <w:t>[오후 7:58:25.467] TX  01 04 D0 2D 00 01 99 03  (+112ms)</w:t>
+            </w:r>
+          </w:p>
+          <w:p>
+            <w:pPr>
+              <w:pStyle w:val="1-0"/>
+              <w:rPr>
+                <w:rFonts w:asciiTheme="majorHAnsi" w:eastAsiaTheme="majorHAnsi" w:hAnsiTheme="majorHAnsi" w:hint="eastAsia"/>
+              </w:rPr>
+            </w:pPr>
+            <w:r>
+              <w:rPr>
+                <w:rFonts w:asciiTheme="majorHAnsi" w:eastAsiaTheme="majorHAnsi" w:hAnsiTheme="majorHAnsi" w:hint="eastAsia"/>
+              </w:rPr>
+              <w:t>[오후 7:58:25.482] RX  01 04 02 00 00 B9 30  (+15ms)</w:t>
+            </w:r>
+          </w:p>
+          <w:p>
+            <w:pPr>
+              <w:pStyle w:val="1-0"/>
+              <w:rPr>
+                <w:rFonts w:asciiTheme="majorHAnsi" w:eastAsiaTheme="majorHAnsi" w:hAnsiTheme="majorHAnsi" w:hint="eastAsia"/>
+              </w:rPr>
+            </w:pPr>
+            <w:r>
+              <w:rPr>
+                <w:rFonts w:asciiTheme="majorHAnsi" w:eastAsiaTheme="majorHAnsi" w:hAnsiTheme="majorHAnsi" w:hint="eastAsia"/>
+              </w:rPr>
+              <w:t>[오후 7:58:25.585] TX  01 04 D0 2D 00 01 99 03  (+103ms)</w:t>
+            </w:r>
+          </w:p>
+          <w:p>
+            <w:pPr>
+              <w:pStyle w:val="1-0"/>
+              <w:rPr>
+                <w:rFonts w:asciiTheme="majorHAnsi" w:eastAsiaTheme="majorHAnsi" w:hAnsiTheme="majorHAnsi" w:hint="eastAsia"/>
+              </w:rPr>
+            </w:pPr>
+            <w:r>
+              <w:rPr>
+                <w:rFonts w:asciiTheme="majorHAnsi" w:eastAsiaTheme="majorHAnsi" w:hAnsiTheme="majorHAnsi" w:hint="eastAsia"/>
+              </w:rPr>
+              <w:t>[오후 7:58:25.610] RX  01 04 02 00 00 B9 30  (+25ms)</w:t>
+            </w:r>
+          </w:p>
+          <w:p>
+            <w:pPr>
+              <w:pStyle w:val="1-0"/>
+              <w:rPr>
+                <w:rFonts w:asciiTheme="majorHAnsi" w:eastAsiaTheme="majorHAnsi" w:hAnsiTheme="majorHAnsi" w:hint="eastAsia"/>
+              </w:rPr>
+            </w:pPr>
+            <w:r>
+              <w:rPr>
+                <w:rFonts w:asciiTheme="majorHAnsi" w:eastAsiaTheme="majorHAnsi" w:hAnsiTheme="majorHAnsi" w:hint="eastAsia"/>
+              </w:rPr>
+              <w:t>[오후 7:58:25.717] TX  01 04 D0 2D 00 01 99 03  (+107ms)</w:t>
+            </w:r>
+          </w:p>
+          <w:p>
+            <w:pPr>
+              <w:pStyle w:val="1-0"/>
+              <w:rPr>
+                <w:rFonts w:asciiTheme="majorHAnsi" w:eastAsiaTheme="majorHAnsi" w:hAnsiTheme="majorHAnsi" w:hint="eastAsia"/>
+              </w:rPr>
+            </w:pPr>
+            <w:r>
+              <w:rPr>
+                <w:rFonts w:asciiTheme="majorHAnsi" w:eastAsiaTheme="majorHAnsi" w:hAnsiTheme="majorHAnsi" w:hint="eastAsia"/>
+              </w:rPr>
+              <w:t>[오후 7:58:25.738] RX  01 04 02 00 00 B9 30  (+21ms)</w:t>
+            </w:r>
+          </w:p>
+          <w:p>
+            <w:pPr>
+              <w:pStyle w:val="1-0"/>
+              <w:rPr>
+                <w:rFonts w:asciiTheme="majorHAnsi" w:eastAsiaTheme="majorHAnsi" w:hAnsiTheme="majorHAnsi" w:hint="eastAsia"/>
+              </w:rPr>
+            </w:pPr>
+            <w:r>
+              <w:rPr>
+                <w:rFonts w:asciiTheme="majorHAnsi" w:eastAsiaTheme="majorHAnsi" w:hAnsiTheme="majorHAnsi" w:hint="eastAsia"/>
+              </w:rPr>
+              <w:t>[오후 7:58:25.850] TX  01 04 D0 2D 00 01 99 03  (+112ms)</w:t>
+            </w:r>
+          </w:p>
+          <w:p>
+            <w:pPr>
+              <w:pStyle w:val="1-0"/>
+              <w:rPr>
+                <w:rFonts w:asciiTheme="majorHAnsi" w:eastAsiaTheme="majorHAnsi" w:hAnsiTheme="majorHAnsi" w:hint="eastAsia"/>
+              </w:rPr>
+            </w:pPr>
+            <w:r>
+              <w:rPr>
+                <w:rFonts w:asciiTheme="majorHAnsi" w:eastAsiaTheme="majorHAnsi" w:hAnsiTheme="majorHAnsi" w:hint="eastAsia"/>
+              </w:rPr>
+              <w:t>[오후 7:58:25.866] RX  01 04 02 00 00 B9 30  (+16ms)</w:t>
+            </w:r>
+          </w:p>
+          <w:p>
+            <w:pPr>
+              <w:pStyle w:val="1-0"/>
+              <w:rPr>
+                <w:rFonts w:asciiTheme="majorHAnsi" w:eastAsiaTheme="majorHAnsi" w:hAnsiTheme="majorHAnsi" w:hint="eastAsia"/>
+              </w:rPr>
+            </w:pPr>
+            <w:r>
+              <w:rPr>
+                <w:rFonts w:asciiTheme="majorHAnsi" w:eastAsiaTheme="majorHAnsi" w:hAnsiTheme="majorHAnsi" w:hint="eastAsia"/>
+              </w:rPr>
+              <w:t>[오후 7:58:25.969] TX  01 04 D0 2D 00 01 99 03  (+103ms)</w:t>
+            </w:r>
+          </w:p>
+          <w:p>
+            <w:pPr>
+              <w:pStyle w:val="1-0"/>
+              <w:rPr>
+                <w:rFonts w:asciiTheme="majorHAnsi" w:eastAsiaTheme="majorHAnsi" w:hAnsiTheme="majorHAnsi" w:hint="eastAsia"/>
+              </w:rPr>
+            </w:pPr>
+            <w:r>
+              <w:rPr>
+                <w:rFonts w:asciiTheme="majorHAnsi" w:eastAsiaTheme="majorHAnsi" w:hAnsiTheme="majorHAnsi" w:hint="eastAsia"/>
+              </w:rPr>
+              <w:t>[오후 7:58:25.994] RX  01 04 02 00 00 B9 30  (+25ms)</w:t>
+            </w:r>
+          </w:p>
+          <w:p>
+            <w:pPr>
+              <w:pStyle w:val="1-0"/>
+              <w:rPr>
+                <w:rFonts w:asciiTheme="majorHAnsi" w:eastAsiaTheme="majorHAnsi" w:hAnsiTheme="majorHAnsi" w:hint="eastAsia"/>
+              </w:rPr>
+            </w:pPr>
+            <w:r>
+              <w:rPr>
+                <w:rFonts w:asciiTheme="majorHAnsi" w:eastAsiaTheme="majorHAnsi" w:hAnsiTheme="majorHAnsi" w:hint="eastAsia"/>
+              </w:rPr>
+              <w:t>[오후 7:58:26.100] TX  01 04 D0 2D 00 01 99 03  (+106ms)</w:t>
+            </w:r>
+          </w:p>
+          <w:p>
+            <w:pPr>
+              <w:pStyle w:val="1-0"/>
+              <w:rPr>
+                <w:rFonts w:asciiTheme="majorHAnsi" w:eastAsiaTheme="majorHAnsi" w:hAnsiTheme="majorHAnsi" w:hint="eastAsia"/>
+              </w:rPr>
+            </w:pPr>
+            <w:r>
+              <w:rPr>
+                <w:rFonts w:asciiTheme="majorHAnsi" w:eastAsiaTheme="majorHAnsi" w:hAnsiTheme="majorHAnsi" w:hint="eastAsia"/>
+              </w:rPr>
+              <w:t>[오후 7:58:26.122] RX  01 04 02 00 00 B9 30  (+22ms)</w:t>
+            </w:r>
+          </w:p>
+          <w:p>
+            <w:pPr>
+              <w:pStyle w:val="1-0"/>
+              <w:rPr>
+                <w:rFonts w:asciiTheme="majorHAnsi" w:eastAsiaTheme="majorHAnsi" w:hAnsiTheme="majorHAnsi" w:hint="eastAsia"/>
+              </w:rPr>
+            </w:pPr>
+            <w:r>
+              <w:rPr>
+                <w:rFonts w:asciiTheme="majorHAnsi" w:eastAsiaTheme="majorHAnsi" w:hAnsiTheme="majorHAnsi" w:hint="eastAsia"/>
+              </w:rPr>
+              <w:t>[오후 7:58:26.233] TX  01 04 D0 2D 00 01 99 03  (+111ms)</w:t>
+            </w:r>
+          </w:p>
+          <w:p>
+            <w:pPr>
+              <w:pStyle w:val="1-0"/>
+              <w:rPr>
+                <w:rFonts w:asciiTheme="majorHAnsi" w:eastAsiaTheme="majorHAnsi" w:hAnsiTheme="majorHAnsi" w:hint="eastAsia"/>
+              </w:rPr>
+            </w:pPr>
+            <w:r>
+              <w:rPr>
+                <w:rFonts w:asciiTheme="majorHAnsi" w:eastAsiaTheme="majorHAnsi" w:hAnsiTheme="majorHAnsi" w:hint="eastAsia"/>
+              </w:rPr>
+              <w:t>[오후 7:58:26.250] RX  01 04 02 00 00 B9 30  (+17ms)</w:t>
+            </w:r>
+          </w:p>
+          <w:p>
+            <w:pPr>
+              <w:pStyle w:val="1-0"/>
+              <w:rPr>
+                <w:rFonts w:asciiTheme="majorHAnsi" w:eastAsiaTheme="majorHAnsi" w:hAnsiTheme="majorHAnsi" w:hint="eastAsia"/>
+              </w:rPr>
+            </w:pPr>
+            <w:r>
+              <w:rPr>
+                <w:rFonts w:asciiTheme="majorHAnsi" w:eastAsiaTheme="majorHAnsi" w:hAnsiTheme="majorHAnsi" w:hint="eastAsia"/>
+              </w:rPr>
+              <w:t>[오후 7:58:26.366] TX  01 04 D0 2D 00 01 99 03  (+116ms)</w:t>
+            </w:r>
+          </w:p>
+          <w:p>
+            <w:pPr>
+              <w:pStyle w:val="1-0"/>
+              <w:rPr>
+                <w:rFonts w:asciiTheme="majorHAnsi" w:eastAsiaTheme="majorHAnsi" w:hAnsiTheme="majorHAnsi" w:hint="eastAsia"/>
+              </w:rPr>
+            </w:pPr>
+            <w:r>
+              <w:rPr>
+                <w:rFonts w:asciiTheme="majorHAnsi" w:eastAsiaTheme="majorHAnsi" w:hAnsiTheme="majorHAnsi" w:hint="eastAsia"/>
+              </w:rPr>
+              <w:lastRenderedPageBreak/>
+              <w:t>[오후 7:58:26.378] RX  01 04 02 00 00 B9 30  (+12ms)</w:t>
+            </w:r>
+          </w:p>
+          <w:p>
+            <w:pPr>
+              <w:pStyle w:val="1-0"/>
+              <w:rPr>
+                <w:rFonts w:asciiTheme="majorHAnsi" w:eastAsiaTheme="majorHAnsi" w:hAnsiTheme="majorHAnsi" w:hint="eastAsia"/>
+              </w:rPr>
+            </w:pPr>
+            <w:r>
+              <w:rPr>
+                <w:rFonts w:asciiTheme="majorHAnsi" w:eastAsiaTheme="majorHAnsi" w:hAnsiTheme="majorHAnsi" w:hint="eastAsia"/>
+              </w:rPr>
+              <w:t>[오후 7:58:26.484] TX  01 04 D0 2D 00 01 99 03  (+106ms)</w:t>
+            </w:r>
+          </w:p>
+          <w:p>
+            <w:pPr>
+              <w:pStyle w:val="1-0"/>
+              <w:rPr>
+                <w:rFonts w:asciiTheme="majorHAnsi" w:eastAsiaTheme="majorHAnsi" w:hAnsiTheme="majorHAnsi" w:hint="eastAsia"/>
+              </w:rPr>
+            </w:pPr>
+            <w:r>
+              <w:rPr>
+                <w:rFonts w:asciiTheme="majorHAnsi" w:eastAsiaTheme="majorHAnsi" w:hAnsiTheme="majorHAnsi" w:hint="eastAsia"/>
+              </w:rPr>
+              <w:t>[오후 7:58:26.506] RX  01 04 02 00 00 B9 30  (+22ms)</w:t>
+            </w:r>
+          </w:p>
+          <w:p>
+            <w:pPr>
+              <w:pStyle w:val="1-0"/>
+              <w:rPr>
+                <w:rFonts w:asciiTheme="majorHAnsi" w:eastAsiaTheme="majorHAnsi" w:hAnsiTheme="majorHAnsi" w:hint="eastAsia"/>
+              </w:rPr>
+            </w:pPr>
+            <w:r>
+              <w:rPr>
+                <w:rFonts w:asciiTheme="majorHAnsi" w:eastAsiaTheme="majorHAnsi" w:hAnsiTheme="majorHAnsi" w:hint="eastAsia"/>
+              </w:rPr>
+              <w:t>[오후 7:58:26.609] TX  01 04 D0 2D 00 01 99 03  (+103ms)</w:t>
+            </w:r>
+          </w:p>
+          <w:p>
+            <w:pPr>
+              <w:pStyle w:val="1-0"/>
+              <w:rPr>
+                <w:rFonts w:asciiTheme="majorHAnsi" w:eastAsiaTheme="majorHAnsi" w:hAnsiTheme="majorHAnsi" w:hint="eastAsia"/>
+              </w:rPr>
+            </w:pPr>
+            <w:r>
+              <w:rPr>
+                <w:rFonts w:asciiTheme="majorHAnsi" w:eastAsiaTheme="majorHAnsi" w:hAnsiTheme="majorHAnsi" w:hint="eastAsia"/>
+              </w:rPr>
+              <w:t>[오후 7:58:26.633] RX  01 04 02 00 00 B9 30  (+24ms)</w:t>
+            </w:r>
+          </w:p>
+          <w:p>
+            <w:pPr>
+              <w:pStyle w:val="1-0"/>
+              <w:rPr>
+                <w:rFonts w:asciiTheme="majorHAnsi" w:eastAsiaTheme="majorHAnsi" w:hAnsiTheme="majorHAnsi" w:hint="eastAsia"/>
+              </w:rPr>
+            </w:pPr>
+            <w:r>
+              <w:rPr>
+                <w:rFonts w:asciiTheme="majorHAnsi" w:eastAsiaTheme="majorHAnsi" w:hAnsiTheme="majorHAnsi" w:hint="eastAsia"/>
+              </w:rPr>
+              <w:t>[오후 7:58:26.737] TX  01 04 D0 2D 00 01 99 03  (+104ms)</w:t>
+            </w:r>
+          </w:p>
+          <w:p>
+            <w:pPr>
+              <w:pStyle w:val="1-0"/>
+              <w:rPr>
+                <w:rFonts w:asciiTheme="majorHAnsi" w:eastAsiaTheme="majorHAnsi" w:hAnsiTheme="majorHAnsi" w:hint="eastAsia"/>
+              </w:rPr>
+            </w:pPr>
+            <w:r>
+              <w:rPr>
+                <w:rFonts w:asciiTheme="majorHAnsi" w:eastAsiaTheme="majorHAnsi" w:hAnsiTheme="majorHAnsi" w:hint="eastAsia"/>
+              </w:rPr>
+              <w:t>[오후 7:58:26.762] RX  01 04 02 00 00 B9 30  (+25ms)</w:t>
+            </w:r>
+          </w:p>
+          <w:p>
+            <w:pPr>
+              <w:pStyle w:val="1-0"/>
+              <w:rPr>
+                <w:rFonts w:asciiTheme="majorHAnsi" w:eastAsiaTheme="majorHAnsi" w:hAnsiTheme="majorHAnsi" w:hint="eastAsia"/>
+              </w:rPr>
+            </w:pPr>
+            <w:r>
+              <w:rPr>
+                <w:rFonts w:asciiTheme="majorHAnsi" w:eastAsiaTheme="majorHAnsi" w:hAnsiTheme="majorHAnsi" w:hint="eastAsia"/>
+              </w:rPr>
+              <w:t>[오후 7:58:26.869] TX  01 04 D0 2D 00 01 99 03  (+107ms)</w:t>
+            </w:r>
+          </w:p>
+          <w:p>
+            <w:pPr>
+              <w:pStyle w:val="1-0"/>
+              <w:rPr>
+                <w:rFonts w:asciiTheme="majorHAnsi" w:eastAsiaTheme="majorHAnsi" w:hAnsiTheme="majorHAnsi" w:hint="eastAsia"/>
+              </w:rPr>
+            </w:pPr>
+            <w:r>
+              <w:rPr>
+                <w:rFonts w:asciiTheme="majorHAnsi" w:eastAsiaTheme="majorHAnsi" w:hAnsiTheme="majorHAnsi" w:hint="eastAsia"/>
+              </w:rPr>
+              <w:t>[오후 7:58:26.889] RX  01 04 02 00 00 B9 30  (+20ms)</w:t>
+            </w:r>
+          </w:p>
+          <w:p>
+            <w:pPr>
+              <w:pStyle w:val="1-0"/>
+              <w:rPr>
+                <w:rFonts w:asciiTheme="majorHAnsi" w:eastAsiaTheme="majorHAnsi" w:hAnsiTheme="majorHAnsi" w:hint="eastAsia"/>
+              </w:rPr>
+            </w:pPr>
+            <w:r>
+              <w:rPr>
+                <w:rFonts w:asciiTheme="majorHAnsi" w:eastAsiaTheme="majorHAnsi" w:hAnsiTheme="majorHAnsi" w:hint="eastAsia"/>
+              </w:rPr>
+              <w:t>[오후 7:58:27.004] TX  01 04 D0 2D 00 01 99 03  (+115ms)</w:t>
+            </w:r>
+          </w:p>
+          <w:p>
+            <w:pPr>
+              <w:pStyle w:val="1-0"/>
+              <w:rPr>
+                <w:rFonts w:asciiTheme="majorHAnsi" w:eastAsiaTheme="majorHAnsi" w:hAnsiTheme="majorHAnsi" w:hint="eastAsia"/>
+              </w:rPr>
+            </w:pPr>
+            <w:r>
+              <w:rPr>
+                <w:rFonts w:asciiTheme="majorHAnsi" w:eastAsiaTheme="majorHAnsi" w:hAnsiTheme="majorHAnsi" w:hint="eastAsia"/>
+              </w:rPr>
+              <w:t>[오후 7:58:27.017] RX  01 04 02 00 00 B9 30  (+13ms)</w:t>
+            </w:r>
+          </w:p>
+          <w:p>
+            <w:pPr>
+              <w:pStyle w:val="1-0"/>
+              <w:rPr>
+                <w:rFonts w:asciiTheme="majorHAnsi" w:eastAsiaTheme="majorHAnsi" w:hAnsiTheme="majorHAnsi" w:hint="eastAsia"/>
+              </w:rPr>
+            </w:pPr>
+            <w:r>
+              <w:rPr>
+                <w:rFonts w:asciiTheme="majorHAnsi" w:eastAsiaTheme="majorHAnsi" w:hAnsiTheme="majorHAnsi" w:hint="eastAsia"/>
+              </w:rPr>
+              <w:t>[오후 7:58:27.119] TX  01 04 D0 2D 00 01 99 03  (+102ms)</w:t>
+            </w:r>
+          </w:p>
+          <w:p>
+            <w:pPr>
+              <w:pStyle w:val="1-0"/>
+              <w:rPr>
+                <w:rFonts w:asciiTheme="majorHAnsi" w:eastAsiaTheme="majorHAnsi" w:hAnsiTheme="majorHAnsi" w:hint="eastAsia"/>
+              </w:rPr>
+            </w:pPr>
+            <w:r>
+              <w:rPr>
+                <w:rFonts w:asciiTheme="majorHAnsi" w:eastAsiaTheme="majorHAnsi" w:hAnsiTheme="majorHAnsi" w:hint="eastAsia"/>
+              </w:rPr>
+              <w:t>[오후 7:58:27.132] RX  01 04 02 00 00 B9 30  (+13ms)</w:t>
+            </w:r>
+          </w:p>
+          <w:p>
+            <w:pPr>
+              <w:pStyle w:val="1-0"/>
+              <w:rPr>
+                <w:rFonts w:asciiTheme="majorHAnsi" w:eastAsiaTheme="majorHAnsi" w:hAnsiTheme="majorHAnsi" w:hint="eastAsia"/>
+              </w:rPr>
+            </w:pPr>
+            <w:r>
+              <w:rPr>
+                <w:rFonts w:asciiTheme="majorHAnsi" w:eastAsiaTheme="majorHAnsi" w:hAnsiTheme="majorHAnsi" w:hint="eastAsia"/>
+              </w:rPr>
+              <w:t>[오후 7:58:27.236] TX  01 04 D0 2D 00 01 99 03  (+104ms)</w:t>
+            </w:r>
+          </w:p>
+          <w:p>
+            <w:pPr>
+              <w:pStyle w:val="1-0"/>
+              <w:rPr>
+                <w:rFonts w:asciiTheme="majorHAnsi" w:eastAsiaTheme="majorHAnsi" w:hAnsiTheme="majorHAnsi" w:hint="eastAsia"/>
+              </w:rPr>
+            </w:pPr>
+            <w:r>
+              <w:rPr>
+                <w:rFonts w:asciiTheme="majorHAnsi" w:eastAsiaTheme="majorHAnsi" w:hAnsiTheme="majorHAnsi" w:hint="eastAsia"/>
+              </w:rPr>
+              <w:t>[오후 7:58:27.257] RX  01 04 02 00 00 B9 30  (+21ms)</w:t>
+            </w:r>
+          </w:p>
+          <w:p>
+            <w:pPr>
+              <w:pStyle w:val="1-0"/>
+              <w:rPr>
+                <w:rFonts w:asciiTheme="majorHAnsi" w:eastAsiaTheme="majorHAnsi" w:hAnsiTheme="majorHAnsi" w:hint="eastAsia"/>
+              </w:rPr>
+            </w:pPr>
+            <w:r>
+              <w:rPr>
+                <w:rFonts w:asciiTheme="majorHAnsi" w:eastAsiaTheme="majorHAnsi" w:hAnsiTheme="majorHAnsi" w:hint="eastAsia"/>
+              </w:rPr>
+              <w:t>[오후 7:58:27.359] TX  01 04 D0 2D 00 01 99 03  (+102ms)</w:t>
+            </w:r>
+          </w:p>
+          <w:p>
+            <w:pPr>
+              <w:pStyle w:val="1-0"/>
+              <w:rPr>
+                <w:rFonts w:asciiTheme="majorHAnsi" w:eastAsiaTheme="majorHAnsi" w:hAnsiTheme="majorHAnsi" w:hint="eastAsia"/>
+              </w:rPr>
+            </w:pPr>
+            <w:r>
+              <w:rPr>
+                <w:rFonts w:asciiTheme="majorHAnsi" w:eastAsiaTheme="majorHAnsi" w:hAnsiTheme="majorHAnsi" w:hint="eastAsia"/>
+              </w:rPr>
+              <w:t>[오후 7:58:27.370] RX  01 04 02 00 00 B9 30  (+11ms)</w:t>
+            </w:r>
+          </w:p>
+          <w:p>
+            <w:pPr>
+              <w:pStyle w:val="1-0"/>
+              <w:rPr>
+                <w:rFonts w:asciiTheme="majorHAnsi" w:eastAsiaTheme="majorHAnsi" w:hAnsiTheme="majorHAnsi" w:hint="eastAsia"/>
+              </w:rPr>
+            </w:pPr>
+            <w:r>
+              <w:rPr>
+                <w:rFonts w:asciiTheme="majorHAnsi" w:eastAsiaTheme="majorHAnsi" w:hAnsiTheme="majorHAnsi" w:hint="eastAsia"/>
+              </w:rPr>
+              <w:t>[오후 7:58:27.484] TX  01 04 D0 2D 00 01 99 03  (+114ms)</w:t>
+            </w:r>
+          </w:p>
+          <w:p>
+            <w:pPr>
+              <w:pStyle w:val="1-0"/>
+              <w:rPr>
+                <w:rFonts w:asciiTheme="majorHAnsi" w:eastAsiaTheme="majorHAnsi" w:hAnsiTheme="majorHAnsi" w:hint="eastAsia"/>
+              </w:rPr>
+            </w:pPr>
+            <w:r>
+              <w:rPr>
+                <w:rFonts w:asciiTheme="majorHAnsi" w:eastAsiaTheme="majorHAnsi" w:hAnsiTheme="majorHAnsi" w:hint="eastAsia"/>
+              </w:rPr>
+              <w:t>[오후 7:58:27.497] RX  01 04 02 00 00 B9 30  (+13ms)</w:t>
+            </w:r>
+          </w:p>
+          <w:p>
+            <w:pPr>
+              <w:pStyle w:val="1-0"/>
+              <w:rPr>
+                <w:rFonts w:asciiTheme="majorHAnsi" w:eastAsiaTheme="majorHAnsi" w:hAnsiTheme="majorHAnsi" w:hint="eastAsia"/>
+              </w:rPr>
+            </w:pPr>
+            <w:r>
+              <w:rPr>
+                <w:rFonts w:asciiTheme="majorHAnsi" w:eastAsiaTheme="majorHAnsi" w:hAnsiTheme="majorHAnsi" w:hint="eastAsia"/>
+              </w:rPr>
+              <w:t>[오후 7:58:27.600] TX  01 04 D0 2D 00 01 99 03  (+103ms)</w:t>
+            </w:r>
+          </w:p>
+          <w:p>
+            <w:pPr>
+              <w:pStyle w:val="1-0"/>
+              <w:rPr>
+                <w:rFonts w:asciiTheme="majorHAnsi" w:eastAsiaTheme="majorHAnsi" w:hAnsiTheme="majorHAnsi" w:hint="eastAsia"/>
+              </w:rPr>
+            </w:pPr>
+            <w:r>
+              <w:rPr>
+                <w:rFonts w:asciiTheme="majorHAnsi" w:eastAsiaTheme="majorHAnsi" w:hAnsiTheme="majorHAnsi" w:hint="eastAsia"/>
+              </w:rPr>
+              <w:t>[오후 7:58:27.625] RX  01 04 02 00 00 B9 30  (+25ms)</w:t>
+            </w:r>
+          </w:p>
+          <w:p>
+            <w:pPr>
+              <w:pStyle w:val="1-0"/>
+              <w:rPr>
+                <w:rFonts w:asciiTheme="majorHAnsi" w:eastAsiaTheme="majorHAnsi" w:hAnsiTheme="majorHAnsi" w:hint="eastAsia"/>
+              </w:rPr>
+            </w:pPr>
+            <w:r>
+              <w:rPr>
+                <w:rFonts w:asciiTheme="majorHAnsi" w:eastAsiaTheme="majorHAnsi" w:hAnsiTheme="majorHAnsi" w:hint="eastAsia"/>
+              </w:rPr>
+              <w:t>[오후 7:58:27.734] TX  01 04 D0 2D 00 01 99 03  (+109ms)</w:t>
+            </w:r>
+          </w:p>
+          <w:p>
+            <w:pPr>
+              <w:pStyle w:val="1-0"/>
+              <w:rPr>
+                <w:rFonts w:asciiTheme="majorHAnsi" w:eastAsiaTheme="majorHAnsi" w:hAnsiTheme="majorHAnsi" w:hint="eastAsia"/>
+              </w:rPr>
+            </w:pPr>
+            <w:r>
+              <w:rPr>
+                <w:rFonts w:asciiTheme="majorHAnsi" w:eastAsiaTheme="majorHAnsi" w:hAnsiTheme="majorHAnsi" w:hint="eastAsia"/>
+              </w:rPr>
+              <w:t>[오후 7:58:27.753] RX  01 04 02 00 00 B9 30  (+19ms)</w:t>
+            </w:r>
+          </w:p>
+          <w:p>
+            <w:pPr>
+              <w:pStyle w:val="1-0"/>
+              <w:rPr>
+                <w:rFonts w:asciiTheme="majorHAnsi" w:eastAsiaTheme="majorHAnsi" w:hAnsiTheme="majorHAnsi" w:hint="eastAsia"/>
+              </w:rPr>
+            </w:pPr>
+            <w:r>
+              <w:rPr>
+                <w:rFonts w:asciiTheme="majorHAnsi" w:eastAsiaTheme="majorHAnsi" w:hAnsiTheme="majorHAnsi" w:hint="eastAsia"/>
+              </w:rPr>
+              <w:t>[오후 7:58:27.857] TX  01 04 D0 2D 00 01 99 03  (+104ms)</w:t>
+            </w:r>
+          </w:p>
+          <w:p>
+            <w:pPr>
+              <w:pStyle w:val="1-0"/>
+              <w:rPr>
+                <w:rFonts w:asciiTheme="majorHAnsi" w:eastAsiaTheme="majorHAnsi" w:hAnsiTheme="majorHAnsi" w:hint="eastAsia"/>
+              </w:rPr>
+            </w:pPr>
+            <w:r>
+              <w:rPr>
+                <w:rFonts w:asciiTheme="majorHAnsi" w:eastAsiaTheme="majorHAnsi" w:hAnsiTheme="majorHAnsi" w:hint="eastAsia"/>
+              </w:rPr>
+              <w:t>[오후 7:58:27.881] RX  01 04 02 00 00 B9 30  (+24ms)</w:t>
+            </w:r>
+          </w:p>
+          <w:p>
+            <w:pPr>
+              <w:pStyle w:val="1-0"/>
+              <w:rPr>
+                <w:rFonts w:asciiTheme="majorHAnsi" w:eastAsiaTheme="majorHAnsi" w:hAnsiTheme="majorHAnsi" w:hint="eastAsia"/>
+              </w:rPr>
+            </w:pPr>
+            <w:r>
+              <w:rPr>
+                <w:rFonts w:asciiTheme="majorHAnsi" w:eastAsiaTheme="majorHAnsi" w:hAnsiTheme="majorHAnsi" w:hint="eastAsia"/>
+              </w:rPr>
+              <w:t>[오후 7:58:27.986] TX  01 04 D0 2D 00 01 99 03  (+105ms)</w:t>
+            </w:r>
+          </w:p>
+          <w:p>
+            <w:pPr>
+              <w:pStyle w:val="1-0"/>
+              <w:rPr>
+                <w:rFonts w:asciiTheme="majorHAnsi" w:eastAsiaTheme="majorHAnsi" w:hAnsiTheme="majorHAnsi" w:hint="eastAsia"/>
+              </w:rPr>
+            </w:pPr>
+            <w:r>
+              <w:rPr>
+                <w:rFonts w:asciiTheme="majorHAnsi" w:eastAsiaTheme="majorHAnsi" w:hAnsiTheme="majorHAnsi" w:hint="eastAsia"/>
+              </w:rPr>
+              <w:t>[오후 7:58:28.009] RX  01 04 02 00 00 B9 30  (+23ms)</w:t>
+            </w:r>
+          </w:p>
+          <w:p>
+            <w:pPr>
+              <w:pStyle w:val="1-0"/>
+              <w:rPr>
+                <w:rFonts w:asciiTheme="majorHAnsi" w:eastAsiaTheme="majorHAnsi" w:hAnsiTheme="majorHAnsi" w:hint="eastAsia"/>
+              </w:rPr>
+            </w:pPr>
+            <w:r>
+              <w:rPr>
+                <w:rFonts w:asciiTheme="majorHAnsi" w:eastAsiaTheme="majorHAnsi" w:hAnsiTheme="majorHAnsi" w:hint="eastAsia"/>
+              </w:rPr>
+              <w:t>[오후 7:58:28.111] TX  01 04 D0 2D 00 01 99 03  (+102ms)</w:t>
+            </w:r>
+          </w:p>
+          <w:p>
+            <w:pPr>
+              <w:pStyle w:val="1-0"/>
+              <w:rPr>
+                <w:rFonts w:asciiTheme="majorHAnsi" w:eastAsiaTheme="majorHAnsi" w:hAnsiTheme="majorHAnsi" w:hint="eastAsia"/>
+              </w:rPr>
+            </w:pPr>
+            <w:r>
+              <w:rPr>
+                <w:rFonts w:asciiTheme="majorHAnsi" w:eastAsiaTheme="majorHAnsi" w:hAnsiTheme="majorHAnsi" w:hint="eastAsia"/>
+              </w:rPr>
+              <w:t>[오후 7:58:28.126] RX  01 04 02 00 00 B9 30  (+15ms)</w:t>
+            </w:r>
+          </w:p>
+          <w:p>
+            <w:pPr>
+              <w:pStyle w:val="1-0"/>
+              <w:rPr>
+                <w:rFonts w:asciiTheme="majorHAnsi" w:eastAsiaTheme="majorHAnsi" w:hAnsiTheme="majorHAnsi" w:hint="eastAsia"/>
+              </w:rPr>
+            </w:pPr>
+            <w:r>
+              <w:rPr>
+                <w:rFonts w:asciiTheme="majorHAnsi" w:eastAsiaTheme="majorHAnsi" w:hAnsiTheme="majorHAnsi" w:hint="eastAsia"/>
+              </w:rPr>
+              <w:t>[오후 7:58:28.235] TX  01 04 D0 2D 00 01 99 03  (+109ms)</w:t>
+            </w:r>
+          </w:p>
+          <w:p>
+            <w:pPr>
+              <w:pStyle w:val="1-0"/>
+              <w:rPr>
+                <w:rFonts w:asciiTheme="majorHAnsi" w:eastAsiaTheme="majorHAnsi" w:hAnsiTheme="majorHAnsi" w:hint="eastAsia"/>
+              </w:rPr>
+            </w:pPr>
+            <w:r>
+              <w:rPr>
+                <w:rFonts w:asciiTheme="majorHAnsi" w:eastAsiaTheme="majorHAnsi" w:hAnsiTheme="majorHAnsi" w:hint="eastAsia"/>
+              </w:rPr>
+              <w:t>[오후 7:58:28.249] RX  01 04 02 00 00 B9 30  (+14ms)</w:t>
+            </w:r>
+          </w:p>
+          <w:p>
+            <w:pPr>
+              <w:pStyle w:val="1-0"/>
+              <w:rPr>
+                <w:rFonts w:asciiTheme="majorHAnsi" w:eastAsiaTheme="majorHAnsi" w:hAnsiTheme="majorHAnsi" w:hint="eastAsia"/>
+              </w:rPr>
+            </w:pPr>
+            <w:r>
+              <w:rPr>
+                <w:rFonts w:asciiTheme="majorHAnsi" w:eastAsiaTheme="majorHAnsi" w:hAnsiTheme="majorHAnsi" w:hint="eastAsia"/>
+              </w:rPr>
+              <w:t>[오후 7:58:28.352] TX  01 04 D0 2D 00 01 99 03  (+103ms)</w:t>
+            </w:r>
+          </w:p>
+          <w:p>
+            <w:pPr>
+              <w:pStyle w:val="1-0"/>
+              <w:rPr>
+                <w:rFonts w:asciiTheme="majorHAnsi" w:eastAsiaTheme="majorHAnsi" w:hAnsiTheme="majorHAnsi" w:hint="eastAsia"/>
+              </w:rPr>
+            </w:pPr>
+            <w:r>
+              <w:rPr>
+                <w:rFonts w:asciiTheme="majorHAnsi" w:eastAsiaTheme="majorHAnsi" w:hAnsiTheme="majorHAnsi" w:hint="eastAsia"/>
+              </w:rPr>
+              <w:t>[오후 7:58:28.377] RX  01 04 02 00 00 B9 30  (+25ms)</w:t>
+            </w:r>
+          </w:p>
+          <w:p>
+            <w:pPr>
+              <w:pStyle w:val="1-0"/>
+              <w:rPr>
+                <w:rFonts w:asciiTheme="majorHAnsi" w:eastAsiaTheme="majorHAnsi" w:hAnsiTheme="majorHAnsi" w:hint="eastAsia"/>
+              </w:rPr>
+            </w:pPr>
+            <w:r>
+              <w:rPr>
+                <w:rFonts w:asciiTheme="majorHAnsi" w:eastAsiaTheme="majorHAnsi" w:hAnsiTheme="majorHAnsi" w:hint="eastAsia"/>
+              </w:rPr>
+              <w:t>[오후 7:58:28.379] TX  01 06 D0 00 00 02 30 CB  (+2ms)</w:t>
+            </w:r>
+          </w:p>
+          <w:p>
+            <w:pPr>
+              <w:pStyle w:val="1-0"/>
+              <w:rPr>
+                <w:rFonts w:asciiTheme="majorHAnsi" w:eastAsiaTheme="majorHAnsi" w:hAnsiTheme="majorHAnsi" w:hint="eastAsia"/>
+              </w:rPr>
+            </w:pPr>
+            <w:r>
+              <w:rPr>
+                <w:rFonts w:asciiTheme="majorHAnsi" w:eastAsiaTheme="majorHAnsi" w:hAnsiTheme="majorHAnsi" w:hint="eastAsia"/>
+              </w:rPr>
+              <w:t>[오후 7:58:28.397] RX  01 06 D0 00 00 02 30 CB  (+18ms)</w:t>
+            </w:r>
+          </w:p>
+          <w:p>
+            <w:pPr>
+              <w:pStyle w:val="1-0"/>
+              <w:rPr>
+                <w:rFonts w:asciiTheme="majorHAnsi" w:eastAsiaTheme="majorHAnsi" w:hAnsiTheme="majorHAnsi" w:hint="eastAsia"/>
+              </w:rPr>
+            </w:pPr>
+            <w:r>
+              <w:rPr>
+                <w:rFonts w:asciiTheme="majorHAnsi" w:eastAsiaTheme="majorHAnsi" w:hAnsiTheme="majorHAnsi" w:hint="eastAsia"/>
+              </w:rPr>
+              <w:t>[오후 7:58:28.503] TX  01 04 D0 2D 00 01 99 03  (+106ms)</w:t>
+            </w:r>
+          </w:p>
+          <w:p>
+            <w:pPr>
+              <w:pStyle w:val="1-0"/>
+              <w:rPr>
+                <w:rFonts w:asciiTheme="majorHAnsi" w:eastAsiaTheme="majorHAnsi" w:hAnsiTheme="majorHAnsi" w:hint="eastAsia"/>
+              </w:rPr>
+            </w:pPr>
+            <w:r>
+              <w:rPr>
+                <w:rFonts w:asciiTheme="majorHAnsi" w:eastAsiaTheme="majorHAnsi" w:hAnsiTheme="majorHAnsi" w:hint="eastAsia"/>
+              </w:rPr>
+              <w:t>[오후 7:58:28.521] RX  01 04 02 00 00 B9 30  (+18ms)</w:t>
+            </w:r>
+          </w:p>
+          <w:p>
+            <w:pPr>
+              <w:pStyle w:val="1-0"/>
+              <w:rPr>
+                <w:rFonts w:asciiTheme="majorHAnsi" w:eastAsiaTheme="majorHAnsi" w:hAnsiTheme="majorHAnsi" w:hint="eastAsia"/>
+              </w:rPr>
+            </w:pPr>
+            <w:r>
+              <w:rPr>
+                <w:rFonts w:asciiTheme="majorHAnsi" w:eastAsiaTheme="majorHAnsi" w:hAnsiTheme="majorHAnsi" w:hint="eastAsia"/>
+              </w:rPr>
+              <w:lastRenderedPageBreak/>
+              <w:t>[오후 7:58:28.627] TX  01 04 D0 2D 00 01 99 03  (+106ms)</w:t>
+            </w:r>
+          </w:p>
+          <w:p>
+            <w:pPr>
+              <w:pStyle w:val="1-0"/>
+              <w:rPr>
+                <w:rFonts w:asciiTheme="majorHAnsi" w:eastAsiaTheme="majorHAnsi" w:hAnsiTheme="majorHAnsi" w:hint="eastAsia"/>
+              </w:rPr>
+            </w:pPr>
+            <w:r>
+              <w:rPr>
+                <w:rFonts w:asciiTheme="majorHAnsi" w:eastAsiaTheme="majorHAnsi" w:hAnsiTheme="majorHAnsi" w:hint="eastAsia"/>
+              </w:rPr>
+              <w:t>[오후 7:58:28.649] RX  01 04 02 00 00 B9 30  (+22ms)</w:t>
+            </w:r>
+          </w:p>
+          <w:p>
+            <w:pPr>
+              <w:pStyle w:val="1-0"/>
+              <w:rPr>
+                <w:rFonts w:asciiTheme="majorHAnsi" w:eastAsiaTheme="majorHAnsi" w:hAnsiTheme="majorHAnsi" w:hint="eastAsia"/>
+              </w:rPr>
+            </w:pPr>
+            <w:r>
+              <w:rPr>
+                <w:rFonts w:asciiTheme="majorHAnsi" w:eastAsiaTheme="majorHAnsi" w:hAnsiTheme="majorHAnsi" w:hint="eastAsia"/>
+              </w:rPr>
+              <w:t>[오후 7:58:28.753] TX  01 04 D0 2D 00 01 99 03  (+104ms)</w:t>
+            </w:r>
+          </w:p>
+          <w:p>
+            <w:pPr>
+              <w:pStyle w:val="1-0"/>
+              <w:rPr>
+                <w:rFonts w:asciiTheme="majorHAnsi" w:eastAsiaTheme="majorHAnsi" w:hAnsiTheme="majorHAnsi" w:hint="eastAsia"/>
+              </w:rPr>
+            </w:pPr>
+            <w:r>
+              <w:rPr>
+                <w:rFonts w:asciiTheme="majorHAnsi" w:eastAsiaTheme="majorHAnsi" w:hAnsiTheme="majorHAnsi" w:hint="eastAsia"/>
+              </w:rPr>
+              <w:t>[오후 7:58:28.777] RX  01 04 02 00 00 B9 30  (+24ms)</w:t>
+            </w:r>
+          </w:p>
+          <w:p>
+            <w:pPr>
+              <w:pStyle w:val="1-0"/>
+              <w:rPr>
+                <w:rFonts w:asciiTheme="majorHAnsi" w:eastAsiaTheme="majorHAnsi" w:hAnsiTheme="majorHAnsi" w:hint="eastAsia"/>
+              </w:rPr>
+            </w:pPr>
+            <w:r>
+              <w:rPr>
+                <w:rFonts w:asciiTheme="majorHAnsi" w:eastAsiaTheme="majorHAnsi" w:hAnsiTheme="majorHAnsi" w:hint="eastAsia"/>
+              </w:rPr>
+              <w:t>[오후 7:58:28.883] TX  01 04 D0 2D 00 01 99 03  (+106ms)</w:t>
+            </w:r>
+          </w:p>
+          <w:p>
+            <w:pPr>
+              <w:pStyle w:val="1-0"/>
+              <w:rPr>
+                <w:rFonts w:asciiTheme="majorHAnsi" w:eastAsiaTheme="majorHAnsi" w:hAnsiTheme="majorHAnsi" w:hint="eastAsia"/>
+              </w:rPr>
+            </w:pPr>
+            <w:r>
+              <w:rPr>
+                <w:rFonts w:asciiTheme="majorHAnsi" w:eastAsiaTheme="majorHAnsi" w:hAnsiTheme="majorHAnsi" w:hint="eastAsia"/>
+              </w:rPr>
+              <w:t>[오후 7:58:28.905] RX  01 04 02 00 00 B9 30  (+22ms)</w:t>
+            </w:r>
+          </w:p>
+          <w:p>
+            <w:pPr>
+              <w:pStyle w:val="1-0"/>
+              <w:rPr>
+                <w:rFonts w:asciiTheme="majorHAnsi" w:eastAsiaTheme="majorHAnsi" w:hAnsiTheme="majorHAnsi" w:hint="eastAsia"/>
+              </w:rPr>
+            </w:pPr>
+            <w:r>
+              <w:rPr>
+                <w:rFonts w:asciiTheme="majorHAnsi" w:eastAsiaTheme="majorHAnsi" w:hAnsiTheme="majorHAnsi" w:hint="eastAsia"/>
+              </w:rPr>
+              <w:t>[오후 7:58:29.018] TX  01 04 D0 2D 00 01 99 03  (+113ms)</w:t>
+            </w:r>
+          </w:p>
+          <w:p>
+            <w:pPr>
+              <w:pStyle w:val="1-0"/>
+              <w:rPr>
+                <w:rFonts w:asciiTheme="majorHAnsi" w:eastAsiaTheme="majorHAnsi" w:hAnsiTheme="majorHAnsi" w:hint="eastAsia"/>
+              </w:rPr>
+            </w:pPr>
+            <w:r>
+              <w:rPr>
+                <w:rFonts w:asciiTheme="majorHAnsi" w:eastAsiaTheme="majorHAnsi" w:hAnsiTheme="majorHAnsi" w:hint="eastAsia"/>
+              </w:rPr>
+              <w:t>[오후 7:58:29.033] RX  01 04 02 00 00 B9 30  (+15ms)</w:t>
+            </w:r>
+          </w:p>
+          <w:p>
+            <w:pPr>
+              <w:pStyle w:val="1-0"/>
+              <w:rPr>
+                <w:rFonts w:asciiTheme="majorHAnsi" w:eastAsiaTheme="majorHAnsi" w:hAnsiTheme="majorHAnsi" w:hint="eastAsia"/>
+              </w:rPr>
+            </w:pPr>
+            <w:r>
+              <w:rPr>
+                <w:rFonts w:asciiTheme="majorHAnsi" w:eastAsiaTheme="majorHAnsi" w:hAnsiTheme="majorHAnsi" w:hint="eastAsia"/>
+              </w:rPr>
+              <w:t>[오후 7:58:29.136] TX  01 04 D0 2D 00 01 99 03  (+103ms)</w:t>
+            </w:r>
+          </w:p>
+          <w:p>
+            <w:pPr>
+              <w:pStyle w:val="1-0"/>
+              <w:rPr>
+                <w:rFonts w:asciiTheme="majorHAnsi" w:eastAsiaTheme="majorHAnsi" w:hAnsiTheme="majorHAnsi" w:hint="eastAsia"/>
+              </w:rPr>
+            </w:pPr>
+            <w:r>
+              <w:rPr>
+                <w:rFonts w:asciiTheme="majorHAnsi" w:eastAsiaTheme="majorHAnsi" w:hAnsiTheme="majorHAnsi" w:hint="eastAsia"/>
+              </w:rPr>
+              <w:t>[오후 7:58:29.161] RX  01 04 02 00 00 B9 30  (+25ms)</w:t>
+            </w:r>
+          </w:p>
+          <w:p>
+            <w:pPr>
+              <w:pStyle w:val="1-0"/>
+              <w:rPr>
+                <w:rFonts w:asciiTheme="majorHAnsi" w:eastAsiaTheme="majorHAnsi" w:hAnsiTheme="majorHAnsi" w:hint="eastAsia"/>
+              </w:rPr>
+            </w:pPr>
+            <w:r>
+              <w:rPr>
+                <w:rFonts w:asciiTheme="majorHAnsi" w:eastAsiaTheme="majorHAnsi" w:hAnsiTheme="majorHAnsi" w:hint="eastAsia"/>
+              </w:rPr>
+              <w:t>[오후 7:58:29.271] TX  01 04 D0 2D 00 01 99 03  (+110ms)</w:t>
+            </w:r>
+          </w:p>
+          <w:p>
+            <w:pPr>
+              <w:pStyle w:val="1-0"/>
+              <w:rPr>
+                <w:rFonts w:asciiTheme="majorHAnsi" w:eastAsiaTheme="majorHAnsi" w:hAnsiTheme="majorHAnsi" w:hint="eastAsia"/>
+              </w:rPr>
+            </w:pPr>
+            <w:r>
+              <w:rPr>
+                <w:rFonts w:asciiTheme="majorHAnsi" w:eastAsiaTheme="majorHAnsi" w:hAnsiTheme="majorHAnsi" w:hint="eastAsia"/>
+              </w:rPr>
+              <w:t>[오후 7:58:29.293] RX  01 04 02 00 00 B9 30  (+22ms)</w:t>
+            </w:r>
+          </w:p>
+          <w:p>
+            <w:pPr>
+              <w:pStyle w:val="1-0"/>
+              <w:rPr>
+                <w:rFonts w:asciiTheme="majorHAnsi" w:eastAsiaTheme="majorHAnsi" w:hAnsiTheme="majorHAnsi" w:hint="eastAsia"/>
+              </w:rPr>
+            </w:pPr>
+            <w:r>
+              <w:rPr>
+                <w:rFonts w:asciiTheme="majorHAnsi" w:eastAsiaTheme="majorHAnsi" w:hAnsiTheme="majorHAnsi" w:hint="eastAsia"/>
+              </w:rPr>
+              <w:t>[오후 7:58:29.399] TX  01 04 D0 2D 00 01 99 03  (+106ms)</w:t>
+            </w:r>
+          </w:p>
+          <w:p>
+            <w:pPr>
+              <w:pStyle w:val="1-0"/>
+              <w:rPr>
+                <w:rFonts w:asciiTheme="majorHAnsi" w:eastAsiaTheme="majorHAnsi" w:hAnsiTheme="majorHAnsi" w:hint="eastAsia"/>
+              </w:rPr>
+            </w:pPr>
+            <w:r>
+              <w:rPr>
+                <w:rFonts w:asciiTheme="majorHAnsi" w:eastAsiaTheme="majorHAnsi" w:hAnsiTheme="majorHAnsi" w:hint="eastAsia"/>
+              </w:rPr>
+              <w:t>[오후 7:58:29.417] RX  01 04 02 00 00 B9 30  (+18ms)</w:t>
+            </w:r>
+          </w:p>
+          <w:p>
+            <w:pPr>
+              <w:pStyle w:val="1-0"/>
+              <w:rPr>
+                <w:rFonts w:asciiTheme="majorHAnsi" w:eastAsiaTheme="majorHAnsi" w:hAnsiTheme="majorHAnsi" w:hint="eastAsia"/>
+              </w:rPr>
+            </w:pPr>
+            <w:r>
+              <w:rPr>
+                <w:rFonts w:asciiTheme="majorHAnsi" w:eastAsiaTheme="majorHAnsi" w:hAnsiTheme="majorHAnsi" w:hint="eastAsia"/>
+              </w:rPr>
+              <w:t>[오후 7:58:29.520] TX  01 04 D0 2D 00 01 99 03  (+103ms)</w:t>
+            </w:r>
+          </w:p>
+          <w:p>
+            <w:pPr>
+              <w:pStyle w:val="1-0"/>
+              <w:rPr>
+                <w:rFonts w:asciiTheme="majorHAnsi" w:eastAsiaTheme="majorHAnsi" w:hAnsiTheme="majorHAnsi" w:hint="eastAsia"/>
+              </w:rPr>
+            </w:pPr>
+            <w:r>
+              <w:rPr>
+                <w:rFonts w:asciiTheme="majorHAnsi" w:eastAsiaTheme="majorHAnsi" w:hAnsiTheme="majorHAnsi" w:hint="eastAsia"/>
+              </w:rPr>
+              <w:t>[오후 7:58:29.545] RX  01 04 02 00 00 B9 30  (+25ms)</w:t>
+            </w:r>
+          </w:p>
+          <w:p>
+            <w:pPr>
+              <w:pStyle w:val="1-0"/>
+              <w:rPr>
+                <w:rFonts w:asciiTheme="majorHAnsi" w:eastAsiaTheme="majorHAnsi" w:hAnsiTheme="majorHAnsi" w:hint="eastAsia"/>
+              </w:rPr>
+            </w:pPr>
+            <w:r>
+              <w:rPr>
+                <w:rFonts w:asciiTheme="majorHAnsi" w:eastAsiaTheme="majorHAnsi" w:hAnsiTheme="majorHAnsi" w:hint="eastAsia"/>
+              </w:rPr>
+              <w:t>[오후 7:58:29.649] TX  01 04 D0 2D 00 01 99 03  (+104ms)</w:t>
+            </w:r>
+          </w:p>
+          <w:p>
+            <w:pPr>
+              <w:pStyle w:val="1-0"/>
+              <w:rPr>
+                <w:rFonts w:asciiTheme="majorHAnsi" w:eastAsiaTheme="majorHAnsi" w:hAnsiTheme="majorHAnsi" w:hint="eastAsia"/>
+              </w:rPr>
+            </w:pPr>
+            <w:r>
+              <w:rPr>
+                <w:rFonts w:asciiTheme="majorHAnsi" w:eastAsiaTheme="majorHAnsi" w:hAnsiTheme="majorHAnsi" w:hint="eastAsia"/>
+              </w:rPr>
+              <w:t>[오후 7:58:29.673] RX  01 04 02 00 00 B9 30  (+24ms)</w:t>
+            </w:r>
+          </w:p>
+          <w:p>
+            <w:pPr>
+              <w:pStyle w:val="1-0"/>
+              <w:rPr>
+                <w:rFonts w:asciiTheme="majorHAnsi" w:eastAsiaTheme="majorHAnsi" w:hAnsiTheme="majorHAnsi" w:hint="eastAsia"/>
+              </w:rPr>
+            </w:pPr>
+            <w:r>
+              <w:rPr>
+                <w:rFonts w:asciiTheme="majorHAnsi" w:eastAsiaTheme="majorHAnsi" w:hAnsiTheme="majorHAnsi" w:hint="eastAsia"/>
+              </w:rPr>
+              <w:t>[오후 7:58:29.777] TX  01 04 D0 2D 00 01 99 03  (+104ms)</w:t>
+            </w:r>
+          </w:p>
+          <w:p>
+            <w:pPr>
+              <w:pStyle w:val="1-0"/>
+              <w:rPr>
+                <w:rFonts w:asciiTheme="majorHAnsi" w:eastAsiaTheme="majorHAnsi" w:hAnsiTheme="majorHAnsi" w:hint="eastAsia"/>
+              </w:rPr>
+            </w:pPr>
+            <w:r>
+              <w:rPr>
+                <w:rFonts w:asciiTheme="majorHAnsi" w:eastAsiaTheme="majorHAnsi" w:hAnsiTheme="majorHAnsi" w:hint="eastAsia"/>
+              </w:rPr>
+              <w:t>[오후 7:58:29.801] RX  01 04 02 00 00 B9 30  (+24ms)</w:t>
+            </w:r>
+          </w:p>
+          <w:p>
+            <w:pPr>
+              <w:pStyle w:val="1-0"/>
+              <w:rPr>
+                <w:rFonts w:asciiTheme="majorHAnsi" w:eastAsiaTheme="majorHAnsi" w:hAnsiTheme="majorHAnsi" w:hint="eastAsia"/>
+              </w:rPr>
+            </w:pPr>
+            <w:r>
+              <w:rPr>
+                <w:rFonts w:asciiTheme="majorHAnsi" w:eastAsiaTheme="majorHAnsi" w:hAnsiTheme="majorHAnsi" w:hint="eastAsia"/>
+              </w:rPr>
+              <w:t>[오후 7:58:29.903] TX  01 04 D0 2D 00 01 99 03  (+102ms)</w:t>
+            </w:r>
+          </w:p>
+          <w:p>
+            <w:pPr>
+              <w:pStyle w:val="1-0"/>
+              <w:rPr>
+                <w:rFonts w:asciiTheme="majorHAnsi" w:eastAsiaTheme="majorHAnsi" w:hAnsiTheme="majorHAnsi" w:hint="eastAsia"/>
+              </w:rPr>
+            </w:pPr>
+            <w:r>
+              <w:rPr>
+                <w:rFonts w:asciiTheme="majorHAnsi" w:eastAsiaTheme="majorHAnsi" w:hAnsiTheme="majorHAnsi" w:hint="eastAsia"/>
+              </w:rPr>
+              <w:t>[오후 7:58:29.929] RX  01 04 02 00 00 B9 30  (+26ms)</w:t>
+            </w:r>
+          </w:p>
+          <w:p>
+            <w:pPr>
+              <w:pStyle w:val="1-0"/>
+              <w:rPr>
+                <w:rFonts w:asciiTheme="majorHAnsi" w:eastAsiaTheme="majorHAnsi" w:hAnsiTheme="majorHAnsi" w:hint="eastAsia"/>
+              </w:rPr>
+            </w:pPr>
+            <w:r>
+              <w:rPr>
+                <w:rFonts w:asciiTheme="majorHAnsi" w:eastAsiaTheme="majorHAnsi" w:hAnsiTheme="majorHAnsi" w:hint="eastAsia"/>
+              </w:rPr>
+              <w:t>[오후 7:58:30.034] TX  01 04 D0 2D 00 01 99 03  (+105ms)</w:t>
+            </w:r>
+          </w:p>
+          <w:p>
+            <w:pPr>
+              <w:pStyle w:val="1-0"/>
+              <w:rPr>
+                <w:rFonts w:asciiTheme="majorHAnsi" w:eastAsiaTheme="majorHAnsi" w:hAnsiTheme="majorHAnsi" w:hint="eastAsia"/>
+              </w:rPr>
+            </w:pPr>
+            <w:r>
+              <w:rPr>
+                <w:rFonts w:asciiTheme="majorHAnsi" w:eastAsiaTheme="majorHAnsi" w:hAnsiTheme="majorHAnsi" w:hint="eastAsia"/>
+              </w:rPr>
+              <w:t>[오후 7:58:30.057] RX  01 04 02 00 00 B9 30  (+23ms)</w:t>
+            </w:r>
+          </w:p>
+          <w:p>
+            <w:pPr>
+              <w:pStyle w:val="1-0"/>
+              <w:rPr>
+                <w:rFonts w:asciiTheme="majorHAnsi" w:eastAsiaTheme="majorHAnsi" w:hAnsiTheme="majorHAnsi" w:hint="eastAsia"/>
+              </w:rPr>
+            </w:pPr>
+            <w:r>
+              <w:rPr>
+                <w:rFonts w:asciiTheme="majorHAnsi" w:eastAsiaTheme="majorHAnsi" w:hAnsiTheme="majorHAnsi" w:hint="eastAsia"/>
+              </w:rPr>
+              <w:t>[오후 7:58:30.170] TX  01 04 D0 2D 00 01 99 03  (+113ms)</w:t>
+            </w:r>
+          </w:p>
+          <w:p>
+            <w:pPr>
+              <w:pStyle w:val="1-0"/>
+              <w:rPr>
+                <w:rFonts w:asciiTheme="majorHAnsi" w:eastAsiaTheme="majorHAnsi" w:hAnsiTheme="majorHAnsi" w:hint="eastAsia"/>
+              </w:rPr>
+            </w:pPr>
+            <w:r>
+              <w:rPr>
+                <w:rFonts w:asciiTheme="majorHAnsi" w:eastAsiaTheme="majorHAnsi" w:hAnsiTheme="majorHAnsi" w:hint="eastAsia"/>
+              </w:rPr>
+              <w:t>[오후 7:58:30.185] RX  01 04 02 00 00 B9 30  (+15ms)</w:t>
+            </w:r>
+          </w:p>
+          <w:p>
+            <w:pPr>
+              <w:pStyle w:val="1-0"/>
+              <w:rPr>
+                <w:rFonts w:asciiTheme="majorHAnsi" w:eastAsiaTheme="majorHAnsi" w:hAnsiTheme="majorHAnsi" w:hint="eastAsia"/>
+              </w:rPr>
+            </w:pPr>
+            <w:r>
+              <w:rPr>
+                <w:rFonts w:asciiTheme="majorHAnsi" w:eastAsiaTheme="majorHAnsi" w:hAnsiTheme="majorHAnsi" w:hint="eastAsia"/>
+              </w:rPr>
+              <w:t>[오후 7:58:30.300] TX  01 04 D0 2D 00 01 99 03  (+115ms)</w:t>
+            </w:r>
+          </w:p>
+          <w:p>
+            <w:pPr>
+              <w:pStyle w:val="1-0"/>
+              <w:rPr>
+                <w:rFonts w:asciiTheme="majorHAnsi" w:eastAsiaTheme="majorHAnsi" w:hAnsiTheme="majorHAnsi" w:hint="eastAsia"/>
+              </w:rPr>
+            </w:pPr>
+            <w:r>
+              <w:rPr>
+                <w:rFonts w:asciiTheme="majorHAnsi" w:eastAsiaTheme="majorHAnsi" w:hAnsiTheme="majorHAnsi" w:hint="eastAsia"/>
+              </w:rPr>
+              <w:t>[오후 7:58:30.313] RX  01 04 02 00 00 B9 30  (+13ms)</w:t>
+            </w:r>
+          </w:p>
+          <w:p>
+            <w:pPr>
+              <w:pStyle w:val="1-0"/>
+              <w:rPr>
+                <w:rFonts w:asciiTheme="majorHAnsi" w:eastAsiaTheme="majorHAnsi" w:hAnsiTheme="majorHAnsi" w:hint="eastAsia"/>
+              </w:rPr>
+            </w:pPr>
+            <w:r>
+              <w:rPr>
+                <w:rFonts w:asciiTheme="majorHAnsi" w:eastAsiaTheme="majorHAnsi" w:hAnsiTheme="majorHAnsi" w:hint="eastAsia"/>
+              </w:rPr>
+              <w:t>[오후 7:58:30.420] TX  01 04 D0 2D 00 01 99 03  (+107ms)</w:t>
+            </w:r>
+          </w:p>
+          <w:p>
+            <w:pPr>
+              <w:pStyle w:val="1-0"/>
+              <w:rPr>
+                <w:rFonts w:asciiTheme="majorHAnsi" w:eastAsiaTheme="majorHAnsi" w:hAnsiTheme="majorHAnsi" w:hint="eastAsia"/>
+              </w:rPr>
+            </w:pPr>
+            <w:r>
+              <w:rPr>
+                <w:rFonts w:asciiTheme="majorHAnsi" w:eastAsiaTheme="majorHAnsi" w:hAnsiTheme="majorHAnsi" w:hint="eastAsia"/>
+              </w:rPr>
+              <w:t>[오후 7:58:30.441] RX  01 04 02 00 00 B9 30  (+21ms)</w:t>
+            </w:r>
+          </w:p>
+          <w:p>
+            <w:pPr>
+              <w:pStyle w:val="1-0"/>
+              <w:rPr>
+                <w:rFonts w:asciiTheme="majorHAnsi" w:eastAsiaTheme="majorHAnsi" w:hAnsiTheme="majorHAnsi" w:hint="eastAsia"/>
+              </w:rPr>
+            </w:pPr>
+            <w:r>
+              <w:rPr>
+                <w:rFonts w:asciiTheme="majorHAnsi" w:eastAsiaTheme="majorHAnsi" w:hAnsiTheme="majorHAnsi" w:hint="eastAsia"/>
+              </w:rPr>
+              <w:t>[오후 7:58:30.547] TX  01 04 D0 2D 00 01 99 03  (+106ms)</w:t>
+            </w:r>
+          </w:p>
+          <w:p>
+            <w:pPr>
+              <w:pStyle w:val="1-0"/>
+              <w:rPr>
+                <w:rFonts w:asciiTheme="majorHAnsi" w:eastAsiaTheme="majorHAnsi" w:hAnsiTheme="majorHAnsi" w:hint="eastAsia"/>
+              </w:rPr>
+            </w:pPr>
+            <w:r>
+              <w:rPr>
+                <w:rFonts w:asciiTheme="majorHAnsi" w:eastAsiaTheme="majorHAnsi" w:hAnsiTheme="majorHAnsi" w:hint="eastAsia"/>
+              </w:rPr>
+              <w:t>[오후 7:58:30.569] RX  01 04 02 00 00 B9 30  (+22ms)</w:t>
+            </w:r>
+          </w:p>
+          <w:p>
+            <w:pPr>
+              <w:pStyle w:val="1-0"/>
+              <w:rPr>
+                <w:rFonts w:asciiTheme="majorHAnsi" w:eastAsiaTheme="majorHAnsi" w:hAnsiTheme="majorHAnsi" w:hint="eastAsia"/>
+              </w:rPr>
+            </w:pPr>
+            <w:r>
+              <w:rPr>
+                <w:rFonts w:asciiTheme="majorHAnsi" w:eastAsiaTheme="majorHAnsi" w:hAnsiTheme="majorHAnsi" w:hint="eastAsia"/>
+              </w:rPr>
+              <w:t>[오후 7:58:30.671] TX  01 04 D0 2D 00 01 99 03  (+102ms)</w:t>
+            </w:r>
+          </w:p>
+          <w:p>
+            <w:pPr>
+              <w:pStyle w:val="1-0"/>
+              <w:rPr>
+                <w:rFonts w:asciiTheme="majorHAnsi" w:eastAsiaTheme="majorHAnsi" w:hAnsiTheme="majorHAnsi" w:hint="eastAsia"/>
+              </w:rPr>
+            </w:pPr>
+            <w:r>
+              <w:rPr>
+                <w:rFonts w:asciiTheme="majorHAnsi" w:eastAsiaTheme="majorHAnsi" w:hAnsiTheme="majorHAnsi" w:hint="eastAsia"/>
+              </w:rPr>
+              <w:t>[오후 7:58:30.681] RX  01 04 02 00 00 B9 30  (+10ms)</w:t>
+            </w:r>
+          </w:p>
+          <w:p>
+            <w:pPr>
+              <w:pStyle w:val="1-0"/>
+              <w:rPr>
+                <w:rFonts w:asciiTheme="majorHAnsi" w:eastAsiaTheme="majorHAnsi" w:hAnsiTheme="majorHAnsi" w:hint="eastAsia"/>
+              </w:rPr>
+            </w:pPr>
+            <w:r>
+              <w:rPr>
+                <w:rFonts w:asciiTheme="majorHAnsi" w:eastAsiaTheme="majorHAnsi" w:hAnsiTheme="majorHAnsi" w:hint="eastAsia"/>
+              </w:rPr>
+              <w:t>[오후 7:58:30.785] TX  01 04 D0 2D 00 01 99 03  (+104ms)</w:t>
+            </w:r>
+          </w:p>
+          <w:p>
+            <w:pPr>
+              <w:pStyle w:val="1-0"/>
+              <w:rPr>
+                <w:rFonts w:asciiTheme="majorHAnsi" w:eastAsiaTheme="majorHAnsi" w:hAnsiTheme="majorHAnsi" w:hint="eastAsia"/>
+              </w:rPr>
+            </w:pPr>
+            <w:r>
+              <w:rPr>
+                <w:rFonts w:asciiTheme="majorHAnsi" w:eastAsiaTheme="majorHAnsi" w:hAnsiTheme="majorHAnsi" w:hint="eastAsia"/>
+              </w:rPr>
+              <w:t>[오후 7:58:30.809] RX  01 04 02 00 00 B9 30  (+24ms)</w:t>
+            </w:r>
+          </w:p>
+          <w:p>
+            <w:pPr>
+              <w:pStyle w:val="1-0"/>
+              <w:rPr>
+                <w:rFonts w:asciiTheme="majorHAnsi" w:eastAsiaTheme="majorHAnsi" w:hAnsiTheme="majorHAnsi" w:hint="eastAsia"/>
+              </w:rPr>
+            </w:pPr>
+            <w:r>
+              <w:rPr>
+                <w:rFonts w:asciiTheme="majorHAnsi" w:eastAsiaTheme="majorHAnsi" w:hAnsiTheme="majorHAnsi" w:hint="eastAsia"/>
+              </w:rPr>
+              <w:t>[오후 7:58:30.919] TX  01 04 D0 2D 00 01 99 03  (+110ms)</w:t>
+            </w:r>
+          </w:p>
+          <w:p>
+            <w:pPr>
+              <w:pStyle w:val="1-0"/>
+              <w:rPr>
+                <w:rFonts w:asciiTheme="majorHAnsi" w:eastAsiaTheme="majorHAnsi" w:hAnsiTheme="majorHAnsi" w:hint="eastAsia"/>
+              </w:rPr>
+            </w:pPr>
+            <w:r>
+              <w:rPr>
+                <w:rFonts w:asciiTheme="majorHAnsi" w:eastAsiaTheme="majorHAnsi" w:hAnsiTheme="majorHAnsi" w:hint="eastAsia"/>
+              </w:rPr>
+              <w:lastRenderedPageBreak/>
+              <w:t>[오후 7:58:30.936] RX  01 04 02 00 00 B9 30  (+17ms)</w:t>
+            </w:r>
+          </w:p>
+          <w:p>
+            <w:pPr>
+              <w:pStyle w:val="1-0"/>
+              <w:rPr>
+                <w:rFonts w:asciiTheme="majorHAnsi" w:eastAsiaTheme="majorHAnsi" w:hAnsiTheme="majorHAnsi" w:hint="eastAsia"/>
+              </w:rPr>
+            </w:pPr>
+            <w:r>
+              <w:rPr>
+                <w:rFonts w:asciiTheme="majorHAnsi" w:eastAsiaTheme="majorHAnsi" w:hAnsiTheme="majorHAnsi" w:hint="eastAsia"/>
+              </w:rPr>
+              <w:t>[오후 7:58:31.052] TX  01 04 D0 2D 00 01 99 03  (+116ms)</w:t>
+            </w:r>
+          </w:p>
+          <w:p>
+            <w:pPr>
+              <w:pStyle w:val="1-0"/>
+              <w:rPr>
+                <w:rFonts w:asciiTheme="majorHAnsi" w:eastAsiaTheme="majorHAnsi" w:hAnsiTheme="majorHAnsi" w:hint="eastAsia"/>
+              </w:rPr>
+            </w:pPr>
+            <w:r>
+              <w:rPr>
+                <w:rFonts w:asciiTheme="majorHAnsi" w:eastAsiaTheme="majorHAnsi" w:hAnsiTheme="majorHAnsi" w:hint="eastAsia"/>
+              </w:rPr>
+              <w:t>[오후 7:58:31.064] RX  01 04 02 00 00 B9 30  (+12ms)</w:t>
+            </w:r>
+          </w:p>
+          <w:p>
+            <w:pPr>
+              <w:pStyle w:val="1-0"/>
+              <w:rPr>
+                <w:rFonts w:asciiTheme="majorHAnsi" w:eastAsiaTheme="majorHAnsi" w:hAnsiTheme="majorHAnsi" w:hint="eastAsia"/>
+              </w:rPr>
+            </w:pPr>
+            <w:r>
+              <w:rPr>
+                <w:rFonts w:asciiTheme="majorHAnsi" w:eastAsiaTheme="majorHAnsi" w:hAnsiTheme="majorHAnsi" w:hint="eastAsia"/>
+              </w:rPr>
+              <w:t>[오후 7:58:31.166] TX  01 04 D0 2D 00 01 99 03  (+102ms)</w:t>
+            </w:r>
+          </w:p>
+          <w:p>
+            <w:pPr>
+              <w:pStyle w:val="1-0"/>
+              <w:rPr>
+                <w:rFonts w:asciiTheme="majorHAnsi" w:eastAsiaTheme="majorHAnsi" w:hAnsiTheme="majorHAnsi" w:hint="eastAsia"/>
+              </w:rPr>
+            </w:pPr>
+            <w:r>
+              <w:rPr>
+                <w:rFonts w:asciiTheme="majorHAnsi" w:eastAsiaTheme="majorHAnsi" w:hAnsiTheme="majorHAnsi" w:hint="eastAsia"/>
+              </w:rPr>
+              <w:t>[오후 7:58:31.176] RX  01 04 02 00 00 B9 30  (+10ms)</w:t>
+            </w:r>
+          </w:p>
+          <w:p>
+            <w:pPr>
+              <w:pStyle w:val="1-0"/>
+              <w:rPr>
+                <w:rFonts w:asciiTheme="majorHAnsi" w:eastAsiaTheme="majorHAnsi" w:hAnsiTheme="majorHAnsi" w:hint="eastAsia"/>
+              </w:rPr>
+            </w:pPr>
+            <w:r>
+              <w:rPr>
+                <w:rFonts w:asciiTheme="majorHAnsi" w:eastAsiaTheme="majorHAnsi" w:hAnsiTheme="majorHAnsi" w:hint="eastAsia"/>
+              </w:rPr>
+              <w:t>[오후 7:58:31.278] TX  01 04 D0 2D 00 01 99 03  (+102ms)</w:t>
+            </w:r>
+          </w:p>
+          <w:p>
+            <w:pPr>
+              <w:pStyle w:val="1-0"/>
+              <w:rPr>
+                <w:rFonts w:asciiTheme="majorHAnsi" w:eastAsiaTheme="majorHAnsi" w:hAnsiTheme="majorHAnsi" w:hint="eastAsia"/>
+              </w:rPr>
+            </w:pPr>
+            <w:r>
+              <w:rPr>
+                <w:rFonts w:asciiTheme="majorHAnsi" w:eastAsiaTheme="majorHAnsi" w:hAnsiTheme="majorHAnsi" w:hint="eastAsia"/>
+              </w:rPr>
+              <w:t>[오후 7:58:31.291] RX  01 04 02 00 00 B9 30  (+13ms)</w:t>
+            </w:r>
+          </w:p>
+          <w:p>
+            <w:pPr>
+              <w:pStyle w:val="1-0"/>
+              <w:rPr>
+                <w:rFonts w:asciiTheme="majorHAnsi" w:eastAsiaTheme="majorHAnsi" w:hAnsiTheme="majorHAnsi" w:hint="eastAsia"/>
+              </w:rPr>
+            </w:pPr>
+            <w:r>
+              <w:rPr>
+                <w:rFonts w:asciiTheme="majorHAnsi" w:eastAsiaTheme="majorHAnsi" w:hAnsiTheme="majorHAnsi" w:hint="eastAsia"/>
+              </w:rPr>
+              <w:t>[오후 7:58:31.393] TX  01 04 D0 2D 00 01 99 03  (+102ms)</w:t>
+            </w:r>
+          </w:p>
+          <w:p>
+            <w:pPr>
+              <w:pStyle w:val="1-0"/>
+              <w:rPr>
+                <w:rFonts w:asciiTheme="majorHAnsi" w:eastAsiaTheme="majorHAnsi" w:hAnsiTheme="majorHAnsi" w:hint="eastAsia"/>
+              </w:rPr>
+            </w:pPr>
+            <w:r>
+              <w:rPr>
+                <w:rFonts w:asciiTheme="majorHAnsi" w:eastAsiaTheme="majorHAnsi" w:hAnsiTheme="majorHAnsi" w:hint="eastAsia"/>
+              </w:rPr>
+              <w:t>[오후 7:58:31.416] RX  01 04 02 00 00 B9 30  (+23ms)</w:t>
+            </w:r>
+          </w:p>
+          <w:p>
+            <w:pPr>
+              <w:pStyle w:val="1-0"/>
+              <w:rPr>
+                <w:rFonts w:asciiTheme="majorHAnsi" w:eastAsiaTheme="majorHAnsi" w:hAnsiTheme="majorHAnsi" w:hint="eastAsia"/>
+              </w:rPr>
+            </w:pPr>
+            <w:r>
+              <w:rPr>
+                <w:rFonts w:asciiTheme="majorHAnsi" w:eastAsiaTheme="majorHAnsi" w:hAnsiTheme="majorHAnsi" w:hint="eastAsia"/>
+              </w:rPr>
+              <w:t>[오후 7:58:31.521] TX  01 04 D0 2D 00 01 99 03  (+105ms)</w:t>
+            </w:r>
+          </w:p>
+          <w:p>
+            <w:pPr>
+              <w:pStyle w:val="1-0"/>
+              <w:rPr>
+                <w:rFonts w:asciiTheme="majorHAnsi" w:eastAsiaTheme="majorHAnsi" w:hAnsiTheme="majorHAnsi" w:hint="eastAsia"/>
+              </w:rPr>
+            </w:pPr>
+            <w:r>
+              <w:rPr>
+                <w:rFonts w:asciiTheme="majorHAnsi" w:eastAsiaTheme="majorHAnsi" w:hAnsiTheme="majorHAnsi" w:hint="eastAsia"/>
+              </w:rPr>
+              <w:t>[오후 7:58:31.544] RX  01 04 02 00 00 B9 30  (+23ms)</w:t>
+            </w:r>
+          </w:p>
+          <w:p>
+            <w:pPr>
+              <w:pStyle w:val="1-0"/>
+              <w:rPr>
+                <w:rFonts w:asciiTheme="majorHAnsi" w:eastAsiaTheme="majorHAnsi" w:hAnsiTheme="majorHAnsi" w:hint="eastAsia"/>
+              </w:rPr>
+            </w:pPr>
+            <w:r>
+              <w:rPr>
+                <w:rFonts w:asciiTheme="majorHAnsi" w:eastAsiaTheme="majorHAnsi" w:hAnsiTheme="majorHAnsi" w:hint="eastAsia"/>
+              </w:rPr>
+              <w:t>[오후 7:58:31.646] TX  01 04 D0 2D 00 01 99 03  (+102ms)</w:t>
+            </w:r>
+          </w:p>
+          <w:p>
+            <w:pPr>
+              <w:pStyle w:val="1-0"/>
+              <w:rPr>
+                <w:rFonts w:asciiTheme="majorHAnsi" w:eastAsiaTheme="majorHAnsi" w:hAnsiTheme="majorHAnsi" w:hint="eastAsia"/>
+              </w:rPr>
+            </w:pPr>
+            <w:r>
+              <w:rPr>
+                <w:rFonts w:asciiTheme="majorHAnsi" w:eastAsiaTheme="majorHAnsi" w:hAnsiTheme="majorHAnsi" w:hint="eastAsia"/>
+              </w:rPr>
+              <w:t>[오후 7:58:31.656] RX  01 04 02 00 00 B9 30  (+10ms)</w:t>
+            </w:r>
+          </w:p>
+          <w:p>
+            <w:pPr>
+              <w:pStyle w:val="1-0"/>
+              <w:rPr>
+                <w:rFonts w:asciiTheme="majorHAnsi" w:eastAsiaTheme="majorHAnsi" w:hAnsiTheme="majorHAnsi" w:hint="eastAsia"/>
+              </w:rPr>
+            </w:pPr>
+            <w:r>
+              <w:rPr>
+                <w:rFonts w:asciiTheme="majorHAnsi" w:eastAsiaTheme="majorHAnsi" w:hAnsiTheme="majorHAnsi" w:hint="eastAsia"/>
+              </w:rPr>
+              <w:t>[오후 7:58:31.759] TX  01 04 D0 2D 00 01 99 03  (+103ms)</w:t>
+            </w:r>
+          </w:p>
+          <w:p>
+            <w:pPr>
+              <w:pStyle w:val="1-0"/>
+              <w:rPr>
+                <w:rFonts w:asciiTheme="majorHAnsi" w:eastAsiaTheme="majorHAnsi" w:hAnsiTheme="majorHAnsi" w:hint="eastAsia"/>
+              </w:rPr>
+            </w:pPr>
+            <w:r>
+              <w:rPr>
+                <w:rFonts w:asciiTheme="majorHAnsi" w:eastAsiaTheme="majorHAnsi" w:hAnsiTheme="majorHAnsi" w:hint="eastAsia"/>
+              </w:rPr>
+              <w:t>[오후 7:58:31.784] RX  01 04 02 00 00 B9 30  (+25ms)</w:t>
+            </w:r>
+          </w:p>
+          <w:p>
+            <w:pPr>
+              <w:pStyle w:val="1-0"/>
+              <w:rPr>
+                <w:rFonts w:asciiTheme="majorHAnsi" w:eastAsiaTheme="majorHAnsi" w:hAnsiTheme="majorHAnsi" w:hint="eastAsia"/>
+              </w:rPr>
+            </w:pPr>
+            <w:r>
+              <w:rPr>
+                <w:rFonts w:asciiTheme="majorHAnsi" w:eastAsiaTheme="majorHAnsi" w:hAnsiTheme="majorHAnsi" w:hint="eastAsia"/>
+              </w:rPr>
+              <w:t>[오후 7:58:31.886] TX  01 04 D0 2D 00 01 99 03  (+102ms)</w:t>
+            </w:r>
+          </w:p>
+          <w:p>
+            <w:pPr>
+              <w:pStyle w:val="1-0"/>
+              <w:rPr>
+                <w:rFonts w:asciiTheme="majorHAnsi" w:eastAsiaTheme="majorHAnsi" w:hAnsiTheme="majorHAnsi" w:hint="eastAsia"/>
+              </w:rPr>
+            </w:pPr>
+            <w:r>
+              <w:rPr>
+                <w:rFonts w:asciiTheme="majorHAnsi" w:eastAsiaTheme="majorHAnsi" w:hAnsiTheme="majorHAnsi" w:hint="eastAsia"/>
+              </w:rPr>
+              <w:t>[오후 7:58:31.896] RX  01 04 02 00 00 B9 30  (+10ms)</w:t>
+            </w:r>
+          </w:p>
+          <w:p>
+            <w:pPr>
+              <w:pStyle w:val="1-0"/>
+              <w:rPr>
+                <w:rFonts w:asciiTheme="majorHAnsi" w:eastAsiaTheme="majorHAnsi" w:hAnsiTheme="majorHAnsi" w:hint="eastAsia"/>
+              </w:rPr>
+            </w:pPr>
+            <w:r>
+              <w:rPr>
+                <w:rFonts w:asciiTheme="majorHAnsi" w:eastAsiaTheme="majorHAnsi" w:hAnsiTheme="majorHAnsi" w:hint="eastAsia"/>
+              </w:rPr>
+              <w:t>[오후 7:58:32.001] TX  01 04 D0 2D 00 01 99 03  (+105ms)</w:t>
+            </w:r>
+          </w:p>
+          <w:p>
+            <w:pPr>
+              <w:pStyle w:val="1-0"/>
+              <w:rPr>
+                <w:rFonts w:asciiTheme="majorHAnsi" w:eastAsiaTheme="majorHAnsi" w:hAnsiTheme="majorHAnsi" w:hint="eastAsia"/>
+              </w:rPr>
+            </w:pPr>
+            <w:r>
+              <w:rPr>
+                <w:rFonts w:asciiTheme="majorHAnsi" w:eastAsiaTheme="majorHAnsi" w:hAnsiTheme="majorHAnsi" w:hint="eastAsia"/>
+              </w:rPr>
+              <w:t>[오후 7:58:32.024] RX  01 04 02 00 00 B9 30  (+23ms)</w:t>
+            </w:r>
+          </w:p>
+          <w:p>
+            <w:pPr>
+              <w:pStyle w:val="1-0"/>
+              <w:rPr>
+                <w:rFonts w:asciiTheme="majorHAnsi" w:eastAsiaTheme="majorHAnsi" w:hAnsiTheme="majorHAnsi" w:hint="eastAsia"/>
+              </w:rPr>
+            </w:pPr>
+            <w:r>
+              <w:rPr>
+                <w:rFonts w:asciiTheme="majorHAnsi" w:eastAsiaTheme="majorHAnsi" w:hAnsiTheme="majorHAnsi" w:hint="eastAsia"/>
+              </w:rPr>
+              <w:t>[오후 7:58:32.131] TX  01 04 D0 2D 00 01 99 03  (+107ms)</w:t>
+            </w:r>
+          </w:p>
+          <w:p>
+            <w:pPr>
+              <w:pStyle w:val="1-0"/>
+              <w:rPr>
+                <w:rFonts w:asciiTheme="majorHAnsi" w:eastAsiaTheme="majorHAnsi" w:hAnsiTheme="majorHAnsi" w:hint="eastAsia"/>
+              </w:rPr>
+            </w:pPr>
+            <w:r>
+              <w:rPr>
+                <w:rFonts w:asciiTheme="majorHAnsi" w:eastAsiaTheme="majorHAnsi" w:hAnsiTheme="majorHAnsi" w:hint="eastAsia"/>
+              </w:rPr>
+              <w:t>[오후 7:58:32.152] RX  01 04 02 00 00 B9 30  (+21ms)</w:t>
+            </w:r>
+          </w:p>
+          <w:p>
+            <w:pPr>
+              <w:pStyle w:val="1-0"/>
+              <w:rPr>
+                <w:rFonts w:asciiTheme="majorHAnsi" w:eastAsiaTheme="majorHAnsi" w:hAnsiTheme="majorHAnsi" w:hint="eastAsia"/>
+              </w:rPr>
+            </w:pPr>
+            <w:r>
+              <w:rPr>
+                <w:rFonts w:asciiTheme="majorHAnsi" w:eastAsiaTheme="majorHAnsi" w:hAnsiTheme="majorHAnsi" w:hint="eastAsia"/>
+              </w:rPr>
+              <w:t>[오후 7:58:32.255] TX  01 04 D0 2D 00 01 99 03  (+103ms)</w:t>
+            </w:r>
+          </w:p>
+          <w:p>
+            <w:pPr>
+              <w:pStyle w:val="1-0"/>
+              <w:rPr>
+                <w:rFonts w:asciiTheme="majorHAnsi" w:eastAsiaTheme="majorHAnsi" w:hAnsiTheme="majorHAnsi" w:hint="eastAsia"/>
+              </w:rPr>
+            </w:pPr>
+            <w:r>
+              <w:rPr>
+                <w:rFonts w:asciiTheme="majorHAnsi" w:eastAsiaTheme="majorHAnsi" w:hAnsiTheme="majorHAnsi" w:hint="eastAsia"/>
+              </w:rPr>
+              <w:t>[오후 7:58:32.281] RX  01 04 02 00 00 B9 30  (+26ms)</w:t>
+            </w:r>
+          </w:p>
+          <w:p>
+            <w:pPr>
+              <w:pStyle w:val="1-0"/>
+              <w:rPr>
+                <w:rFonts w:asciiTheme="majorHAnsi" w:eastAsiaTheme="majorHAnsi" w:hAnsiTheme="majorHAnsi" w:hint="eastAsia"/>
+              </w:rPr>
+            </w:pPr>
+            <w:r>
+              <w:rPr>
+                <w:rFonts w:asciiTheme="majorHAnsi" w:eastAsiaTheme="majorHAnsi" w:hAnsiTheme="majorHAnsi" w:hint="eastAsia"/>
+              </w:rPr>
+              <w:t>[오후 7:58:32.385] TX  01 04 D0 2D 00 01 99 03  (+104ms)</w:t>
+            </w:r>
+          </w:p>
+          <w:p>
+            <w:pPr>
+              <w:pStyle w:val="1-0"/>
+              <w:rPr>
+                <w:rFonts w:asciiTheme="majorHAnsi" w:eastAsiaTheme="majorHAnsi" w:hAnsiTheme="majorHAnsi" w:hint="eastAsia"/>
+              </w:rPr>
+            </w:pPr>
+            <w:r>
+              <w:rPr>
+                <w:rFonts w:asciiTheme="majorHAnsi" w:eastAsiaTheme="majorHAnsi" w:hAnsiTheme="majorHAnsi" w:hint="eastAsia"/>
+              </w:rPr>
+              <w:t>[오후 7:58:32.408] RX  01 04 02 00 00 B9 30  (+23ms)</w:t>
+            </w:r>
+          </w:p>
+          <w:p>
+            <w:pPr>
+              <w:pStyle w:val="1-0"/>
+              <w:rPr>
+                <w:rFonts w:asciiTheme="majorHAnsi" w:eastAsiaTheme="majorHAnsi" w:hAnsiTheme="majorHAnsi" w:hint="eastAsia"/>
+              </w:rPr>
+            </w:pPr>
+            <w:r>
+              <w:rPr>
+                <w:rFonts w:asciiTheme="majorHAnsi" w:eastAsiaTheme="majorHAnsi" w:hAnsiTheme="majorHAnsi" w:hint="eastAsia"/>
+              </w:rPr>
+              <w:t>[오후 7:58:32.520] TX  01 04 D0 2D 00 01 99 03  (+112ms)</w:t>
+            </w:r>
+          </w:p>
+          <w:p>
+            <w:pPr>
+              <w:pStyle w:val="1-0"/>
+              <w:rPr>
+                <w:rFonts w:asciiTheme="majorHAnsi" w:eastAsiaTheme="majorHAnsi" w:hAnsiTheme="majorHAnsi" w:hint="eastAsia"/>
+              </w:rPr>
+            </w:pPr>
+            <w:r>
+              <w:rPr>
+                <w:rFonts w:asciiTheme="majorHAnsi" w:eastAsiaTheme="majorHAnsi" w:hAnsiTheme="majorHAnsi" w:hint="eastAsia"/>
+              </w:rPr>
+              <w:t>[오후 7:58:32.536] RX  01 04 02 00 00 B9 30  (+16ms)</w:t>
+            </w:r>
+          </w:p>
+          <w:p>
+            <w:pPr>
+              <w:pStyle w:val="1-0"/>
+              <w:rPr>
+                <w:rFonts w:asciiTheme="majorHAnsi" w:eastAsiaTheme="majorHAnsi" w:hAnsiTheme="majorHAnsi" w:hint="eastAsia"/>
+              </w:rPr>
+            </w:pPr>
+            <w:r>
+              <w:rPr>
+                <w:rFonts w:asciiTheme="majorHAnsi" w:eastAsiaTheme="majorHAnsi" w:hAnsiTheme="majorHAnsi" w:hint="eastAsia"/>
+              </w:rPr>
+              <w:t>[오후 7:58:32.637] TX  01 04 D0 2D 00 01 99 03  (+101ms)</w:t>
+            </w:r>
+          </w:p>
+          <w:p>
+            <w:pPr>
+              <w:pStyle w:val="1-0"/>
+              <w:rPr>
+                <w:rFonts w:asciiTheme="majorHAnsi" w:eastAsiaTheme="majorHAnsi" w:hAnsiTheme="majorHAnsi" w:hint="eastAsia"/>
+              </w:rPr>
+            </w:pPr>
+            <w:r>
+              <w:rPr>
+                <w:rFonts w:asciiTheme="majorHAnsi" w:eastAsiaTheme="majorHAnsi" w:hAnsiTheme="majorHAnsi" w:hint="eastAsia"/>
+              </w:rPr>
+              <w:t>[오후 7:58:32.648] RX  01 04 02 00 00 B9 30  (+11ms)</w:t>
+            </w:r>
+          </w:p>
+          <w:p>
+            <w:pPr>
+              <w:pStyle w:val="1-0"/>
+              <w:rPr>
+                <w:rFonts w:asciiTheme="majorHAnsi" w:eastAsiaTheme="majorHAnsi" w:hAnsiTheme="majorHAnsi" w:hint="eastAsia"/>
+              </w:rPr>
+            </w:pPr>
+            <w:r>
+              <w:rPr>
+                <w:rFonts w:asciiTheme="majorHAnsi" w:eastAsiaTheme="majorHAnsi" w:hAnsiTheme="majorHAnsi" w:hint="eastAsia"/>
+              </w:rPr>
+              <w:t>[오후 7:58:32.758] TX  01 04 D0 2D 00 01 99 03  (+110ms)</w:t>
+            </w:r>
+          </w:p>
+          <w:p>
+            <w:pPr>
+              <w:pStyle w:val="1-0"/>
+              <w:rPr>
+                <w:rFonts w:asciiTheme="majorHAnsi" w:eastAsiaTheme="majorHAnsi" w:hAnsiTheme="majorHAnsi" w:hint="eastAsia"/>
+              </w:rPr>
+            </w:pPr>
+            <w:r>
+              <w:rPr>
+                <w:rFonts w:asciiTheme="majorHAnsi" w:eastAsiaTheme="majorHAnsi" w:hAnsiTheme="majorHAnsi" w:hint="eastAsia"/>
+              </w:rPr>
+              <w:t>[오후 7:58:32.776] RX  01 04 02 00 00 B9 30  (+18ms)</w:t>
+            </w:r>
+          </w:p>
+          <w:p>
+            <w:pPr>
+              <w:pStyle w:val="1-0"/>
+              <w:rPr>
+                <w:rFonts w:asciiTheme="majorHAnsi" w:eastAsiaTheme="majorHAnsi" w:hAnsiTheme="majorHAnsi" w:hint="eastAsia"/>
+              </w:rPr>
+            </w:pPr>
+            <w:r>
+              <w:rPr>
+                <w:rFonts w:asciiTheme="majorHAnsi" w:eastAsiaTheme="majorHAnsi" w:hAnsiTheme="majorHAnsi" w:hint="eastAsia"/>
+              </w:rPr>
+              <w:t>[오후 7:58:32.881] TX  01 04 D0 2D 00 01 99 03  (+105ms)</w:t>
+            </w:r>
+          </w:p>
+          <w:p>
+            <w:pPr>
+              <w:pStyle w:val="1-0"/>
+              <w:rPr>
+                <w:rFonts w:asciiTheme="majorHAnsi" w:eastAsiaTheme="majorHAnsi" w:hAnsiTheme="majorHAnsi" w:hint="eastAsia"/>
+              </w:rPr>
+            </w:pPr>
+            <w:r>
+              <w:rPr>
+                <w:rFonts w:asciiTheme="majorHAnsi" w:eastAsiaTheme="majorHAnsi" w:hAnsiTheme="majorHAnsi" w:hint="eastAsia"/>
+              </w:rPr>
+              <w:t>[오후 7:58:32.904] RX  01 04 02 00 00 B9 30  (+23ms)</w:t>
+            </w:r>
+          </w:p>
+          <w:p>
+            <w:pPr>
+              <w:pStyle w:val="1-0"/>
+              <w:rPr>
+                <w:rFonts w:asciiTheme="majorHAnsi" w:eastAsiaTheme="majorHAnsi" w:hAnsiTheme="majorHAnsi" w:hint="eastAsia"/>
+              </w:rPr>
+            </w:pPr>
+            <w:r>
+              <w:rPr>
+                <w:rFonts w:asciiTheme="majorHAnsi" w:eastAsiaTheme="majorHAnsi" w:hAnsiTheme="majorHAnsi" w:hint="eastAsia"/>
+              </w:rPr>
+              <w:t>[오후 7:58:33.012] TX  01 04 D0 2D 00 01 99 03  (+108ms)</w:t>
+            </w:r>
+          </w:p>
+          <w:p>
+            <w:pPr>
+              <w:pStyle w:val="1-0"/>
+              <w:rPr>
+                <w:rFonts w:asciiTheme="majorHAnsi" w:eastAsiaTheme="majorHAnsi" w:hAnsiTheme="majorHAnsi" w:hint="eastAsia"/>
+              </w:rPr>
+            </w:pPr>
+            <w:r>
+              <w:rPr>
+                <w:rFonts w:asciiTheme="majorHAnsi" w:eastAsiaTheme="majorHAnsi" w:hAnsiTheme="majorHAnsi" w:hint="eastAsia"/>
+              </w:rPr>
+              <w:t>[오후 7:58:33.033] RX  01 04 02 00 00 B9 30  (+21ms)</w:t>
+            </w:r>
+          </w:p>
+          <w:p>
+            <w:pPr>
+              <w:pStyle w:val="1-0"/>
+              <w:rPr>
+                <w:rFonts w:asciiTheme="majorHAnsi" w:eastAsiaTheme="majorHAnsi" w:hAnsiTheme="majorHAnsi" w:hint="eastAsia"/>
+              </w:rPr>
+            </w:pPr>
+            <w:r>
+              <w:rPr>
+                <w:rFonts w:asciiTheme="majorHAnsi" w:eastAsiaTheme="majorHAnsi" w:hAnsiTheme="majorHAnsi" w:hint="eastAsia"/>
+              </w:rPr>
+              <w:t>[오후 7:58:33.138] TX  01 04 D0 2D 00 01 99 03  (+105ms)</w:t>
+            </w:r>
+          </w:p>
+          <w:p>
+            <w:pPr>
+              <w:pStyle w:val="1-0"/>
+              <w:rPr>
+                <w:rFonts w:asciiTheme="majorHAnsi" w:eastAsiaTheme="majorHAnsi" w:hAnsiTheme="majorHAnsi" w:hint="eastAsia"/>
+              </w:rPr>
+            </w:pPr>
+            <w:r>
+              <w:rPr>
+                <w:rFonts w:asciiTheme="majorHAnsi" w:eastAsiaTheme="majorHAnsi" w:hAnsiTheme="majorHAnsi" w:hint="eastAsia"/>
+              </w:rPr>
+              <w:t>[오후 7:58:33.160] RX  01 04 02 00 00 B9 30  (+22ms)</w:t>
+            </w:r>
+          </w:p>
+          <w:p>
+            <w:pPr>
+              <w:pStyle w:val="1-0"/>
+              <w:rPr>
+                <w:rFonts w:asciiTheme="majorHAnsi" w:eastAsiaTheme="majorHAnsi" w:hAnsiTheme="majorHAnsi" w:hint="eastAsia"/>
+              </w:rPr>
+            </w:pPr>
+            <w:r>
+              <w:rPr>
+                <w:rFonts w:asciiTheme="majorHAnsi" w:eastAsiaTheme="majorHAnsi" w:hAnsiTheme="majorHAnsi" w:hint="eastAsia"/>
+              </w:rPr>
+              <w:lastRenderedPageBreak/>
+              <w:t>[오후 7:58:33.262] TX  01 04 D0 2D 00 01 99 03  (+102ms)</w:t>
+            </w:r>
+          </w:p>
+          <w:p>
+            <w:pPr>
+              <w:pStyle w:val="1-0"/>
+              <w:rPr>
+                <w:rFonts w:asciiTheme="majorHAnsi" w:eastAsiaTheme="majorHAnsi" w:hAnsiTheme="majorHAnsi" w:hint="eastAsia"/>
+              </w:rPr>
+            </w:pPr>
+            <w:r>
+              <w:rPr>
+                <w:rFonts w:asciiTheme="majorHAnsi" w:eastAsiaTheme="majorHAnsi" w:hAnsiTheme="majorHAnsi" w:hint="eastAsia"/>
+              </w:rPr>
+              <w:t>[오후 7:58:33.276] RX  01 04 02 00 00 B9 30  (+14ms)</w:t>
+            </w:r>
+          </w:p>
+          <w:p>
+            <w:pPr>
+              <w:pStyle w:val="1-0"/>
+              <w:rPr>
+                <w:rFonts w:asciiTheme="majorHAnsi" w:eastAsiaTheme="majorHAnsi" w:hAnsiTheme="majorHAnsi" w:hint="eastAsia"/>
+              </w:rPr>
+            </w:pPr>
+            <w:r>
+              <w:rPr>
+                <w:rFonts w:asciiTheme="majorHAnsi" w:eastAsiaTheme="majorHAnsi" w:hAnsiTheme="majorHAnsi" w:hint="eastAsia"/>
+              </w:rPr>
+              <w:t>[오후 7:58:33.378] TX  01 04 D0 2D 00 01 99 03  (+102ms)</w:t>
+            </w:r>
+          </w:p>
+          <w:p>
+            <w:pPr>
+              <w:pStyle w:val="1-0"/>
+              <w:rPr>
+                <w:rFonts w:asciiTheme="majorHAnsi" w:eastAsiaTheme="majorHAnsi" w:hAnsiTheme="majorHAnsi" w:hint="eastAsia"/>
+              </w:rPr>
+            </w:pPr>
+            <w:r>
+              <w:rPr>
+                <w:rFonts w:asciiTheme="majorHAnsi" w:eastAsiaTheme="majorHAnsi" w:hAnsiTheme="majorHAnsi" w:hint="eastAsia"/>
+              </w:rPr>
+              <w:t>[오후 7:58:33.400] RX  01 04 02 00 00 B9 30  (+22ms)</w:t>
+            </w:r>
+          </w:p>
+          <w:p>
+            <w:pPr>
+              <w:pStyle w:val="1-0"/>
+              <w:rPr>
+                <w:rFonts w:asciiTheme="majorHAnsi" w:eastAsiaTheme="majorHAnsi" w:hAnsiTheme="majorHAnsi" w:hint="eastAsia"/>
+              </w:rPr>
+            </w:pPr>
+            <w:r>
+              <w:rPr>
+                <w:rFonts w:asciiTheme="majorHAnsi" w:eastAsiaTheme="majorHAnsi" w:hAnsiTheme="majorHAnsi" w:hint="eastAsia"/>
+              </w:rPr>
+              <w:t>[오후 7:58:33.505] TX  01 04 D0 2D 00 01 99 03  (+105ms)</w:t>
+            </w:r>
+          </w:p>
+          <w:p>
+            <w:pPr>
+              <w:pStyle w:val="1-0"/>
+              <w:rPr>
+                <w:rFonts w:asciiTheme="majorHAnsi" w:eastAsiaTheme="majorHAnsi" w:hAnsiTheme="majorHAnsi" w:hint="eastAsia"/>
+              </w:rPr>
+            </w:pPr>
+            <w:r>
+              <w:rPr>
+                <w:rFonts w:asciiTheme="majorHAnsi" w:eastAsiaTheme="majorHAnsi" w:hAnsiTheme="majorHAnsi" w:hint="eastAsia"/>
+              </w:rPr>
+              <w:t>[오후 7:58:33.528] RX  01 04 02 00 00 B9 30  (+23ms)</w:t>
+            </w:r>
+          </w:p>
+          <w:p>
+            <w:pPr>
+              <w:pStyle w:val="1-0"/>
+              <w:rPr>
+                <w:rFonts w:asciiTheme="majorHAnsi" w:eastAsiaTheme="majorHAnsi" w:hAnsiTheme="majorHAnsi" w:hint="eastAsia"/>
+              </w:rPr>
+            </w:pPr>
+            <w:r>
+              <w:rPr>
+                <w:rFonts w:asciiTheme="majorHAnsi" w:eastAsiaTheme="majorHAnsi" w:hAnsiTheme="majorHAnsi" w:hint="eastAsia"/>
+              </w:rPr>
+              <w:t>[오후 7:58:33.637] TX  01 04 D0 2D 00 01 99 03  (+109ms)</w:t>
+            </w:r>
+          </w:p>
+          <w:p>
+            <w:pPr>
+              <w:pStyle w:val="1-0"/>
+              <w:rPr>
+                <w:rFonts w:asciiTheme="majorHAnsi" w:eastAsiaTheme="majorHAnsi" w:hAnsiTheme="majorHAnsi" w:hint="eastAsia"/>
+              </w:rPr>
+            </w:pPr>
+            <w:r>
+              <w:rPr>
+                <w:rFonts w:asciiTheme="majorHAnsi" w:eastAsiaTheme="majorHAnsi" w:hAnsiTheme="majorHAnsi" w:hint="eastAsia"/>
+              </w:rPr>
+              <w:t>[오후 7:58:33.656] RX  01 04 02 00 00 B9 30  (+19ms)</w:t>
+            </w:r>
+          </w:p>
+          <w:p>
+            <w:pPr>
+              <w:pStyle w:val="1-0"/>
+              <w:rPr>
+                <w:rFonts w:asciiTheme="majorHAnsi" w:eastAsiaTheme="majorHAnsi" w:hAnsiTheme="majorHAnsi" w:hint="eastAsia"/>
+              </w:rPr>
+            </w:pPr>
+            <w:r>
+              <w:rPr>
+                <w:rFonts w:asciiTheme="majorHAnsi" w:eastAsiaTheme="majorHAnsi" w:hAnsiTheme="majorHAnsi" w:hint="eastAsia"/>
+              </w:rPr>
+              <w:t>[오후 7:58:33.770] TX  01 04 D0 2D 00 01 99 03  (+114ms)</w:t>
+            </w:r>
+          </w:p>
+          <w:p>
+            <w:pPr>
+              <w:pStyle w:val="1-0"/>
+              <w:rPr>
+                <w:rFonts w:asciiTheme="majorHAnsi" w:eastAsiaTheme="majorHAnsi" w:hAnsiTheme="majorHAnsi" w:hint="eastAsia"/>
+              </w:rPr>
+            </w:pPr>
+            <w:r>
+              <w:rPr>
+                <w:rFonts w:asciiTheme="majorHAnsi" w:eastAsiaTheme="majorHAnsi" w:hAnsiTheme="majorHAnsi" w:hint="eastAsia"/>
+              </w:rPr>
+              <w:t>[오후 7:58:33.784] RX  01 04 02 00 00 B9 30  (+14ms)</w:t>
+            </w:r>
+          </w:p>
+          <w:p>
+            <w:pPr>
+              <w:pStyle w:val="1-0"/>
+              <w:rPr>
+                <w:rFonts w:asciiTheme="majorHAnsi" w:eastAsiaTheme="majorHAnsi" w:hAnsiTheme="majorHAnsi" w:hint="eastAsia"/>
+              </w:rPr>
+            </w:pPr>
+            <w:r>
+              <w:rPr>
+                <w:rFonts w:asciiTheme="majorHAnsi" w:eastAsiaTheme="majorHAnsi" w:hAnsiTheme="majorHAnsi" w:hint="eastAsia"/>
+              </w:rPr>
+              <w:t>[오후 7:58:33.888] TX  01 04 D0 2D 00 01 99 03  (+104ms)</w:t>
+            </w:r>
+          </w:p>
+          <w:p>
+            <w:pPr>
+              <w:pStyle w:val="1-0"/>
+              <w:rPr>
+                <w:rFonts w:asciiTheme="majorHAnsi" w:eastAsiaTheme="majorHAnsi" w:hAnsiTheme="majorHAnsi" w:hint="eastAsia"/>
+              </w:rPr>
+            </w:pPr>
+            <w:r>
+              <w:rPr>
+                <w:rFonts w:asciiTheme="majorHAnsi" w:eastAsiaTheme="majorHAnsi" w:hAnsiTheme="majorHAnsi" w:hint="eastAsia"/>
+              </w:rPr>
+              <w:t>[오후 7:58:33.912] RX  01 04 02 00 00 B9 30  (+24ms)</w:t>
+            </w:r>
+          </w:p>
+          <w:p>
+            <w:pPr>
+              <w:pStyle w:val="1-0"/>
+              <w:rPr>
+                <w:rFonts w:asciiTheme="majorHAnsi" w:eastAsiaTheme="majorHAnsi" w:hAnsiTheme="majorHAnsi" w:hint="eastAsia"/>
+              </w:rPr>
+            </w:pPr>
+            <w:r>
+              <w:rPr>
+                <w:rFonts w:asciiTheme="majorHAnsi" w:eastAsiaTheme="majorHAnsi" w:hAnsiTheme="majorHAnsi" w:hint="eastAsia"/>
+              </w:rPr>
+              <w:t>[오후 7:58:34.022] TX  01 04 D0 2D 00 01 99 03  (+110ms)</w:t>
+            </w:r>
+          </w:p>
+          <w:p>
+            <w:pPr>
+              <w:pStyle w:val="1-0"/>
+              <w:rPr>
+                <w:rFonts w:asciiTheme="majorHAnsi" w:eastAsiaTheme="majorHAnsi" w:hAnsiTheme="majorHAnsi" w:hint="eastAsia"/>
+              </w:rPr>
+            </w:pPr>
+            <w:r>
+              <w:rPr>
+                <w:rFonts w:asciiTheme="majorHAnsi" w:eastAsiaTheme="majorHAnsi" w:hAnsiTheme="majorHAnsi" w:hint="eastAsia"/>
+              </w:rPr>
+              <w:t>[오후 7:58:34.040] RX  01 04 02 00 00 B9 30  (+18ms)</w:t>
+            </w:r>
+          </w:p>
+          <w:p>
+            <w:pPr>
+              <w:pStyle w:val="1-0"/>
+              <w:rPr>
+                <w:rFonts w:asciiTheme="majorHAnsi" w:eastAsiaTheme="majorHAnsi" w:hAnsiTheme="majorHAnsi" w:hint="eastAsia"/>
+              </w:rPr>
+            </w:pPr>
+            <w:r>
+              <w:rPr>
+                <w:rFonts w:asciiTheme="majorHAnsi" w:eastAsiaTheme="majorHAnsi" w:hAnsiTheme="majorHAnsi" w:hint="eastAsia"/>
+              </w:rPr>
+              <w:t>[오후 7:58:34.153] TX  01 04 D0 2D 00 01 99 03  (+113ms)</w:t>
+            </w:r>
+          </w:p>
+          <w:p>
+            <w:pPr>
+              <w:pStyle w:val="1-0"/>
+              <w:rPr>
+                <w:rFonts w:asciiTheme="majorHAnsi" w:eastAsiaTheme="majorHAnsi" w:hAnsiTheme="majorHAnsi" w:hint="eastAsia"/>
+              </w:rPr>
+            </w:pPr>
+            <w:r>
+              <w:rPr>
+                <w:rFonts w:asciiTheme="majorHAnsi" w:eastAsiaTheme="majorHAnsi" w:hAnsiTheme="majorHAnsi" w:hint="eastAsia"/>
+              </w:rPr>
+              <w:t>[오후 7:58:34.168] RX  01 04 02 00 00 B9 30  (+15ms)</w:t>
+            </w:r>
+          </w:p>
+          <w:p>
+            <w:pPr>
+              <w:pStyle w:val="1-0"/>
+              <w:rPr>
+                <w:rFonts w:asciiTheme="majorHAnsi" w:eastAsiaTheme="majorHAnsi" w:hAnsiTheme="majorHAnsi" w:hint="eastAsia"/>
+              </w:rPr>
+            </w:pPr>
+            <w:r>
+              <w:rPr>
+                <w:rFonts w:asciiTheme="majorHAnsi" w:eastAsiaTheme="majorHAnsi" w:hAnsiTheme="majorHAnsi" w:hint="eastAsia"/>
+              </w:rPr>
+              <w:t>[오후 7:58:34.271] TX  01 04 D0 2D 00 01 99 03  (+103ms)</w:t>
+            </w:r>
+          </w:p>
+          <w:p>
+            <w:pPr>
+              <w:pStyle w:val="1-0"/>
+              <w:rPr>
+                <w:rFonts w:asciiTheme="majorHAnsi" w:eastAsiaTheme="majorHAnsi" w:hAnsiTheme="majorHAnsi" w:hint="eastAsia"/>
+              </w:rPr>
+            </w:pPr>
+            <w:r>
+              <w:rPr>
+                <w:rFonts w:asciiTheme="majorHAnsi" w:eastAsiaTheme="majorHAnsi" w:hAnsiTheme="majorHAnsi" w:hint="eastAsia"/>
+              </w:rPr>
+              <w:t>[오후 7:58:34.296] RX  01 04 02 00 00 B9 30  (+25ms)</w:t>
+            </w:r>
+          </w:p>
+          <w:p>
+            <w:pPr>
+              <w:pStyle w:val="1-0"/>
+              <w:rPr>
+                <w:rFonts w:asciiTheme="majorHAnsi" w:eastAsiaTheme="majorHAnsi" w:hAnsiTheme="majorHAnsi" w:hint="eastAsia"/>
+              </w:rPr>
+            </w:pPr>
+            <w:r>
+              <w:rPr>
+                <w:rFonts w:asciiTheme="majorHAnsi" w:eastAsiaTheme="majorHAnsi" w:hAnsiTheme="majorHAnsi" w:hint="eastAsia"/>
+              </w:rPr>
+              <w:t>[오후 7:58:34.398] TX  01 04 D0 2D 00 01 99 03  (+102ms)</w:t>
+            </w:r>
+          </w:p>
+          <w:p>
+            <w:pPr>
+              <w:pStyle w:val="1-0"/>
+              <w:rPr>
+                <w:rFonts w:asciiTheme="majorHAnsi" w:eastAsiaTheme="majorHAnsi" w:hAnsiTheme="majorHAnsi" w:hint="eastAsia"/>
+              </w:rPr>
+            </w:pPr>
+            <w:r>
+              <w:rPr>
+                <w:rFonts w:asciiTheme="majorHAnsi" w:eastAsiaTheme="majorHAnsi" w:hAnsiTheme="majorHAnsi" w:hint="eastAsia"/>
+              </w:rPr>
+              <w:t>[오후 7:58:34.409] RX  01 04 02 00 00 B9 30  (+11ms)</w:t>
+            </w:r>
+          </w:p>
+          <w:p>
+            <w:pPr>
+              <w:pStyle w:val="1-0"/>
+              <w:rPr>
+                <w:rFonts w:asciiTheme="majorHAnsi" w:eastAsiaTheme="majorHAnsi" w:hAnsiTheme="majorHAnsi" w:hint="eastAsia"/>
+              </w:rPr>
+            </w:pPr>
+            <w:r>
+              <w:rPr>
+                <w:rFonts w:asciiTheme="majorHAnsi" w:eastAsiaTheme="majorHAnsi" w:hAnsiTheme="majorHAnsi" w:hint="eastAsia"/>
+              </w:rPr>
+              <w:t>[오후 7:58:34.511] TX  01 04 D0 2D 00 01 99 03  (+102ms)</w:t>
+            </w:r>
+          </w:p>
+          <w:p>
+            <w:pPr>
+              <w:pStyle w:val="1-0"/>
+              <w:rPr>
+                <w:rFonts w:asciiTheme="majorHAnsi" w:eastAsiaTheme="majorHAnsi" w:hAnsiTheme="majorHAnsi" w:hint="eastAsia"/>
+              </w:rPr>
+            </w:pPr>
+            <w:r>
+              <w:rPr>
+                <w:rFonts w:asciiTheme="majorHAnsi" w:eastAsiaTheme="majorHAnsi" w:hAnsiTheme="majorHAnsi" w:hint="eastAsia"/>
+              </w:rPr>
+              <w:t>[오후 7:58:34.536] RX  01 04 02 00 00 B9 30  (+25ms)</w:t>
+            </w:r>
+          </w:p>
+          <w:p>
+            <w:pPr>
+              <w:pStyle w:val="1-0"/>
+              <w:rPr>
+                <w:rFonts w:asciiTheme="majorHAnsi" w:eastAsiaTheme="majorHAnsi" w:hAnsiTheme="majorHAnsi" w:hint="eastAsia"/>
+              </w:rPr>
+            </w:pPr>
+            <w:r>
+              <w:rPr>
+                <w:rFonts w:asciiTheme="majorHAnsi" w:eastAsiaTheme="majorHAnsi" w:hAnsiTheme="majorHAnsi" w:hint="eastAsia"/>
+              </w:rPr>
+              <w:t>[오후 7:58:34.638] TX  01 04 D0 2D 00 01 99 03  (+102ms)</w:t>
+            </w:r>
+          </w:p>
+          <w:p>
+            <w:pPr>
+              <w:pStyle w:val="1-0"/>
+              <w:rPr>
+                <w:rFonts w:asciiTheme="majorHAnsi" w:eastAsiaTheme="majorHAnsi" w:hAnsiTheme="majorHAnsi" w:hint="eastAsia"/>
+              </w:rPr>
+            </w:pPr>
+            <w:r>
+              <w:rPr>
+                <w:rFonts w:asciiTheme="majorHAnsi" w:eastAsiaTheme="majorHAnsi" w:hAnsiTheme="majorHAnsi" w:hint="eastAsia"/>
+              </w:rPr>
+              <w:t>[오후 7:58:34.664] RX  01 04 02 00 00 B9 30  (+26ms)</w:t>
+            </w:r>
+          </w:p>
+          <w:p>
+            <w:pPr>
+              <w:pStyle w:val="1-0"/>
+              <w:rPr>
+                <w:rFonts w:asciiTheme="majorHAnsi" w:eastAsiaTheme="majorHAnsi" w:hAnsiTheme="majorHAnsi" w:hint="eastAsia"/>
+              </w:rPr>
+            </w:pPr>
+            <w:r>
+              <w:rPr>
+                <w:rFonts w:asciiTheme="majorHAnsi" w:eastAsiaTheme="majorHAnsi" w:hAnsiTheme="majorHAnsi" w:hint="eastAsia"/>
+              </w:rPr>
+              <w:t>[오후 7:58:34.666] TX  01 06 D0 00 00 04 B0 C9  (+2ms)</w:t>
+            </w:r>
+          </w:p>
+          <w:p>
+            <w:pPr>
+              <w:pStyle w:val="1-0"/>
+              <w:rPr>
+                <w:rFonts w:asciiTheme="majorHAnsi" w:eastAsiaTheme="majorHAnsi" w:hAnsiTheme="majorHAnsi" w:hint="eastAsia"/>
+              </w:rPr>
+            </w:pPr>
+            <w:r>
+              <w:rPr>
+                <w:rFonts w:asciiTheme="majorHAnsi" w:eastAsiaTheme="majorHAnsi" w:hAnsiTheme="majorHAnsi" w:hint="eastAsia"/>
+              </w:rPr>
+              <w:t>[오후 7:58:34.680] RX  01 06 D0 00 00 04 B0 C9  (+14ms)</w:t>
+            </w:r>
+          </w:p>
+          <w:p>
+            <w:pPr>
+              <w:pStyle w:val="1-0"/>
+              <w:rPr>
+                <w:rFonts w:asciiTheme="majorHAnsi" w:eastAsiaTheme="majorHAnsi" w:hAnsiTheme="majorHAnsi" w:hint="eastAsia"/>
+              </w:rPr>
+            </w:pPr>
+            <w:r>
+              <w:rPr>
+                <w:rFonts w:asciiTheme="majorHAnsi" w:eastAsiaTheme="majorHAnsi" w:hAnsiTheme="majorHAnsi" w:hint="eastAsia"/>
+              </w:rPr>
+              <w:t>[오후 7:58:34.789] TX  01 04 D0 2D 00 01 99 03  (+109ms)</w:t>
+            </w:r>
+          </w:p>
+          <w:p>
+            <w:pPr>
+              <w:pStyle w:val="1-0"/>
+              <w:rPr>
+                <w:rFonts w:asciiTheme="majorHAnsi" w:eastAsiaTheme="majorHAnsi" w:hAnsiTheme="majorHAnsi" w:hint="eastAsia"/>
+              </w:rPr>
+            </w:pPr>
+            <w:r>
+              <w:rPr>
+                <w:rFonts w:asciiTheme="majorHAnsi" w:eastAsiaTheme="majorHAnsi" w:hAnsiTheme="majorHAnsi" w:hint="eastAsia"/>
+              </w:rPr>
+              <w:t>[오후 7:58:34.810] RX  01 04 02 00 00 B9 30  (+21ms)</w:t>
+            </w:r>
+          </w:p>
+          <w:p>
+            <w:pPr>
+              <w:pStyle w:val="1-0"/>
+              <w:rPr>
+                <w:rFonts w:asciiTheme="majorHAnsi" w:eastAsiaTheme="majorHAnsi" w:hAnsiTheme="majorHAnsi" w:hint="eastAsia"/>
+              </w:rPr>
+            </w:pPr>
+            <w:r>
+              <w:rPr>
+                <w:rFonts w:asciiTheme="majorHAnsi" w:eastAsiaTheme="majorHAnsi" w:hAnsiTheme="majorHAnsi" w:hint="eastAsia"/>
+              </w:rPr>
+              <w:t>[오후 7:58:34.922] TX  01 04 D0 2D 00 01 99 03  (+112ms)</w:t>
+            </w:r>
+          </w:p>
+          <w:p>
+            <w:pPr>
+              <w:pStyle w:val="1-0"/>
+              <w:rPr>
+                <w:rFonts w:asciiTheme="majorHAnsi" w:eastAsiaTheme="majorHAnsi" w:hAnsiTheme="majorHAnsi" w:hint="eastAsia"/>
+              </w:rPr>
+            </w:pPr>
+            <w:r>
+              <w:rPr>
+                <w:rFonts w:asciiTheme="majorHAnsi" w:eastAsiaTheme="majorHAnsi" w:hAnsiTheme="majorHAnsi" w:hint="eastAsia"/>
+              </w:rPr>
+              <w:t>[오후 7:58:34.936] RX  01 04 02 00 00 B9 30  (+14ms)</w:t>
+            </w:r>
+          </w:p>
+          <w:p>
+            <w:pPr>
+              <w:pStyle w:val="1-0"/>
+              <w:rPr>
+                <w:rFonts w:asciiTheme="majorHAnsi" w:eastAsiaTheme="majorHAnsi" w:hAnsiTheme="majorHAnsi" w:hint="eastAsia"/>
+              </w:rPr>
+            </w:pPr>
+            <w:r>
+              <w:rPr>
+                <w:rFonts w:asciiTheme="majorHAnsi" w:eastAsiaTheme="majorHAnsi" w:hAnsiTheme="majorHAnsi" w:hint="eastAsia"/>
+              </w:rPr>
+              <w:t>[오후 7:58:35.041] TX  01 04 D0 2D 00 01 99 03  (+105ms)</w:t>
+            </w:r>
+          </w:p>
+          <w:p>
+            <w:pPr>
+              <w:pStyle w:val="1-0"/>
+              <w:rPr>
+                <w:rFonts w:asciiTheme="majorHAnsi" w:eastAsiaTheme="majorHAnsi" w:hAnsiTheme="majorHAnsi" w:hint="eastAsia"/>
+              </w:rPr>
+            </w:pPr>
+            <w:r>
+              <w:rPr>
+                <w:rFonts w:asciiTheme="majorHAnsi" w:eastAsiaTheme="majorHAnsi" w:hAnsiTheme="majorHAnsi" w:hint="eastAsia"/>
+              </w:rPr>
+              <w:t>[오후 7:58:35.063] RX  01 04 02 00 00 B9 30  (+22ms)</w:t>
+            </w:r>
+          </w:p>
+          <w:p>
+            <w:pPr>
+              <w:pStyle w:val="1-0"/>
+              <w:rPr>
+                <w:rFonts w:asciiTheme="majorHAnsi" w:eastAsiaTheme="majorHAnsi" w:hAnsiTheme="majorHAnsi" w:hint="eastAsia"/>
+              </w:rPr>
+            </w:pPr>
+            <w:r>
+              <w:rPr>
+                <w:rFonts w:asciiTheme="majorHAnsi" w:eastAsiaTheme="majorHAnsi" w:hAnsiTheme="majorHAnsi" w:hint="eastAsia"/>
+              </w:rPr>
+              <w:t>[오후 7:58:35.173] TX  01 04 D0 2D 00 01 99 03  (+110ms)</w:t>
+            </w:r>
+          </w:p>
+          <w:p>
+            <w:pPr>
+              <w:pStyle w:val="1-0"/>
+              <w:rPr>
+                <w:rFonts w:asciiTheme="majorHAnsi" w:eastAsiaTheme="majorHAnsi" w:hAnsiTheme="majorHAnsi" w:hint="eastAsia"/>
+              </w:rPr>
+            </w:pPr>
+            <w:r>
+              <w:rPr>
+                <w:rFonts w:asciiTheme="majorHAnsi" w:eastAsiaTheme="majorHAnsi" w:hAnsiTheme="majorHAnsi" w:hint="eastAsia"/>
+              </w:rPr>
+              <w:t>[오후 7:58:35.193] RX  01 04 02 00 00 B9 30  (+20ms)</w:t>
+            </w:r>
+          </w:p>
+          <w:p>
+            <w:pPr>
+              <w:pStyle w:val="1-0"/>
+              <w:rPr>
+                <w:rFonts w:asciiTheme="majorHAnsi" w:eastAsiaTheme="majorHAnsi" w:hAnsiTheme="majorHAnsi" w:hint="eastAsia"/>
+              </w:rPr>
+            </w:pPr>
+            <w:r>
+              <w:rPr>
+                <w:rFonts w:asciiTheme="majorHAnsi" w:eastAsiaTheme="majorHAnsi" w:hAnsiTheme="majorHAnsi" w:hint="eastAsia"/>
+              </w:rPr>
+              <w:t>[오후 7:58:35.307] TX  01 04 D0 2D 00 01 99 03  (+114ms)</w:t>
+            </w:r>
+          </w:p>
+          <w:p>
+            <w:pPr>
+              <w:pStyle w:val="1-0"/>
+              <w:rPr>
+                <w:rFonts w:asciiTheme="majorHAnsi" w:eastAsiaTheme="majorHAnsi" w:hAnsiTheme="majorHAnsi" w:hint="eastAsia"/>
+              </w:rPr>
+            </w:pPr>
+            <w:r>
+              <w:rPr>
+                <w:rFonts w:asciiTheme="majorHAnsi" w:eastAsiaTheme="majorHAnsi" w:hAnsiTheme="majorHAnsi" w:hint="eastAsia"/>
+              </w:rPr>
+              <w:t>[오후 7:58:35.320] RX  01 04 02 00 00 B9 30  (+13ms)</w:t>
+            </w:r>
+          </w:p>
+          <w:p>
+            <w:pPr>
+              <w:pStyle w:val="1-0"/>
+              <w:rPr>
+                <w:rFonts w:asciiTheme="majorHAnsi" w:eastAsiaTheme="majorHAnsi" w:hAnsiTheme="majorHAnsi" w:hint="eastAsia"/>
+              </w:rPr>
+            </w:pPr>
+            <w:r>
+              <w:rPr>
+                <w:rFonts w:asciiTheme="majorHAnsi" w:eastAsiaTheme="majorHAnsi" w:hAnsiTheme="majorHAnsi" w:hint="eastAsia"/>
+              </w:rPr>
+              <w:t>[오후 7:58:35.422] TX  01 04 D0 2D 00 01 99 03  (+102ms)</w:t>
+            </w:r>
+          </w:p>
+          <w:p>
+            <w:pPr>
+              <w:pStyle w:val="1-0"/>
+              <w:rPr>
+                <w:rFonts w:asciiTheme="majorHAnsi" w:eastAsiaTheme="majorHAnsi" w:hAnsiTheme="majorHAnsi" w:hint="eastAsia"/>
+              </w:rPr>
+            </w:pPr>
+            <w:r>
+              <w:rPr>
+                <w:rFonts w:asciiTheme="majorHAnsi" w:eastAsiaTheme="majorHAnsi" w:hAnsiTheme="majorHAnsi" w:hint="eastAsia"/>
+              </w:rPr>
+              <w:lastRenderedPageBreak/>
+              <w:t>[오후 7:58:35.448] RX  01 04 02 00 00 B9 30  (+26ms)</w:t>
+            </w:r>
+          </w:p>
+          <w:p>
+            <w:pPr>
+              <w:pStyle w:val="1-0"/>
+              <w:rPr>
+                <w:rFonts w:asciiTheme="majorHAnsi" w:eastAsiaTheme="majorHAnsi" w:hAnsiTheme="majorHAnsi" w:hint="eastAsia"/>
+              </w:rPr>
+            </w:pPr>
+            <w:r>
+              <w:rPr>
+                <w:rFonts w:asciiTheme="majorHAnsi" w:eastAsiaTheme="majorHAnsi" w:hAnsiTheme="majorHAnsi" w:hint="eastAsia"/>
+              </w:rPr>
+              <w:t>[오후 7:58:35.554] TX  01 04 D0 2D 00 01 99 03  (+106ms)</w:t>
+            </w:r>
+          </w:p>
+          <w:p>
+            <w:pPr>
+              <w:pStyle w:val="1-0"/>
+              <w:rPr>
+                <w:rFonts w:asciiTheme="majorHAnsi" w:eastAsiaTheme="majorHAnsi" w:hAnsiTheme="majorHAnsi" w:hint="eastAsia"/>
+              </w:rPr>
+            </w:pPr>
+            <w:r>
+              <w:rPr>
+                <w:rFonts w:asciiTheme="majorHAnsi" w:eastAsiaTheme="majorHAnsi" w:hAnsiTheme="majorHAnsi" w:hint="eastAsia"/>
+              </w:rPr>
+              <w:t>[오후 7:58:35.575] RX  01 04 02 00 00 B9 30  (+21ms)</w:t>
+            </w:r>
+          </w:p>
+          <w:p>
+            <w:pPr>
+              <w:pStyle w:val="1-0"/>
+              <w:rPr>
+                <w:rFonts w:asciiTheme="majorHAnsi" w:eastAsiaTheme="majorHAnsi" w:hAnsiTheme="majorHAnsi" w:hint="eastAsia"/>
+              </w:rPr>
+            </w:pPr>
+            <w:r>
+              <w:rPr>
+                <w:rFonts w:asciiTheme="majorHAnsi" w:eastAsiaTheme="majorHAnsi" w:hAnsiTheme="majorHAnsi" w:hint="eastAsia"/>
+              </w:rPr>
+              <w:t>[오후 7:58:35.687] TX  01 04 D0 2D 00 01 99 03  (+112ms)</w:t>
+            </w:r>
+          </w:p>
+          <w:p>
+            <w:pPr>
+              <w:pStyle w:val="1-0"/>
+              <w:rPr>
+                <w:rFonts w:asciiTheme="majorHAnsi" w:eastAsiaTheme="majorHAnsi" w:hAnsiTheme="majorHAnsi" w:hint="eastAsia"/>
+              </w:rPr>
+            </w:pPr>
+            <w:r>
+              <w:rPr>
+                <w:rFonts w:asciiTheme="majorHAnsi" w:eastAsiaTheme="majorHAnsi" w:hAnsiTheme="majorHAnsi" w:hint="eastAsia"/>
+              </w:rPr>
+              <w:t>[오후 7:58:35.703] RX  01 04 02 00 00 B9 30  (+16ms)</w:t>
+            </w:r>
+          </w:p>
+          <w:p>
+            <w:pPr>
+              <w:pStyle w:val="1-0"/>
+              <w:rPr>
+                <w:rFonts w:asciiTheme="majorHAnsi" w:eastAsiaTheme="majorHAnsi" w:hAnsiTheme="majorHAnsi" w:hint="eastAsia"/>
+              </w:rPr>
+            </w:pPr>
+            <w:r>
+              <w:rPr>
+                <w:rFonts w:asciiTheme="majorHAnsi" w:eastAsiaTheme="majorHAnsi" w:hAnsiTheme="majorHAnsi" w:hint="eastAsia"/>
+              </w:rPr>
+              <w:t>[오후 7:58:35.820] TX  01 04 D0 2D 00 01 99 03  (+117ms)</w:t>
+            </w:r>
+          </w:p>
+          <w:p>
+            <w:pPr>
+              <w:pStyle w:val="1-0"/>
+              <w:rPr>
+                <w:rFonts w:asciiTheme="majorHAnsi" w:eastAsiaTheme="majorHAnsi" w:hAnsiTheme="majorHAnsi" w:hint="eastAsia"/>
+              </w:rPr>
+            </w:pPr>
+            <w:r>
+              <w:rPr>
+                <w:rFonts w:asciiTheme="majorHAnsi" w:eastAsiaTheme="majorHAnsi" w:hAnsiTheme="majorHAnsi" w:hint="eastAsia"/>
+              </w:rPr>
+              <w:t>[오후 7:58:35.831] RX  01 04 02 00 00 B9 30  (+11ms)</w:t>
+            </w:r>
+          </w:p>
+          <w:p>
+            <w:pPr>
+              <w:pStyle w:val="1-0"/>
+              <w:rPr>
+                <w:rFonts w:asciiTheme="majorHAnsi" w:eastAsiaTheme="majorHAnsi" w:hAnsiTheme="majorHAnsi" w:hint="eastAsia"/>
+              </w:rPr>
+            </w:pPr>
+            <w:r>
+              <w:rPr>
+                <w:rFonts w:asciiTheme="majorHAnsi" w:eastAsiaTheme="majorHAnsi" w:hAnsiTheme="majorHAnsi" w:hint="eastAsia"/>
+              </w:rPr>
+              <w:t>[오후 7:58:35.938] TX  01 04 D0 2D 00 01 99 03  (+107ms)</w:t>
+            </w:r>
+          </w:p>
+          <w:p>
+            <w:pPr>
+              <w:pStyle w:val="1-0"/>
+              <w:rPr>
+                <w:rFonts w:asciiTheme="majorHAnsi" w:eastAsiaTheme="majorHAnsi" w:hAnsiTheme="majorHAnsi" w:hint="eastAsia"/>
+              </w:rPr>
+            </w:pPr>
+            <w:r>
+              <w:rPr>
+                <w:rFonts w:asciiTheme="majorHAnsi" w:eastAsiaTheme="majorHAnsi" w:hAnsiTheme="majorHAnsi" w:hint="eastAsia"/>
+              </w:rPr>
+              <w:t>[오후 7:58:35.959] RX  01 04 02 00 00 B9 30  (+21ms)</w:t>
+            </w:r>
+          </w:p>
+          <w:p>
+            <w:pPr>
+              <w:pStyle w:val="1-0"/>
+              <w:rPr>
+                <w:rFonts w:asciiTheme="majorHAnsi" w:eastAsiaTheme="majorHAnsi" w:hAnsiTheme="majorHAnsi" w:hint="eastAsia"/>
+              </w:rPr>
+            </w:pPr>
+            <w:r>
+              <w:rPr>
+                <w:rFonts w:asciiTheme="majorHAnsi" w:eastAsiaTheme="majorHAnsi" w:hAnsiTheme="majorHAnsi" w:hint="eastAsia"/>
+              </w:rPr>
+              <w:t>[오후 7:58:36.072] TX  01 04 D0 2D 00 01 99 03  (+113ms)</w:t>
+            </w:r>
+          </w:p>
+          <w:p>
+            <w:pPr>
+              <w:pStyle w:val="1-0"/>
+              <w:rPr>
+                <w:rFonts w:asciiTheme="majorHAnsi" w:eastAsiaTheme="majorHAnsi" w:hAnsiTheme="majorHAnsi" w:hint="eastAsia"/>
+              </w:rPr>
+            </w:pPr>
+            <w:r>
+              <w:rPr>
+                <w:rFonts w:asciiTheme="majorHAnsi" w:eastAsiaTheme="majorHAnsi" w:hAnsiTheme="majorHAnsi" w:hint="eastAsia"/>
+              </w:rPr>
+              <w:t>[오후 7:58:36.087] RX  01 04 02 00 00 B9 30  (+15ms)</w:t>
+            </w:r>
+          </w:p>
+          <w:p>
+            <w:pPr>
+              <w:pStyle w:val="1-0"/>
+              <w:rPr>
+                <w:rFonts w:asciiTheme="majorHAnsi" w:eastAsiaTheme="majorHAnsi" w:hAnsiTheme="majorHAnsi" w:hint="eastAsia"/>
+              </w:rPr>
+            </w:pPr>
+            <w:r>
+              <w:rPr>
+                <w:rFonts w:asciiTheme="majorHAnsi" w:eastAsiaTheme="majorHAnsi" w:hAnsiTheme="majorHAnsi" w:hint="eastAsia"/>
+              </w:rPr>
+              <w:t>[오후 7:58:36.203] TX  01 04 D0 2D 00 01 99 03  (+116ms)</w:t>
+            </w:r>
+          </w:p>
+          <w:p>
+            <w:pPr>
+              <w:pStyle w:val="1-0"/>
+              <w:rPr>
+                <w:rFonts w:asciiTheme="majorHAnsi" w:eastAsiaTheme="majorHAnsi" w:hAnsiTheme="majorHAnsi" w:hint="eastAsia"/>
+              </w:rPr>
+            </w:pPr>
+            <w:r>
+              <w:rPr>
+                <w:rFonts w:asciiTheme="majorHAnsi" w:eastAsiaTheme="majorHAnsi" w:hAnsiTheme="majorHAnsi" w:hint="eastAsia"/>
+              </w:rPr>
+              <w:t>[오후 7:58:36.215] RX  01 04 02 00 00 B9 30  (+12ms)</w:t>
+            </w:r>
+          </w:p>
+          <w:p>
+            <w:pPr>
+              <w:pStyle w:val="1-0"/>
+              <w:rPr>
+                <w:rFonts w:asciiTheme="majorHAnsi" w:eastAsiaTheme="majorHAnsi" w:hAnsiTheme="majorHAnsi" w:hint="eastAsia"/>
+              </w:rPr>
+            </w:pPr>
+            <w:r>
+              <w:rPr>
+                <w:rFonts w:asciiTheme="majorHAnsi" w:eastAsiaTheme="majorHAnsi" w:hAnsiTheme="majorHAnsi" w:hint="eastAsia"/>
+              </w:rPr>
+              <w:t>[오후 7:58:36.320] TX  01 04 D0 2D 00 01 99 03  (+105ms)</w:t>
+            </w:r>
+          </w:p>
+          <w:p>
+            <w:pPr>
+              <w:pStyle w:val="1-0"/>
+              <w:rPr>
+                <w:rFonts w:asciiTheme="majorHAnsi" w:eastAsiaTheme="majorHAnsi" w:hAnsiTheme="majorHAnsi" w:hint="eastAsia"/>
+              </w:rPr>
+            </w:pPr>
+            <w:r>
+              <w:rPr>
+                <w:rFonts w:asciiTheme="majorHAnsi" w:eastAsiaTheme="majorHAnsi" w:hAnsiTheme="majorHAnsi" w:hint="eastAsia"/>
+              </w:rPr>
+              <w:t>[오후 7:58:36.343] RX  01 04 02 00 00 B9 30  (+23ms)</w:t>
+            </w:r>
+          </w:p>
+          <w:p>
+            <w:pPr>
+              <w:pStyle w:val="1-0"/>
+              <w:rPr>
+                <w:rFonts w:asciiTheme="majorHAnsi" w:eastAsiaTheme="majorHAnsi" w:hAnsiTheme="majorHAnsi" w:hint="eastAsia"/>
+              </w:rPr>
+            </w:pPr>
+            <w:r>
+              <w:rPr>
+                <w:rFonts w:asciiTheme="majorHAnsi" w:eastAsiaTheme="majorHAnsi" w:hAnsiTheme="majorHAnsi" w:hint="eastAsia"/>
+              </w:rPr>
+              <w:t>[오후 7:58:36.454] TX  01 04 D0 2D 00 01 99 03  (+111ms)</w:t>
+            </w:r>
+          </w:p>
+          <w:p>
+            <w:pPr>
+              <w:pStyle w:val="1-0"/>
+              <w:rPr>
+                <w:rFonts w:asciiTheme="majorHAnsi" w:eastAsiaTheme="majorHAnsi" w:hAnsiTheme="majorHAnsi" w:hint="eastAsia"/>
+              </w:rPr>
+            </w:pPr>
+            <w:r>
+              <w:rPr>
+                <w:rFonts w:asciiTheme="majorHAnsi" w:eastAsiaTheme="majorHAnsi" w:hAnsiTheme="majorHAnsi" w:hint="eastAsia"/>
+              </w:rPr>
+              <w:t>[오후 7:58:36.471] RX  01 04 02 00 00 B9 30  (+17ms)</w:t>
+            </w:r>
+          </w:p>
+          <w:p>
+            <w:pPr>
+              <w:pStyle w:val="1-0"/>
+              <w:rPr>
+                <w:rFonts w:asciiTheme="majorHAnsi" w:eastAsiaTheme="majorHAnsi" w:hAnsiTheme="majorHAnsi" w:hint="eastAsia"/>
+              </w:rPr>
+            </w:pPr>
+            <w:r>
+              <w:rPr>
+                <w:rFonts w:asciiTheme="majorHAnsi" w:eastAsiaTheme="majorHAnsi" w:hAnsiTheme="majorHAnsi" w:hint="eastAsia"/>
+              </w:rPr>
+              <w:t>[오후 7:58:36.588] TX  01 04 D0 2D 00 01 99 03  (+117ms)</w:t>
+            </w:r>
+          </w:p>
+          <w:p>
+            <w:pPr>
+              <w:pStyle w:val="1-0"/>
+              <w:rPr>
+                <w:rFonts w:asciiTheme="majorHAnsi" w:eastAsiaTheme="majorHAnsi" w:hAnsiTheme="majorHAnsi" w:hint="eastAsia"/>
+              </w:rPr>
+            </w:pPr>
+            <w:r>
+              <w:rPr>
+                <w:rFonts w:asciiTheme="majorHAnsi" w:eastAsiaTheme="majorHAnsi" w:hAnsiTheme="majorHAnsi" w:hint="eastAsia"/>
+              </w:rPr>
+              <w:t>[오후 7:58:36.599] RX  01 04 02 00 00 B9 30  (+11ms)</w:t>
+            </w:r>
+          </w:p>
+          <w:p>
+            <w:pPr>
+              <w:pStyle w:val="1-0"/>
+              <w:rPr>
+                <w:rFonts w:asciiTheme="majorHAnsi" w:eastAsiaTheme="majorHAnsi" w:hAnsiTheme="majorHAnsi" w:hint="eastAsia"/>
+              </w:rPr>
+            </w:pPr>
+            <w:r>
+              <w:rPr>
+                <w:rFonts w:asciiTheme="majorHAnsi" w:eastAsiaTheme="majorHAnsi" w:hAnsiTheme="majorHAnsi" w:hint="eastAsia"/>
+              </w:rPr>
+              <w:t>[오후 7:58:36.704] TX  01 04 D0 2D 00 01 99 03  (+105ms)</w:t>
+            </w:r>
+          </w:p>
+          <w:p>
+            <w:pPr>
+              <w:pStyle w:val="1-0"/>
+              <w:rPr>
+                <w:rFonts w:asciiTheme="majorHAnsi" w:eastAsiaTheme="majorHAnsi" w:hAnsiTheme="majorHAnsi" w:hint="eastAsia"/>
+              </w:rPr>
+            </w:pPr>
+            <w:r>
+              <w:rPr>
+                <w:rFonts w:asciiTheme="majorHAnsi" w:eastAsiaTheme="majorHAnsi" w:hAnsiTheme="majorHAnsi" w:hint="eastAsia"/>
+              </w:rPr>
+              <w:t>[오후 7:58:36.727] RX  01 04 02 00 00 B9 30  (+23ms)</w:t>
+            </w:r>
+          </w:p>
+          <w:p>
+            <w:pPr>
+              <w:pStyle w:val="1-0"/>
+              <w:rPr>
+                <w:rFonts w:asciiTheme="majorHAnsi" w:eastAsiaTheme="majorHAnsi" w:hAnsiTheme="majorHAnsi" w:hint="eastAsia"/>
+              </w:rPr>
+            </w:pPr>
+            <w:r>
+              <w:rPr>
+                <w:rFonts w:asciiTheme="majorHAnsi" w:eastAsiaTheme="majorHAnsi" w:hAnsiTheme="majorHAnsi" w:hint="eastAsia"/>
+              </w:rPr>
+              <w:t>[오후 7:58:36.838] TX  01 04 D0 2D 00 01 99 03  (+111ms)</w:t>
+            </w:r>
+          </w:p>
+          <w:p>
+            <w:pPr>
+              <w:pStyle w:val="1-0"/>
+              <w:rPr>
+                <w:rFonts w:asciiTheme="majorHAnsi" w:eastAsiaTheme="majorHAnsi" w:hAnsiTheme="majorHAnsi" w:hint="eastAsia"/>
+              </w:rPr>
+            </w:pPr>
+            <w:r>
+              <w:rPr>
+                <w:rFonts w:asciiTheme="majorHAnsi" w:eastAsiaTheme="majorHAnsi" w:hAnsiTheme="majorHAnsi" w:hint="eastAsia"/>
+              </w:rPr>
+              <w:t>[오후 7:58:36.855] RX  01 04 02 00 00 B9 30  (+17ms)</w:t>
+            </w:r>
+          </w:p>
+          <w:p>
+            <w:pPr>
+              <w:pStyle w:val="1-0"/>
+              <w:rPr>
+                <w:rFonts w:asciiTheme="majorHAnsi" w:eastAsiaTheme="majorHAnsi" w:hAnsiTheme="majorHAnsi" w:hint="eastAsia"/>
+              </w:rPr>
+            </w:pPr>
+            <w:r>
+              <w:rPr>
+                <w:rFonts w:asciiTheme="majorHAnsi" w:eastAsiaTheme="majorHAnsi" w:hAnsiTheme="majorHAnsi" w:hint="eastAsia"/>
+              </w:rPr>
+              <w:t>[오후 7:58:36.971] TX  01 04 D0 2D 00 01 99 03  (+116ms)</w:t>
+            </w:r>
+          </w:p>
+          <w:p>
+            <w:pPr>
+              <w:pStyle w:val="1-0"/>
+              <w:rPr>
+                <w:rFonts w:asciiTheme="majorHAnsi" w:eastAsiaTheme="majorHAnsi" w:hAnsiTheme="majorHAnsi" w:hint="eastAsia"/>
+              </w:rPr>
+            </w:pPr>
+            <w:r>
+              <w:rPr>
+                <w:rFonts w:asciiTheme="majorHAnsi" w:eastAsiaTheme="majorHAnsi" w:hAnsiTheme="majorHAnsi" w:hint="eastAsia"/>
+              </w:rPr>
+              <w:t>[오후 7:58:36.983] RX  01 04 02 00 00 B9 30  (+12ms)</w:t>
+            </w:r>
+          </w:p>
+          <w:p>
+            <w:pPr>
+              <w:pStyle w:val="1-0"/>
+              <w:rPr>
+                <w:rFonts w:asciiTheme="majorHAnsi" w:eastAsiaTheme="majorHAnsi" w:hAnsiTheme="majorHAnsi" w:hint="eastAsia"/>
+              </w:rPr>
+            </w:pPr>
+            <w:r>
+              <w:rPr>
+                <w:rFonts w:asciiTheme="majorHAnsi" w:eastAsiaTheme="majorHAnsi" w:hAnsiTheme="majorHAnsi" w:hint="eastAsia"/>
+              </w:rPr>
+              <w:t>[오후 7:58:37.085] TX  01 04 D0 2D 00 01 99 03  (+102ms)</w:t>
+            </w:r>
+          </w:p>
+          <w:p>
+            <w:pPr>
+              <w:pStyle w:val="1-0"/>
+              <w:rPr>
+                <w:rFonts w:asciiTheme="majorHAnsi" w:eastAsiaTheme="majorHAnsi" w:hAnsiTheme="majorHAnsi" w:hint="eastAsia"/>
+              </w:rPr>
+            </w:pPr>
+            <w:r>
+              <w:rPr>
+                <w:rFonts w:asciiTheme="majorHAnsi" w:eastAsiaTheme="majorHAnsi" w:hAnsiTheme="majorHAnsi" w:hint="eastAsia"/>
+              </w:rPr>
+              <w:t>[오후 7:58:37.095] RX  01 04 02 00 00 B9 30  (+10ms)</w:t>
+            </w:r>
+          </w:p>
+          <w:p>
+            <w:pPr>
+              <w:pStyle w:val="1-0"/>
+              <w:rPr>
+                <w:rFonts w:asciiTheme="majorHAnsi" w:eastAsiaTheme="majorHAnsi" w:hAnsiTheme="majorHAnsi" w:hint="eastAsia"/>
+              </w:rPr>
+            </w:pPr>
+            <w:r>
+              <w:rPr>
+                <w:rFonts w:asciiTheme="majorHAnsi" w:eastAsiaTheme="majorHAnsi" w:hAnsiTheme="majorHAnsi" w:hint="eastAsia"/>
+              </w:rPr>
+              <w:t>[오후 7:58:37.204] TX  01 04 D0 2D 00 01 99 03  (+109ms)</w:t>
+            </w:r>
+          </w:p>
+          <w:p>
+            <w:pPr>
+              <w:pStyle w:val="1-0"/>
+              <w:rPr>
+                <w:rFonts w:asciiTheme="majorHAnsi" w:eastAsiaTheme="majorHAnsi" w:hAnsiTheme="majorHAnsi" w:hint="eastAsia"/>
+              </w:rPr>
+            </w:pPr>
+            <w:r>
+              <w:rPr>
+                <w:rFonts w:asciiTheme="majorHAnsi" w:eastAsiaTheme="majorHAnsi" w:hAnsiTheme="majorHAnsi" w:hint="eastAsia"/>
+              </w:rPr>
+              <w:t>[오후 7:58:37.223] RX  01 04 02 00 00 B9 30  (+19ms)</w:t>
+            </w:r>
+          </w:p>
+          <w:p>
+            <w:pPr>
+              <w:pStyle w:val="1-0"/>
+              <w:rPr>
+                <w:rFonts w:asciiTheme="majorHAnsi" w:eastAsiaTheme="majorHAnsi" w:hAnsiTheme="majorHAnsi" w:hint="eastAsia"/>
+              </w:rPr>
+            </w:pPr>
+            <w:r>
+              <w:rPr>
+                <w:rFonts w:asciiTheme="majorHAnsi" w:eastAsiaTheme="majorHAnsi" w:hAnsiTheme="majorHAnsi" w:hint="eastAsia"/>
+              </w:rPr>
+              <w:t>[오후 7:58:37.338] TX  01 04 D0 2D 00 01 99 03  (+115ms)</w:t>
+            </w:r>
+          </w:p>
+          <w:p>
+            <w:pPr>
+              <w:pStyle w:val="1-0"/>
+              <w:rPr>
+                <w:rFonts w:asciiTheme="majorHAnsi" w:eastAsiaTheme="majorHAnsi" w:hAnsiTheme="majorHAnsi" w:hint="eastAsia"/>
+              </w:rPr>
+            </w:pPr>
+            <w:r>
+              <w:rPr>
+                <w:rFonts w:asciiTheme="majorHAnsi" w:eastAsiaTheme="majorHAnsi" w:hAnsiTheme="majorHAnsi" w:hint="eastAsia"/>
+              </w:rPr>
+              <w:t>[오후 7:58:37.351] RX  01 04 02 00 00 B9 30  (+13ms)</w:t>
+            </w:r>
+          </w:p>
+          <w:p>
+            <w:pPr>
+              <w:pStyle w:val="1-0"/>
+              <w:rPr>
+                <w:rFonts w:asciiTheme="majorHAnsi" w:eastAsiaTheme="majorHAnsi" w:hAnsiTheme="majorHAnsi" w:hint="eastAsia"/>
+              </w:rPr>
+            </w:pPr>
+            <w:r>
+              <w:rPr>
+                <w:rFonts w:asciiTheme="majorHAnsi" w:eastAsiaTheme="majorHAnsi" w:hAnsiTheme="majorHAnsi" w:hint="eastAsia"/>
+              </w:rPr>
+              <w:t>[오후 7:58:37.456] TX  01 04 D0 2D 00 01 99 03  (+105ms)</w:t>
+            </w:r>
+          </w:p>
+          <w:p>
+            <w:pPr>
+              <w:pStyle w:val="1-0"/>
+              <w:rPr>
+                <w:rFonts w:asciiTheme="majorHAnsi" w:eastAsiaTheme="majorHAnsi" w:hAnsiTheme="majorHAnsi" w:hint="eastAsia"/>
+              </w:rPr>
+            </w:pPr>
+            <w:r>
+              <w:rPr>
+                <w:rFonts w:asciiTheme="majorHAnsi" w:eastAsiaTheme="majorHAnsi" w:hAnsiTheme="majorHAnsi" w:hint="eastAsia"/>
+              </w:rPr>
+              <w:t>[오후 7:58:37.479] RX  01 04 02 00 00 B9 30  (+23ms)</w:t>
+            </w:r>
+          </w:p>
+          <w:p>
+            <w:pPr>
+              <w:pStyle w:val="1-0"/>
+              <w:rPr>
+                <w:rFonts w:asciiTheme="majorHAnsi" w:eastAsiaTheme="majorHAnsi" w:hAnsiTheme="majorHAnsi" w:hint="eastAsia"/>
+              </w:rPr>
+            </w:pPr>
+            <w:r>
+              <w:rPr>
+                <w:rFonts w:asciiTheme="majorHAnsi" w:eastAsiaTheme="majorHAnsi" w:hAnsiTheme="majorHAnsi" w:hint="eastAsia"/>
+              </w:rPr>
+              <w:t>[오후 7:58:37.587] TX  01 04 D0 2D 00 01 99 03  (+108ms)</w:t>
+            </w:r>
+          </w:p>
+          <w:p>
+            <w:pPr>
+              <w:pStyle w:val="1-0"/>
+              <w:rPr>
+                <w:rFonts w:asciiTheme="majorHAnsi" w:eastAsiaTheme="majorHAnsi" w:hAnsiTheme="majorHAnsi" w:hint="eastAsia"/>
+              </w:rPr>
+            </w:pPr>
+            <w:r>
+              <w:rPr>
+                <w:rFonts w:asciiTheme="majorHAnsi" w:eastAsiaTheme="majorHAnsi" w:hAnsiTheme="majorHAnsi" w:hint="eastAsia"/>
+              </w:rPr>
+              <w:t>[오후 7:58:37.607] RX  01 04 02 00 00 B9 30  (+20ms)</w:t>
+            </w:r>
+          </w:p>
+          <w:p>
+            <w:pPr>
+              <w:pStyle w:val="1-0"/>
+              <w:rPr>
+                <w:rFonts w:asciiTheme="majorHAnsi" w:eastAsiaTheme="majorHAnsi" w:hAnsiTheme="majorHAnsi" w:hint="eastAsia"/>
+              </w:rPr>
+            </w:pPr>
+            <w:r>
+              <w:rPr>
+                <w:rFonts w:asciiTheme="majorHAnsi" w:eastAsiaTheme="majorHAnsi" w:hAnsiTheme="majorHAnsi" w:hint="eastAsia"/>
+              </w:rPr>
+              <w:t>[오후 7:58:37.721] TX  01 04 D0 2D 00 01 99 03  (+114ms)</w:t>
+            </w:r>
+          </w:p>
+          <w:p>
+            <w:pPr>
+              <w:pStyle w:val="1-0"/>
+              <w:rPr>
+                <w:rFonts w:asciiTheme="majorHAnsi" w:eastAsiaTheme="majorHAnsi" w:hAnsiTheme="majorHAnsi" w:hint="eastAsia"/>
+              </w:rPr>
+            </w:pPr>
+            <w:r>
+              <w:rPr>
+                <w:rFonts w:asciiTheme="majorHAnsi" w:eastAsiaTheme="majorHAnsi" w:hAnsiTheme="majorHAnsi" w:hint="eastAsia"/>
+              </w:rPr>
+              <w:t>[오후 7:58:37.735] RX  01 04 02 00 00 B9 30  (+14ms)</w:t>
+            </w:r>
+          </w:p>
+          <w:p>
+            <w:pPr>
+              <w:pStyle w:val="1-0"/>
+              <w:rPr>
+                <w:rFonts w:asciiTheme="majorHAnsi" w:eastAsiaTheme="majorHAnsi" w:hAnsiTheme="majorHAnsi" w:hint="eastAsia"/>
+              </w:rPr>
+            </w:pPr>
+            <w:r>
+              <w:rPr>
+                <w:rFonts w:asciiTheme="majorHAnsi" w:eastAsiaTheme="majorHAnsi" w:hAnsiTheme="majorHAnsi" w:hint="eastAsia"/>
+              </w:rPr>
+              <w:lastRenderedPageBreak/>
+              <w:t>[오후 7:58:37.838] TX  01 04 D0 2D 00 01 99 03  (+103ms)</w:t>
+            </w:r>
+          </w:p>
+          <w:p>
+            <w:pPr>
+              <w:pStyle w:val="1-0"/>
+              <w:rPr>
+                <w:rFonts w:asciiTheme="majorHAnsi" w:eastAsiaTheme="majorHAnsi" w:hAnsiTheme="majorHAnsi" w:hint="eastAsia"/>
+              </w:rPr>
+            </w:pPr>
+            <w:r>
+              <w:rPr>
+                <w:rFonts w:asciiTheme="majorHAnsi" w:eastAsiaTheme="majorHAnsi" w:hAnsiTheme="majorHAnsi" w:hint="eastAsia"/>
+              </w:rPr>
+              <w:t>[오후 7:58:37.863] RX  01 04 02 00 00 B9 30  (+25ms)</w:t>
+            </w:r>
+          </w:p>
+          <w:p>
+            <w:pPr>
+              <w:pStyle w:val="1-0"/>
+              <w:rPr>
+                <w:rFonts w:asciiTheme="majorHAnsi" w:eastAsiaTheme="majorHAnsi" w:hAnsiTheme="majorHAnsi" w:hint="eastAsia"/>
+              </w:rPr>
+            </w:pPr>
+            <w:r>
+              <w:rPr>
+                <w:rFonts w:asciiTheme="majorHAnsi" w:eastAsiaTheme="majorHAnsi" w:hAnsiTheme="majorHAnsi" w:hint="eastAsia"/>
+              </w:rPr>
+              <w:t>[오후 7:58:37.972] TX  01 04 D0 2D 00 01 99 03  (+109ms)</w:t>
+            </w:r>
+          </w:p>
+          <w:p>
+            <w:pPr>
+              <w:pStyle w:val="1-0"/>
+              <w:rPr>
+                <w:rFonts w:asciiTheme="majorHAnsi" w:eastAsiaTheme="majorHAnsi" w:hAnsiTheme="majorHAnsi" w:hint="eastAsia"/>
+              </w:rPr>
+            </w:pPr>
+            <w:r>
+              <w:rPr>
+                <w:rFonts w:asciiTheme="majorHAnsi" w:eastAsiaTheme="majorHAnsi" w:hAnsiTheme="majorHAnsi" w:hint="eastAsia"/>
+              </w:rPr>
+              <w:t>[오후 7:58:37.991] RX  01 04 02 00 00 B9 30  (+19ms)</w:t>
+            </w:r>
+          </w:p>
+          <w:p>
+            <w:pPr>
+              <w:pStyle w:val="1-0"/>
+              <w:rPr>
+                <w:rFonts w:asciiTheme="majorHAnsi" w:eastAsiaTheme="majorHAnsi" w:hAnsiTheme="majorHAnsi" w:hint="eastAsia"/>
+              </w:rPr>
+            </w:pPr>
+            <w:r>
+              <w:rPr>
+                <w:rFonts w:asciiTheme="majorHAnsi" w:eastAsiaTheme="majorHAnsi" w:hAnsiTheme="majorHAnsi" w:hint="eastAsia"/>
+              </w:rPr>
+              <w:t>[오후 7:58:38.105] TX  01 04 D0 2D 00 01 99 03  (+114ms)</w:t>
+            </w:r>
+          </w:p>
+          <w:p>
+            <w:pPr>
+              <w:pStyle w:val="1-0"/>
+              <w:rPr>
+                <w:rFonts w:asciiTheme="majorHAnsi" w:eastAsiaTheme="majorHAnsi" w:hAnsiTheme="majorHAnsi" w:hint="eastAsia"/>
+              </w:rPr>
+            </w:pPr>
+            <w:r>
+              <w:rPr>
+                <w:rFonts w:asciiTheme="majorHAnsi" w:eastAsiaTheme="majorHAnsi" w:hAnsiTheme="majorHAnsi" w:hint="eastAsia"/>
+              </w:rPr>
+              <w:t>[오후 7:58:38.119] RX  01 04 02 00 00 B9 30  (+14ms)</w:t>
+            </w:r>
+          </w:p>
+          <w:p>
+            <w:pPr>
+              <w:pStyle w:val="1-0"/>
+              <w:rPr>
+                <w:rFonts w:asciiTheme="majorHAnsi" w:eastAsiaTheme="majorHAnsi" w:hAnsiTheme="majorHAnsi" w:hint="eastAsia"/>
+              </w:rPr>
+            </w:pPr>
+            <w:r>
+              <w:rPr>
+                <w:rFonts w:asciiTheme="majorHAnsi" w:eastAsiaTheme="majorHAnsi" w:hAnsiTheme="majorHAnsi" w:hint="eastAsia"/>
+              </w:rPr>
+              <w:t>[오후 7:58:38.222] TX  01 04 D0 2D 00 01 99 03  (+103ms)</w:t>
+            </w:r>
+          </w:p>
+          <w:p>
+            <w:pPr>
+              <w:pStyle w:val="1-0"/>
+              <w:rPr>
+                <w:rFonts w:asciiTheme="majorHAnsi" w:eastAsiaTheme="majorHAnsi" w:hAnsiTheme="majorHAnsi" w:hint="eastAsia"/>
+              </w:rPr>
+            </w:pPr>
+            <w:r>
+              <w:rPr>
+                <w:rFonts w:asciiTheme="majorHAnsi" w:eastAsiaTheme="majorHAnsi" w:hAnsiTheme="majorHAnsi" w:hint="eastAsia"/>
+              </w:rPr>
+              <w:t>[오후 7:58:38.247] RX  01 04 02 00 00 B9 30  (+25ms)</w:t>
+            </w:r>
+          </w:p>
+          <w:p>
+            <w:pPr>
+              <w:pStyle w:val="1-0"/>
+              <w:rPr>
+                <w:rFonts w:asciiTheme="majorHAnsi" w:eastAsiaTheme="majorHAnsi" w:hAnsiTheme="majorHAnsi" w:hint="eastAsia"/>
+              </w:rPr>
+            </w:pPr>
+            <w:r>
+              <w:rPr>
+                <w:rFonts w:asciiTheme="majorHAnsi" w:eastAsiaTheme="majorHAnsi" w:hAnsiTheme="majorHAnsi" w:hint="eastAsia"/>
+              </w:rPr>
+              <w:t>[오후 7:58:38.356] TX  01 04 D0 2D 00 01 99 03  (+109ms)</w:t>
+            </w:r>
+          </w:p>
+          <w:p>
+            <w:pPr>
+              <w:pStyle w:val="1-0"/>
+              <w:rPr>
+                <w:rFonts w:asciiTheme="majorHAnsi" w:eastAsiaTheme="majorHAnsi" w:hAnsiTheme="majorHAnsi" w:hint="eastAsia"/>
+              </w:rPr>
+            </w:pPr>
+            <w:r>
+              <w:rPr>
+                <w:rFonts w:asciiTheme="majorHAnsi" w:eastAsiaTheme="majorHAnsi" w:hAnsiTheme="majorHAnsi" w:hint="eastAsia"/>
+              </w:rPr>
+              <w:t>[오후 7:58:38.375] RX  01 04 02 00 00 B9 30  (+19ms)</w:t>
+            </w:r>
+          </w:p>
+          <w:p>
+            <w:pPr>
+              <w:pStyle w:val="1-0"/>
+              <w:rPr>
+                <w:rFonts w:asciiTheme="majorHAnsi" w:eastAsiaTheme="majorHAnsi" w:hAnsiTheme="majorHAnsi" w:hint="eastAsia"/>
+              </w:rPr>
+            </w:pPr>
+            <w:r>
+              <w:rPr>
+                <w:rFonts w:asciiTheme="majorHAnsi" w:eastAsiaTheme="majorHAnsi" w:hAnsiTheme="majorHAnsi" w:hint="eastAsia"/>
+              </w:rPr>
+              <w:t>[오후 7:58:38.489] TX  01 04 D0 2D 00 01 99 03  (+114ms)</w:t>
+            </w:r>
+          </w:p>
+          <w:p>
+            <w:pPr>
+              <w:pStyle w:val="1-0"/>
+              <w:rPr>
+                <w:rFonts w:asciiTheme="majorHAnsi" w:eastAsiaTheme="majorHAnsi" w:hAnsiTheme="majorHAnsi" w:hint="eastAsia"/>
+              </w:rPr>
+            </w:pPr>
+            <w:r>
+              <w:rPr>
+                <w:rFonts w:asciiTheme="majorHAnsi" w:eastAsiaTheme="majorHAnsi" w:hAnsiTheme="majorHAnsi" w:hint="eastAsia"/>
+              </w:rPr>
+              <w:t>[오후 7:58:38.503] RX  01 04 02 00 00 B9 30  (+14ms)</w:t>
+            </w:r>
+          </w:p>
+          <w:p>
+            <w:pPr>
+              <w:pStyle w:val="1-0"/>
+              <w:rPr>
+                <w:rFonts w:asciiTheme="majorHAnsi" w:eastAsiaTheme="majorHAnsi" w:hAnsiTheme="majorHAnsi" w:hint="eastAsia"/>
+              </w:rPr>
+            </w:pPr>
+            <w:r>
+              <w:rPr>
+                <w:rFonts w:asciiTheme="majorHAnsi" w:eastAsiaTheme="majorHAnsi" w:hAnsiTheme="majorHAnsi" w:hint="eastAsia"/>
+              </w:rPr>
+              <w:t>[오후 7:58:38.620] TX  01 04 D0 2D 00 01 99 03  (+117ms)</w:t>
+            </w:r>
+          </w:p>
+          <w:p>
+            <w:pPr>
+              <w:pStyle w:val="1-0"/>
+              <w:rPr>
+                <w:rFonts w:asciiTheme="majorHAnsi" w:eastAsiaTheme="majorHAnsi" w:hAnsiTheme="majorHAnsi" w:hint="eastAsia"/>
+              </w:rPr>
+            </w:pPr>
+            <w:r>
+              <w:rPr>
+                <w:rFonts w:asciiTheme="majorHAnsi" w:eastAsiaTheme="majorHAnsi" w:hAnsiTheme="majorHAnsi" w:hint="eastAsia"/>
+              </w:rPr>
+              <w:t>[오후 7:58:38.631] RX  01 04 02 00 00 B9 30  (+11ms)</w:t>
+            </w:r>
+          </w:p>
+          <w:p>
+            <w:pPr>
+              <w:pStyle w:val="1-0"/>
+              <w:rPr>
+                <w:rFonts w:asciiTheme="majorHAnsi" w:eastAsiaTheme="majorHAnsi" w:hAnsiTheme="majorHAnsi" w:hint="eastAsia"/>
+              </w:rPr>
+            </w:pPr>
+            <w:r>
+              <w:rPr>
+                <w:rFonts w:asciiTheme="majorHAnsi" w:eastAsiaTheme="majorHAnsi" w:hAnsiTheme="majorHAnsi" w:hint="eastAsia"/>
+              </w:rPr>
+              <w:t>[오후 7:58:38.739] TX  01 04 D0 2D 00 01 99 03  (+108ms)</w:t>
+            </w:r>
+          </w:p>
+          <w:p>
+            <w:pPr>
+              <w:pStyle w:val="1-0"/>
+              <w:rPr>
+                <w:rFonts w:asciiTheme="majorHAnsi" w:eastAsiaTheme="majorHAnsi" w:hAnsiTheme="majorHAnsi" w:hint="eastAsia"/>
+              </w:rPr>
+            </w:pPr>
+            <w:r>
+              <w:rPr>
+                <w:rFonts w:asciiTheme="majorHAnsi" w:eastAsiaTheme="majorHAnsi" w:hAnsiTheme="majorHAnsi" w:hint="eastAsia"/>
+              </w:rPr>
+              <w:t>[오후 7:58:38.760] RX  01 04 02 00 00 B9 30  (+21ms)</w:t>
+            </w:r>
+          </w:p>
+          <w:p>
+            <w:pPr>
+              <w:pStyle w:val="1-0"/>
+              <w:rPr>
+                <w:rFonts w:asciiTheme="majorHAnsi" w:eastAsiaTheme="majorHAnsi" w:hAnsiTheme="majorHAnsi" w:hint="eastAsia"/>
+              </w:rPr>
+            </w:pPr>
+            <w:r>
+              <w:rPr>
+                <w:rFonts w:asciiTheme="majorHAnsi" w:eastAsiaTheme="majorHAnsi" w:hAnsiTheme="majorHAnsi" w:hint="eastAsia"/>
+              </w:rPr>
+              <w:t>[오후 7:58:38.872] TX  01 04 D0 2D 00 01 99 03  (+112ms)</w:t>
+            </w:r>
+          </w:p>
+          <w:p>
+            <w:pPr>
+              <w:pStyle w:val="1-0"/>
+              <w:rPr>
+                <w:rFonts w:asciiTheme="majorHAnsi" w:eastAsiaTheme="majorHAnsi" w:hAnsiTheme="majorHAnsi" w:hint="eastAsia"/>
+              </w:rPr>
+            </w:pPr>
+            <w:r>
+              <w:rPr>
+                <w:rFonts w:asciiTheme="majorHAnsi" w:eastAsiaTheme="majorHAnsi" w:hAnsiTheme="majorHAnsi" w:hint="eastAsia"/>
+              </w:rPr>
+              <w:t>[오후 7:58:38.886] RX  01 04 02 00 00 B9 30  (+14ms)</w:t>
+            </w:r>
+          </w:p>
+          <w:p>
+            <w:pPr>
+              <w:pStyle w:val="1-0"/>
+              <w:rPr>
+                <w:rFonts w:asciiTheme="majorHAnsi" w:eastAsiaTheme="majorHAnsi" w:hAnsiTheme="majorHAnsi" w:hint="eastAsia"/>
+              </w:rPr>
+            </w:pPr>
+            <w:r>
+              <w:rPr>
+                <w:rFonts w:asciiTheme="majorHAnsi" w:eastAsiaTheme="majorHAnsi" w:hAnsiTheme="majorHAnsi" w:hint="eastAsia"/>
+              </w:rPr>
+              <w:t>[오후 7:58:38.990] TX  01 04 D0 2D 00 01 99 03  (+104ms)</w:t>
+            </w:r>
+          </w:p>
+          <w:p>
+            <w:pPr>
+              <w:pStyle w:val="1-0"/>
+              <w:rPr>
+                <w:rFonts w:asciiTheme="majorHAnsi" w:eastAsiaTheme="majorHAnsi" w:hAnsiTheme="majorHAnsi" w:hint="eastAsia"/>
+              </w:rPr>
+            </w:pPr>
+            <w:r>
+              <w:rPr>
+                <w:rFonts w:asciiTheme="majorHAnsi" w:eastAsiaTheme="majorHAnsi" w:hAnsiTheme="majorHAnsi" w:hint="eastAsia"/>
+              </w:rPr>
+              <w:t>[오후 7:58:39.015] RX  01 04 02 00 00 B9 30  (+25ms)</w:t>
+            </w:r>
+          </w:p>
+          <w:p>
+            <w:pPr>
+              <w:pStyle w:val="1-0"/>
+              <w:rPr>
+                <w:rFonts w:asciiTheme="majorHAnsi" w:eastAsiaTheme="majorHAnsi" w:hAnsiTheme="majorHAnsi" w:hint="eastAsia"/>
+              </w:rPr>
+            </w:pPr>
+            <w:r>
+              <w:rPr>
+                <w:rFonts w:asciiTheme="majorHAnsi" w:eastAsiaTheme="majorHAnsi" w:hAnsiTheme="majorHAnsi" w:hint="eastAsia"/>
+              </w:rPr>
+              <w:t>[오후 7:58:39.120] TX  01 04 D0 2D 00 01 99 03  (+105ms)</w:t>
+            </w:r>
+          </w:p>
+          <w:p>
+            <w:pPr>
+              <w:pStyle w:val="1-0"/>
+              <w:rPr>
+                <w:rFonts w:asciiTheme="majorHAnsi" w:eastAsiaTheme="majorHAnsi" w:hAnsiTheme="majorHAnsi" w:hint="eastAsia"/>
+              </w:rPr>
+            </w:pPr>
+            <w:r>
+              <w:rPr>
+                <w:rFonts w:asciiTheme="majorHAnsi" w:eastAsiaTheme="majorHAnsi" w:hAnsiTheme="majorHAnsi" w:hint="eastAsia"/>
+              </w:rPr>
+              <w:t>[오후 7:58:39.142] RX  01 04 02 00 00 B9 30  (+22ms)</w:t>
+            </w:r>
+          </w:p>
+          <w:p>
+            <w:pPr>
+              <w:pStyle w:val="1-0"/>
+              <w:rPr>
+                <w:rFonts w:asciiTheme="majorHAnsi" w:eastAsiaTheme="majorHAnsi" w:hAnsiTheme="majorHAnsi" w:hint="eastAsia"/>
+              </w:rPr>
+            </w:pPr>
+            <w:r>
+              <w:rPr>
+                <w:rFonts w:asciiTheme="majorHAnsi" w:eastAsiaTheme="majorHAnsi" w:hAnsiTheme="majorHAnsi" w:hint="eastAsia"/>
+              </w:rPr>
+              <w:t>[오후 7:58:39.254] TX  01 04 D0 2D 00 01 99 03  (+112ms)</w:t>
+            </w:r>
+          </w:p>
+          <w:p>
+            <w:pPr>
+              <w:pStyle w:val="1-0"/>
+              <w:rPr>
+                <w:rFonts w:asciiTheme="majorHAnsi" w:eastAsiaTheme="majorHAnsi" w:hAnsiTheme="majorHAnsi" w:hint="eastAsia"/>
+              </w:rPr>
+            </w:pPr>
+            <w:r>
+              <w:rPr>
+                <w:rFonts w:asciiTheme="majorHAnsi" w:eastAsiaTheme="majorHAnsi" w:hAnsiTheme="majorHAnsi" w:hint="eastAsia"/>
+              </w:rPr>
+              <w:t>[오후 7:58:39.270] RX  01 04 02 00 00 B9 30  (+16ms)</w:t>
+            </w:r>
+          </w:p>
+          <w:p>
+            <w:pPr>
+              <w:pStyle w:val="1-0"/>
+              <w:rPr>
+                <w:rFonts w:asciiTheme="majorHAnsi" w:eastAsiaTheme="majorHAnsi" w:hAnsiTheme="majorHAnsi" w:hint="eastAsia"/>
+              </w:rPr>
+            </w:pPr>
+            <w:r>
+              <w:rPr>
+                <w:rFonts w:asciiTheme="majorHAnsi" w:eastAsiaTheme="majorHAnsi" w:hAnsiTheme="majorHAnsi" w:hint="eastAsia"/>
+              </w:rPr>
+              <w:t>[오후 7:58:39.372] TX  01 04 D0 2D 00 01 99 03  (+102ms)</w:t>
+            </w:r>
+          </w:p>
+          <w:p>
+            <w:pPr>
+              <w:pStyle w:val="1-0"/>
+              <w:rPr>
+                <w:rFonts w:asciiTheme="majorHAnsi" w:eastAsiaTheme="majorHAnsi" w:hAnsiTheme="majorHAnsi" w:hint="eastAsia"/>
+              </w:rPr>
+            </w:pPr>
+            <w:r>
+              <w:rPr>
+                <w:rFonts w:asciiTheme="majorHAnsi" w:eastAsiaTheme="majorHAnsi" w:hAnsiTheme="majorHAnsi" w:hint="eastAsia"/>
+              </w:rPr>
+              <w:t>[오후 7:58:39.382] RX  01 04 02 00 00 B9 30  (+10ms)</w:t>
+            </w:r>
+          </w:p>
+          <w:p>
+            <w:pPr>
+              <w:pStyle w:val="1-0"/>
+              <w:rPr>
+                <w:rFonts w:asciiTheme="majorHAnsi" w:eastAsiaTheme="majorHAnsi" w:hAnsiTheme="majorHAnsi" w:hint="eastAsia"/>
+              </w:rPr>
+            </w:pPr>
+            <w:r>
+              <w:rPr>
+                <w:rFonts w:asciiTheme="majorHAnsi" w:eastAsiaTheme="majorHAnsi" w:hAnsiTheme="majorHAnsi" w:hint="eastAsia"/>
+              </w:rPr>
+              <w:t>[오후 7:58:39.490] TX  01 04 D0 2D 00 01 99 03  (+108ms)</w:t>
+            </w:r>
+          </w:p>
+          <w:p>
+            <w:pPr>
+              <w:pStyle w:val="1-0"/>
+              <w:rPr>
+                <w:rFonts w:asciiTheme="majorHAnsi" w:eastAsiaTheme="majorHAnsi" w:hAnsiTheme="majorHAnsi" w:hint="eastAsia"/>
+              </w:rPr>
+            </w:pPr>
+            <w:r>
+              <w:rPr>
+                <w:rFonts w:asciiTheme="majorHAnsi" w:eastAsiaTheme="majorHAnsi" w:hAnsiTheme="majorHAnsi" w:hint="eastAsia"/>
+              </w:rPr>
+              <w:t>[오후 7:58:39.510] RX  01 04 02 00 00 B9 30  (+20ms)</w:t>
+            </w:r>
+          </w:p>
+          <w:p>
+            <w:pPr>
+              <w:pStyle w:val="1-0"/>
+              <w:rPr>
+                <w:rFonts w:asciiTheme="majorHAnsi" w:eastAsiaTheme="majorHAnsi" w:hAnsiTheme="majorHAnsi" w:hint="eastAsia"/>
+              </w:rPr>
+            </w:pPr>
+            <w:r>
+              <w:rPr>
+                <w:rFonts w:asciiTheme="majorHAnsi" w:eastAsiaTheme="majorHAnsi" w:hAnsiTheme="majorHAnsi" w:hint="eastAsia"/>
+              </w:rPr>
+              <w:t>[오후 7:58:39.622] TX  01 04 D0 2D 00 01 99 03  (+112ms)</w:t>
+            </w:r>
+          </w:p>
+          <w:p>
+            <w:pPr>
+              <w:pStyle w:val="1-0"/>
+              <w:rPr>
+                <w:rFonts w:asciiTheme="majorHAnsi" w:eastAsiaTheme="majorHAnsi" w:hAnsiTheme="majorHAnsi" w:hint="eastAsia"/>
+              </w:rPr>
+            </w:pPr>
+            <w:r>
+              <w:rPr>
+                <w:rFonts w:asciiTheme="majorHAnsi" w:eastAsiaTheme="majorHAnsi" w:hAnsiTheme="majorHAnsi" w:hint="eastAsia"/>
+              </w:rPr>
+              <w:t>[오후 7:58:39.638] RX  01 04 02 00 00 B9 30  (+16ms)</w:t>
+            </w:r>
+          </w:p>
+          <w:p>
+            <w:pPr>
+              <w:pStyle w:val="1-0"/>
+              <w:rPr>
+                <w:rFonts w:asciiTheme="majorHAnsi" w:eastAsiaTheme="majorHAnsi" w:hAnsiTheme="majorHAnsi" w:hint="eastAsia"/>
+              </w:rPr>
+            </w:pPr>
+            <w:r>
+              <w:rPr>
+                <w:rFonts w:asciiTheme="majorHAnsi" w:eastAsiaTheme="majorHAnsi" w:hAnsiTheme="majorHAnsi" w:hint="eastAsia"/>
+              </w:rPr>
+              <w:t>[오후 7:58:39.740] TX  01 04 D0 2D 00 01 99 03  (+102ms)</w:t>
+            </w:r>
+          </w:p>
+          <w:p>
+            <w:pPr>
+              <w:pStyle w:val="1-0"/>
+              <w:rPr>
+                <w:rFonts w:asciiTheme="majorHAnsi" w:eastAsiaTheme="majorHAnsi" w:hAnsiTheme="majorHAnsi" w:hint="eastAsia"/>
+              </w:rPr>
+            </w:pPr>
+            <w:r>
+              <w:rPr>
+                <w:rFonts w:asciiTheme="majorHAnsi" w:eastAsiaTheme="majorHAnsi" w:hAnsiTheme="majorHAnsi" w:hint="eastAsia"/>
+              </w:rPr>
+              <w:t>[오후 7:58:39.750] RX  01 04 02 00 00 B9 30  (+10ms)</w:t>
+            </w:r>
+          </w:p>
+          <w:p>
+            <w:pPr>
+              <w:pStyle w:val="1-0"/>
+              <w:rPr>
+                <w:rFonts w:asciiTheme="majorHAnsi" w:eastAsiaTheme="majorHAnsi" w:hAnsiTheme="majorHAnsi" w:hint="eastAsia"/>
+              </w:rPr>
+            </w:pPr>
+            <w:r>
+              <w:rPr>
+                <w:rFonts w:asciiTheme="majorHAnsi" w:eastAsiaTheme="majorHAnsi" w:hAnsiTheme="majorHAnsi" w:hint="eastAsia"/>
+              </w:rPr>
+              <w:t>[오후 7:58:39.857] TX  01 04 D0 2D 00 01 99 03  (+107ms)</w:t>
+            </w:r>
+          </w:p>
+          <w:p>
+            <w:pPr>
+              <w:pStyle w:val="1-0"/>
+              <w:rPr>
+                <w:rFonts w:asciiTheme="majorHAnsi" w:eastAsiaTheme="majorHAnsi" w:hAnsiTheme="majorHAnsi" w:hint="eastAsia"/>
+              </w:rPr>
+            </w:pPr>
+            <w:r>
+              <w:rPr>
+                <w:rFonts w:asciiTheme="majorHAnsi" w:eastAsiaTheme="majorHAnsi" w:hAnsiTheme="majorHAnsi" w:hint="eastAsia"/>
+              </w:rPr>
+              <w:t>[오후 7:58:39.878] RX  01 04 02 00 00 B9 30  (+21ms)</w:t>
+            </w:r>
+          </w:p>
+          <w:p>
+            <w:pPr>
+              <w:pStyle w:val="1-0"/>
+              <w:rPr>
+                <w:rFonts w:asciiTheme="majorHAnsi" w:eastAsiaTheme="majorHAnsi" w:hAnsiTheme="majorHAnsi" w:hint="eastAsia"/>
+              </w:rPr>
+            </w:pPr>
+            <w:r>
+              <w:rPr>
+                <w:rFonts w:asciiTheme="majorHAnsi" w:eastAsiaTheme="majorHAnsi" w:hAnsiTheme="majorHAnsi" w:hint="eastAsia"/>
+              </w:rPr>
+              <w:t>[오후 7:58:39.989] TX  01 04 D0 2D 00 01 99 03  (+111ms)</w:t>
+            </w:r>
+          </w:p>
+          <w:p>
+            <w:pPr>
+              <w:pStyle w:val="1-0"/>
+              <w:rPr>
+                <w:rFonts w:asciiTheme="majorHAnsi" w:eastAsiaTheme="majorHAnsi" w:hAnsiTheme="majorHAnsi" w:hint="eastAsia"/>
+              </w:rPr>
+            </w:pPr>
+            <w:r>
+              <w:rPr>
+                <w:rFonts w:asciiTheme="majorHAnsi" w:eastAsiaTheme="majorHAnsi" w:hAnsiTheme="majorHAnsi" w:hint="eastAsia"/>
+              </w:rPr>
+              <w:t>[오후 7:58:40.006] RX  01 04 02 00 00 B9 30  (+17ms)</w:t>
+            </w:r>
+          </w:p>
+          <w:p>
+            <w:pPr>
+              <w:pStyle w:val="1-0"/>
+              <w:rPr>
+                <w:rFonts w:asciiTheme="majorHAnsi" w:eastAsiaTheme="majorHAnsi" w:hAnsiTheme="majorHAnsi" w:hint="eastAsia"/>
+              </w:rPr>
+            </w:pPr>
+            <w:r>
+              <w:rPr>
+                <w:rFonts w:asciiTheme="majorHAnsi" w:eastAsiaTheme="majorHAnsi" w:hAnsiTheme="majorHAnsi" w:hint="eastAsia"/>
+              </w:rPr>
+              <w:t>[오후 7:58:40.123] TX  01 04 D0 2D 00 01 99 03  (+117ms)</w:t>
+            </w:r>
+          </w:p>
+          <w:p>
+            <w:pPr>
+              <w:pStyle w:val="1-0"/>
+              <w:rPr>
+                <w:rFonts w:asciiTheme="majorHAnsi" w:eastAsiaTheme="majorHAnsi" w:hAnsiTheme="majorHAnsi" w:hint="eastAsia"/>
+              </w:rPr>
+            </w:pPr>
+            <w:r>
+              <w:rPr>
+                <w:rFonts w:asciiTheme="majorHAnsi" w:eastAsiaTheme="majorHAnsi" w:hAnsiTheme="majorHAnsi" w:hint="eastAsia"/>
+              </w:rPr>
+              <w:lastRenderedPageBreak/>
+              <w:t>[오후 7:58:40.140] RX  01 04 02 00 00 B9 30  (+17ms)</w:t>
+            </w:r>
+          </w:p>
+          <w:p>
+            <w:pPr>
+              <w:pStyle w:val="1-0"/>
+              <w:rPr>
+                <w:rFonts w:asciiTheme="majorHAnsi" w:eastAsiaTheme="majorHAnsi" w:hAnsiTheme="majorHAnsi" w:hint="eastAsia"/>
+              </w:rPr>
+            </w:pPr>
+            <w:r>
+              <w:rPr>
+                <w:rFonts w:asciiTheme="majorHAnsi" w:eastAsiaTheme="majorHAnsi" w:hAnsiTheme="majorHAnsi" w:hint="eastAsia"/>
+              </w:rPr>
+              <w:t>[오후 7:58:40.241] TX  01 04 D0 2D 00 01 99 03  (+101ms)</w:t>
+            </w:r>
+          </w:p>
+          <w:p>
+            <w:pPr>
+              <w:pStyle w:val="1-0"/>
+              <w:rPr>
+                <w:rFonts w:asciiTheme="majorHAnsi" w:eastAsiaTheme="majorHAnsi" w:hAnsiTheme="majorHAnsi" w:hint="eastAsia"/>
+              </w:rPr>
+            </w:pPr>
+            <w:r>
+              <w:rPr>
+                <w:rFonts w:asciiTheme="majorHAnsi" w:eastAsiaTheme="majorHAnsi" w:hAnsiTheme="majorHAnsi" w:hint="eastAsia"/>
+              </w:rPr>
+              <w:t>[오후 7:58:40.262] RX  01 04 02 00 00 B9 30  (+21ms)</w:t>
+            </w:r>
+          </w:p>
+          <w:p>
+            <w:pPr>
+              <w:pStyle w:val="1-0"/>
+              <w:rPr>
+                <w:rFonts w:asciiTheme="majorHAnsi" w:eastAsiaTheme="majorHAnsi" w:hAnsiTheme="majorHAnsi" w:hint="eastAsia"/>
+              </w:rPr>
+            </w:pPr>
+            <w:r>
+              <w:rPr>
+                <w:rFonts w:asciiTheme="majorHAnsi" w:eastAsiaTheme="majorHAnsi" w:hAnsiTheme="majorHAnsi" w:hint="eastAsia"/>
+              </w:rPr>
+              <w:t>[오후 7:58:40.374] TX  01 04 D0 2D 00 01 99 03  (+112ms)</w:t>
+            </w:r>
+          </w:p>
+          <w:p>
+            <w:pPr>
+              <w:pStyle w:val="1-0"/>
+              <w:rPr>
+                <w:rFonts w:asciiTheme="majorHAnsi" w:eastAsiaTheme="majorHAnsi" w:hAnsiTheme="majorHAnsi" w:hint="eastAsia"/>
+              </w:rPr>
+            </w:pPr>
+            <w:r>
+              <w:rPr>
+                <w:rFonts w:asciiTheme="majorHAnsi" w:eastAsiaTheme="majorHAnsi" w:hAnsiTheme="majorHAnsi" w:hint="eastAsia"/>
+              </w:rPr>
+              <w:t>[오후 7:58:40.390] RX  01 04 02 00 00 B9 30  (+16ms)</w:t>
+            </w:r>
+          </w:p>
+          <w:p>
+            <w:pPr>
+              <w:pStyle w:val="1-0"/>
+              <w:rPr>
+                <w:rFonts w:asciiTheme="majorHAnsi" w:eastAsiaTheme="majorHAnsi" w:hAnsiTheme="majorHAnsi" w:hint="eastAsia"/>
+              </w:rPr>
+            </w:pPr>
+            <w:r>
+              <w:rPr>
+                <w:rFonts w:asciiTheme="majorHAnsi" w:eastAsiaTheme="majorHAnsi" w:hAnsiTheme="majorHAnsi" w:hint="eastAsia"/>
+              </w:rPr>
+              <w:t>[오후 7:58:40.505] TX  01 04 D0 2D 00 01 99 03  (+115ms)</w:t>
+            </w:r>
+          </w:p>
+          <w:p>
+            <w:pPr>
+              <w:pStyle w:val="1-0"/>
+              <w:rPr>
+                <w:rFonts w:asciiTheme="majorHAnsi" w:eastAsiaTheme="majorHAnsi" w:hAnsiTheme="majorHAnsi" w:hint="eastAsia"/>
+              </w:rPr>
+            </w:pPr>
+            <w:r>
+              <w:rPr>
+                <w:rFonts w:asciiTheme="majorHAnsi" w:eastAsiaTheme="majorHAnsi" w:hAnsiTheme="majorHAnsi" w:hint="eastAsia"/>
+              </w:rPr>
+              <w:t>[오후 7:58:40.518] RX  01 04 02 00 00 B9 30  (+13ms)</w:t>
+            </w:r>
+          </w:p>
+          <w:p>
+            <w:pPr>
+              <w:pStyle w:val="1-0"/>
+              <w:rPr>
+                <w:rFonts w:asciiTheme="majorHAnsi" w:eastAsiaTheme="majorHAnsi" w:hAnsiTheme="majorHAnsi" w:hint="eastAsia"/>
+              </w:rPr>
+            </w:pPr>
+            <w:r>
+              <w:rPr>
+                <w:rFonts w:asciiTheme="majorHAnsi" w:eastAsiaTheme="majorHAnsi" w:hAnsiTheme="majorHAnsi" w:hint="eastAsia"/>
+              </w:rPr>
+              <w:t>[오후 7:58:40.622] TX  01 04 D0 2D 00 01 99 03  (+104ms)</w:t>
+            </w:r>
+          </w:p>
+          <w:p>
+            <w:pPr>
+              <w:pStyle w:val="1-0"/>
+              <w:rPr>
+                <w:rFonts w:asciiTheme="majorHAnsi" w:eastAsiaTheme="majorHAnsi" w:hAnsiTheme="majorHAnsi" w:hint="eastAsia"/>
+              </w:rPr>
+            </w:pPr>
+            <w:r>
+              <w:rPr>
+                <w:rFonts w:asciiTheme="majorHAnsi" w:eastAsiaTheme="majorHAnsi" w:hAnsiTheme="majorHAnsi" w:hint="eastAsia"/>
+              </w:rPr>
+              <w:t>[오후 7:58:40.646] RX  01 04 02 00 00 B9 30  (+24ms)</w:t>
+            </w:r>
+          </w:p>
+          <w:p>
+            <w:pPr>
+              <w:pStyle w:val="1-0"/>
+              <w:rPr>
+                <w:rFonts w:asciiTheme="majorHAnsi" w:eastAsiaTheme="majorHAnsi" w:hAnsiTheme="majorHAnsi" w:hint="eastAsia"/>
+              </w:rPr>
+            </w:pPr>
+            <w:r>
+              <w:rPr>
+                <w:rFonts w:asciiTheme="majorHAnsi" w:eastAsiaTheme="majorHAnsi" w:hAnsiTheme="majorHAnsi" w:hint="eastAsia"/>
+              </w:rPr>
+              <w:t>[오후 7:58:40.755] TX  01 04 D0 2D 00 01 99 03  (+109ms)</w:t>
+            </w:r>
+          </w:p>
+          <w:p>
+            <w:pPr>
+              <w:pStyle w:val="1-0"/>
+              <w:rPr>
+                <w:rFonts w:asciiTheme="majorHAnsi" w:eastAsiaTheme="majorHAnsi" w:hAnsiTheme="majorHAnsi" w:hint="eastAsia"/>
+              </w:rPr>
+            </w:pPr>
+            <w:r>
+              <w:rPr>
+                <w:rFonts w:asciiTheme="majorHAnsi" w:eastAsiaTheme="majorHAnsi" w:hAnsiTheme="majorHAnsi" w:hint="eastAsia"/>
+              </w:rPr>
+              <w:t>[오후 7:58:40.774] RX  01 04 02 00 00 B9 30  (+19ms)</w:t>
+            </w:r>
+          </w:p>
+          <w:p>
+            <w:pPr>
+              <w:pStyle w:val="1-0"/>
+              <w:rPr>
+                <w:rFonts w:asciiTheme="majorHAnsi" w:eastAsiaTheme="majorHAnsi" w:hAnsiTheme="majorHAnsi" w:hint="eastAsia"/>
+              </w:rPr>
+            </w:pPr>
+            <w:r>
+              <w:rPr>
+                <w:rFonts w:asciiTheme="majorHAnsi" w:eastAsiaTheme="majorHAnsi" w:hAnsiTheme="majorHAnsi" w:hint="eastAsia"/>
+              </w:rPr>
+              <w:t>[오후 7:58:40.889] TX  01 04 D0 2D 00 01 99 03  (+115ms)</w:t>
+            </w:r>
+          </w:p>
+          <w:p>
+            <w:pPr>
+              <w:pStyle w:val="1-0"/>
+              <w:rPr>
+                <w:rFonts w:asciiTheme="majorHAnsi" w:eastAsiaTheme="majorHAnsi" w:hAnsiTheme="majorHAnsi" w:hint="eastAsia"/>
+              </w:rPr>
+            </w:pPr>
+            <w:r>
+              <w:rPr>
+                <w:rFonts w:asciiTheme="majorHAnsi" w:eastAsiaTheme="majorHAnsi" w:hAnsiTheme="majorHAnsi" w:hint="eastAsia"/>
+              </w:rPr>
+              <w:t>[오후 7:58:40.902] RX  01 04 02 00 00 B9 30  (+13ms)</w:t>
+            </w:r>
+          </w:p>
+          <w:p>
+            <w:pPr>
+              <w:pStyle w:val="1-0"/>
+              <w:rPr>
+                <w:rFonts w:asciiTheme="majorHAnsi" w:eastAsiaTheme="majorHAnsi" w:hAnsiTheme="majorHAnsi" w:hint="eastAsia"/>
+              </w:rPr>
+            </w:pPr>
+            <w:r>
+              <w:rPr>
+                <w:rFonts w:asciiTheme="majorHAnsi" w:eastAsiaTheme="majorHAnsi" w:hAnsiTheme="majorHAnsi" w:hint="eastAsia"/>
+              </w:rPr>
+              <w:t>[오후 7:58:41.007] TX  01 04 D0 2D 00 01 99 03  (+105ms)</w:t>
+            </w:r>
+          </w:p>
+          <w:p>
+            <w:pPr>
+              <w:pStyle w:val="1-0"/>
+              <w:rPr>
+                <w:rFonts w:asciiTheme="majorHAnsi" w:eastAsiaTheme="majorHAnsi" w:hAnsiTheme="majorHAnsi" w:hint="eastAsia"/>
+              </w:rPr>
+            </w:pPr>
+            <w:r>
+              <w:rPr>
+                <w:rFonts w:asciiTheme="majorHAnsi" w:eastAsiaTheme="majorHAnsi" w:hAnsiTheme="majorHAnsi" w:hint="eastAsia"/>
+              </w:rPr>
+              <w:t>[오후 7:58:41.030] RX  01 04 02 00 00 B9 30  (+23ms)</w:t>
+            </w:r>
+          </w:p>
+          <w:p>
+            <w:pPr>
+              <w:pStyle w:val="1-0"/>
+              <w:rPr>
+                <w:rFonts w:asciiTheme="majorHAnsi" w:eastAsiaTheme="majorHAnsi" w:hAnsiTheme="majorHAnsi" w:hint="eastAsia"/>
+              </w:rPr>
+            </w:pPr>
+            <w:r>
+              <w:rPr>
+                <w:rFonts w:asciiTheme="majorHAnsi" w:eastAsiaTheme="majorHAnsi" w:hAnsiTheme="majorHAnsi" w:hint="eastAsia"/>
+              </w:rPr>
+              <w:t>[오후 7:58:41.034] TX  01 06 D0 01 1F 40 E9 0A  (+4ms)</w:t>
+            </w:r>
+          </w:p>
+          <w:p>
+            <w:pPr>
+              <w:pStyle w:val="1-0"/>
+              <w:rPr>
+                <w:rFonts w:asciiTheme="majorHAnsi" w:eastAsiaTheme="majorHAnsi" w:hAnsiTheme="majorHAnsi" w:hint="eastAsia"/>
+              </w:rPr>
+            </w:pPr>
+            <w:r>
+              <w:rPr>
+                <w:rFonts w:asciiTheme="majorHAnsi" w:eastAsiaTheme="majorHAnsi" w:hAnsiTheme="majorHAnsi" w:hint="eastAsia"/>
+              </w:rPr>
+              <w:t>[오후 7:58:41.046] RX  01 06 D0 01 1F 40 E9 0A  (+12ms)</w:t>
+            </w:r>
+          </w:p>
+          <w:p>
+            <w:pPr>
+              <w:pStyle w:val="1-0"/>
+              <w:rPr>
+                <w:rFonts w:asciiTheme="majorHAnsi" w:eastAsiaTheme="majorHAnsi" w:hAnsiTheme="majorHAnsi" w:hint="eastAsia"/>
+              </w:rPr>
+            </w:pPr>
+            <w:r>
+              <w:rPr>
+                <w:rFonts w:asciiTheme="majorHAnsi" w:eastAsiaTheme="majorHAnsi" w:hAnsiTheme="majorHAnsi" w:hint="eastAsia"/>
+              </w:rPr>
+              <w:t>[오후 7:58:41.048] TX  01 06 00 01 00 01 19 CA  (+2ms)</w:t>
+            </w:r>
+          </w:p>
+          <w:p>
+            <w:pPr>
+              <w:pStyle w:val="1-0"/>
+              <w:rPr>
+                <w:rFonts w:asciiTheme="majorHAnsi" w:eastAsiaTheme="majorHAnsi" w:hAnsiTheme="majorHAnsi" w:hint="eastAsia"/>
+              </w:rPr>
+            </w:pPr>
+            <w:r>
+              <w:rPr>
+                <w:rFonts w:asciiTheme="majorHAnsi" w:eastAsiaTheme="majorHAnsi" w:hAnsiTheme="majorHAnsi" w:hint="eastAsia"/>
+              </w:rPr>
+              <w:t>[오후 7:58:41.063] ER  01 86 02 C3 A1  (+15ms)</w:t>
+            </w:r>
+          </w:p>
+          <w:p>
+            <w:pPr>
+              <w:pStyle w:val="1-0"/>
+              <w:rPr>
+                <w:rFonts w:asciiTheme="majorHAnsi" w:eastAsiaTheme="majorHAnsi" w:hAnsiTheme="majorHAnsi" w:hint="eastAsia"/>
+              </w:rPr>
+            </w:pPr>
+            <w:r>
+              <w:rPr>
+                <w:rFonts w:asciiTheme="majorHAnsi" w:eastAsiaTheme="majorHAnsi" w:hAnsiTheme="majorHAnsi" w:hint="eastAsia"/>
+              </w:rPr>
+              <w:t>[오후 7:58:44.067] TX  01 04 D0 2D 00 01 99 03  (+3004ms)</w:t>
+            </w:r>
+          </w:p>
+          <w:p>
+            <w:pPr>
+              <w:pStyle w:val="1-0"/>
+              <w:rPr>
+                <w:rFonts w:asciiTheme="majorHAnsi" w:eastAsiaTheme="majorHAnsi" w:hAnsiTheme="majorHAnsi" w:hint="eastAsia"/>
+              </w:rPr>
+            </w:pPr>
+            <w:r>
+              <w:rPr>
+                <w:rFonts w:asciiTheme="majorHAnsi" w:eastAsiaTheme="majorHAnsi" w:hAnsiTheme="majorHAnsi" w:hint="eastAsia"/>
+              </w:rPr>
+              <w:t>[오후 7:58:44.085] RX  01 04 02 00 DE 39 68  (+18ms)</w:t>
+            </w:r>
+          </w:p>
+          <w:p>
+            <w:pPr>
+              <w:pStyle w:val="1-0"/>
+              <w:rPr>
+                <w:rFonts w:asciiTheme="majorHAnsi" w:eastAsiaTheme="majorHAnsi" w:hAnsiTheme="majorHAnsi" w:hint="eastAsia"/>
+              </w:rPr>
+            </w:pPr>
+            <w:r>
+              <w:rPr>
+                <w:rFonts w:asciiTheme="majorHAnsi" w:eastAsiaTheme="majorHAnsi" w:hAnsiTheme="majorHAnsi" w:hint="eastAsia"/>
+              </w:rPr>
+              <w:t>[오후 7:58:44.088] TX  01 06 D0 00 00 08 B0 CC  (+3ms)</w:t>
+            </w:r>
+          </w:p>
+          <w:p>
+            <w:pPr>
+              <w:pStyle w:val="1-0"/>
+              <w:rPr>
+                <w:rFonts w:asciiTheme="majorHAnsi" w:eastAsiaTheme="majorHAnsi" w:hAnsiTheme="majorHAnsi" w:hint="eastAsia"/>
+              </w:rPr>
+            </w:pPr>
+            <w:r>
+              <w:rPr>
+                <w:rFonts w:asciiTheme="majorHAnsi" w:eastAsiaTheme="majorHAnsi" w:hAnsiTheme="majorHAnsi" w:hint="eastAsia"/>
+              </w:rPr>
+              <w:t>[오후 7:58:44.101] RX  01 06 D0 00 00 08 B0 CC  (+13ms)</w:t>
+            </w:r>
+          </w:p>
+          <w:p>
+            <w:pPr>
+              <w:pStyle w:val="1-0"/>
+              <w:rPr>
+                <w:rFonts w:asciiTheme="majorHAnsi" w:eastAsiaTheme="majorHAnsi" w:hAnsiTheme="majorHAnsi" w:hint="eastAsia"/>
+              </w:rPr>
+            </w:pPr>
+            <w:r>
+              <w:rPr>
+                <w:rFonts w:asciiTheme="majorHAnsi" w:eastAsiaTheme="majorHAnsi" w:hAnsiTheme="majorHAnsi" w:hint="eastAsia"/>
+              </w:rPr>
+              <w:t>[오후 7:58:44.207] TX  01 04 D0 11 00 01 59 0F  (+106ms)</w:t>
+            </w:r>
+          </w:p>
+          <w:p>
+            <w:pPr>
+              <w:pStyle w:val="1-0"/>
+              <w:rPr>
+                <w:rFonts w:asciiTheme="majorHAnsi" w:eastAsiaTheme="majorHAnsi" w:hAnsiTheme="majorHAnsi" w:hint="eastAsia"/>
+              </w:rPr>
+            </w:pPr>
+            <w:r>
+              <w:rPr>
+                <w:rFonts w:asciiTheme="majorHAnsi" w:eastAsiaTheme="majorHAnsi" w:hAnsiTheme="majorHAnsi" w:hint="eastAsia"/>
+              </w:rPr>
+              <w:t>[오후 7:58:44.229] RX  01 04 02 00 00 B9 30  (+22ms)</w:t>
+            </w:r>
+          </w:p>
+          <w:p>
+            <w:pPr>
+              <w:pStyle w:val="1-0"/>
+              <w:rPr>
+                <w:rFonts w:asciiTheme="majorHAnsi" w:eastAsiaTheme="majorHAnsi" w:hAnsiTheme="majorHAnsi" w:hint="eastAsia"/>
+              </w:rPr>
+            </w:pPr>
+            <w:r>
+              <w:rPr>
+                <w:rFonts w:asciiTheme="majorHAnsi" w:eastAsiaTheme="majorHAnsi" w:hAnsiTheme="majorHAnsi" w:hint="eastAsia"/>
+              </w:rPr>
+              <w:t>[오후 7:58:44.338] TX  01 04 D0 11 00 01 59 0F  (+109ms)</w:t>
+            </w:r>
+          </w:p>
+          <w:p>
+            <w:pPr>
+              <w:pStyle w:val="1-0"/>
+              <w:rPr>
+                <w:rFonts w:asciiTheme="majorHAnsi" w:eastAsiaTheme="majorHAnsi" w:hAnsiTheme="majorHAnsi" w:hint="eastAsia"/>
+              </w:rPr>
+            </w:pPr>
+            <w:r>
+              <w:rPr>
+                <w:rFonts w:asciiTheme="majorHAnsi" w:eastAsiaTheme="majorHAnsi" w:hAnsiTheme="majorHAnsi" w:hint="eastAsia"/>
+              </w:rPr>
+              <w:t>[오후 7:58:44.357] RX  01 04 02 00 00 B9 30  (+19ms)</w:t>
+            </w:r>
+          </w:p>
+          <w:p>
+            <w:pPr>
+              <w:pStyle w:val="1-0"/>
+              <w:rPr>
+                <w:rFonts w:asciiTheme="majorHAnsi" w:eastAsiaTheme="majorHAnsi" w:hAnsiTheme="majorHAnsi" w:hint="eastAsia"/>
+              </w:rPr>
+            </w:pPr>
+            <w:r>
+              <w:rPr>
+                <w:rFonts w:asciiTheme="majorHAnsi" w:eastAsiaTheme="majorHAnsi" w:hAnsiTheme="majorHAnsi" w:hint="eastAsia"/>
+              </w:rPr>
+              <w:t>[오후 7:58:44.470] TX  01 04 D0 11 00 01 59 0F  (+113ms)</w:t>
+            </w:r>
+          </w:p>
+          <w:p>
+            <w:pPr>
+              <w:pStyle w:val="1-0"/>
+              <w:rPr>
+                <w:rFonts w:asciiTheme="majorHAnsi" w:eastAsiaTheme="majorHAnsi" w:hAnsiTheme="majorHAnsi" w:hint="eastAsia"/>
+              </w:rPr>
+            </w:pPr>
+            <w:r>
+              <w:rPr>
+                <w:rFonts w:asciiTheme="majorHAnsi" w:eastAsiaTheme="majorHAnsi" w:hAnsiTheme="majorHAnsi" w:hint="eastAsia"/>
+              </w:rPr>
+              <w:t>[오후 7:58:44.485] RX  01 04 02 00 00 B9 30  (+15ms)</w:t>
+            </w:r>
+          </w:p>
+          <w:p>
+            <w:pPr>
+              <w:pStyle w:val="1-0"/>
+              <w:rPr>
+                <w:rFonts w:asciiTheme="majorHAnsi" w:eastAsiaTheme="majorHAnsi" w:hAnsiTheme="majorHAnsi" w:hint="eastAsia"/>
+              </w:rPr>
+            </w:pPr>
+            <w:r>
+              <w:rPr>
+                <w:rFonts w:asciiTheme="majorHAnsi" w:eastAsiaTheme="majorHAnsi" w:hAnsiTheme="majorHAnsi" w:hint="eastAsia"/>
+              </w:rPr>
+              <w:t>[오후 7:58:44.603] TX  01 04 D0 11 00 01 59 0F  (+118ms)</w:t>
+            </w:r>
+          </w:p>
+          <w:p>
+            <w:pPr>
+              <w:pStyle w:val="1-0"/>
+              <w:rPr>
+                <w:rFonts w:asciiTheme="majorHAnsi" w:eastAsiaTheme="majorHAnsi" w:hAnsiTheme="majorHAnsi" w:hint="eastAsia"/>
+              </w:rPr>
+            </w:pPr>
+            <w:r>
+              <w:rPr>
+                <w:rFonts w:asciiTheme="majorHAnsi" w:eastAsiaTheme="majorHAnsi" w:hAnsiTheme="majorHAnsi" w:hint="eastAsia"/>
+              </w:rPr>
+              <w:t>[오후 7:58:44.613] RX  01 04 02 00 00 B9 30  (+10ms)</w:t>
+            </w:r>
+          </w:p>
+          <w:p>
+            <w:pPr>
+              <w:pStyle w:val="1-0"/>
+              <w:rPr>
+                <w:rFonts w:asciiTheme="majorHAnsi" w:eastAsiaTheme="majorHAnsi" w:hAnsiTheme="majorHAnsi" w:hint="eastAsia"/>
+              </w:rPr>
+            </w:pPr>
+            <w:r>
+              <w:rPr>
+                <w:rFonts w:asciiTheme="majorHAnsi" w:eastAsiaTheme="majorHAnsi" w:hAnsiTheme="majorHAnsi" w:hint="eastAsia"/>
+              </w:rPr>
+              <w:t>[오후 7:58:44.722] TX  01 04 D0 11 00 01 59 0F  (+109ms)</w:t>
+            </w:r>
+          </w:p>
+          <w:p>
+            <w:pPr>
+              <w:pStyle w:val="1-0"/>
+              <w:rPr>
+                <w:rFonts w:asciiTheme="majorHAnsi" w:eastAsiaTheme="majorHAnsi" w:hAnsiTheme="majorHAnsi" w:hint="eastAsia"/>
+              </w:rPr>
+            </w:pPr>
+            <w:r>
+              <w:rPr>
+                <w:rFonts w:asciiTheme="majorHAnsi" w:eastAsiaTheme="majorHAnsi" w:hAnsiTheme="majorHAnsi" w:hint="eastAsia"/>
+              </w:rPr>
+              <w:t>[오후 7:58:44.741] RX  01 04 02 00 00 B9 30  (+19ms)</w:t>
+            </w:r>
+          </w:p>
+          <w:p>
+            <w:pPr>
+              <w:pStyle w:val="1-0"/>
+              <w:rPr>
+                <w:rFonts w:asciiTheme="majorHAnsi" w:eastAsiaTheme="majorHAnsi" w:hAnsiTheme="majorHAnsi" w:hint="eastAsia"/>
+              </w:rPr>
+            </w:pPr>
+            <w:r>
+              <w:rPr>
+                <w:rFonts w:asciiTheme="majorHAnsi" w:eastAsiaTheme="majorHAnsi" w:hAnsiTheme="majorHAnsi" w:hint="eastAsia"/>
+              </w:rPr>
+              <w:t>[오후 7:58:44.854] TX  01 04 D0 11 00 01 59 0F  (+113ms)</w:t>
+            </w:r>
+          </w:p>
+          <w:p>
+            <w:pPr>
+              <w:pStyle w:val="1-0"/>
+              <w:rPr>
+                <w:rFonts w:asciiTheme="majorHAnsi" w:eastAsiaTheme="majorHAnsi" w:hAnsiTheme="majorHAnsi" w:hint="eastAsia"/>
+              </w:rPr>
+            </w:pPr>
+            <w:r>
+              <w:rPr>
+                <w:rFonts w:asciiTheme="majorHAnsi" w:eastAsiaTheme="majorHAnsi" w:hAnsiTheme="majorHAnsi" w:hint="eastAsia"/>
+              </w:rPr>
+              <w:t>[오후 7:58:44.869] RX  01 04 02 00 00 B9 30  (+15ms)</w:t>
+            </w:r>
+          </w:p>
+          <w:p>
+            <w:pPr>
+              <w:pStyle w:val="1-0"/>
+              <w:rPr>
+                <w:rFonts w:asciiTheme="majorHAnsi" w:eastAsiaTheme="majorHAnsi" w:hAnsiTheme="majorHAnsi" w:hint="eastAsia"/>
+              </w:rPr>
+            </w:pPr>
+            <w:r>
+              <w:rPr>
+                <w:rFonts w:asciiTheme="majorHAnsi" w:eastAsiaTheme="majorHAnsi" w:hAnsiTheme="majorHAnsi" w:hint="eastAsia"/>
+              </w:rPr>
+              <w:t>[오후 7:58:44.971] TX  01 04 D0 11 00 01 59 0F  (+102ms)</w:t>
+            </w:r>
+          </w:p>
+          <w:p>
+            <w:pPr>
+              <w:pStyle w:val="1-0"/>
+              <w:rPr>
+                <w:rFonts w:asciiTheme="majorHAnsi" w:eastAsiaTheme="majorHAnsi" w:hAnsiTheme="majorHAnsi" w:hint="eastAsia"/>
+              </w:rPr>
+            </w:pPr>
+            <w:r>
+              <w:rPr>
+                <w:rFonts w:asciiTheme="majorHAnsi" w:eastAsiaTheme="majorHAnsi" w:hAnsiTheme="majorHAnsi" w:hint="eastAsia"/>
+              </w:rPr>
+              <w:t>[오후 7:58:44.981] RX  01 04 02 00 00 B9 30  (+10ms)</w:t>
+            </w:r>
+          </w:p>
+          <w:p>
+            <w:pPr>
+              <w:pStyle w:val="1-0"/>
+              <w:rPr>
+                <w:rFonts w:asciiTheme="majorHAnsi" w:eastAsiaTheme="majorHAnsi" w:hAnsiTheme="majorHAnsi" w:hint="eastAsia"/>
+              </w:rPr>
+            </w:pPr>
+            <w:r>
+              <w:rPr>
+                <w:rFonts w:asciiTheme="majorHAnsi" w:eastAsiaTheme="majorHAnsi" w:hAnsiTheme="majorHAnsi" w:hint="eastAsia"/>
+              </w:rPr>
+              <w:lastRenderedPageBreak/>
+              <w:t>[오후 7:58:45.085] TX  01 04 D0 11 00 01 59 0F  (+104ms)</w:t>
+            </w:r>
+          </w:p>
+          <w:p>
+            <w:pPr>
+              <w:pStyle w:val="1-0"/>
+              <w:rPr>
+                <w:rFonts w:asciiTheme="majorHAnsi" w:eastAsiaTheme="majorHAnsi" w:hAnsiTheme="majorHAnsi" w:hint="eastAsia"/>
+              </w:rPr>
+            </w:pPr>
+            <w:r>
+              <w:rPr>
+                <w:rFonts w:asciiTheme="majorHAnsi" w:eastAsiaTheme="majorHAnsi" w:hAnsiTheme="majorHAnsi" w:hint="eastAsia"/>
+              </w:rPr>
+              <w:t>[오후 7:58:45.109] RX  01 04 02 00 00 B9 30  (+24ms)</w:t>
+            </w:r>
+          </w:p>
+          <w:p>
+            <w:pPr>
+              <w:pStyle w:val="1-0"/>
+              <w:rPr>
+                <w:rFonts w:asciiTheme="majorHAnsi" w:eastAsiaTheme="majorHAnsi" w:hAnsiTheme="majorHAnsi" w:hint="eastAsia"/>
+              </w:rPr>
+            </w:pPr>
+            <w:r>
+              <w:rPr>
+                <w:rFonts w:asciiTheme="majorHAnsi" w:eastAsiaTheme="majorHAnsi" w:hAnsiTheme="majorHAnsi" w:hint="eastAsia"/>
+              </w:rPr>
+              <w:t>[오후 7:58:45.220] TX  01 04 D0 11 00 01 59 0F  (+111ms)</w:t>
+            </w:r>
+          </w:p>
+          <w:p>
+            <w:pPr>
+              <w:pStyle w:val="1-0"/>
+              <w:rPr>
+                <w:rFonts w:asciiTheme="majorHAnsi" w:eastAsiaTheme="majorHAnsi" w:hAnsiTheme="majorHAnsi" w:hint="eastAsia"/>
+              </w:rPr>
+            </w:pPr>
+            <w:r>
+              <w:rPr>
+                <w:rFonts w:asciiTheme="majorHAnsi" w:eastAsiaTheme="majorHAnsi" w:hAnsiTheme="majorHAnsi" w:hint="eastAsia"/>
+              </w:rPr>
+              <w:t>[오후 7:58:45.237] RX  01 04 02 00 00 B9 30  (+17ms)</w:t>
+            </w:r>
+          </w:p>
+          <w:p>
+            <w:pPr>
+              <w:pStyle w:val="1-0"/>
+              <w:rPr>
+                <w:rFonts w:asciiTheme="majorHAnsi" w:eastAsiaTheme="majorHAnsi" w:hAnsiTheme="majorHAnsi" w:hint="eastAsia"/>
+              </w:rPr>
+            </w:pPr>
+            <w:r>
+              <w:rPr>
+                <w:rFonts w:asciiTheme="majorHAnsi" w:eastAsiaTheme="majorHAnsi" w:hAnsiTheme="majorHAnsi" w:hint="eastAsia"/>
+              </w:rPr>
+              <w:t>[오후 7:58:45.353] TX  01 04 D0 11 00 01 59 0F  (+116ms)</w:t>
+            </w:r>
+          </w:p>
+          <w:p>
+            <w:pPr>
+              <w:pStyle w:val="1-0"/>
+              <w:rPr>
+                <w:rFonts w:asciiTheme="majorHAnsi" w:eastAsiaTheme="majorHAnsi" w:hAnsiTheme="majorHAnsi" w:hint="eastAsia"/>
+              </w:rPr>
+            </w:pPr>
+            <w:r>
+              <w:rPr>
+                <w:rFonts w:asciiTheme="majorHAnsi" w:eastAsiaTheme="majorHAnsi" w:hAnsiTheme="majorHAnsi" w:hint="eastAsia"/>
+              </w:rPr>
+              <w:t>[오후 7:58:45.365] RX  01 04 02 00 00 B9 30  (+12ms)</w:t>
+            </w:r>
+          </w:p>
+          <w:p>
+            <w:pPr>
+              <w:pStyle w:val="1-0"/>
+              <w:rPr>
+                <w:rFonts w:asciiTheme="majorHAnsi" w:eastAsiaTheme="majorHAnsi" w:hAnsiTheme="majorHAnsi" w:hint="eastAsia"/>
+              </w:rPr>
+            </w:pPr>
+            <w:r>
+              <w:rPr>
+                <w:rFonts w:asciiTheme="majorHAnsi" w:eastAsiaTheme="majorHAnsi" w:hAnsiTheme="majorHAnsi" w:hint="eastAsia"/>
+              </w:rPr>
+              <w:t>[오후 7:58:45.470] TX  01 04 D0 11 00 01 59 0F  (+105ms)</w:t>
+            </w:r>
+          </w:p>
+          <w:p>
+            <w:pPr>
+              <w:pStyle w:val="1-0"/>
+              <w:rPr>
+                <w:rFonts w:asciiTheme="majorHAnsi" w:eastAsiaTheme="majorHAnsi" w:hAnsiTheme="majorHAnsi" w:hint="eastAsia"/>
+              </w:rPr>
+            </w:pPr>
+            <w:r>
+              <w:rPr>
+                <w:rFonts w:asciiTheme="majorHAnsi" w:eastAsiaTheme="majorHAnsi" w:hAnsiTheme="majorHAnsi" w:hint="eastAsia"/>
+              </w:rPr>
+              <w:t>[오후 7:58:45.493] RX  01 04 02 00 00 B9 30  (+23ms)</w:t>
+            </w:r>
+          </w:p>
+          <w:p>
+            <w:pPr>
+              <w:pStyle w:val="1-0"/>
+              <w:rPr>
+                <w:rFonts w:asciiTheme="majorHAnsi" w:eastAsiaTheme="majorHAnsi" w:hAnsiTheme="majorHAnsi" w:hint="eastAsia"/>
+              </w:rPr>
+            </w:pPr>
+            <w:r>
+              <w:rPr>
+                <w:rFonts w:asciiTheme="majorHAnsi" w:eastAsiaTheme="majorHAnsi" w:hAnsiTheme="majorHAnsi" w:hint="eastAsia"/>
+              </w:rPr>
+              <w:t>[오후 7:58:45.603] TX  01 04 D0 11 00 01 59 0F  (+110ms)</w:t>
+            </w:r>
+          </w:p>
+          <w:p>
+            <w:pPr>
+              <w:pStyle w:val="1-0"/>
+              <w:rPr>
+                <w:rFonts w:asciiTheme="majorHAnsi" w:eastAsiaTheme="majorHAnsi" w:hAnsiTheme="majorHAnsi" w:hint="eastAsia"/>
+              </w:rPr>
+            </w:pPr>
+            <w:r>
+              <w:rPr>
+                <w:rFonts w:asciiTheme="majorHAnsi" w:eastAsiaTheme="majorHAnsi" w:hAnsiTheme="majorHAnsi" w:hint="eastAsia"/>
+              </w:rPr>
+              <w:t>[오후 7:58:45.621] RX  01 04 02 00 00 B9 30  (+18ms)</w:t>
+            </w:r>
+          </w:p>
+          <w:p>
+            <w:pPr>
+              <w:pStyle w:val="1-0"/>
+              <w:rPr>
+                <w:rFonts w:asciiTheme="majorHAnsi" w:eastAsiaTheme="majorHAnsi" w:hAnsiTheme="majorHAnsi" w:hint="eastAsia"/>
+              </w:rPr>
+            </w:pPr>
+            <w:r>
+              <w:rPr>
+                <w:rFonts w:asciiTheme="majorHAnsi" w:eastAsiaTheme="majorHAnsi" w:hAnsiTheme="majorHAnsi" w:hint="eastAsia"/>
+              </w:rPr>
+              <w:t>[오후 7:58:45.722] TX  01 04 D0 11 00 01 59 0F  (+101ms)</w:t>
+            </w:r>
+          </w:p>
+          <w:p>
+            <w:pPr>
+              <w:pStyle w:val="1-0"/>
+              <w:rPr>
+                <w:rFonts w:asciiTheme="majorHAnsi" w:eastAsiaTheme="majorHAnsi" w:hAnsiTheme="majorHAnsi" w:hint="eastAsia"/>
+              </w:rPr>
+            </w:pPr>
+            <w:r>
+              <w:rPr>
+                <w:rFonts w:asciiTheme="majorHAnsi" w:eastAsiaTheme="majorHAnsi" w:hAnsiTheme="majorHAnsi" w:hint="eastAsia"/>
+              </w:rPr>
+              <w:t>[오후 7:58:45.734] RX  01 04 02 00 00 B9 30  (+12ms)</w:t>
+            </w:r>
+          </w:p>
+          <w:p>
+            <w:pPr>
+              <w:pStyle w:val="1-0"/>
+              <w:rPr>
+                <w:rFonts w:asciiTheme="majorHAnsi" w:eastAsiaTheme="majorHAnsi" w:hAnsiTheme="majorHAnsi" w:hint="eastAsia"/>
+              </w:rPr>
+            </w:pPr>
+            <w:r>
+              <w:rPr>
+                <w:rFonts w:asciiTheme="majorHAnsi" w:eastAsiaTheme="majorHAnsi" w:hAnsiTheme="majorHAnsi" w:hint="eastAsia"/>
+              </w:rPr>
+              <w:t>[오후 7:58:45.839] TX  01 04 D0 11 00 01 59 0F  (+105ms)</w:t>
+            </w:r>
+          </w:p>
+          <w:p>
+            <w:pPr>
+              <w:pStyle w:val="1-0"/>
+              <w:rPr>
+                <w:rFonts w:asciiTheme="majorHAnsi" w:eastAsiaTheme="majorHAnsi" w:hAnsiTheme="majorHAnsi" w:hint="eastAsia"/>
+              </w:rPr>
+            </w:pPr>
+            <w:r>
+              <w:rPr>
+                <w:rFonts w:asciiTheme="majorHAnsi" w:eastAsiaTheme="majorHAnsi" w:hAnsiTheme="majorHAnsi" w:hint="eastAsia"/>
+              </w:rPr>
+              <w:t>[오후 7:58:45.861] RX  01 04 02 00 00 B9 30  (+22ms)</w:t>
+            </w:r>
+          </w:p>
+          <w:p>
+            <w:pPr>
+              <w:pStyle w:val="1-0"/>
+              <w:rPr>
+                <w:rFonts w:asciiTheme="majorHAnsi" w:eastAsiaTheme="majorHAnsi" w:hAnsiTheme="majorHAnsi" w:hint="eastAsia"/>
+              </w:rPr>
+            </w:pPr>
+            <w:r>
+              <w:rPr>
+                <w:rFonts w:asciiTheme="majorHAnsi" w:eastAsiaTheme="majorHAnsi" w:hAnsiTheme="majorHAnsi" w:hint="eastAsia"/>
+              </w:rPr>
+              <w:t>[오후 7:58:45.971] TX  01 04 D0 11 00 01 59 0F  (+110ms)</w:t>
+            </w:r>
+          </w:p>
+          <w:p>
+            <w:pPr>
+              <w:pStyle w:val="1-0"/>
+              <w:rPr>
+                <w:rFonts w:asciiTheme="majorHAnsi" w:eastAsiaTheme="majorHAnsi" w:hAnsiTheme="majorHAnsi" w:hint="eastAsia"/>
+              </w:rPr>
+            </w:pPr>
+            <w:r>
+              <w:rPr>
+                <w:rFonts w:asciiTheme="majorHAnsi" w:eastAsiaTheme="majorHAnsi" w:hAnsiTheme="majorHAnsi" w:hint="eastAsia"/>
+              </w:rPr>
+              <w:t>[오후 7:58:45.989] RX  01 04 02 00 00 B9 30  (+18ms)</w:t>
+            </w:r>
+          </w:p>
+          <w:p>
+            <w:pPr>
+              <w:pStyle w:val="1-0"/>
+              <w:rPr>
+                <w:rFonts w:asciiTheme="majorHAnsi" w:eastAsiaTheme="majorHAnsi" w:hAnsiTheme="majorHAnsi" w:hint="eastAsia"/>
+              </w:rPr>
+            </w:pPr>
+            <w:r>
+              <w:rPr>
+                <w:rFonts w:asciiTheme="majorHAnsi" w:eastAsiaTheme="majorHAnsi" w:hAnsiTheme="majorHAnsi" w:hint="eastAsia"/>
+              </w:rPr>
+              <w:t>[오후 7:58:46.105] TX  01 04 D0 11 00 01 59 0F  (+116ms)</w:t>
+            </w:r>
+          </w:p>
+          <w:p>
+            <w:pPr>
+              <w:pStyle w:val="1-0"/>
+              <w:rPr>
+                <w:rFonts w:asciiTheme="majorHAnsi" w:eastAsiaTheme="majorHAnsi" w:hAnsiTheme="majorHAnsi" w:hint="eastAsia"/>
+              </w:rPr>
+            </w:pPr>
+            <w:r>
+              <w:rPr>
+                <w:rFonts w:asciiTheme="majorHAnsi" w:eastAsiaTheme="majorHAnsi" w:hAnsiTheme="majorHAnsi" w:hint="eastAsia"/>
+              </w:rPr>
+              <w:t>[오후 7:58:46.117] RX  01 04 02 00 00 B9 30  (+12ms)</w:t>
+            </w:r>
+          </w:p>
+          <w:p>
+            <w:pPr>
+              <w:pStyle w:val="1-0"/>
+              <w:rPr>
+                <w:rFonts w:asciiTheme="majorHAnsi" w:eastAsiaTheme="majorHAnsi" w:hAnsiTheme="majorHAnsi" w:hint="eastAsia"/>
+              </w:rPr>
+            </w:pPr>
+            <w:r>
+              <w:rPr>
+                <w:rFonts w:asciiTheme="majorHAnsi" w:eastAsiaTheme="majorHAnsi" w:hAnsiTheme="majorHAnsi" w:hint="eastAsia"/>
+              </w:rPr>
+              <w:t>[오후 7:58:46.222] TX  01 04 D0 11 00 01 59 0F  (+105ms)</w:t>
+            </w:r>
+          </w:p>
+          <w:p>
+            <w:pPr>
+              <w:pStyle w:val="1-0"/>
+              <w:rPr>
+                <w:rFonts w:asciiTheme="majorHAnsi" w:eastAsiaTheme="majorHAnsi" w:hAnsiTheme="majorHAnsi" w:hint="eastAsia"/>
+              </w:rPr>
+            </w:pPr>
+            <w:r>
+              <w:rPr>
+                <w:rFonts w:asciiTheme="majorHAnsi" w:eastAsiaTheme="majorHAnsi" w:hAnsiTheme="majorHAnsi" w:hint="eastAsia"/>
+              </w:rPr>
+              <w:t>[오후 7:58:46.245] RX  01 04 02 00 00 B9 30  (+23ms)</w:t>
+            </w:r>
+          </w:p>
+          <w:p>
+            <w:pPr>
+              <w:pStyle w:val="1-0"/>
+              <w:rPr>
+                <w:rFonts w:asciiTheme="majorHAnsi" w:eastAsiaTheme="majorHAnsi" w:hAnsiTheme="majorHAnsi" w:hint="eastAsia"/>
+              </w:rPr>
+            </w:pPr>
+            <w:r>
+              <w:rPr>
+                <w:rFonts w:asciiTheme="majorHAnsi" w:eastAsiaTheme="majorHAnsi" w:hAnsiTheme="majorHAnsi" w:hint="eastAsia"/>
+              </w:rPr>
+              <w:t>[오후 7:58:46.354] TX  01 04 D0 11 00 01 59 0F  (+109ms)</w:t>
+            </w:r>
+          </w:p>
+          <w:p>
+            <w:pPr>
+              <w:pStyle w:val="1-0"/>
+              <w:rPr>
+                <w:rFonts w:asciiTheme="majorHAnsi" w:eastAsiaTheme="majorHAnsi" w:hAnsiTheme="majorHAnsi" w:hint="eastAsia"/>
+              </w:rPr>
+            </w:pPr>
+            <w:r>
+              <w:rPr>
+                <w:rFonts w:asciiTheme="majorHAnsi" w:eastAsiaTheme="majorHAnsi" w:hAnsiTheme="majorHAnsi" w:hint="eastAsia"/>
+              </w:rPr>
+              <w:t>[오후 7:58:46.373] RX  01 04 02 00 00 B9 30  (+19ms)</w:t>
+            </w:r>
+          </w:p>
+          <w:p>
+            <w:pPr>
+              <w:pStyle w:val="1-0"/>
+              <w:rPr>
+                <w:rFonts w:asciiTheme="majorHAnsi" w:eastAsiaTheme="majorHAnsi" w:hAnsiTheme="majorHAnsi" w:hint="eastAsia"/>
+              </w:rPr>
+            </w:pPr>
+            <w:r>
+              <w:rPr>
+                <w:rFonts w:asciiTheme="majorHAnsi" w:eastAsiaTheme="majorHAnsi" w:hAnsiTheme="majorHAnsi" w:hint="eastAsia"/>
+              </w:rPr>
+              <w:t>[오후 7:58:46.488] TX  01 04 D0 11 00 01 59 0F  (+115ms)</w:t>
+            </w:r>
+          </w:p>
+          <w:p>
+            <w:pPr>
+              <w:pStyle w:val="1-0"/>
+              <w:rPr>
+                <w:rFonts w:asciiTheme="majorHAnsi" w:eastAsiaTheme="majorHAnsi" w:hAnsiTheme="majorHAnsi" w:hint="eastAsia"/>
+              </w:rPr>
+            </w:pPr>
+            <w:r>
+              <w:rPr>
+                <w:rFonts w:asciiTheme="majorHAnsi" w:eastAsiaTheme="majorHAnsi" w:hAnsiTheme="majorHAnsi" w:hint="eastAsia"/>
+              </w:rPr>
+              <w:t>[오후 7:58:46.501] RX  01 04 02 00 00 B9 30  (+13ms)</w:t>
+            </w:r>
+          </w:p>
+          <w:p>
+            <w:pPr>
+              <w:pStyle w:val="1-0"/>
+              <w:rPr>
+                <w:rFonts w:asciiTheme="majorHAnsi" w:eastAsiaTheme="majorHAnsi" w:hAnsiTheme="majorHAnsi" w:hint="eastAsia"/>
+              </w:rPr>
+            </w:pPr>
+            <w:r>
+              <w:rPr>
+                <w:rFonts w:asciiTheme="majorHAnsi" w:eastAsiaTheme="majorHAnsi" w:hAnsiTheme="majorHAnsi" w:hint="eastAsia"/>
+              </w:rPr>
+              <w:t>[오후 7:58:46.605] TX  01 04 D0 11 00 01 59 0F  (+104ms)</w:t>
+            </w:r>
+          </w:p>
+          <w:p>
+            <w:pPr>
+              <w:pStyle w:val="1-0"/>
+              <w:rPr>
+                <w:rFonts w:asciiTheme="majorHAnsi" w:eastAsiaTheme="majorHAnsi" w:hAnsiTheme="majorHAnsi" w:hint="eastAsia"/>
+              </w:rPr>
+            </w:pPr>
+            <w:r>
+              <w:rPr>
+                <w:rFonts w:asciiTheme="majorHAnsi" w:eastAsiaTheme="majorHAnsi" w:hAnsiTheme="majorHAnsi" w:hint="eastAsia"/>
+              </w:rPr>
+              <w:t>[오후 7:58:46.629] RX  01 04 02 00 00 B9 30  (+24ms)</w:t>
+            </w:r>
+          </w:p>
+          <w:p>
+            <w:pPr>
+              <w:pStyle w:val="1-0"/>
+              <w:rPr>
+                <w:rFonts w:asciiTheme="majorHAnsi" w:eastAsiaTheme="majorHAnsi" w:hAnsiTheme="majorHAnsi" w:hint="eastAsia"/>
+              </w:rPr>
+            </w:pPr>
+            <w:r>
+              <w:rPr>
+                <w:rFonts w:asciiTheme="majorHAnsi" w:eastAsiaTheme="majorHAnsi" w:hAnsiTheme="majorHAnsi" w:hint="eastAsia"/>
+              </w:rPr>
+              <w:t>[오후 7:58:46.737] TX  01 04 D0 11 00 01 59 0F  (+108ms)</w:t>
+            </w:r>
+          </w:p>
+          <w:p>
+            <w:pPr>
+              <w:pStyle w:val="1-0"/>
+              <w:rPr>
+                <w:rFonts w:asciiTheme="majorHAnsi" w:eastAsiaTheme="majorHAnsi" w:hAnsiTheme="majorHAnsi" w:hint="eastAsia"/>
+              </w:rPr>
+            </w:pPr>
+            <w:r>
+              <w:rPr>
+                <w:rFonts w:asciiTheme="majorHAnsi" w:eastAsiaTheme="majorHAnsi" w:hAnsiTheme="majorHAnsi" w:hint="eastAsia"/>
+              </w:rPr>
+              <w:t>[오후 7:58:46.757] RX  01 04 02 00 00 B9 30  (+20ms)</w:t>
+            </w:r>
+          </w:p>
+          <w:p>
+            <w:pPr>
+              <w:pStyle w:val="1-0"/>
+              <w:rPr>
+                <w:rFonts w:asciiTheme="majorHAnsi" w:eastAsiaTheme="majorHAnsi" w:hAnsiTheme="majorHAnsi" w:hint="eastAsia"/>
+              </w:rPr>
+            </w:pPr>
+            <w:r>
+              <w:rPr>
+                <w:rFonts w:asciiTheme="majorHAnsi" w:eastAsiaTheme="majorHAnsi" w:hAnsiTheme="majorHAnsi" w:hint="eastAsia"/>
+              </w:rPr>
+              <w:t>[오후 7:58:46.865] TX  01 04 D0 11 00 01 59 0F  (+108ms)</w:t>
+            </w:r>
+          </w:p>
+          <w:p>
+            <w:pPr>
+              <w:pStyle w:val="1-0"/>
+              <w:rPr>
+                <w:rFonts w:asciiTheme="majorHAnsi" w:eastAsiaTheme="majorHAnsi" w:hAnsiTheme="majorHAnsi" w:hint="eastAsia"/>
+              </w:rPr>
+            </w:pPr>
+            <w:r>
+              <w:rPr>
+                <w:rFonts w:asciiTheme="majorHAnsi" w:eastAsiaTheme="majorHAnsi" w:hAnsiTheme="majorHAnsi" w:hint="eastAsia"/>
+              </w:rPr>
+              <w:t>[오후 7:58:46.885] RX  01 04 02 00 00 B9 30  (+20ms)</w:t>
+            </w:r>
+          </w:p>
+          <w:p>
+            <w:pPr>
+              <w:pStyle w:val="1-0"/>
+              <w:rPr>
+                <w:rFonts w:asciiTheme="majorHAnsi" w:eastAsiaTheme="majorHAnsi" w:hAnsiTheme="majorHAnsi" w:hint="eastAsia"/>
+              </w:rPr>
+            </w:pPr>
+            <w:r>
+              <w:rPr>
+                <w:rFonts w:asciiTheme="majorHAnsi" w:eastAsiaTheme="majorHAnsi" w:hAnsiTheme="majorHAnsi" w:hint="eastAsia"/>
+              </w:rPr>
+              <w:t>[오후 7:58:46.990] TX  01 04 D0 11 00 01 59 0F  (+105ms)</w:t>
+            </w:r>
+          </w:p>
+          <w:p>
+            <w:pPr>
+              <w:pStyle w:val="1-0"/>
+              <w:rPr>
+                <w:rFonts w:asciiTheme="majorHAnsi" w:eastAsiaTheme="majorHAnsi" w:hAnsiTheme="majorHAnsi" w:hint="eastAsia"/>
+              </w:rPr>
+            </w:pPr>
+            <w:r>
+              <w:rPr>
+                <w:rFonts w:asciiTheme="majorHAnsi" w:eastAsiaTheme="majorHAnsi" w:hAnsiTheme="majorHAnsi" w:hint="eastAsia"/>
+              </w:rPr>
+              <w:t>[오후 7:58:47.013] RX  01 04 02 00 00 B9 30  (+23ms)</w:t>
+            </w:r>
+          </w:p>
+          <w:p>
+            <w:pPr>
+              <w:pStyle w:val="1-0"/>
+              <w:rPr>
+                <w:rFonts w:asciiTheme="majorHAnsi" w:eastAsiaTheme="majorHAnsi" w:hAnsiTheme="majorHAnsi" w:hint="eastAsia"/>
+              </w:rPr>
+            </w:pPr>
+            <w:r>
+              <w:rPr>
+                <w:rFonts w:asciiTheme="majorHAnsi" w:eastAsiaTheme="majorHAnsi" w:hAnsiTheme="majorHAnsi" w:hint="eastAsia"/>
+              </w:rPr>
+              <w:t>[오후 7:58:47.124] TX  01 04 D0 11 00 01 59 0F  (+111ms)</w:t>
+            </w:r>
+          </w:p>
+          <w:p>
+            <w:pPr>
+              <w:pStyle w:val="1-0"/>
+              <w:rPr>
+                <w:rFonts w:asciiTheme="majorHAnsi" w:eastAsiaTheme="majorHAnsi" w:hAnsiTheme="majorHAnsi" w:hint="eastAsia"/>
+              </w:rPr>
+            </w:pPr>
+            <w:r>
+              <w:rPr>
+                <w:rFonts w:asciiTheme="majorHAnsi" w:eastAsiaTheme="majorHAnsi" w:hAnsiTheme="majorHAnsi" w:hint="eastAsia"/>
+              </w:rPr>
+              <w:t>[오후 7:58:47.141] RX  01 04 02 00 00 B9 30  (+17ms)</w:t>
+            </w:r>
+          </w:p>
+          <w:p>
+            <w:pPr>
+              <w:pStyle w:val="1-0"/>
+              <w:rPr>
+                <w:rFonts w:asciiTheme="majorHAnsi" w:eastAsiaTheme="majorHAnsi" w:hAnsiTheme="majorHAnsi" w:hint="eastAsia"/>
+              </w:rPr>
+            </w:pPr>
+            <w:r>
+              <w:rPr>
+                <w:rFonts w:asciiTheme="majorHAnsi" w:eastAsiaTheme="majorHAnsi" w:hAnsiTheme="majorHAnsi" w:hint="eastAsia"/>
+              </w:rPr>
+              <w:t>[오후 7:58:47.253] TX  01 04 D0 11 00 01 59 0F  (+112ms)</w:t>
+            </w:r>
+          </w:p>
+          <w:p>
+            <w:pPr>
+              <w:pStyle w:val="1-0"/>
+              <w:rPr>
+                <w:rFonts w:asciiTheme="majorHAnsi" w:eastAsiaTheme="majorHAnsi" w:hAnsiTheme="majorHAnsi" w:hint="eastAsia"/>
+              </w:rPr>
+            </w:pPr>
+            <w:r>
+              <w:rPr>
+                <w:rFonts w:asciiTheme="majorHAnsi" w:eastAsiaTheme="majorHAnsi" w:hAnsiTheme="majorHAnsi" w:hint="eastAsia"/>
+              </w:rPr>
+              <w:t>[오후 7:58:47.268] RX  01 04 02 00 00 B9 30  (+15ms)</w:t>
+            </w:r>
+          </w:p>
+          <w:p>
+            <w:pPr>
+              <w:pStyle w:val="1-0"/>
+              <w:rPr>
+                <w:rFonts w:asciiTheme="majorHAnsi" w:eastAsiaTheme="majorHAnsi" w:hAnsiTheme="majorHAnsi" w:hint="eastAsia"/>
+              </w:rPr>
+            </w:pPr>
+            <w:r>
+              <w:rPr>
+                <w:rFonts w:asciiTheme="majorHAnsi" w:eastAsiaTheme="majorHAnsi" w:hAnsiTheme="majorHAnsi" w:hint="eastAsia"/>
+              </w:rPr>
+              <w:t>[오후 7:58:47.373] TX  01 04 D0 11 00 01 59 0F  (+105ms)</w:t>
+            </w:r>
+          </w:p>
+          <w:p>
+            <w:pPr>
+              <w:pStyle w:val="1-0"/>
+              <w:rPr>
+                <w:rFonts w:asciiTheme="majorHAnsi" w:eastAsiaTheme="majorHAnsi" w:hAnsiTheme="majorHAnsi" w:hint="eastAsia"/>
+              </w:rPr>
+            </w:pPr>
+            <w:r>
+              <w:rPr>
+                <w:rFonts w:asciiTheme="majorHAnsi" w:eastAsiaTheme="majorHAnsi" w:hAnsiTheme="majorHAnsi" w:hint="eastAsia"/>
+              </w:rPr>
+              <w:lastRenderedPageBreak/>
+              <w:t>[오후 7:58:47.396] RX  01 04 02 00 00 B9 30  (+23ms)</w:t>
+            </w:r>
+          </w:p>
+          <w:p>
+            <w:pPr>
+              <w:pStyle w:val="1-0"/>
+              <w:rPr>
+                <w:rFonts w:asciiTheme="majorHAnsi" w:eastAsiaTheme="majorHAnsi" w:hAnsiTheme="majorHAnsi" w:hint="eastAsia"/>
+              </w:rPr>
+            </w:pPr>
+            <w:r>
+              <w:rPr>
+                <w:rFonts w:asciiTheme="majorHAnsi" w:eastAsiaTheme="majorHAnsi" w:hAnsiTheme="majorHAnsi" w:hint="eastAsia"/>
+              </w:rPr>
+              <w:t>[오후 7:58:47.505] TX  01 04 D0 11 00 01 59 0F  (+109ms)</w:t>
+            </w:r>
+          </w:p>
+          <w:p>
+            <w:pPr>
+              <w:pStyle w:val="1-0"/>
+              <w:rPr>
+                <w:rFonts w:asciiTheme="majorHAnsi" w:eastAsiaTheme="majorHAnsi" w:hAnsiTheme="majorHAnsi" w:hint="eastAsia"/>
+              </w:rPr>
+            </w:pPr>
+            <w:r>
+              <w:rPr>
+                <w:rFonts w:asciiTheme="majorHAnsi" w:eastAsiaTheme="majorHAnsi" w:hAnsiTheme="majorHAnsi" w:hint="eastAsia"/>
+              </w:rPr>
+              <w:t>[오후 7:58:47.524] RX  01 04 02 00 00 B9 30  (+19ms)</w:t>
+            </w:r>
+          </w:p>
+          <w:p>
+            <w:pPr>
+              <w:pStyle w:val="1-0"/>
+              <w:rPr>
+                <w:rFonts w:asciiTheme="majorHAnsi" w:eastAsiaTheme="majorHAnsi" w:hAnsiTheme="majorHAnsi" w:hint="eastAsia"/>
+              </w:rPr>
+            </w:pPr>
+            <w:r>
+              <w:rPr>
+                <w:rFonts w:asciiTheme="majorHAnsi" w:eastAsiaTheme="majorHAnsi" w:hAnsiTheme="majorHAnsi" w:hint="eastAsia"/>
+              </w:rPr>
+              <w:t>[오후 7:58:47.639] TX  01 04 D0 11 00 01 59 0F  (+115ms)</w:t>
+            </w:r>
+          </w:p>
+          <w:p>
+            <w:pPr>
+              <w:pStyle w:val="1-0"/>
+              <w:rPr>
+                <w:rFonts w:asciiTheme="majorHAnsi" w:eastAsiaTheme="majorHAnsi" w:hAnsiTheme="majorHAnsi" w:hint="eastAsia"/>
+              </w:rPr>
+            </w:pPr>
+            <w:r>
+              <w:rPr>
+                <w:rFonts w:asciiTheme="majorHAnsi" w:eastAsiaTheme="majorHAnsi" w:hAnsiTheme="majorHAnsi" w:hint="eastAsia"/>
+              </w:rPr>
+              <w:t>[오후 7:58:47.652] RX  01 04 02 00 00 B9 30  (+13ms)</w:t>
+            </w:r>
+          </w:p>
+          <w:p>
+            <w:pPr>
+              <w:pStyle w:val="1-0"/>
+              <w:rPr>
+                <w:rFonts w:asciiTheme="majorHAnsi" w:eastAsiaTheme="majorHAnsi" w:hAnsiTheme="majorHAnsi" w:hint="eastAsia"/>
+              </w:rPr>
+            </w:pPr>
+            <w:r>
+              <w:rPr>
+                <w:rFonts w:asciiTheme="majorHAnsi" w:eastAsiaTheme="majorHAnsi" w:hAnsiTheme="majorHAnsi" w:hint="eastAsia"/>
+              </w:rPr>
+              <w:t>[오후 7:58:47.757] TX  01 04 D0 11 00 01 59 0F  (+105ms)</w:t>
+            </w:r>
+          </w:p>
+          <w:p>
+            <w:pPr>
+              <w:pStyle w:val="1-0"/>
+              <w:rPr>
+                <w:rFonts w:asciiTheme="majorHAnsi" w:eastAsiaTheme="majorHAnsi" w:hAnsiTheme="majorHAnsi" w:hint="eastAsia"/>
+              </w:rPr>
+            </w:pPr>
+            <w:r>
+              <w:rPr>
+                <w:rFonts w:asciiTheme="majorHAnsi" w:eastAsiaTheme="majorHAnsi" w:hAnsiTheme="majorHAnsi" w:hint="eastAsia"/>
+              </w:rPr>
+              <w:t>[오후 7:58:47.780] RX  01 04 02 00 00 B9 30  (+23ms)</w:t>
+            </w:r>
+          </w:p>
+          <w:p>
+            <w:pPr>
+              <w:pStyle w:val="1-0"/>
+              <w:rPr>
+                <w:rFonts w:asciiTheme="majorHAnsi" w:eastAsiaTheme="majorHAnsi" w:hAnsiTheme="majorHAnsi" w:hint="eastAsia"/>
+              </w:rPr>
+            </w:pPr>
+            <w:r>
+              <w:rPr>
+                <w:rFonts w:asciiTheme="majorHAnsi" w:eastAsiaTheme="majorHAnsi" w:hAnsiTheme="majorHAnsi" w:hint="eastAsia"/>
+              </w:rPr>
+              <w:t>[오후 7:58:47.889] TX  01 04 D0 11 00 01 59 0F  (+109ms)</w:t>
+            </w:r>
+          </w:p>
+          <w:p>
+            <w:pPr>
+              <w:pStyle w:val="1-0"/>
+              <w:rPr>
+                <w:rFonts w:asciiTheme="majorHAnsi" w:eastAsiaTheme="majorHAnsi" w:hAnsiTheme="majorHAnsi" w:hint="eastAsia"/>
+              </w:rPr>
+            </w:pPr>
+            <w:r>
+              <w:rPr>
+                <w:rFonts w:asciiTheme="majorHAnsi" w:eastAsiaTheme="majorHAnsi" w:hAnsiTheme="majorHAnsi" w:hint="eastAsia"/>
+              </w:rPr>
+              <w:t>[오후 7:58:47.909] RX  01 04 02 00 00 B9 30  (+20ms)</w:t>
+            </w:r>
+          </w:p>
+          <w:p>
+            <w:pPr>
+              <w:pStyle w:val="1-0"/>
+              <w:rPr>
+                <w:rFonts w:asciiTheme="majorHAnsi" w:eastAsiaTheme="majorHAnsi" w:hAnsiTheme="majorHAnsi" w:hint="eastAsia"/>
+              </w:rPr>
+            </w:pPr>
+            <w:r>
+              <w:rPr>
+                <w:rFonts w:asciiTheme="majorHAnsi" w:eastAsiaTheme="majorHAnsi" w:hAnsiTheme="majorHAnsi" w:hint="eastAsia"/>
+              </w:rPr>
+              <w:t>[오후 7:58:48.012] TX  01 04 D0 11 00 01 59 0F  (+103ms)</w:t>
+            </w:r>
+          </w:p>
+          <w:p>
+            <w:pPr>
+              <w:pStyle w:val="1-0"/>
+              <w:rPr>
+                <w:rFonts w:asciiTheme="majorHAnsi" w:eastAsiaTheme="majorHAnsi" w:hAnsiTheme="majorHAnsi" w:hint="eastAsia"/>
+              </w:rPr>
+            </w:pPr>
+            <w:r>
+              <w:rPr>
+                <w:rFonts w:asciiTheme="majorHAnsi" w:eastAsiaTheme="majorHAnsi" w:hAnsiTheme="majorHAnsi" w:hint="eastAsia"/>
+              </w:rPr>
+              <w:t>[오후 7:58:48.036] RX  01 04 02 00 00 B9 30  (+24ms)</w:t>
+            </w:r>
+          </w:p>
+          <w:p>
+            <w:pPr>
+              <w:pStyle w:val="1-0"/>
+              <w:rPr>
+                <w:rFonts w:asciiTheme="majorHAnsi" w:eastAsiaTheme="majorHAnsi" w:hAnsiTheme="majorHAnsi" w:hint="eastAsia"/>
+              </w:rPr>
+            </w:pPr>
+            <w:r>
+              <w:rPr>
+                <w:rFonts w:asciiTheme="majorHAnsi" w:eastAsiaTheme="majorHAnsi" w:hAnsiTheme="majorHAnsi" w:hint="eastAsia"/>
+              </w:rPr>
+              <w:t>[오후 7:58:48.138] TX  01 04 D0 11 00 01 59 0F  (+102ms)</w:t>
+            </w:r>
+          </w:p>
+          <w:p>
+            <w:pPr>
+              <w:pStyle w:val="1-0"/>
+              <w:rPr>
+                <w:rFonts w:asciiTheme="majorHAnsi" w:eastAsiaTheme="majorHAnsi" w:hAnsiTheme="majorHAnsi" w:hint="eastAsia"/>
+              </w:rPr>
+            </w:pPr>
+            <w:r>
+              <w:rPr>
+                <w:rFonts w:asciiTheme="majorHAnsi" w:eastAsiaTheme="majorHAnsi" w:hAnsiTheme="majorHAnsi" w:hint="eastAsia"/>
+              </w:rPr>
+              <w:t>[오후 7:58:48.148] RX  01 04 02 00 00 B9 30  (+10ms)</w:t>
+            </w:r>
+          </w:p>
+          <w:p>
+            <w:pPr>
+              <w:pStyle w:val="1-0"/>
+              <w:rPr>
+                <w:rFonts w:asciiTheme="majorHAnsi" w:eastAsiaTheme="majorHAnsi" w:hAnsiTheme="majorHAnsi" w:hint="eastAsia"/>
+              </w:rPr>
+            </w:pPr>
+            <w:r>
+              <w:rPr>
+                <w:rFonts w:asciiTheme="majorHAnsi" w:eastAsiaTheme="majorHAnsi" w:hAnsiTheme="majorHAnsi" w:hint="eastAsia"/>
+              </w:rPr>
+              <w:t>[오후 7:58:48.257] TX  01 04 D0 11 00 01 59 0F  (+109ms)</w:t>
+            </w:r>
+          </w:p>
+          <w:p>
+            <w:pPr>
+              <w:pStyle w:val="1-0"/>
+              <w:rPr>
+                <w:rFonts w:asciiTheme="majorHAnsi" w:eastAsiaTheme="majorHAnsi" w:hAnsiTheme="majorHAnsi" w:hint="eastAsia"/>
+              </w:rPr>
+            </w:pPr>
+            <w:r>
+              <w:rPr>
+                <w:rFonts w:asciiTheme="majorHAnsi" w:eastAsiaTheme="majorHAnsi" w:hAnsiTheme="majorHAnsi" w:hint="eastAsia"/>
+              </w:rPr>
+              <w:t>[오후 7:58:48.276] RX  01 04 02 00 00 B9 30  (+19ms)</w:t>
+            </w:r>
+          </w:p>
+          <w:p>
+            <w:pPr>
+              <w:pStyle w:val="1-0"/>
+              <w:rPr>
+                <w:rFonts w:asciiTheme="majorHAnsi" w:eastAsiaTheme="majorHAnsi" w:hAnsiTheme="majorHAnsi" w:hint="eastAsia"/>
+              </w:rPr>
+            </w:pPr>
+            <w:r>
+              <w:rPr>
+                <w:rFonts w:asciiTheme="majorHAnsi" w:eastAsiaTheme="majorHAnsi" w:hAnsiTheme="majorHAnsi" w:hint="eastAsia"/>
+              </w:rPr>
+              <w:t>[오후 7:58:48.389] TX  01 04 D0 11 00 01 59 0F  (+113ms)</w:t>
+            </w:r>
+          </w:p>
+          <w:p>
+            <w:pPr>
+              <w:pStyle w:val="1-0"/>
+              <w:rPr>
+                <w:rFonts w:asciiTheme="majorHAnsi" w:eastAsiaTheme="majorHAnsi" w:hAnsiTheme="majorHAnsi" w:hint="eastAsia"/>
+              </w:rPr>
+            </w:pPr>
+            <w:r>
+              <w:rPr>
+                <w:rFonts w:asciiTheme="majorHAnsi" w:eastAsiaTheme="majorHAnsi" w:hAnsiTheme="majorHAnsi" w:hint="eastAsia"/>
+              </w:rPr>
+              <w:t>[오후 7:58:48.404] RX  01 04 02 00 00 B9 30  (+15ms)</w:t>
+            </w:r>
+          </w:p>
+          <w:p>
+            <w:pPr>
+              <w:pStyle w:val="1-0"/>
+              <w:rPr>
+                <w:rFonts w:asciiTheme="majorHAnsi" w:eastAsiaTheme="majorHAnsi" w:hAnsiTheme="majorHAnsi" w:hint="eastAsia"/>
+              </w:rPr>
+            </w:pPr>
+            <w:r>
+              <w:rPr>
+                <w:rFonts w:asciiTheme="majorHAnsi" w:eastAsiaTheme="majorHAnsi" w:hAnsiTheme="majorHAnsi" w:hint="eastAsia"/>
+              </w:rPr>
+              <w:t>[오후 7:58:48.506] TX  01 04 D0 11 00 01 59 0F  (+102ms)</w:t>
+            </w:r>
+          </w:p>
+          <w:p>
+            <w:pPr>
+              <w:pStyle w:val="1-0"/>
+              <w:rPr>
+                <w:rFonts w:asciiTheme="majorHAnsi" w:eastAsiaTheme="majorHAnsi" w:hAnsiTheme="majorHAnsi" w:hint="eastAsia"/>
+              </w:rPr>
+            </w:pPr>
+            <w:r>
+              <w:rPr>
+                <w:rFonts w:asciiTheme="majorHAnsi" w:eastAsiaTheme="majorHAnsi" w:hAnsiTheme="majorHAnsi" w:hint="eastAsia"/>
+              </w:rPr>
+              <w:t>[오후 7:58:48.516] RX  01 04 02 00 00 B9 30  (+10ms)</w:t>
+            </w:r>
+          </w:p>
+          <w:p>
+            <w:pPr>
+              <w:pStyle w:val="1-0"/>
+              <w:rPr>
+                <w:rFonts w:asciiTheme="majorHAnsi" w:eastAsiaTheme="majorHAnsi" w:hAnsiTheme="majorHAnsi" w:hint="eastAsia"/>
+              </w:rPr>
+            </w:pPr>
+            <w:r>
+              <w:rPr>
+                <w:rFonts w:asciiTheme="majorHAnsi" w:eastAsiaTheme="majorHAnsi" w:hAnsiTheme="majorHAnsi" w:hint="eastAsia"/>
+              </w:rPr>
+              <w:t>[오후 7:58:48.623] TX  01 04 D0 11 00 01 59 0F  (+107ms)</w:t>
+            </w:r>
+          </w:p>
+          <w:p>
+            <w:pPr>
+              <w:pStyle w:val="1-0"/>
+              <w:rPr>
+                <w:rFonts w:asciiTheme="majorHAnsi" w:eastAsiaTheme="majorHAnsi" w:hAnsiTheme="majorHAnsi" w:hint="eastAsia"/>
+              </w:rPr>
+            </w:pPr>
+            <w:r>
+              <w:rPr>
+                <w:rFonts w:asciiTheme="majorHAnsi" w:eastAsiaTheme="majorHAnsi" w:hAnsiTheme="majorHAnsi" w:hint="eastAsia"/>
+              </w:rPr>
+              <w:t>[오후 7:58:48.644] RX  01 04 02 00 00 B9 30  (+21ms)</w:t>
+            </w:r>
+          </w:p>
+          <w:p>
+            <w:pPr>
+              <w:pStyle w:val="1-0"/>
+              <w:rPr>
+                <w:rFonts w:asciiTheme="majorHAnsi" w:eastAsiaTheme="majorHAnsi" w:hAnsiTheme="majorHAnsi" w:hint="eastAsia"/>
+              </w:rPr>
+            </w:pPr>
+            <w:r>
+              <w:rPr>
+                <w:rFonts w:asciiTheme="majorHAnsi" w:eastAsiaTheme="majorHAnsi" w:hAnsiTheme="majorHAnsi" w:hint="eastAsia"/>
+              </w:rPr>
+              <w:t>[오후 7:58:48.756] TX  01 04 D0 11 00 01 59 0F  (+112ms)</w:t>
+            </w:r>
+          </w:p>
+          <w:p>
+            <w:pPr>
+              <w:pStyle w:val="1-0"/>
+              <w:rPr>
+                <w:rFonts w:asciiTheme="majorHAnsi" w:eastAsiaTheme="majorHAnsi" w:hAnsiTheme="majorHAnsi" w:hint="eastAsia"/>
+              </w:rPr>
+            </w:pPr>
+            <w:r>
+              <w:rPr>
+                <w:rFonts w:asciiTheme="majorHAnsi" w:eastAsiaTheme="majorHAnsi" w:hAnsiTheme="majorHAnsi" w:hint="eastAsia"/>
+              </w:rPr>
+              <w:t>[오후 7:58:48.772] RX  01 04 02 00 00 B9 30  (+16ms)</w:t>
+            </w:r>
+          </w:p>
+          <w:p>
+            <w:pPr>
+              <w:pStyle w:val="1-0"/>
+              <w:rPr>
+                <w:rFonts w:asciiTheme="majorHAnsi" w:eastAsiaTheme="majorHAnsi" w:hAnsiTheme="majorHAnsi" w:hint="eastAsia"/>
+              </w:rPr>
+            </w:pPr>
+            <w:r>
+              <w:rPr>
+                <w:rFonts w:asciiTheme="majorHAnsi" w:eastAsiaTheme="majorHAnsi" w:hAnsiTheme="majorHAnsi" w:hint="eastAsia"/>
+              </w:rPr>
+              <w:t>[오후 7:58:48.889] TX  01 04 D0 11 00 01 59 0F  (+117ms)</w:t>
+            </w:r>
+          </w:p>
+          <w:p>
+            <w:pPr>
+              <w:pStyle w:val="1-0"/>
+              <w:rPr>
+                <w:rFonts w:asciiTheme="majorHAnsi" w:eastAsiaTheme="majorHAnsi" w:hAnsiTheme="majorHAnsi" w:hint="eastAsia"/>
+              </w:rPr>
+            </w:pPr>
+            <w:r>
+              <w:rPr>
+                <w:rFonts w:asciiTheme="majorHAnsi" w:eastAsiaTheme="majorHAnsi" w:hAnsiTheme="majorHAnsi" w:hint="eastAsia"/>
+              </w:rPr>
+              <w:t>[오후 7:58:48.900] RX  01 04 02 00 00 B9 30  (+11ms)</w:t>
+            </w:r>
+          </w:p>
+          <w:p>
+            <w:pPr>
+              <w:pStyle w:val="1-0"/>
+              <w:rPr>
+                <w:rFonts w:asciiTheme="majorHAnsi" w:eastAsiaTheme="majorHAnsi" w:hAnsiTheme="majorHAnsi" w:hint="eastAsia"/>
+              </w:rPr>
+            </w:pPr>
+            <w:r>
+              <w:rPr>
+                <w:rFonts w:asciiTheme="majorHAnsi" w:eastAsiaTheme="majorHAnsi" w:hAnsiTheme="majorHAnsi" w:hint="eastAsia"/>
+              </w:rPr>
+              <w:t>[오후 7:58:49.006] TX  01 04 D0 11 00 01 59 0F  (+106ms)</w:t>
+            </w:r>
+          </w:p>
+          <w:p>
+            <w:pPr>
+              <w:pStyle w:val="1-0"/>
+              <w:rPr>
+                <w:rFonts w:asciiTheme="majorHAnsi" w:eastAsiaTheme="majorHAnsi" w:hAnsiTheme="majorHAnsi" w:hint="eastAsia"/>
+              </w:rPr>
+            </w:pPr>
+            <w:r>
+              <w:rPr>
+                <w:rFonts w:asciiTheme="majorHAnsi" w:eastAsiaTheme="majorHAnsi" w:hAnsiTheme="majorHAnsi" w:hint="eastAsia"/>
+              </w:rPr>
+              <w:t>[오후 7:58:49.028] RX  01 04 02 00 00 B9 30  (+22ms)</w:t>
+            </w:r>
+          </w:p>
+          <w:p>
+            <w:pPr>
+              <w:pStyle w:val="1-0"/>
+              <w:rPr>
+                <w:rFonts w:asciiTheme="majorHAnsi" w:eastAsiaTheme="majorHAnsi" w:hAnsiTheme="majorHAnsi" w:hint="eastAsia"/>
+              </w:rPr>
+            </w:pPr>
+            <w:r>
+              <w:rPr>
+                <w:rFonts w:asciiTheme="majorHAnsi" w:eastAsiaTheme="majorHAnsi" w:hAnsiTheme="majorHAnsi" w:hint="eastAsia"/>
+              </w:rPr>
+              <w:t>[오후 7:58:49.139] TX  01 04 D0 11 00 01 59 0F  (+111ms)</w:t>
+            </w:r>
+          </w:p>
+          <w:p>
+            <w:pPr>
+              <w:pStyle w:val="1-0"/>
+              <w:rPr>
+                <w:rFonts w:asciiTheme="majorHAnsi" w:eastAsiaTheme="majorHAnsi" w:hAnsiTheme="majorHAnsi" w:hint="eastAsia"/>
+              </w:rPr>
+            </w:pPr>
+            <w:r>
+              <w:rPr>
+                <w:rFonts w:asciiTheme="majorHAnsi" w:eastAsiaTheme="majorHAnsi" w:hAnsiTheme="majorHAnsi" w:hint="eastAsia"/>
+              </w:rPr>
+              <w:t>[오후 7:58:49.156] RX  01 04 02 00 00 B9 30  (+17ms)</w:t>
+            </w:r>
+          </w:p>
+          <w:p>
+            <w:pPr>
+              <w:pStyle w:val="1-0"/>
+              <w:rPr>
+                <w:rFonts w:asciiTheme="majorHAnsi" w:eastAsiaTheme="majorHAnsi" w:hAnsiTheme="majorHAnsi" w:hint="eastAsia"/>
+              </w:rPr>
+            </w:pPr>
+            <w:r>
+              <w:rPr>
+                <w:rFonts w:asciiTheme="majorHAnsi" w:eastAsiaTheme="majorHAnsi" w:hAnsiTheme="majorHAnsi" w:hint="eastAsia"/>
+              </w:rPr>
+              <w:t>[오후 7:58:49.273] TX  01 04 D0 11 00 01 59 0F  (+117ms)</w:t>
+            </w:r>
+          </w:p>
+          <w:p>
+            <w:pPr>
+              <w:pStyle w:val="1-0"/>
+              <w:rPr>
+                <w:rFonts w:asciiTheme="majorHAnsi" w:eastAsiaTheme="majorHAnsi" w:hAnsiTheme="majorHAnsi" w:hint="eastAsia"/>
+              </w:rPr>
+            </w:pPr>
+            <w:r>
+              <w:rPr>
+                <w:rFonts w:asciiTheme="majorHAnsi" w:eastAsiaTheme="majorHAnsi" w:hAnsiTheme="majorHAnsi" w:hint="eastAsia"/>
+              </w:rPr>
+              <w:t>[오후 7:58:49.284] RX  01 04 02 00 00 B9 30  (+11ms)</w:t>
+            </w:r>
+          </w:p>
+          <w:p>
+            <w:pPr>
+              <w:pStyle w:val="1-0"/>
+              <w:rPr>
+                <w:rFonts w:asciiTheme="majorHAnsi" w:eastAsiaTheme="majorHAnsi" w:hAnsiTheme="majorHAnsi" w:hint="eastAsia"/>
+              </w:rPr>
+            </w:pPr>
+            <w:r>
+              <w:rPr>
+                <w:rFonts w:asciiTheme="majorHAnsi" w:eastAsiaTheme="majorHAnsi" w:hAnsiTheme="majorHAnsi" w:hint="eastAsia"/>
+              </w:rPr>
+              <w:t>[오후 7:58:49.391] TX  01 04 D0 11 00 01 59 0F  (+107ms)</w:t>
+            </w:r>
+          </w:p>
+          <w:p>
+            <w:pPr>
+              <w:pStyle w:val="1-0"/>
+              <w:rPr>
+                <w:rFonts w:asciiTheme="majorHAnsi" w:eastAsiaTheme="majorHAnsi" w:hAnsiTheme="majorHAnsi" w:hint="eastAsia"/>
+              </w:rPr>
+            </w:pPr>
+            <w:r>
+              <w:rPr>
+                <w:rFonts w:asciiTheme="majorHAnsi" w:eastAsiaTheme="majorHAnsi" w:hAnsiTheme="majorHAnsi" w:hint="eastAsia"/>
+              </w:rPr>
+              <w:t>[오후 7:58:49.412] RX  01 04 02 00 00 B9 30  (+21ms)</w:t>
+            </w:r>
+          </w:p>
+          <w:p>
+            <w:pPr>
+              <w:pStyle w:val="1-0"/>
+              <w:rPr>
+                <w:rFonts w:asciiTheme="majorHAnsi" w:eastAsiaTheme="majorHAnsi" w:hAnsiTheme="majorHAnsi" w:hint="eastAsia"/>
+              </w:rPr>
+            </w:pPr>
+            <w:r>
+              <w:rPr>
+                <w:rFonts w:asciiTheme="majorHAnsi" w:eastAsiaTheme="majorHAnsi" w:hAnsiTheme="majorHAnsi" w:hint="eastAsia"/>
+              </w:rPr>
+              <w:t>[오후 7:58:49.522] TX  01 04 D0 11 00 01 59 0F  (+110ms)</w:t>
+            </w:r>
+          </w:p>
+          <w:p>
+            <w:pPr>
+              <w:pStyle w:val="1-0"/>
+              <w:rPr>
+                <w:rFonts w:asciiTheme="majorHAnsi" w:eastAsiaTheme="majorHAnsi" w:hAnsiTheme="majorHAnsi" w:hint="eastAsia"/>
+              </w:rPr>
+            </w:pPr>
+            <w:r>
+              <w:rPr>
+                <w:rFonts w:asciiTheme="majorHAnsi" w:eastAsiaTheme="majorHAnsi" w:hAnsiTheme="majorHAnsi" w:hint="eastAsia"/>
+              </w:rPr>
+              <w:t>[오후 7:58:49.540] RX  01 04 02 00 00 B9 30  (+18ms)</w:t>
+            </w:r>
+          </w:p>
+          <w:p>
+            <w:pPr>
+              <w:pStyle w:val="1-0"/>
+              <w:rPr>
+                <w:rFonts w:asciiTheme="majorHAnsi" w:eastAsiaTheme="majorHAnsi" w:hAnsiTheme="majorHAnsi" w:hint="eastAsia"/>
+              </w:rPr>
+            </w:pPr>
+            <w:r>
+              <w:rPr>
+                <w:rFonts w:asciiTheme="majorHAnsi" w:eastAsiaTheme="majorHAnsi" w:hAnsiTheme="majorHAnsi" w:hint="eastAsia"/>
+              </w:rPr>
+              <w:t>[오후 7:58:49.656] TX  01 04 D0 11 00 01 59 0F  (+116ms)</w:t>
+            </w:r>
+          </w:p>
+          <w:p>
+            <w:pPr>
+              <w:pStyle w:val="1-0"/>
+              <w:rPr>
+                <w:rFonts w:asciiTheme="majorHAnsi" w:eastAsiaTheme="majorHAnsi" w:hAnsiTheme="majorHAnsi" w:hint="eastAsia"/>
+              </w:rPr>
+            </w:pPr>
+            <w:r>
+              <w:rPr>
+                <w:rFonts w:asciiTheme="majorHAnsi" w:eastAsiaTheme="majorHAnsi" w:hAnsiTheme="majorHAnsi" w:hint="eastAsia"/>
+              </w:rPr>
+              <w:t>[오후 7:58:49.668] RX  01 04 02 00 00 B9 30  (+12ms)</w:t>
+            </w:r>
+          </w:p>
+          <w:p>
+            <w:pPr>
+              <w:pStyle w:val="1-0"/>
+              <w:rPr>
+                <w:rFonts w:asciiTheme="majorHAnsi" w:eastAsiaTheme="majorHAnsi" w:hAnsiTheme="majorHAnsi" w:hint="eastAsia"/>
+              </w:rPr>
+            </w:pPr>
+            <w:r>
+              <w:rPr>
+                <w:rFonts w:asciiTheme="majorHAnsi" w:eastAsiaTheme="majorHAnsi" w:hAnsiTheme="majorHAnsi" w:hint="eastAsia"/>
+              </w:rPr>
+              <w:lastRenderedPageBreak/>
+              <w:t>[오후 7:58:49.774] TX  01 04 D0 11 00 01 59 0F  (+106ms)</w:t>
+            </w:r>
+          </w:p>
+          <w:p>
+            <w:pPr>
+              <w:pStyle w:val="1-0"/>
+              <w:rPr>
+                <w:rFonts w:asciiTheme="majorHAnsi" w:eastAsiaTheme="majorHAnsi" w:hAnsiTheme="majorHAnsi" w:hint="eastAsia"/>
+              </w:rPr>
+            </w:pPr>
+            <w:r>
+              <w:rPr>
+                <w:rFonts w:asciiTheme="majorHAnsi" w:eastAsiaTheme="majorHAnsi" w:hAnsiTheme="majorHAnsi" w:hint="eastAsia"/>
+              </w:rPr>
+              <w:t>[오후 7:58:49.796] RX  01 04 02 00 00 B9 30  (+22ms)</w:t>
+            </w:r>
+          </w:p>
+          <w:p>
+            <w:pPr>
+              <w:pStyle w:val="1-0"/>
+              <w:rPr>
+                <w:rFonts w:asciiTheme="majorHAnsi" w:eastAsiaTheme="majorHAnsi" w:hAnsiTheme="majorHAnsi" w:hint="eastAsia"/>
+              </w:rPr>
+            </w:pPr>
+            <w:r>
+              <w:rPr>
+                <w:rFonts w:asciiTheme="majorHAnsi" w:eastAsiaTheme="majorHAnsi" w:hAnsiTheme="majorHAnsi" w:hint="eastAsia"/>
+              </w:rPr>
+              <w:t>[오후 7:58:49.906] TX  01 04 D0 11 00 01 59 0F  (+110ms)</w:t>
+            </w:r>
+          </w:p>
+          <w:p>
+            <w:pPr>
+              <w:pStyle w:val="1-0"/>
+              <w:rPr>
+                <w:rFonts w:asciiTheme="majorHAnsi" w:eastAsiaTheme="majorHAnsi" w:hAnsiTheme="majorHAnsi" w:hint="eastAsia"/>
+              </w:rPr>
+            </w:pPr>
+            <w:r>
+              <w:rPr>
+                <w:rFonts w:asciiTheme="majorHAnsi" w:eastAsiaTheme="majorHAnsi" w:hAnsiTheme="majorHAnsi" w:hint="eastAsia"/>
+              </w:rPr>
+              <w:t>[오후 7:58:49.924] RX  01 04 02 00 00 B9 30  (+18ms)</w:t>
+            </w:r>
+          </w:p>
+          <w:p>
+            <w:pPr>
+              <w:pStyle w:val="1-0"/>
+              <w:rPr>
+                <w:rFonts w:asciiTheme="majorHAnsi" w:eastAsiaTheme="majorHAnsi" w:hAnsiTheme="majorHAnsi" w:hint="eastAsia"/>
+              </w:rPr>
+            </w:pPr>
+            <w:r>
+              <w:rPr>
+                <w:rFonts w:asciiTheme="majorHAnsi" w:eastAsiaTheme="majorHAnsi" w:hAnsiTheme="majorHAnsi" w:hint="eastAsia"/>
+              </w:rPr>
+              <w:t>[오후 7:58:50.040] TX  01 04 D0 11 00 01 59 0F  (+116ms)</w:t>
+            </w:r>
+          </w:p>
+          <w:p>
+            <w:pPr>
+              <w:pStyle w:val="1-0"/>
+              <w:rPr>
+                <w:rFonts w:asciiTheme="majorHAnsi" w:eastAsiaTheme="majorHAnsi" w:hAnsiTheme="majorHAnsi" w:hint="eastAsia"/>
+              </w:rPr>
+            </w:pPr>
+            <w:r>
+              <w:rPr>
+                <w:rFonts w:asciiTheme="majorHAnsi" w:eastAsiaTheme="majorHAnsi" w:hAnsiTheme="majorHAnsi" w:hint="eastAsia"/>
+              </w:rPr>
+              <w:t>[오후 7:58:50.052] RX  01 04 02 00 00 B9 30  (+12ms)</w:t>
+            </w:r>
+          </w:p>
+          <w:p>
+            <w:pPr>
+              <w:pStyle w:val="1-0"/>
+              <w:rPr>
+                <w:rFonts w:asciiTheme="majorHAnsi" w:eastAsiaTheme="majorHAnsi" w:hAnsiTheme="majorHAnsi" w:hint="eastAsia"/>
+              </w:rPr>
+            </w:pPr>
+            <w:r>
+              <w:rPr>
+                <w:rFonts w:asciiTheme="majorHAnsi" w:eastAsiaTheme="majorHAnsi" w:hAnsiTheme="majorHAnsi" w:hint="eastAsia"/>
+              </w:rPr>
+              <w:t>[오후 7:58:50.157] TX  01 04 D0 11 00 01 59 0F  (+105ms)</w:t>
+            </w:r>
+          </w:p>
+          <w:p>
+            <w:pPr>
+              <w:pStyle w:val="1-0"/>
+              <w:rPr>
+                <w:rFonts w:asciiTheme="majorHAnsi" w:eastAsiaTheme="majorHAnsi" w:hAnsiTheme="majorHAnsi" w:hint="eastAsia"/>
+              </w:rPr>
+            </w:pPr>
+            <w:r>
+              <w:rPr>
+                <w:rFonts w:asciiTheme="majorHAnsi" w:eastAsiaTheme="majorHAnsi" w:hAnsiTheme="majorHAnsi" w:hint="eastAsia"/>
+              </w:rPr>
+              <w:t>[오후 7:58:50.180] RX  01 04 02 00 00 B9 30  (+23ms)</w:t>
+            </w:r>
+          </w:p>
+          <w:p>
+            <w:pPr>
+              <w:pStyle w:val="1-0"/>
+              <w:rPr>
+                <w:rFonts w:asciiTheme="majorHAnsi" w:eastAsiaTheme="majorHAnsi" w:hAnsiTheme="majorHAnsi" w:hint="eastAsia"/>
+              </w:rPr>
+            </w:pPr>
+            <w:r>
+              <w:rPr>
+                <w:rFonts w:asciiTheme="majorHAnsi" w:eastAsiaTheme="majorHAnsi" w:hAnsiTheme="majorHAnsi" w:hint="eastAsia"/>
+              </w:rPr>
+              <w:t>[오후 7:58:50.289] TX  01 04 D0 11 00 01 59 0F  (+109ms)</w:t>
+            </w:r>
+          </w:p>
+          <w:p>
+            <w:pPr>
+              <w:pStyle w:val="1-0"/>
+              <w:rPr>
+                <w:rFonts w:asciiTheme="majorHAnsi" w:eastAsiaTheme="majorHAnsi" w:hAnsiTheme="majorHAnsi" w:hint="eastAsia"/>
+              </w:rPr>
+            </w:pPr>
+            <w:r>
+              <w:rPr>
+                <w:rFonts w:asciiTheme="majorHAnsi" w:eastAsiaTheme="majorHAnsi" w:hAnsiTheme="majorHAnsi" w:hint="eastAsia"/>
+              </w:rPr>
+              <w:t>[오후 7:58:50.308] RX  01 04 02 00 00 B9 30  (+19ms)</w:t>
+            </w:r>
+          </w:p>
+          <w:p>
+            <w:pPr>
+              <w:pStyle w:val="1-0"/>
+              <w:rPr>
+                <w:rFonts w:asciiTheme="majorHAnsi" w:eastAsiaTheme="majorHAnsi" w:hAnsiTheme="majorHAnsi" w:hint="eastAsia"/>
+              </w:rPr>
+            </w:pPr>
+            <w:r>
+              <w:rPr>
+                <w:rFonts w:asciiTheme="majorHAnsi" w:eastAsiaTheme="majorHAnsi" w:hAnsiTheme="majorHAnsi" w:hint="eastAsia"/>
+              </w:rPr>
+              <w:t>[오후 7:58:50.421] TX  01 04 D0 11 00 01 59 0F  (+113ms)</w:t>
+            </w:r>
+          </w:p>
+          <w:p>
+            <w:pPr>
+              <w:pStyle w:val="1-0"/>
+              <w:rPr>
+                <w:rFonts w:asciiTheme="majorHAnsi" w:eastAsiaTheme="majorHAnsi" w:hAnsiTheme="majorHAnsi" w:hint="eastAsia"/>
+              </w:rPr>
+            </w:pPr>
+            <w:r>
+              <w:rPr>
+                <w:rFonts w:asciiTheme="majorHAnsi" w:eastAsiaTheme="majorHAnsi" w:hAnsiTheme="majorHAnsi" w:hint="eastAsia"/>
+              </w:rPr>
+              <w:t>[오후 7:58:50.436] RX  01 04 02 00 00 B9 30  (+15ms)</w:t>
+            </w:r>
+          </w:p>
+          <w:p>
+            <w:pPr>
+              <w:pStyle w:val="1-0"/>
+              <w:rPr>
+                <w:rFonts w:asciiTheme="majorHAnsi" w:eastAsiaTheme="majorHAnsi" w:hAnsiTheme="majorHAnsi" w:hint="eastAsia"/>
+              </w:rPr>
+            </w:pPr>
+            <w:r>
+              <w:rPr>
+                <w:rFonts w:asciiTheme="majorHAnsi" w:eastAsiaTheme="majorHAnsi" w:hAnsiTheme="majorHAnsi" w:hint="eastAsia"/>
+              </w:rPr>
+              <w:t>[오후 7:58:50.437] TX  01 04 D0 2D 00 01 99 03  (+1ms)</w:t>
+            </w:r>
+          </w:p>
+          <w:p>
+            <w:pPr>
+              <w:pStyle w:val="1-0"/>
+              <w:rPr>
+                <w:rFonts w:asciiTheme="majorHAnsi" w:eastAsiaTheme="majorHAnsi" w:hAnsiTheme="majorHAnsi" w:hint="eastAsia"/>
+              </w:rPr>
+            </w:pPr>
+            <w:r>
+              <w:rPr>
+                <w:rFonts w:asciiTheme="majorHAnsi" w:eastAsiaTheme="majorHAnsi" w:hAnsiTheme="majorHAnsi" w:hint="eastAsia"/>
+              </w:rPr>
+              <w:t>[오후 7:58:50.452] RX  01 04 02 00 E7 F9 7A  (+15ms)</w:t>
+            </w:r>
+          </w:p>
+          <w:p>
+            <w:pPr>
+              <w:pStyle w:val="1-0"/>
+              <w:rPr>
+                <w:rFonts w:asciiTheme="majorHAnsi" w:eastAsiaTheme="majorHAnsi" w:hAnsiTheme="majorHAnsi" w:hint="eastAsia"/>
+              </w:rPr>
+            </w:pPr>
+            <w:r>
+              <w:rPr>
+                <w:rFonts w:asciiTheme="majorHAnsi" w:eastAsiaTheme="majorHAnsi" w:hAnsiTheme="majorHAnsi" w:hint="eastAsia"/>
+              </w:rPr>
+              <w:t>[오후 7:58:50.454] TX  01 06 00 01 00 00 D8 0A  (+2ms)</w:t>
+            </w:r>
+          </w:p>
+          <w:p>
+            <w:pPr>
+              <w:pStyle w:val="1-0"/>
+              <w:rPr>
+                <w:rFonts w:asciiTheme="majorHAnsi" w:eastAsiaTheme="majorHAnsi" w:hAnsiTheme="majorHAnsi" w:hint="eastAsia"/>
+              </w:rPr>
+            </w:pPr>
+            <w:r>
+              <w:rPr>
+                <w:rFonts w:asciiTheme="majorHAnsi" w:eastAsiaTheme="majorHAnsi" w:hAnsiTheme="majorHAnsi" w:hint="eastAsia"/>
+              </w:rPr>
+              <w:t>[오후 7:58:50.468] ER  01 86 02 C3 A1  (+14ms)</w:t>
+            </w:r>
+          </w:p>
+          <w:p>
+            <w:pPr>
+              <w:pStyle w:val="1-0"/>
+              <w:rPr>
+                <w:rFonts w:asciiTheme="majorHAnsi" w:eastAsiaTheme="majorHAnsi" w:hAnsiTheme="majorHAnsi"/>
+              </w:rPr>
+            </w:pPr>
+          </w:p>
+          <w:p>
+            <w:pPr>
+              <w:pStyle w:val="1-0"/>
+              <w:numPr>
+                <w:ilvl w:val="0"/>
+                <w:numId w:val="0"/>
+              </w:numPr>
+              <w:rPr>
+                <w:rFonts w:asciiTheme="majorHAnsi" w:eastAsiaTheme="majorHAnsi" w:hAnsiTheme="majorHAnsi" w:hint="eastAsia"/>
+                <w:b/>
+                <w:bCs/>
+              </w:rPr>
+            </w:pPr>
+            <w:r>
+              <w:rPr>
+                <w:rFonts w:asciiTheme="majorHAnsi" w:eastAsiaTheme="majorHAnsi" w:hAnsiTheme="majorHAnsi"/>
+              </w:rPr>
+              <w:t>============================================================</w:t>
+            </w:r>
           </w:p>
         </w:tc>
       </w:tr>
@@ -1506,6 +9600,7 @@
               <w:rPr>
                 <w:rFonts w:asciiTheme="majorHAnsi" w:eastAsiaTheme="majorHAnsi" w:hAnsiTheme="majorHAnsi" w:hint="eastAsia"/>
               </w:rPr>
+              <w:lastRenderedPageBreak/>
               <w:t>기타</w:t>
             </w:r>
           </w:p>
@@ -1541,7 +9636,7 @@
       </w:pPr>
     </w:p>
     <w:sectPr>
-      <w:headerReference w:type="default" r:id="rId8"/>
+      <w:headerReference w:type="default" r:id="rId9"/>
       <w:pgSz w:w="11906" w:h="16838"/>
       <w:pgMar w:top="1701" w:right="1440" w:bottom="1440" w:left="1440" w:header="851" w:footer="992" w:gutter="0"/>
       <w:cols w:space="425"/>
@@ -7593,6 +15688,7 @@
   <w:style w:type="character" w:default="1" w:styleId="a0">
     <w:name w:val="Default Paragraph Font"/>
     <w:uiPriority w:val="1"/>
+    <w:semiHidden/>
     <w:unhideWhenUsed/>
   </w:style>
   <w:style w:type="table" w:default="1" w:styleId="a1">
